--- a/fuentes/13310017_CF01_AD.docx
+++ b/fuentes/13310017_CF01_AD.docx
@@ -1,12 +1,12 @@
 
 <file path=word/document.xml><?xml version="1.0" encoding="utf-8"?>
-<w:document xmlns:wpc="http://schemas.microsoft.com/office/word/2010/wordprocessingCanvas" xmlns:cx="http://schemas.microsoft.com/office/drawing/2014/chartex" xmlns:cx1="http://schemas.microsoft.com/office/drawing/2015/9/8/chartex" xmlns:cx2="http://schemas.microsoft.com/office/drawing/2015/10/21/chartex" xmlns:cx3="http://schemas.microsoft.com/office/drawing/2016/5/9/chartex" xmlns:cx4="http://schemas.microsoft.com/office/drawing/2016/5/10/chartex" xmlns:cx5="http://schemas.microsoft.com/office/drawing/2016/5/11/chartex" xmlns:cx6="http://schemas.microsoft.com/office/drawing/2016/5/12/chartex" xmlns:cx7="http://schemas.microsoft.com/office/drawing/2016/5/13/chartex" xmlns:cx8="http://schemas.microsoft.com/office/drawing/2016/5/14/chartex" xmlns:mc="http://schemas.openxmlformats.org/markup-compatibility/2006" xmlns:aink="http://schemas.microsoft.com/office/drawing/2016/ink" xmlns:am3d="http://schemas.microsoft.com/office/drawing/2017/model3d" xmlns:o="urn:schemas-microsoft-com:office:office" xmlns:oel="http://schemas.microsoft.com/office/2019/extlst" xmlns:r="http://schemas.openxmlformats.org/officeDocument/2006/relationships" xmlns:m="http://schemas.openxmlformats.org/officeDocument/2006/math" xmlns:v="urn:schemas-microsoft-com:vml" xmlns:wp14="http://schemas.microsoft.com/office/word/2010/wordprocessingDrawing" xmlns:wp="http://schemas.openxmlformats.org/drawingml/2006/wordprocessingDrawing" xmlns:w10="urn:schemas-microsoft-com:office:word" xmlns:w="http://schemas.openxmlformats.org/wordprocessingml/2006/main" xmlns:w14="http://schemas.microsoft.com/office/word/2010/wordml" xmlns:w15="http://schemas.microsoft.com/office/word/2012/wordml" xmlns:w16cei="http://schemas.microsoft.com/office/word/2026/wordml/cei" xmlns:w16cex="http://schemas.microsoft.com/office/word/2018/wordml/cex" xmlns:w16cid="http://schemas.microsoft.com/office/word/2016/wordml/cid" xmlns:w16="http://schemas.microsoft.com/office/word/2018/wordml" xmlns:w16du="http://schemas.microsoft.com/office/word/2023/wordml/word16du" xmlns:w16sdtdh="http://schemas.microsoft.com/office/word/2020/wordml/sdtdatahash" xmlns:w16sdtfl="http://schemas.microsoft.com/office/word/2024/wordml/sdtformatlock" xmlns:w16se="http://schemas.microsoft.com/office/word/2015/wordml/symex" xmlns:wpg="http://schemas.microsoft.com/office/word/2010/wordprocessingGroup" xmlns:wpi="http://schemas.microsoft.com/office/word/2010/wordprocessingInk" xmlns:wne="http://schemas.microsoft.com/office/word/2006/wordml" xmlns:wps="http://schemas.microsoft.com/office/word/2010/wordprocessingShape" xmlns:a="http://schemas.openxmlformats.org/drawingml/2006/main" xmlns:pic="http://schemas.openxmlformats.org/drawingml/2006/picture" mc:Ignorable="w14 w15 w16se w16cid w16 w16cex w16sdtdh w16sdtfl w16du wp14">
+<w:document xmlns:wpc="http://schemas.microsoft.com/office/word/2010/wordprocessingCanvas" xmlns:cx="http://schemas.microsoft.com/office/drawing/2014/chartex" xmlns:cx1="http://schemas.microsoft.com/office/drawing/2015/9/8/chartex" xmlns:cx2="http://schemas.microsoft.com/office/drawing/2015/10/21/chartex" xmlns:cx3="http://schemas.microsoft.com/office/drawing/2016/5/9/chartex" xmlns:cx4="http://schemas.microsoft.com/office/drawing/2016/5/10/chartex" xmlns:cx5="http://schemas.microsoft.com/office/drawing/2016/5/11/chartex" xmlns:cx6="http://schemas.microsoft.com/office/drawing/2016/5/12/chartex" xmlns:cx7="http://schemas.microsoft.com/office/drawing/2016/5/13/chartex" xmlns:cx8="http://schemas.microsoft.com/office/drawing/2016/5/14/chartex" xmlns:mc="http://schemas.openxmlformats.org/markup-compatibility/2006" xmlns:aink="http://schemas.microsoft.com/office/drawing/2016/ink" xmlns:am3d="http://schemas.microsoft.com/office/drawing/2017/model3d" xmlns:o="urn:schemas-microsoft-com:office:office" xmlns:r="http://schemas.openxmlformats.org/officeDocument/2006/relationships" xmlns:m="http://schemas.openxmlformats.org/officeDocument/2006/math" xmlns:v="urn:schemas-microsoft-com:vml" xmlns:wp14="http://schemas.microsoft.com/office/word/2010/wordprocessingDrawing" xmlns:wp="http://schemas.openxmlformats.org/drawingml/2006/wordprocessingDrawing" xmlns:w10="urn:schemas-microsoft-com:office:word" xmlns:w="http://schemas.openxmlformats.org/wordprocessingml/2006/main" xmlns:w14="http://schemas.microsoft.com/office/word/2010/wordml" xmlns:w15="http://schemas.microsoft.com/office/word/2012/wordml" xmlns:w16cex="http://schemas.microsoft.com/office/word/2018/wordml/cex" xmlns:w16cid="http://schemas.microsoft.com/office/word/2016/wordml/cid" xmlns:w16="http://schemas.microsoft.com/office/word/2018/wordml" xmlns:w16sdtdh="http://schemas.microsoft.com/office/word/2020/wordml/sdtdatahash" xmlns:w16se="http://schemas.microsoft.com/office/word/2015/wordml/symex" xmlns:wpg="http://schemas.microsoft.com/office/word/2010/wordprocessingGroup" xmlns:wpi="http://schemas.microsoft.com/office/word/2010/wordprocessingInk" xmlns:wne="http://schemas.microsoft.com/office/word/2006/wordml" xmlns:wps="http://schemas.microsoft.com/office/word/2010/wordprocessingShape" mc:Ignorable="w14 w15 w16se w16cid w16 w16cex w16sdtdh wp14">
   <w:body>
     <w:p>
       <w:pPr>
         <w:spacing w:after="160" w:line="259" w:lineRule="auto"/>
         <w:rPr>
-          <w:rFonts w:eastAsia="Calibri" w:asciiTheme="majorHAnsi" w:hAnsiTheme="majorHAnsi" w:cstheme="majorHAnsi"/>
+          <w:rFonts w:asciiTheme="majorHAnsi" w:eastAsia="Calibri" w:hAnsiTheme="majorHAnsi" w:cstheme="majorHAnsi"/>
           <w:color w:val="000000" w:themeColor="text1"/>
         </w:rPr>
       </w:pPr>
@@ -17,12 +17,12 @@
         <w:tblW w:w="10314" w:type="dxa"/>
         <w:tblInd w:w="-680" w:type="dxa"/>
         <w:tblBorders>
-          <w:top w:val="single" w:color="F4B083" w:sz="4" w:space="0"/>
-          <w:left w:val="single" w:color="F4B083" w:sz="4" w:space="0"/>
-          <w:bottom w:val="single" w:color="F4B083" w:sz="4" w:space="0"/>
-          <w:right w:val="single" w:color="F4B083" w:sz="4" w:space="0"/>
-          <w:insideH w:val="single" w:color="F4B083" w:sz="4" w:space="0"/>
-          <w:insideV w:val="single" w:color="F4B083" w:sz="4" w:space="0"/>
+          <w:top w:val="single" w:sz="4" w:space="0" w:color="F4B083"/>
+          <w:left w:val="single" w:sz="4" w:space="0" w:color="F4B083"/>
+          <w:bottom w:val="single" w:sz="4" w:space="0" w:color="F4B083"/>
+          <w:right w:val="single" w:sz="4" w:space="0" w:color="F4B083"/>
+          <w:insideH w:val="single" w:sz="4" w:space="0" w:color="F4B083"/>
+          <w:insideV w:val="single" w:sz="4" w:space="0" w:color="F4B083"/>
         </w:tblBorders>
         <w:tblLayout w:type="fixed"/>
         <w:tblLook w:val="04A0" w:firstRow="1" w:lastRow="0" w:firstColumn="1" w:lastColumn="0" w:noHBand="0" w:noVBand="1"/>
@@ -44,12 +44,11 @@
             <w:cnfStyle w:val="001000000000" w:firstRow="0" w:lastRow="0" w:firstColumn="1" w:lastColumn="0" w:oddVBand="0" w:evenVBand="0" w:oddHBand="0" w:evenHBand="0" w:firstRowFirstColumn="0" w:firstRowLastColumn="0" w:lastRowFirstColumn="0" w:lastRowLastColumn="0"/>
             <w:tcW w:w="10314" w:type="dxa"/>
             <w:gridSpan w:val="6"/>
-            <w:tcMar/>
-          </w:tcPr>
-          <w:p>
-            <w:pPr>
-              <w:rPr>
-                <w:rFonts w:eastAsia="Calibri" w:asciiTheme="majorHAnsi" w:hAnsiTheme="majorHAnsi" w:cstheme="majorHAnsi"/>
+          </w:tcPr>
+          <w:p>
+            <w:pPr>
+              <w:rPr>
+                <w:rFonts w:asciiTheme="majorHAnsi" w:eastAsia="Calibri" w:hAnsiTheme="majorHAnsi" w:cstheme="majorHAnsi"/>
                 <w:color w:val="000000" w:themeColor="text1"/>
               </w:rPr>
             </w:pPr>
@@ -108,13 +107,13 @@
             <w:pPr>
               <w:jc w:val="center"/>
               <w:rPr>
-                <w:rFonts w:eastAsia="Calibri" w:asciiTheme="majorHAnsi" w:hAnsiTheme="majorHAnsi" w:cstheme="majorHAnsi"/>
-                <w:color w:val="000000" w:themeColor="text1"/>
-              </w:rPr>
-            </w:pPr>
-            <w:r>
-              <w:rPr>
-                <w:rFonts w:eastAsia="Calibri" w:asciiTheme="majorHAnsi" w:hAnsiTheme="majorHAnsi" w:cstheme="majorHAnsi"/>
+                <w:rFonts w:asciiTheme="majorHAnsi" w:eastAsia="Calibri" w:hAnsiTheme="majorHAnsi" w:cstheme="majorHAnsi"/>
+                <w:color w:val="000000" w:themeColor="text1"/>
+              </w:rPr>
+            </w:pPr>
+            <w:r>
+              <w:rPr>
+                <w:rFonts w:asciiTheme="majorHAnsi" w:eastAsia="Calibri" w:hAnsiTheme="majorHAnsi" w:cstheme="majorHAnsi"/>
                 <w:color w:val="000000" w:themeColor="text1"/>
               </w:rPr>
               <w:t>ACTIVIDAD DIDÁCTICA CUESTIONARIO</w:t>
@@ -124,7 +123,7 @@
             <w:pPr>
               <w:jc w:val="center"/>
               <w:rPr>
-                <w:rFonts w:eastAsia="Calibri" w:asciiTheme="majorHAnsi" w:hAnsiTheme="majorHAnsi" w:cstheme="majorHAnsi"/>
+                <w:rFonts w:asciiTheme="majorHAnsi" w:eastAsia="Calibri" w:hAnsiTheme="majorHAnsi" w:cstheme="majorHAnsi"/>
                 <w:color w:val="000000" w:themeColor="text1"/>
               </w:rPr>
             </w:pPr>
@@ -140,19 +139,18 @@
             <w:cnfStyle w:val="001000000000" w:firstRow="0" w:lastRow="0" w:firstColumn="1" w:lastColumn="0" w:oddVBand="0" w:evenVBand="0" w:oddHBand="0" w:evenHBand="0" w:firstRowFirstColumn="0" w:firstRowLastColumn="0" w:lastRowFirstColumn="0" w:lastRowLastColumn="0"/>
             <w:tcW w:w="10314" w:type="dxa"/>
             <w:gridSpan w:val="6"/>
-            <w:tcMar/>
           </w:tcPr>
           <w:p>
             <w:pPr>
               <w:spacing w:after="160"/>
               <w:rPr>
-                <w:rFonts w:eastAsia="Calibri" w:asciiTheme="majorHAnsi" w:hAnsiTheme="majorHAnsi" w:cstheme="majorHAnsi"/>
-                <w:color w:val="000000" w:themeColor="text1"/>
-              </w:rPr>
-            </w:pPr>
-            <w:r>
-              <w:rPr>
-                <w:rFonts w:eastAsia="Calibri" w:asciiTheme="majorHAnsi" w:hAnsiTheme="majorHAnsi" w:cstheme="majorHAnsi"/>
+                <w:rFonts w:asciiTheme="majorHAnsi" w:eastAsia="Calibri" w:hAnsiTheme="majorHAnsi" w:cstheme="majorHAnsi"/>
+                <w:color w:val="000000" w:themeColor="text1"/>
+              </w:rPr>
+            </w:pPr>
+            <w:r>
+              <w:rPr>
+                <w:rFonts w:asciiTheme="majorHAnsi" w:eastAsia="Calibri" w:hAnsiTheme="majorHAnsi" w:cstheme="majorHAnsi"/>
                 <w:b w:val="0"/>
                 <w:color w:val="000000" w:themeColor="text1"/>
               </w:rPr>
@@ -172,7 +170,7 @@
             </w:pPr>
             <w:r>
               <w:rPr>
-                <w:rFonts w:eastAsia="Calibri" w:asciiTheme="majorHAnsi" w:hAnsiTheme="majorHAnsi" w:cstheme="majorHAnsi"/>
+                <w:rFonts w:asciiTheme="majorHAnsi" w:eastAsia="Calibri" w:hAnsiTheme="majorHAnsi" w:cstheme="majorHAnsi"/>
                 <w:b w:val="0"/>
                 <w:color w:val="000000" w:themeColor="text1"/>
               </w:rPr>
@@ -192,7 +190,7 @@
             </w:pPr>
             <w:r>
               <w:rPr>
-                <w:rFonts w:eastAsia="Calibri" w:asciiTheme="majorHAnsi" w:hAnsiTheme="majorHAnsi" w:cstheme="majorHAnsi"/>
+                <w:rFonts w:asciiTheme="majorHAnsi" w:eastAsia="Calibri" w:hAnsiTheme="majorHAnsi" w:cstheme="majorHAnsi"/>
                 <w:b w:val="0"/>
                 <w:color w:val="000000" w:themeColor="text1"/>
               </w:rPr>
@@ -213,7 +211,7 @@
             </w:pPr>
             <w:r>
               <w:rPr>
-                <w:rFonts w:eastAsia="Calibri" w:asciiTheme="majorHAnsi" w:hAnsiTheme="majorHAnsi" w:cstheme="majorHAnsi"/>
+                <w:rFonts w:asciiTheme="majorHAnsi" w:eastAsia="Calibri" w:hAnsiTheme="majorHAnsi" w:cstheme="majorHAnsi"/>
                 <w:b w:val="0"/>
                 <w:color w:val="000000" w:themeColor="text1"/>
               </w:rPr>
@@ -230,7 +228,7 @@
             </w:pPr>
             <w:r>
               <w:rPr>
-                <w:rFonts w:eastAsia="Calibri" w:asciiTheme="majorHAnsi" w:hAnsiTheme="majorHAnsi" w:cstheme="majorHAnsi"/>
+                <w:rFonts w:asciiTheme="majorHAnsi" w:eastAsia="Calibri" w:hAnsiTheme="majorHAnsi" w:cstheme="majorHAnsi"/>
                 <w:b w:val="0"/>
                 <w:color w:val="000000" w:themeColor="text1"/>
               </w:rPr>
@@ -245,18 +243,17 @@
             <w:cnfStyle w:val="001000000000" w:firstRow="0" w:lastRow="0" w:firstColumn="1" w:lastColumn="0" w:oddVBand="0" w:evenVBand="0" w:oddHBand="0" w:evenHBand="0" w:firstRowFirstColumn="0" w:firstRowLastColumn="0" w:lastRowFirstColumn="0" w:lastRowLastColumn="0"/>
             <w:tcW w:w="1951" w:type="dxa"/>
             <w:gridSpan w:val="4"/>
-            <w:tcMar/>
-          </w:tcPr>
-          <w:p>
-            <w:pPr>
-              <w:rPr>
-                <w:rFonts w:eastAsia="Calibri" w:asciiTheme="majorHAnsi" w:hAnsiTheme="majorHAnsi" w:cstheme="majorHAnsi"/>
-                <w:color w:val="000000" w:themeColor="text1"/>
-              </w:rPr>
-            </w:pPr>
-            <w:r>
-              <w:rPr>
-                <w:rFonts w:eastAsia="Calibri" w:asciiTheme="majorHAnsi" w:hAnsiTheme="majorHAnsi" w:cstheme="majorHAnsi"/>
+          </w:tcPr>
+          <w:p>
+            <w:pPr>
+              <w:rPr>
+                <w:rFonts w:asciiTheme="majorHAnsi" w:eastAsia="Calibri" w:hAnsiTheme="majorHAnsi" w:cstheme="majorHAnsi"/>
+                <w:color w:val="000000" w:themeColor="text1"/>
+              </w:rPr>
+            </w:pPr>
+            <w:r>
+              <w:rPr>
+                <w:rFonts w:asciiTheme="majorHAnsi" w:eastAsia="Calibri" w:hAnsiTheme="majorHAnsi" w:cstheme="majorHAnsi"/>
                 <w:color w:val="000000" w:themeColor="text1"/>
               </w:rPr>
               <w:t>Instrucciones para el aprendiz</w:t>
@@ -265,32 +262,30 @@
           <w:p>
             <w:pPr>
               <w:rPr>
-                <w:rFonts w:eastAsia="Calibri" w:asciiTheme="majorHAnsi" w:hAnsiTheme="majorHAnsi" w:cstheme="majorHAnsi"/>
-                <w:color w:val="000000" w:themeColor="text1"/>
-              </w:rPr>
-            </w:pPr>
-          </w:p>
-          <w:p>
-            <w:pPr>
-              <w:rPr>
-                <w:rFonts w:eastAsia="Calibri" w:asciiTheme="majorHAnsi" w:hAnsiTheme="majorHAnsi" w:cstheme="majorHAnsi"/>
-                <w:color w:val="000000" w:themeColor="text1"/>
-              </w:rPr>
-            </w:pPr>
-          </w:p>
-        </w:tc>
-        <w:tc>
-          <w:tcPr>
-            <w:cnfStyle w:val="000000000000" w:firstRow="0" w:lastRow="0" w:firstColumn="0" w:lastColumn="0" w:oddVBand="0" w:evenVBand="0" w:oddHBand="0" w:evenHBand="0" w:firstRowFirstColumn="0" w:firstRowLastColumn="0" w:lastRowFirstColumn="0" w:lastRowLastColumn="0"/>
+                <w:rFonts w:asciiTheme="majorHAnsi" w:eastAsia="Calibri" w:hAnsiTheme="majorHAnsi" w:cstheme="majorHAnsi"/>
+                <w:color w:val="000000" w:themeColor="text1"/>
+              </w:rPr>
+            </w:pPr>
+          </w:p>
+          <w:p>
+            <w:pPr>
+              <w:rPr>
+                <w:rFonts w:asciiTheme="majorHAnsi" w:eastAsia="Calibri" w:hAnsiTheme="majorHAnsi" w:cstheme="majorHAnsi"/>
+                <w:color w:val="000000" w:themeColor="text1"/>
+              </w:rPr>
+            </w:pPr>
+          </w:p>
+        </w:tc>
+        <w:tc>
+          <w:tcPr>
             <w:tcW w:w="8363" w:type="dxa"/>
             <w:gridSpan w:val="2"/>
-            <w:tcMar/>
           </w:tcPr>
           <w:p>
             <w:pPr>
               <w:cnfStyle w:val="000000000000" w:firstRow="0" w:lastRow="0" w:firstColumn="0" w:lastColumn="0" w:oddVBand="0" w:evenVBand="0" w:oddHBand="0" w:evenHBand="0" w:firstRowFirstColumn="0" w:firstRowLastColumn="0" w:lastRowFirstColumn="0" w:lastRowLastColumn="0"/>
               <w:rPr>
-                <w:rFonts w:eastAsia="Calibri" w:asciiTheme="majorHAnsi" w:hAnsiTheme="majorHAnsi" w:cstheme="majorHAnsi"/>
+                <w:rFonts w:asciiTheme="majorHAnsi" w:eastAsia="Calibri" w:hAnsiTheme="majorHAnsi" w:cstheme="majorHAnsi"/>
                 <w:i/>
                 <w:color w:val="000000" w:themeColor="text1"/>
               </w:rPr>
@@ -298,49 +293,33 @@
           </w:p>
           <w:p>
             <w:pPr>
-              <w:pStyle w:val="Normal"/>
               <w:cnfStyle w:val="000000000000" w:firstRow="0" w:lastRow="0" w:firstColumn="0" w:lastColumn="0" w:oddVBand="0" w:evenVBand="0" w:oddHBand="0" w:evenHBand="0" w:firstRowFirstColumn="0" w:firstRowLastColumn="0" w:lastRowFirstColumn="0" w:lastRowLastColumn="0"/>
               <w:rPr>
-                <w:rFonts w:ascii="Calibri" w:hAnsi="Calibri" w:eastAsia="Calibri" w:cs="Calibri"/>
-                <w:noProof w:val="0"/>
-                <w:sz w:val="22"/>
-                <w:szCs w:val="22"/>
+                <w:rFonts w:ascii="Calibri" w:eastAsia="Calibri" w:hAnsi="Calibri" w:cs="Calibri"/>
                 <w:shd w:val="clear" w:color="auto" w:fill="FFE599"/>
-                <w:lang w:val="es-419"/>
-              </w:rPr>
-            </w:pPr>
-            <w:r>
-              <w:rPr>
-                <w:rFonts w:ascii="Calibri" w:hAnsi="Calibri" w:eastAsia="Calibri" w:cs="Calibri" w:asciiTheme="majorAscii" w:hAnsiTheme="majorAscii" w:cstheme="majorAscii"/>
-                <w:i w:val="1"/>
-                <w:iCs w:val="1"/>
-                <w:color w:val="000000" w:themeColor="text1" w:themeTint="FF" w:themeShade="FF"/>
+              </w:rPr>
+            </w:pPr>
+            <w:r>
+              <w:rPr>
+                <w:rFonts w:asciiTheme="majorHAnsi" w:eastAsia="Calibri" w:hAnsiTheme="majorHAnsi" w:cstheme="majorBidi"/>
+                <w:i/>
+                <w:iCs/>
+                <w:color w:val="000000" w:themeColor="text1"/>
               </w:rPr>
               <w:t>Esta actividad le permitirá determinar el grado de apropiación de los contenidos del componente formativo:</w:t>
             </w:r>
             <w:r>
               <w:rPr>
-                <w:rFonts w:ascii="Calibri" w:hAnsi="Calibri" w:cs="Calibri" w:asciiTheme="majorAscii" w:hAnsiTheme="majorAscii" w:cstheme="majorAscii"/>
-                <w:color w:val="000000" w:themeColor="text1" w:themeTint="FF" w:themeShade="FF"/>
+                <w:rFonts w:asciiTheme="majorHAnsi" w:hAnsiTheme="majorHAnsi" w:cstheme="majorBidi"/>
+                <w:color w:val="000000" w:themeColor="text1"/>
               </w:rPr>
               <w:t xml:space="preserve"> </w:t>
             </w:r>
             <w:r>
               <w:rPr>
-                <w:rFonts w:ascii="Arial" w:hAnsi="Arial" w:eastAsia="Arial" w:cs="Arial"/>
-                <w:b w:val="0"/>
-                <w:bCs w:val="0"/>
-                <w:i w:val="0"/>
-                <w:iCs w:val="0"/>
-                <w:caps w:val="0"/>
-                <w:smallCaps w:val="0"/>
-                <w:strike w:val="0"/>
-                <w:dstrike w:val="0"/>
-                <w:noProof w:val="0"/>
-                <w:color w:val="000000" w:themeColor="text1" w:themeTint="FF" w:themeShade="FF"/>
+                <w:color w:val="000000" w:themeColor="text1"/>
                 <w:sz w:val="19"/>
                 <w:szCs w:val="19"/>
-                <w:u w:val="none"/>
                 <w:lang w:val="es-CO"/>
               </w:rPr>
               <w:t>Diagnóstico y alistamiento del presupuesto personal</w:t>
@@ -350,7 +329,7 @@
             <w:pPr>
               <w:cnfStyle w:val="000000000000" w:firstRow="0" w:lastRow="0" w:firstColumn="0" w:lastColumn="0" w:oddVBand="0" w:evenVBand="0" w:oddHBand="0" w:evenHBand="0" w:firstRowFirstColumn="0" w:firstRowLastColumn="0" w:lastRowFirstColumn="0" w:lastRowLastColumn="0"/>
               <w:rPr>
-                <w:rFonts w:eastAsia="Calibri" w:asciiTheme="majorHAnsi" w:hAnsiTheme="majorHAnsi" w:cstheme="majorHAnsi"/>
+                <w:rFonts w:asciiTheme="majorHAnsi" w:eastAsia="Calibri" w:hAnsiTheme="majorHAnsi" w:cstheme="majorHAnsi"/>
                 <w:i/>
                 <w:color w:val="000000" w:themeColor="text1"/>
               </w:rPr>
@@ -360,14 +339,14 @@
             <w:pPr>
               <w:cnfStyle w:val="000000000000" w:firstRow="0" w:lastRow="0" w:firstColumn="0" w:lastColumn="0" w:oddVBand="0" w:evenVBand="0" w:oddHBand="0" w:evenHBand="0" w:firstRowFirstColumn="0" w:firstRowLastColumn="0" w:lastRowFirstColumn="0" w:lastRowLastColumn="0"/>
               <w:rPr>
-                <w:rFonts w:eastAsia="Calibri" w:asciiTheme="majorHAnsi" w:hAnsiTheme="majorHAnsi" w:cstheme="majorHAnsi"/>
+                <w:rFonts w:asciiTheme="majorHAnsi" w:eastAsia="Calibri" w:hAnsiTheme="majorHAnsi" w:cstheme="majorHAnsi"/>
                 <w:i/>
                 <w:color w:val="000000" w:themeColor="text1"/>
               </w:rPr>
             </w:pPr>
             <w:r>
               <w:rPr>
-                <w:rFonts w:eastAsia="Calibri" w:asciiTheme="majorHAnsi" w:hAnsiTheme="majorHAnsi" w:cstheme="majorHAnsi"/>
+                <w:rFonts w:asciiTheme="majorHAnsi" w:eastAsia="Calibri" w:hAnsiTheme="majorHAnsi" w:cstheme="majorHAnsi"/>
                 <w:i/>
                 <w:color w:val="000000" w:themeColor="text1"/>
               </w:rPr>
@@ -378,7 +357,7 @@
             <w:pPr>
               <w:cnfStyle w:val="000000000000" w:firstRow="0" w:lastRow="0" w:firstColumn="0" w:lastColumn="0" w:oddVBand="0" w:evenVBand="0" w:oddHBand="0" w:evenHBand="0" w:firstRowFirstColumn="0" w:firstRowLastColumn="0" w:lastRowFirstColumn="0" w:lastRowLastColumn="0"/>
               <w:rPr>
-                <w:rFonts w:eastAsia="Calibri" w:asciiTheme="majorHAnsi" w:hAnsiTheme="majorHAnsi" w:cstheme="majorHAnsi"/>
+                <w:rFonts w:asciiTheme="majorHAnsi" w:eastAsia="Calibri" w:hAnsiTheme="majorHAnsi" w:cstheme="majorHAnsi"/>
                 <w:i/>
                 <w:color w:val="000000" w:themeColor="text1"/>
               </w:rPr>
@@ -388,14 +367,14 @@
             <w:pPr>
               <w:cnfStyle w:val="000000000000" w:firstRow="0" w:lastRow="0" w:firstColumn="0" w:lastColumn="0" w:oddVBand="0" w:evenVBand="0" w:oddHBand="0" w:evenHBand="0" w:firstRowFirstColumn="0" w:firstRowLastColumn="0" w:lastRowFirstColumn="0" w:lastRowLastColumn="0"/>
               <w:rPr>
-                <w:rFonts w:eastAsia="Calibri" w:asciiTheme="majorHAnsi" w:hAnsiTheme="majorHAnsi" w:cstheme="majorHAnsi"/>
+                <w:rFonts w:asciiTheme="majorHAnsi" w:eastAsia="Calibri" w:hAnsiTheme="majorHAnsi" w:cstheme="majorHAnsi"/>
                 <w:i/>
                 <w:color w:val="000000" w:themeColor="text1"/>
               </w:rPr>
             </w:pPr>
             <w:r>
               <w:rPr>
-                <w:rFonts w:eastAsia="Calibri" w:asciiTheme="majorHAnsi" w:hAnsiTheme="majorHAnsi" w:cstheme="majorHAnsi"/>
+                <w:rFonts w:asciiTheme="majorHAnsi" w:eastAsia="Calibri" w:hAnsiTheme="majorHAnsi" w:cstheme="majorHAnsi"/>
                 <w:i/>
                 <w:color w:val="000000" w:themeColor="text1"/>
               </w:rPr>
@@ -414,18 +393,17 @@
             <w:cnfStyle w:val="001000000000" w:firstRow="0" w:lastRow="0" w:firstColumn="1" w:lastColumn="0" w:oddVBand="0" w:evenVBand="0" w:oddHBand="0" w:evenHBand="0" w:firstRowFirstColumn="0" w:firstRowLastColumn="0" w:lastRowFirstColumn="0" w:lastRowLastColumn="0"/>
             <w:tcW w:w="1951" w:type="dxa"/>
             <w:gridSpan w:val="4"/>
-            <w:tcMar/>
-          </w:tcPr>
-          <w:p>
-            <w:pPr>
-              <w:rPr>
-                <w:rFonts w:eastAsia="Calibri" w:asciiTheme="majorHAnsi" w:hAnsiTheme="majorHAnsi" w:cstheme="majorHAnsi"/>
-                <w:color w:val="000000" w:themeColor="text1"/>
-              </w:rPr>
-            </w:pPr>
-            <w:r>
-              <w:rPr>
-                <w:rFonts w:eastAsia="Calibri" w:asciiTheme="majorHAnsi" w:hAnsiTheme="majorHAnsi" w:cstheme="majorHAnsi"/>
+          </w:tcPr>
+          <w:p>
+            <w:pPr>
+              <w:rPr>
+                <w:rFonts w:asciiTheme="majorHAnsi" w:eastAsia="Calibri" w:hAnsiTheme="majorHAnsi" w:cstheme="majorHAnsi"/>
+                <w:color w:val="000000" w:themeColor="text1"/>
+              </w:rPr>
+            </w:pPr>
+            <w:r>
+              <w:rPr>
+                <w:rFonts w:asciiTheme="majorHAnsi" w:eastAsia="Calibri" w:hAnsiTheme="majorHAnsi" w:cstheme="majorHAnsi"/>
                 <w:color w:val="000000" w:themeColor="text1"/>
               </w:rPr>
               <w:t>Nombre de la Actividad</w:t>
@@ -434,41 +412,23 @@
         </w:tc>
         <w:tc>
           <w:tcPr>
-            <w:cnfStyle w:val="000000000000" w:firstRow="0" w:lastRow="0" w:firstColumn="0" w:lastColumn="0" w:oddVBand="0" w:evenVBand="0" w:oddHBand="0" w:evenHBand="0" w:firstRowFirstColumn="0" w:firstRowLastColumn="0" w:lastRowFirstColumn="0" w:lastRowLastColumn="0"/>
             <w:tcW w:w="8363" w:type="dxa"/>
             <w:gridSpan w:val="2"/>
             <w:shd w:val="clear" w:color="auto" w:fill="auto"/>
-            <w:tcMar/>
             <w:vAlign w:val="center"/>
           </w:tcPr>
           <w:p>
             <w:pPr>
-              <w:pStyle w:val="Normal"/>
               <w:cnfStyle w:val="000000100000" w:firstRow="0" w:lastRow="0" w:firstColumn="0" w:lastColumn="0" w:oddVBand="0" w:evenVBand="0" w:oddHBand="1" w:evenHBand="0" w:firstRowFirstColumn="0" w:firstRowLastColumn="0" w:lastRowFirstColumn="0" w:lastRowLastColumn="0"/>
               <w:rPr>
-                <w:rFonts w:ascii="Calibri" w:hAnsi="Calibri" w:eastAsia="Calibri" w:cs="Calibri"/>
-                <w:noProof w:val="0"/>
-                <w:sz w:val="22"/>
-                <w:szCs w:val="22"/>
-                <w:lang w:val="es-419"/>
-              </w:rPr>
-            </w:pPr>
-            <w:r>
-              <w:rPr>
-                <w:rFonts w:ascii="Arial" w:hAnsi="Arial" w:eastAsia="Arial" w:cs="Arial"/>
-                <w:b w:val="0"/>
-                <w:bCs w:val="0"/>
-                <w:i w:val="0"/>
-                <w:iCs w:val="0"/>
-                <w:caps w:val="0"/>
-                <w:smallCaps w:val="0"/>
-                <w:strike w:val="0"/>
-                <w:dstrike w:val="0"/>
-                <w:noProof w:val="0"/>
-                <w:color w:val="000000" w:themeColor="text1" w:themeTint="FF" w:themeShade="FF"/>
+                <w:rFonts w:ascii="Calibri" w:eastAsia="Calibri" w:hAnsi="Calibri" w:cs="Calibri"/>
+              </w:rPr>
+            </w:pPr>
+            <w:r>
+              <w:rPr>
+                <w:color w:val="000000" w:themeColor="text1"/>
                 <w:sz w:val="19"/>
                 <w:szCs w:val="19"/>
-                <w:u w:val="none"/>
                 <w:lang w:val="es-CO"/>
               </w:rPr>
               <w:t>Diagnóstico y alistamiento del presupuesto personal</w:t>
@@ -483,18 +443,17 @@
             <w:tcW w:w="1951" w:type="dxa"/>
             <w:gridSpan w:val="4"/>
             <w:shd w:val="clear" w:color="auto" w:fill="FBE5D5"/>
-            <w:tcMar/>
-          </w:tcPr>
-          <w:p>
-            <w:pPr>
-              <w:rPr>
-                <w:rFonts w:eastAsia="Calibri" w:asciiTheme="majorHAnsi" w:hAnsiTheme="majorHAnsi" w:cstheme="majorHAnsi"/>
-                <w:color w:val="000000" w:themeColor="text1"/>
-              </w:rPr>
-            </w:pPr>
-            <w:r>
-              <w:rPr>
-                <w:rFonts w:eastAsia="Calibri" w:asciiTheme="majorHAnsi" w:hAnsiTheme="majorHAnsi" w:cstheme="majorHAnsi"/>
+          </w:tcPr>
+          <w:p>
+            <w:pPr>
+              <w:rPr>
+                <w:rFonts w:asciiTheme="majorHAnsi" w:eastAsia="Calibri" w:hAnsiTheme="majorHAnsi" w:cstheme="majorHAnsi"/>
+                <w:color w:val="000000" w:themeColor="text1"/>
+              </w:rPr>
+            </w:pPr>
+            <w:r>
+              <w:rPr>
+                <w:rFonts w:asciiTheme="majorHAnsi" w:eastAsia="Calibri" w:hAnsiTheme="majorHAnsi" w:cstheme="majorHAnsi"/>
                 <w:color w:val="000000" w:themeColor="text1"/>
               </w:rPr>
               <w:t>Objetivo de la actividad</w:t>
@@ -503,10 +462,8 @@
         </w:tc>
         <w:tc>
           <w:tcPr>
-            <w:cnfStyle w:val="000000000000" w:firstRow="0" w:lastRow="0" w:firstColumn="0" w:lastColumn="0" w:oddVBand="0" w:evenVBand="0" w:oddHBand="0" w:evenHBand="0" w:firstRowFirstColumn="0" w:firstRowLastColumn="0" w:lastRowFirstColumn="0" w:lastRowLastColumn="0"/>
             <w:tcW w:w="8363" w:type="dxa"/>
             <w:gridSpan w:val="2"/>
-            <w:tcMar/>
             <w:vAlign w:val="center"/>
           </w:tcPr>
           <w:p>
@@ -544,19 +501,18 @@
             <w:tcW w:w="10314" w:type="dxa"/>
             <w:gridSpan w:val="6"/>
             <w:shd w:val="clear" w:color="auto" w:fill="FFE599"/>
-            <w:tcMar/>
           </w:tcPr>
           <w:p>
             <w:pPr>
               <w:jc w:val="center"/>
               <w:rPr>
-                <w:rFonts w:eastAsia="Calibri" w:asciiTheme="majorHAnsi" w:hAnsiTheme="majorHAnsi" w:cstheme="majorHAnsi"/>
-                <w:color w:val="000000" w:themeColor="text1"/>
-              </w:rPr>
-            </w:pPr>
-            <w:r>
-              <w:rPr>
-                <w:rFonts w:eastAsia="Calibri" w:asciiTheme="majorHAnsi" w:hAnsiTheme="majorHAnsi" w:cstheme="majorHAnsi"/>
+                <w:rFonts w:asciiTheme="majorHAnsi" w:eastAsia="Calibri" w:hAnsiTheme="majorHAnsi" w:cstheme="majorHAnsi"/>
+                <w:color w:val="000000" w:themeColor="text1"/>
+              </w:rPr>
+            </w:pPr>
+            <w:r>
+              <w:rPr>
+                <w:rFonts w:asciiTheme="majorHAnsi" w:eastAsia="Calibri" w:hAnsiTheme="majorHAnsi" w:cstheme="majorHAnsi"/>
                 <w:color w:val="000000" w:themeColor="text1"/>
               </w:rPr>
               <w:t>PREGUNTAS</w:t>
@@ -574,18 +530,17 @@
             <w:tcW w:w="1951" w:type="dxa"/>
             <w:gridSpan w:val="4"/>
             <w:shd w:val="clear" w:color="auto" w:fill="FBE5D5"/>
-            <w:tcMar/>
-          </w:tcPr>
-          <w:p>
-            <w:pPr>
-              <w:rPr>
-                <w:rFonts w:eastAsia="Calibri" w:asciiTheme="majorHAnsi" w:hAnsiTheme="majorHAnsi" w:cstheme="majorHAnsi"/>
-                <w:color w:val="000000" w:themeColor="text1"/>
-              </w:rPr>
-            </w:pPr>
-            <w:r>
-              <w:rPr>
-                <w:rFonts w:eastAsia="Calibri" w:asciiTheme="majorHAnsi" w:hAnsiTheme="majorHAnsi" w:cstheme="majorHAnsi"/>
+          </w:tcPr>
+          <w:p>
+            <w:pPr>
+              <w:rPr>
+                <w:rFonts w:asciiTheme="majorHAnsi" w:eastAsia="Calibri" w:hAnsiTheme="majorHAnsi" w:cstheme="majorHAnsi"/>
+                <w:color w:val="000000" w:themeColor="text1"/>
+              </w:rPr>
+            </w:pPr>
+            <w:r>
+              <w:rPr>
+                <w:rFonts w:asciiTheme="majorHAnsi" w:eastAsia="Calibri" w:hAnsiTheme="majorHAnsi" w:cstheme="majorHAnsi"/>
                 <w:color w:val="000000" w:themeColor="text1"/>
               </w:rPr>
               <w:t>Pregunta 1</w:t>
@@ -594,10 +549,8 @@
         </w:tc>
         <w:tc>
           <w:tcPr>
-            <w:cnfStyle w:val="000000000000" w:firstRow="0" w:lastRow="0" w:firstColumn="0" w:lastColumn="0" w:oddVBand="0" w:evenVBand="0" w:oddHBand="0" w:evenHBand="0" w:firstRowFirstColumn="0" w:firstRowLastColumn="0" w:lastRowFirstColumn="0" w:lastRowLastColumn="0"/>
             <w:tcW w:w="5670" w:type="dxa"/>
             <w:shd w:val="clear" w:color="auto" w:fill="FBE5D5"/>
-            <w:tcMar/>
           </w:tcPr>
           <w:p>
             <w:pPr>
@@ -626,23 +579,21 @@
         </w:tc>
         <w:tc>
           <w:tcPr>
-            <w:cnfStyle w:val="000000000000" w:firstRow="0" w:lastRow="0" w:firstColumn="0" w:lastColumn="0" w:oddVBand="0" w:evenVBand="0" w:oddHBand="0" w:evenHBand="0" w:firstRowFirstColumn="0" w:firstRowLastColumn="0" w:lastRowFirstColumn="0" w:lastRowLastColumn="0"/>
             <w:tcW w:w="2693" w:type="dxa"/>
-            <w:tcMar/>
           </w:tcPr>
           <w:p>
             <w:pPr>
               <w:widowControl w:val="0"/>
               <w:cnfStyle w:val="000000000000" w:firstRow="0" w:lastRow="0" w:firstColumn="0" w:lastColumn="0" w:oddVBand="0" w:evenVBand="0" w:oddHBand="0" w:evenHBand="0" w:firstRowFirstColumn="0" w:firstRowLastColumn="0" w:lastRowFirstColumn="0" w:lastRowLastColumn="0"/>
               <w:rPr>
-                <w:rFonts w:eastAsia="Calibri" w:asciiTheme="majorHAnsi" w:hAnsiTheme="majorHAnsi" w:cstheme="majorHAnsi"/>
-                <w:bCs/>
-                <w:color w:val="000000" w:themeColor="text1"/>
-              </w:rPr>
-            </w:pPr>
-            <w:r>
-              <w:rPr>
-                <w:rFonts w:eastAsia="Calibri" w:asciiTheme="majorHAnsi" w:hAnsiTheme="majorHAnsi" w:cstheme="majorHAnsi"/>
+                <w:rFonts w:asciiTheme="majorHAnsi" w:eastAsia="Calibri" w:hAnsiTheme="majorHAnsi" w:cstheme="majorHAnsi"/>
+                <w:bCs/>
+                <w:color w:val="000000" w:themeColor="text1"/>
+              </w:rPr>
+            </w:pPr>
+            <w:r>
+              <w:rPr>
+                <w:rFonts w:asciiTheme="majorHAnsi" w:eastAsia="Calibri" w:hAnsiTheme="majorHAnsi" w:cstheme="majorHAnsi"/>
                 <w:bCs/>
                 <w:color w:val="000000" w:themeColor="text1"/>
               </w:rPr>
@@ -661,12 +612,11 @@
             <w:cnfStyle w:val="001000000000" w:firstRow="0" w:lastRow="0" w:firstColumn="1" w:lastColumn="0" w:oddVBand="0" w:evenVBand="0" w:oddHBand="0" w:evenHBand="0" w:firstRowFirstColumn="0" w:firstRowLastColumn="0" w:lastRowFirstColumn="0" w:lastRowLastColumn="0"/>
             <w:tcW w:w="1267" w:type="dxa"/>
             <w:gridSpan w:val="2"/>
-            <w:tcMar/>
-          </w:tcPr>
-          <w:p>
-            <w:pPr>
-              <w:rPr>
-                <w:rFonts w:eastAsia="Calibri" w:asciiTheme="majorHAnsi" w:hAnsiTheme="majorHAnsi" w:cstheme="majorHAnsi"/>
+          </w:tcPr>
+          <w:p>
+            <w:pPr>
+              <w:rPr>
+                <w:rFonts w:asciiTheme="majorHAnsi" w:eastAsia="Calibri" w:hAnsiTheme="majorHAnsi" w:cstheme="majorHAnsi"/>
                 <w:b w:val="0"/>
                 <w:bCs/>
                 <w:color w:val="000000" w:themeColor="text1"/>
@@ -674,7 +624,7 @@
             </w:pPr>
             <w:r>
               <w:rPr>
-                <w:rFonts w:eastAsia="Calibri" w:asciiTheme="majorHAnsi" w:hAnsiTheme="majorHAnsi" w:cstheme="majorHAnsi"/>
+                <w:rFonts w:asciiTheme="majorHAnsi" w:eastAsia="Calibri" w:hAnsiTheme="majorHAnsi" w:cstheme="majorHAnsi"/>
                 <w:b w:val="0"/>
                 <w:bCs/>
                 <w:color w:val="000000" w:themeColor="text1"/>
@@ -685,11 +635,9 @@
         </w:tc>
         <w:tc>
           <w:tcPr>
-            <w:cnfStyle w:val="000000000000" w:firstRow="0" w:lastRow="0" w:firstColumn="0" w:lastColumn="0" w:oddVBand="0" w:evenVBand="0" w:oddHBand="0" w:evenHBand="0" w:firstRowFirstColumn="0" w:firstRowLastColumn="0" w:lastRowFirstColumn="0" w:lastRowLastColumn="0"/>
             <w:tcW w:w="6354" w:type="dxa"/>
             <w:gridSpan w:val="3"/>
             <w:shd w:val="clear" w:color="auto" w:fill="FFFFFF" w:themeFill="background1"/>
-            <w:tcMar/>
           </w:tcPr>
           <w:p>
             <w:pPr>
@@ -716,10 +664,8 @@
         </w:tc>
         <w:tc>
           <w:tcPr>
-            <w:cnfStyle w:val="000000000000" w:firstRow="0" w:lastRow="0" w:firstColumn="0" w:lastColumn="0" w:oddVBand="0" w:evenVBand="0" w:oddHBand="0" w:evenHBand="0" w:firstRowFirstColumn="0" w:firstRowLastColumn="0" w:lastRowFirstColumn="0" w:lastRowLastColumn="0"/>
             <w:tcW w:w="2693" w:type="dxa"/>
             <w:shd w:val="clear" w:color="auto" w:fill="FFFFFF" w:themeFill="background1"/>
-            <w:tcMar/>
           </w:tcPr>
           <w:p>
             <w:pPr>
@@ -727,7 +673,7 @@
               <w:jc w:val="center"/>
               <w:cnfStyle w:val="000000100000" w:firstRow="0" w:lastRow="0" w:firstColumn="0" w:lastColumn="0" w:oddVBand="0" w:evenVBand="0" w:oddHBand="1" w:evenHBand="0" w:firstRowFirstColumn="0" w:firstRowLastColumn="0" w:lastRowFirstColumn="0" w:lastRowLastColumn="0"/>
               <w:rPr>
-                <w:rFonts w:eastAsia="Calibri" w:asciiTheme="majorHAnsi" w:hAnsiTheme="majorHAnsi" w:cstheme="majorHAnsi"/>
+                <w:rFonts w:asciiTheme="majorHAnsi" w:eastAsia="Calibri" w:hAnsiTheme="majorHAnsi" w:cstheme="majorHAnsi"/>
                 <w:b/>
                 <w:color w:val="000000" w:themeColor="text1"/>
               </w:rPr>
@@ -745,12 +691,11 @@
             <w:tcW w:w="1267" w:type="dxa"/>
             <w:gridSpan w:val="2"/>
             <w:shd w:val="clear" w:color="auto" w:fill="FBE5D5"/>
-            <w:tcMar/>
-          </w:tcPr>
-          <w:p>
-            <w:pPr>
-              <w:rPr>
-                <w:rFonts w:eastAsia="Calibri" w:asciiTheme="majorHAnsi" w:hAnsiTheme="majorHAnsi" w:cstheme="majorHAnsi"/>
+          </w:tcPr>
+          <w:p>
+            <w:pPr>
+              <w:rPr>
+                <w:rFonts w:asciiTheme="majorHAnsi" w:eastAsia="Calibri" w:hAnsiTheme="majorHAnsi" w:cstheme="majorHAnsi"/>
                 <w:b w:val="0"/>
                 <w:bCs/>
                 <w:color w:val="000000" w:themeColor="text1"/>
@@ -758,7 +703,7 @@
             </w:pPr>
             <w:r>
               <w:rPr>
-                <w:rFonts w:eastAsia="Calibri" w:asciiTheme="majorHAnsi" w:hAnsiTheme="majorHAnsi" w:cstheme="majorHAnsi"/>
+                <w:rFonts w:asciiTheme="majorHAnsi" w:eastAsia="Calibri" w:hAnsiTheme="majorHAnsi" w:cstheme="majorHAnsi"/>
                 <w:b w:val="0"/>
                 <w:bCs/>
                 <w:color w:val="000000" w:themeColor="text1"/>
@@ -769,11 +714,9 @@
         </w:tc>
         <w:tc>
           <w:tcPr>
-            <w:cnfStyle w:val="000000000000" w:firstRow="0" w:lastRow="0" w:firstColumn="0" w:lastColumn="0" w:oddVBand="0" w:evenVBand="0" w:oddHBand="0" w:evenHBand="0" w:firstRowFirstColumn="0" w:firstRowLastColumn="0" w:lastRowFirstColumn="0" w:lastRowLastColumn="0"/>
             <w:tcW w:w="6354" w:type="dxa"/>
             <w:gridSpan w:val="3"/>
             <w:shd w:val="clear" w:color="auto" w:fill="FFFFFF" w:themeFill="background1"/>
-            <w:tcMar/>
           </w:tcPr>
           <w:p>
             <w:pPr>
@@ -800,10 +743,8 @@
         </w:tc>
         <w:tc>
           <w:tcPr>
-            <w:cnfStyle w:val="000000000000" w:firstRow="0" w:lastRow="0" w:firstColumn="0" w:lastColumn="0" w:oddVBand="0" w:evenVBand="0" w:oddHBand="0" w:evenHBand="0" w:firstRowFirstColumn="0" w:firstRowLastColumn="0" w:lastRowFirstColumn="0" w:lastRowLastColumn="0"/>
             <w:tcW w:w="2693" w:type="dxa"/>
             <w:shd w:val="clear" w:color="auto" w:fill="FFFFFF" w:themeFill="background1"/>
-            <w:tcMar/>
           </w:tcPr>
           <w:p>
             <w:pPr>
@@ -811,7 +752,7 @@
               <w:jc w:val="center"/>
               <w:cnfStyle w:val="000000000000" w:firstRow="0" w:lastRow="0" w:firstColumn="0" w:lastColumn="0" w:oddVBand="0" w:evenVBand="0" w:oddHBand="0" w:evenHBand="0" w:firstRowFirstColumn="0" w:firstRowLastColumn="0" w:lastRowFirstColumn="0" w:lastRowLastColumn="0"/>
               <w:rPr>
-                <w:rFonts w:eastAsia="Calibri" w:asciiTheme="majorHAnsi" w:hAnsiTheme="majorHAnsi" w:cstheme="majorHAnsi"/>
+                <w:rFonts w:asciiTheme="majorHAnsi" w:eastAsia="Calibri" w:hAnsiTheme="majorHAnsi" w:cstheme="majorHAnsi"/>
                 <w:b/>
                 <w:color w:val="000000" w:themeColor="text1"/>
               </w:rPr>
@@ -829,12 +770,11 @@
             <w:cnfStyle w:val="001000000000" w:firstRow="0" w:lastRow="0" w:firstColumn="1" w:lastColumn="0" w:oddVBand="0" w:evenVBand="0" w:oddHBand="0" w:evenHBand="0" w:firstRowFirstColumn="0" w:firstRowLastColumn="0" w:lastRowFirstColumn="0" w:lastRowLastColumn="0"/>
             <w:tcW w:w="1267" w:type="dxa"/>
             <w:gridSpan w:val="2"/>
-            <w:tcMar/>
-          </w:tcPr>
-          <w:p>
-            <w:pPr>
-              <w:rPr>
-                <w:rFonts w:eastAsia="Calibri" w:asciiTheme="majorHAnsi" w:hAnsiTheme="majorHAnsi" w:cstheme="majorHAnsi"/>
+          </w:tcPr>
+          <w:p>
+            <w:pPr>
+              <w:rPr>
+                <w:rFonts w:asciiTheme="majorHAnsi" w:eastAsia="Calibri" w:hAnsiTheme="majorHAnsi" w:cstheme="majorHAnsi"/>
                 <w:b w:val="0"/>
                 <w:bCs/>
                 <w:color w:val="000000" w:themeColor="text1"/>
@@ -842,7 +782,7 @@
             </w:pPr>
             <w:r>
               <w:rPr>
-                <w:rFonts w:eastAsia="Calibri" w:asciiTheme="majorHAnsi" w:hAnsiTheme="majorHAnsi" w:cstheme="majorHAnsi"/>
+                <w:rFonts w:asciiTheme="majorHAnsi" w:eastAsia="Calibri" w:hAnsiTheme="majorHAnsi" w:cstheme="majorHAnsi"/>
                 <w:b w:val="0"/>
                 <w:bCs/>
                 <w:color w:val="000000" w:themeColor="text1"/>
@@ -853,11 +793,9 @@
         </w:tc>
         <w:tc>
           <w:tcPr>
-            <w:cnfStyle w:val="000000000000" w:firstRow="0" w:lastRow="0" w:firstColumn="0" w:lastColumn="0" w:oddVBand="0" w:evenVBand="0" w:oddHBand="0" w:evenHBand="0" w:firstRowFirstColumn="0" w:firstRowLastColumn="0" w:lastRowFirstColumn="0" w:lastRowLastColumn="0"/>
             <w:tcW w:w="6354" w:type="dxa"/>
             <w:gridSpan w:val="3"/>
             <w:shd w:val="clear" w:color="auto" w:fill="FFFFFF" w:themeFill="background1"/>
-            <w:tcMar/>
           </w:tcPr>
           <w:p>
             <w:pPr>
@@ -884,10 +822,8 @@
         </w:tc>
         <w:tc>
           <w:tcPr>
-            <w:cnfStyle w:val="000000000000" w:firstRow="0" w:lastRow="0" w:firstColumn="0" w:lastColumn="0" w:oddVBand="0" w:evenVBand="0" w:oddHBand="0" w:evenHBand="0" w:firstRowFirstColumn="0" w:firstRowLastColumn="0" w:lastRowFirstColumn="0" w:lastRowLastColumn="0"/>
             <w:tcW w:w="2693" w:type="dxa"/>
             <w:shd w:val="clear" w:color="auto" w:fill="FFFFFF" w:themeFill="background1"/>
-            <w:tcMar/>
           </w:tcPr>
           <w:p>
             <w:pPr>
@@ -895,14 +831,14 @@
               <w:jc w:val="center"/>
               <w:cnfStyle w:val="000000100000" w:firstRow="0" w:lastRow="0" w:firstColumn="0" w:lastColumn="0" w:oddVBand="0" w:evenVBand="0" w:oddHBand="1" w:evenHBand="0" w:firstRowFirstColumn="0" w:firstRowLastColumn="0" w:lastRowFirstColumn="0" w:lastRowLastColumn="0"/>
               <w:rPr>
-                <w:rFonts w:eastAsia="Calibri" w:asciiTheme="majorHAnsi" w:hAnsiTheme="majorHAnsi" w:cstheme="majorHAnsi"/>
-                <w:b/>
-                <w:color w:val="000000" w:themeColor="text1"/>
-              </w:rPr>
-            </w:pPr>
-            <w:r>
-              <w:rPr>
-                <w:rFonts w:eastAsia="Calibri" w:asciiTheme="majorHAnsi" w:hAnsiTheme="majorHAnsi" w:cstheme="majorHAnsi"/>
+                <w:rFonts w:asciiTheme="majorHAnsi" w:eastAsia="Calibri" w:hAnsiTheme="majorHAnsi" w:cstheme="majorHAnsi"/>
+                <w:b/>
+                <w:color w:val="000000" w:themeColor="text1"/>
+              </w:rPr>
+            </w:pPr>
+            <w:r>
+              <w:rPr>
+                <w:rFonts w:asciiTheme="majorHAnsi" w:eastAsia="Calibri" w:hAnsiTheme="majorHAnsi" w:cstheme="majorHAnsi"/>
                 <w:b/>
                 <w:color w:val="000000" w:themeColor="text1"/>
               </w:rPr>
@@ -921,12 +857,11 @@
             <w:tcW w:w="1267" w:type="dxa"/>
             <w:gridSpan w:val="2"/>
             <w:shd w:val="clear" w:color="auto" w:fill="FBE5D5"/>
-            <w:tcMar/>
-          </w:tcPr>
-          <w:p>
-            <w:pPr>
-              <w:rPr>
-                <w:rFonts w:eastAsia="Calibri" w:asciiTheme="majorHAnsi" w:hAnsiTheme="majorHAnsi" w:cstheme="majorHAnsi"/>
+          </w:tcPr>
+          <w:p>
+            <w:pPr>
+              <w:rPr>
+                <w:rFonts w:asciiTheme="majorHAnsi" w:eastAsia="Calibri" w:hAnsiTheme="majorHAnsi" w:cstheme="majorHAnsi"/>
                 <w:b w:val="0"/>
                 <w:bCs/>
                 <w:color w:val="000000" w:themeColor="text1"/>
@@ -934,7 +869,7 @@
             </w:pPr>
             <w:r>
               <w:rPr>
-                <w:rFonts w:eastAsia="Calibri" w:asciiTheme="majorHAnsi" w:hAnsiTheme="majorHAnsi" w:cstheme="majorHAnsi"/>
+                <w:rFonts w:asciiTheme="majorHAnsi" w:eastAsia="Calibri" w:hAnsiTheme="majorHAnsi" w:cstheme="majorHAnsi"/>
                 <w:b w:val="0"/>
                 <w:bCs/>
                 <w:color w:val="000000" w:themeColor="text1"/>
@@ -945,11 +880,9 @@
         </w:tc>
         <w:tc>
           <w:tcPr>
-            <w:cnfStyle w:val="000000000000" w:firstRow="0" w:lastRow="0" w:firstColumn="0" w:lastColumn="0" w:oddVBand="0" w:evenVBand="0" w:oddHBand="0" w:evenHBand="0" w:firstRowFirstColumn="0" w:firstRowLastColumn="0" w:lastRowFirstColumn="0" w:lastRowLastColumn="0"/>
             <w:tcW w:w="6354" w:type="dxa"/>
             <w:gridSpan w:val="3"/>
             <w:shd w:val="clear" w:color="auto" w:fill="FFFFFF" w:themeFill="background1"/>
-            <w:tcMar/>
           </w:tcPr>
           <w:p>
             <w:pPr>
@@ -976,10 +909,8 @@
         </w:tc>
         <w:tc>
           <w:tcPr>
-            <w:cnfStyle w:val="000000000000" w:firstRow="0" w:lastRow="0" w:firstColumn="0" w:lastColumn="0" w:oddVBand="0" w:evenVBand="0" w:oddHBand="0" w:evenHBand="0" w:firstRowFirstColumn="0" w:firstRowLastColumn="0" w:lastRowFirstColumn="0" w:lastRowLastColumn="0"/>
             <w:tcW w:w="2693" w:type="dxa"/>
             <w:shd w:val="clear" w:color="auto" w:fill="FFFFFF" w:themeFill="background1"/>
-            <w:tcMar/>
           </w:tcPr>
           <w:p>
             <w:pPr>
@@ -987,7 +918,7 @@
               <w:jc w:val="center"/>
               <w:cnfStyle w:val="000000000000" w:firstRow="0" w:lastRow="0" w:firstColumn="0" w:lastColumn="0" w:oddVBand="0" w:evenVBand="0" w:oddHBand="0" w:evenHBand="0" w:firstRowFirstColumn="0" w:firstRowLastColumn="0" w:lastRowFirstColumn="0" w:lastRowLastColumn="0"/>
               <w:rPr>
-                <w:rFonts w:eastAsia="Calibri" w:asciiTheme="majorHAnsi" w:hAnsiTheme="majorHAnsi" w:cstheme="majorHAnsi"/>
+                <w:rFonts w:asciiTheme="majorHAnsi" w:eastAsia="Calibri" w:hAnsiTheme="majorHAnsi" w:cstheme="majorHAnsi"/>
                 <w:b/>
                 <w:color w:val="000000" w:themeColor="text1"/>
               </w:rPr>
@@ -1005,12 +936,11 @@
             <w:cnfStyle w:val="001000000000" w:firstRow="0" w:lastRow="0" w:firstColumn="1" w:lastColumn="0" w:oddVBand="0" w:evenVBand="0" w:oddHBand="0" w:evenHBand="0" w:firstRowFirstColumn="0" w:firstRowLastColumn="0" w:lastRowFirstColumn="0" w:lastRowLastColumn="0"/>
             <w:tcW w:w="1951" w:type="dxa"/>
             <w:gridSpan w:val="4"/>
-            <w:tcMar/>
-          </w:tcPr>
-          <w:p>
-            <w:pPr>
-              <w:rPr>
-                <w:rFonts w:eastAsia="Calibri" w:asciiTheme="majorHAnsi" w:hAnsiTheme="majorHAnsi" w:cstheme="majorHAnsi"/>
+          </w:tcPr>
+          <w:p>
+            <w:pPr>
+              <w:rPr>
+                <w:rFonts w:asciiTheme="majorHAnsi" w:eastAsia="Calibri" w:hAnsiTheme="majorHAnsi" w:cstheme="majorHAnsi"/>
                 <w:b w:val="0"/>
                 <w:bCs/>
                 <w:color w:val="000000" w:themeColor="text1"/>
@@ -1018,7 +948,7 @@
             </w:pPr>
             <w:r>
               <w:rPr>
-                <w:rFonts w:eastAsia="Calibri" w:asciiTheme="majorHAnsi" w:hAnsiTheme="majorHAnsi" w:cstheme="majorHAnsi"/>
+                <w:rFonts w:asciiTheme="majorHAnsi" w:eastAsia="Calibri" w:hAnsiTheme="majorHAnsi" w:cstheme="majorHAnsi"/>
                 <w:b w:val="0"/>
                 <w:bCs/>
                 <w:color w:val="000000" w:themeColor="text1"/>
@@ -1029,24 +959,22 @@
         </w:tc>
         <w:tc>
           <w:tcPr>
-            <w:cnfStyle w:val="000000000000" w:firstRow="0" w:lastRow="0" w:firstColumn="0" w:lastColumn="0" w:oddVBand="0" w:evenVBand="0" w:oddHBand="0" w:evenHBand="0" w:firstRowFirstColumn="0" w:firstRowLastColumn="0" w:lastRowFirstColumn="0" w:lastRowLastColumn="0"/>
             <w:tcW w:w="8363" w:type="dxa"/>
             <w:gridSpan w:val="2"/>
             <w:shd w:val="clear" w:color="auto" w:fill="FFFFFF" w:themeFill="background1"/>
-            <w:tcMar/>
           </w:tcPr>
           <w:p>
             <w:pPr>
               <w:cnfStyle w:val="000000100000" w:firstRow="0" w:lastRow="0" w:firstColumn="0" w:lastColumn="0" w:oddVBand="0" w:evenVBand="0" w:oddHBand="1" w:evenHBand="0" w:firstRowFirstColumn="0" w:firstRowLastColumn="0" w:lastRowFirstColumn="0" w:lastRowLastColumn="0"/>
               <w:rPr>
-                <w:rFonts w:eastAsia="Calibri" w:asciiTheme="majorHAnsi" w:hAnsiTheme="majorHAnsi" w:cstheme="majorHAnsi"/>
-                <w:bCs/>
-                <w:color w:val="000000" w:themeColor="text1"/>
-              </w:rPr>
-            </w:pPr>
-            <w:r>
-              <w:rPr>
-                <w:rFonts w:eastAsia="Calibri" w:asciiTheme="majorHAnsi" w:hAnsiTheme="majorHAnsi" w:cstheme="majorHAnsi"/>
+                <w:rFonts w:asciiTheme="majorHAnsi" w:eastAsia="Calibri" w:hAnsiTheme="majorHAnsi" w:cstheme="majorHAnsi"/>
+                <w:bCs/>
+                <w:color w:val="000000" w:themeColor="text1"/>
+              </w:rPr>
+            </w:pPr>
+            <w:r>
+              <w:rPr>
+                <w:rFonts w:asciiTheme="majorHAnsi" w:eastAsia="Calibri" w:hAnsiTheme="majorHAnsi" w:cstheme="majorHAnsi"/>
                 <w:bCs/>
                 <w:color w:val="000000" w:themeColor="text1"/>
               </w:rPr>
@@ -1054,7 +982,7 @@
             </w:r>
             <w:r>
               <w:rPr>
-                <w:rFonts w:eastAsia="Calibri" w:asciiTheme="majorHAnsi" w:hAnsiTheme="majorHAnsi" w:cstheme="majorHAnsi"/>
+                <w:rFonts w:asciiTheme="majorHAnsi" w:eastAsia="Calibri" w:hAnsiTheme="majorHAnsi" w:cstheme="majorHAnsi"/>
                 <w:bCs/>
                 <w:color w:val="000000" w:themeColor="text1"/>
               </w:rPr>
@@ -1080,12 +1008,11 @@
             <w:tcW w:w="1951" w:type="dxa"/>
             <w:gridSpan w:val="4"/>
             <w:shd w:val="clear" w:color="auto" w:fill="FBE5D5"/>
-            <w:tcMar/>
-          </w:tcPr>
-          <w:p>
-            <w:pPr>
-              <w:rPr>
-                <w:rFonts w:eastAsia="Calibri" w:asciiTheme="majorHAnsi" w:hAnsiTheme="majorHAnsi" w:cstheme="majorHAnsi"/>
+          </w:tcPr>
+          <w:p>
+            <w:pPr>
+              <w:rPr>
+                <w:rFonts w:asciiTheme="majorHAnsi" w:eastAsia="Calibri" w:hAnsiTheme="majorHAnsi" w:cstheme="majorHAnsi"/>
                 <w:b w:val="0"/>
                 <w:bCs/>
                 <w:color w:val="000000" w:themeColor="text1"/>
@@ -1093,7 +1020,7 @@
             </w:pPr>
             <w:r>
               <w:rPr>
-                <w:rFonts w:eastAsia="Calibri" w:asciiTheme="majorHAnsi" w:hAnsiTheme="majorHAnsi" w:cstheme="majorHAnsi"/>
+                <w:rFonts w:asciiTheme="majorHAnsi" w:eastAsia="Calibri" w:hAnsiTheme="majorHAnsi" w:cstheme="majorHAnsi"/>
                 <w:b w:val="0"/>
                 <w:bCs/>
                 <w:color w:val="000000" w:themeColor="text1"/>
@@ -1104,24 +1031,22 @@
         </w:tc>
         <w:tc>
           <w:tcPr>
-            <w:cnfStyle w:val="000000000000" w:firstRow="0" w:lastRow="0" w:firstColumn="0" w:lastColumn="0" w:oddVBand="0" w:evenVBand="0" w:oddHBand="0" w:evenHBand="0" w:firstRowFirstColumn="0" w:firstRowLastColumn="0" w:lastRowFirstColumn="0" w:lastRowLastColumn="0"/>
             <w:tcW w:w="8363" w:type="dxa"/>
             <w:gridSpan w:val="2"/>
             <w:shd w:val="clear" w:color="auto" w:fill="FFFFFF" w:themeFill="background1"/>
-            <w:tcMar/>
           </w:tcPr>
           <w:p>
             <w:pPr>
               <w:cnfStyle w:val="000000000000" w:firstRow="0" w:lastRow="0" w:firstColumn="0" w:lastColumn="0" w:oddVBand="0" w:evenVBand="0" w:oddHBand="0" w:evenHBand="0" w:firstRowFirstColumn="0" w:firstRowLastColumn="0" w:lastRowFirstColumn="0" w:lastRowLastColumn="0"/>
               <w:rPr>
-                <w:rFonts w:eastAsia="Calibri" w:asciiTheme="majorHAnsi" w:hAnsiTheme="majorHAnsi" w:cstheme="majorHAnsi"/>
-                <w:bCs/>
-                <w:color w:val="000000" w:themeColor="text1"/>
-              </w:rPr>
-            </w:pPr>
-            <w:r>
-              <w:rPr>
-                <w:rFonts w:eastAsia="Calibri" w:asciiTheme="majorHAnsi" w:hAnsiTheme="majorHAnsi" w:cstheme="majorHAnsi"/>
+                <w:rFonts w:asciiTheme="majorHAnsi" w:eastAsia="Calibri" w:hAnsiTheme="majorHAnsi" w:cstheme="majorHAnsi"/>
+                <w:bCs/>
+                <w:color w:val="000000" w:themeColor="text1"/>
+              </w:rPr>
+            </w:pPr>
+            <w:r>
+              <w:rPr>
+                <w:rFonts w:asciiTheme="majorHAnsi" w:eastAsia="Calibri" w:hAnsiTheme="majorHAnsi" w:cstheme="majorHAnsi"/>
                 <w:bCs/>
                 <w:color w:val="000000" w:themeColor="text1"/>
               </w:rPr>
@@ -1140,18 +1065,17 @@
             <w:cnfStyle w:val="001000000000" w:firstRow="0" w:lastRow="0" w:firstColumn="1" w:lastColumn="0" w:oddVBand="0" w:evenVBand="0" w:oddHBand="0" w:evenHBand="0" w:firstRowFirstColumn="0" w:firstRowLastColumn="0" w:lastRowFirstColumn="0" w:lastRowLastColumn="0"/>
             <w:tcW w:w="1951" w:type="dxa"/>
             <w:gridSpan w:val="4"/>
-            <w:tcMar/>
-          </w:tcPr>
-          <w:p>
-            <w:pPr>
-              <w:rPr>
-                <w:rFonts w:eastAsia="Calibri" w:asciiTheme="majorHAnsi" w:hAnsiTheme="majorHAnsi" w:cstheme="majorHAnsi"/>
-                <w:color w:val="000000" w:themeColor="text1"/>
-              </w:rPr>
-            </w:pPr>
-            <w:r>
-              <w:rPr>
-                <w:rFonts w:eastAsia="Calibri" w:asciiTheme="majorHAnsi" w:hAnsiTheme="majorHAnsi" w:cstheme="majorHAnsi"/>
+          </w:tcPr>
+          <w:p>
+            <w:pPr>
+              <w:rPr>
+                <w:rFonts w:asciiTheme="majorHAnsi" w:eastAsia="Calibri" w:hAnsiTheme="majorHAnsi" w:cstheme="majorHAnsi"/>
+                <w:color w:val="000000" w:themeColor="text1"/>
+              </w:rPr>
+            </w:pPr>
+            <w:r>
+              <w:rPr>
+                <w:rFonts w:asciiTheme="majorHAnsi" w:eastAsia="Calibri" w:hAnsiTheme="majorHAnsi" w:cstheme="majorHAnsi"/>
                 <w:color w:val="000000" w:themeColor="text1"/>
               </w:rPr>
               <w:t>Pregunta 2</w:t>
@@ -1160,18 +1084,16 @@
         </w:tc>
         <w:tc>
           <w:tcPr>
-            <w:cnfStyle w:val="000000000000" w:firstRow="0" w:lastRow="0" w:firstColumn="0" w:lastColumn="0" w:oddVBand="0" w:evenVBand="0" w:oddHBand="0" w:evenHBand="0" w:firstRowFirstColumn="0" w:firstRowLastColumn="0" w:lastRowFirstColumn="0" w:lastRowLastColumn="0"/>
             <w:tcW w:w="5670" w:type="dxa"/>
             <w:tcBorders>
-              <w:right w:val="single" w:color="auto" w:sz="4" w:space="0"/>
+              <w:right w:val="single" w:sz="4" w:space="0" w:color="auto"/>
             </w:tcBorders>
-            <w:tcMar/>
           </w:tcPr>
           <w:p>
             <w:pPr>
               <w:cnfStyle w:val="000000100000" w:firstRow="0" w:lastRow="0" w:firstColumn="0" w:lastColumn="0" w:oddVBand="0" w:evenVBand="0" w:oddHBand="1" w:evenHBand="0" w:firstRowFirstColumn="0" w:firstRowLastColumn="0" w:lastRowFirstColumn="0" w:lastRowLastColumn="0"/>
               <w:rPr>
-                <w:rFonts w:eastAsia="Calibri" w:asciiTheme="majorHAnsi" w:hAnsiTheme="majorHAnsi" w:cstheme="majorHAnsi"/>
+                <w:rFonts w:asciiTheme="majorHAnsi" w:eastAsia="Calibri" w:hAnsiTheme="majorHAnsi" w:cstheme="majorHAnsi"/>
                 <w:b/>
                 <w:color w:val="000000" w:themeColor="text1"/>
               </w:rPr>
@@ -1187,19 +1109,17 @@
         </w:tc>
         <w:tc>
           <w:tcPr>
-            <w:cnfStyle w:val="000000000000" w:firstRow="0" w:lastRow="0" w:firstColumn="0" w:lastColumn="0" w:oddVBand="0" w:evenVBand="0" w:oddHBand="0" w:evenHBand="0" w:firstRowFirstColumn="0" w:firstRowLastColumn="0" w:lastRowFirstColumn="0" w:lastRowLastColumn="0"/>
             <w:tcW w:w="2693" w:type="dxa"/>
             <w:tcBorders>
-              <w:right w:val="single" w:color="auto" w:sz="4" w:space="0"/>
+              <w:right w:val="single" w:sz="4" w:space="0" w:color="auto"/>
             </w:tcBorders>
             <w:shd w:val="clear" w:color="auto" w:fill="FFFFFF" w:themeFill="background1"/>
-            <w:tcMar/>
           </w:tcPr>
           <w:p>
             <w:pPr>
               <w:cnfStyle w:val="000000100000" w:firstRow="0" w:lastRow="0" w:firstColumn="0" w:lastColumn="0" w:oddVBand="0" w:evenVBand="0" w:oddHBand="1" w:evenHBand="0" w:firstRowFirstColumn="0" w:firstRowLastColumn="0" w:lastRowFirstColumn="0" w:lastRowLastColumn="0"/>
               <w:rPr>
-                <w:rFonts w:eastAsia="Calibri" w:asciiTheme="majorHAnsi" w:hAnsiTheme="majorHAnsi" w:cstheme="majorHAnsi"/>
+                <w:rFonts w:asciiTheme="majorHAnsi" w:eastAsia="Calibri" w:hAnsiTheme="majorHAnsi" w:cstheme="majorHAnsi"/>
                 <w:b/>
                 <w:color w:val="000000" w:themeColor="text1"/>
               </w:rPr>
@@ -1217,12 +1137,11 @@
             <w:tcW w:w="1267" w:type="dxa"/>
             <w:gridSpan w:val="2"/>
             <w:shd w:val="clear" w:color="auto" w:fill="FBE5D5"/>
-            <w:tcMar/>
-          </w:tcPr>
-          <w:p>
-            <w:pPr>
-              <w:rPr>
-                <w:rFonts w:eastAsia="Calibri" w:asciiTheme="majorHAnsi" w:hAnsiTheme="majorHAnsi" w:cstheme="majorHAnsi"/>
+          </w:tcPr>
+          <w:p>
+            <w:pPr>
+              <w:rPr>
+                <w:rFonts w:asciiTheme="majorHAnsi" w:eastAsia="Calibri" w:hAnsiTheme="majorHAnsi" w:cstheme="majorHAnsi"/>
                 <w:b w:val="0"/>
                 <w:bCs/>
                 <w:color w:val="000000" w:themeColor="text1"/>
@@ -1230,7 +1149,7 @@
             </w:pPr>
             <w:r>
               <w:rPr>
-                <w:rFonts w:eastAsia="Calibri" w:asciiTheme="majorHAnsi" w:hAnsiTheme="majorHAnsi" w:cstheme="majorHAnsi"/>
+                <w:rFonts w:asciiTheme="majorHAnsi" w:eastAsia="Calibri" w:hAnsiTheme="majorHAnsi" w:cstheme="majorHAnsi"/>
                 <w:b w:val="0"/>
                 <w:bCs/>
                 <w:color w:val="000000" w:themeColor="text1"/>
@@ -1241,19 +1160,17 @@
         </w:tc>
         <w:tc>
           <w:tcPr>
-            <w:cnfStyle w:val="000000000000" w:firstRow="0" w:lastRow="0" w:firstColumn="0" w:lastColumn="0" w:oddVBand="0" w:evenVBand="0" w:oddHBand="0" w:evenHBand="0" w:firstRowFirstColumn="0" w:firstRowLastColumn="0" w:lastRowFirstColumn="0" w:lastRowLastColumn="0"/>
             <w:tcW w:w="6354" w:type="dxa"/>
             <w:gridSpan w:val="3"/>
             <w:tcBorders>
-              <w:right w:val="single" w:color="auto" w:sz="4" w:space="0"/>
+              <w:right w:val="single" w:sz="4" w:space="0" w:color="auto"/>
             </w:tcBorders>
-            <w:tcMar/>
           </w:tcPr>
           <w:p>
             <w:pPr>
               <w:cnfStyle w:val="000000000000" w:firstRow="0" w:lastRow="0" w:firstColumn="0" w:lastColumn="0" w:oddVBand="0" w:evenVBand="0" w:oddHBand="0" w:evenHBand="0" w:firstRowFirstColumn="0" w:firstRowLastColumn="0" w:lastRowFirstColumn="0" w:lastRowLastColumn="0"/>
               <w:rPr>
-                <w:rFonts w:eastAsia="Calibri" w:asciiTheme="majorHAnsi" w:hAnsiTheme="majorHAnsi" w:cstheme="majorHAnsi"/>
+                <w:rFonts w:asciiTheme="majorHAnsi" w:eastAsia="Calibri" w:hAnsiTheme="majorHAnsi" w:cstheme="majorHAnsi"/>
                 <w:bCs/>
                 <w:color w:val="000000" w:themeColor="text1"/>
               </w:rPr>
@@ -1269,12 +1186,10 @@
         </w:tc>
         <w:tc>
           <w:tcPr>
-            <w:cnfStyle w:val="000000000000" w:firstRow="0" w:lastRow="0" w:firstColumn="0" w:lastColumn="0" w:oddVBand="0" w:evenVBand="0" w:oddHBand="0" w:evenHBand="0" w:firstRowFirstColumn="0" w:firstRowLastColumn="0" w:lastRowFirstColumn="0" w:lastRowLastColumn="0"/>
             <w:tcW w:w="2693" w:type="dxa"/>
             <w:tcBorders>
-              <w:left w:val="single" w:color="auto" w:sz="4" w:space="0"/>
+              <w:left w:val="single" w:sz="4" w:space="0" w:color="auto"/>
             </w:tcBorders>
-            <w:tcMar/>
           </w:tcPr>
           <w:p>
             <w:pPr>
@@ -1282,14 +1197,14 @@
               <w:jc w:val="center"/>
               <w:cnfStyle w:val="000000000000" w:firstRow="0" w:lastRow="0" w:firstColumn="0" w:lastColumn="0" w:oddVBand="0" w:evenVBand="0" w:oddHBand="0" w:evenHBand="0" w:firstRowFirstColumn="0" w:firstRowLastColumn="0" w:lastRowFirstColumn="0" w:lastRowLastColumn="0"/>
               <w:rPr>
-                <w:rFonts w:eastAsia="Calibri" w:asciiTheme="majorHAnsi" w:hAnsiTheme="majorHAnsi" w:cstheme="majorHAnsi"/>
-                <w:b/>
-                <w:color w:val="000000" w:themeColor="text1"/>
-              </w:rPr>
-            </w:pPr>
-            <w:r>
-              <w:rPr>
-                <w:rFonts w:eastAsia="Calibri" w:asciiTheme="majorHAnsi" w:hAnsiTheme="majorHAnsi" w:cstheme="majorHAnsi"/>
+                <w:rFonts w:asciiTheme="majorHAnsi" w:eastAsia="Calibri" w:hAnsiTheme="majorHAnsi" w:cstheme="majorHAnsi"/>
+                <w:b/>
+                <w:color w:val="000000" w:themeColor="text1"/>
+              </w:rPr>
+            </w:pPr>
+            <w:r>
+              <w:rPr>
+                <w:rFonts w:asciiTheme="majorHAnsi" w:eastAsia="Calibri" w:hAnsiTheme="majorHAnsi" w:cstheme="majorHAnsi"/>
                 <w:b/>
                 <w:color w:val="000000" w:themeColor="text1"/>
               </w:rPr>
@@ -1308,12 +1223,11 @@
             <w:cnfStyle w:val="001000000000" w:firstRow="0" w:lastRow="0" w:firstColumn="1" w:lastColumn="0" w:oddVBand="0" w:evenVBand="0" w:oddHBand="0" w:evenHBand="0" w:firstRowFirstColumn="0" w:firstRowLastColumn="0" w:lastRowFirstColumn="0" w:lastRowLastColumn="0"/>
             <w:tcW w:w="1267" w:type="dxa"/>
             <w:gridSpan w:val="2"/>
-            <w:tcMar/>
-          </w:tcPr>
-          <w:p>
-            <w:pPr>
-              <w:rPr>
-                <w:rFonts w:eastAsia="Calibri" w:asciiTheme="majorHAnsi" w:hAnsiTheme="majorHAnsi" w:cstheme="majorHAnsi"/>
+          </w:tcPr>
+          <w:p>
+            <w:pPr>
+              <w:rPr>
+                <w:rFonts w:asciiTheme="majorHAnsi" w:eastAsia="Calibri" w:hAnsiTheme="majorHAnsi" w:cstheme="majorHAnsi"/>
                 <w:b w:val="0"/>
                 <w:bCs/>
                 <w:color w:val="000000" w:themeColor="text1"/>
@@ -1321,7 +1235,7 @@
             </w:pPr>
             <w:r>
               <w:rPr>
-                <w:rFonts w:eastAsia="Calibri" w:asciiTheme="majorHAnsi" w:hAnsiTheme="majorHAnsi" w:cstheme="majorHAnsi"/>
+                <w:rFonts w:asciiTheme="majorHAnsi" w:eastAsia="Calibri" w:hAnsiTheme="majorHAnsi" w:cstheme="majorHAnsi"/>
                 <w:b w:val="0"/>
                 <w:bCs/>
                 <w:color w:val="000000" w:themeColor="text1"/>
@@ -1332,18 +1246,16 @@
         </w:tc>
         <w:tc>
           <w:tcPr>
-            <w:cnfStyle w:val="000000000000" w:firstRow="0" w:lastRow="0" w:firstColumn="0" w:lastColumn="0" w:oddVBand="0" w:evenVBand="0" w:oddHBand="0" w:evenHBand="0" w:firstRowFirstColumn="0" w:firstRowLastColumn="0" w:lastRowFirstColumn="0" w:lastRowLastColumn="0"/>
             <w:tcW w:w="6354" w:type="dxa"/>
             <w:gridSpan w:val="3"/>
             <w:shd w:val="clear" w:color="auto" w:fill="auto"/>
-            <w:tcMar/>
           </w:tcPr>
           <w:p>
             <w:pPr>
               <w:spacing w:before="100" w:beforeAutospacing="1" w:after="100" w:afterAutospacing="1"/>
               <w:cnfStyle w:val="000000100000" w:firstRow="0" w:lastRow="0" w:firstColumn="0" w:lastColumn="0" w:oddVBand="0" w:evenVBand="0" w:oddHBand="1" w:evenHBand="0" w:firstRowFirstColumn="0" w:firstRowLastColumn="0" w:lastRowFirstColumn="0" w:lastRowLastColumn="0"/>
               <w:rPr>
-                <w:rFonts w:eastAsia="Times New Roman" w:asciiTheme="majorHAnsi" w:hAnsiTheme="majorHAnsi" w:cstheme="majorHAnsi"/>
+                <w:rFonts w:asciiTheme="majorHAnsi" w:eastAsia="Times New Roman" w:hAnsiTheme="majorHAnsi" w:cstheme="majorHAnsi"/>
                 <w:color w:val="000000" w:themeColor="text1"/>
                 <w:lang w:val="es-CO" w:eastAsia="es-CO"/>
               </w:rPr>
@@ -1359,10 +1271,8 @@
         </w:tc>
         <w:tc>
           <w:tcPr>
-            <w:cnfStyle w:val="000000000000" w:firstRow="0" w:lastRow="0" w:firstColumn="0" w:lastColumn="0" w:oddVBand="0" w:evenVBand="0" w:oddHBand="0" w:evenHBand="0" w:firstRowFirstColumn="0" w:firstRowLastColumn="0" w:lastRowFirstColumn="0" w:lastRowLastColumn="0"/>
             <w:tcW w:w="2693" w:type="dxa"/>
             <w:shd w:val="clear" w:color="auto" w:fill="auto"/>
-            <w:tcMar/>
           </w:tcPr>
           <w:p>
             <w:pPr>
@@ -1370,7 +1280,7 @@
               <w:jc w:val="center"/>
               <w:cnfStyle w:val="000000100000" w:firstRow="0" w:lastRow="0" w:firstColumn="0" w:lastColumn="0" w:oddVBand="0" w:evenVBand="0" w:oddHBand="1" w:evenHBand="0" w:firstRowFirstColumn="0" w:firstRowLastColumn="0" w:lastRowFirstColumn="0" w:lastRowLastColumn="0"/>
               <w:rPr>
-                <w:rFonts w:eastAsia="Calibri" w:asciiTheme="majorHAnsi" w:hAnsiTheme="majorHAnsi" w:cstheme="majorHAnsi"/>
+                <w:rFonts w:asciiTheme="majorHAnsi" w:eastAsia="Calibri" w:hAnsiTheme="majorHAnsi" w:cstheme="majorHAnsi"/>
                 <w:b/>
                 <w:color w:val="000000" w:themeColor="text1"/>
               </w:rPr>
@@ -1388,12 +1298,11 @@
             <w:tcW w:w="1267" w:type="dxa"/>
             <w:gridSpan w:val="2"/>
             <w:shd w:val="clear" w:color="auto" w:fill="FBE5D5"/>
-            <w:tcMar/>
-          </w:tcPr>
-          <w:p>
-            <w:pPr>
-              <w:rPr>
-                <w:rFonts w:eastAsia="Calibri" w:asciiTheme="majorHAnsi" w:hAnsiTheme="majorHAnsi" w:cstheme="majorHAnsi"/>
+          </w:tcPr>
+          <w:p>
+            <w:pPr>
+              <w:rPr>
+                <w:rFonts w:asciiTheme="majorHAnsi" w:eastAsia="Calibri" w:hAnsiTheme="majorHAnsi" w:cstheme="majorHAnsi"/>
                 <w:b w:val="0"/>
                 <w:bCs/>
                 <w:color w:val="000000" w:themeColor="text1"/>
@@ -1401,7 +1310,7 @@
             </w:pPr>
             <w:r>
               <w:rPr>
-                <w:rFonts w:eastAsia="Calibri" w:asciiTheme="majorHAnsi" w:hAnsiTheme="majorHAnsi" w:cstheme="majorHAnsi"/>
+                <w:rFonts w:asciiTheme="majorHAnsi" w:eastAsia="Calibri" w:hAnsiTheme="majorHAnsi" w:cstheme="majorHAnsi"/>
                 <w:b w:val="0"/>
                 <w:bCs/>
                 <w:color w:val="000000" w:themeColor="text1"/>
@@ -1412,16 +1321,14 @@
         </w:tc>
         <w:tc>
           <w:tcPr>
-            <w:cnfStyle w:val="000000000000" w:firstRow="0" w:lastRow="0" w:firstColumn="0" w:lastColumn="0" w:oddVBand="0" w:evenVBand="0" w:oddHBand="0" w:evenHBand="0" w:firstRowFirstColumn="0" w:firstRowLastColumn="0" w:lastRowFirstColumn="0" w:lastRowLastColumn="0"/>
             <w:tcW w:w="6354" w:type="dxa"/>
             <w:gridSpan w:val="3"/>
-            <w:tcMar/>
           </w:tcPr>
           <w:p>
             <w:pPr>
               <w:cnfStyle w:val="000000000000" w:firstRow="0" w:lastRow="0" w:firstColumn="0" w:lastColumn="0" w:oddVBand="0" w:evenVBand="0" w:oddHBand="0" w:evenHBand="0" w:firstRowFirstColumn="0" w:firstRowLastColumn="0" w:lastRowFirstColumn="0" w:lastRowLastColumn="0"/>
               <w:rPr>
-                <w:rFonts w:eastAsia="Calibri" w:asciiTheme="majorHAnsi" w:hAnsiTheme="majorHAnsi" w:cstheme="majorHAnsi"/>
+                <w:rFonts w:asciiTheme="majorHAnsi" w:eastAsia="Calibri" w:hAnsiTheme="majorHAnsi" w:cstheme="majorHAnsi"/>
                 <w:bCs/>
                 <w:color w:val="000000" w:themeColor="text1"/>
               </w:rPr>
@@ -1437,9 +1344,7 @@
         </w:tc>
         <w:tc>
           <w:tcPr>
-            <w:cnfStyle w:val="000000000000" w:firstRow="0" w:lastRow="0" w:firstColumn="0" w:lastColumn="0" w:oddVBand="0" w:evenVBand="0" w:oddHBand="0" w:evenHBand="0" w:firstRowFirstColumn="0" w:firstRowLastColumn="0" w:lastRowFirstColumn="0" w:lastRowLastColumn="0"/>
             <w:tcW w:w="2693" w:type="dxa"/>
-            <w:tcMar/>
           </w:tcPr>
           <w:p>
             <w:pPr>
@@ -1447,7 +1352,7 @@
               <w:jc w:val="center"/>
               <w:cnfStyle w:val="000000000000" w:firstRow="0" w:lastRow="0" w:firstColumn="0" w:lastColumn="0" w:oddVBand="0" w:evenVBand="0" w:oddHBand="0" w:evenHBand="0" w:firstRowFirstColumn="0" w:firstRowLastColumn="0" w:lastRowFirstColumn="0" w:lastRowLastColumn="0"/>
               <w:rPr>
-                <w:rFonts w:eastAsia="Calibri" w:asciiTheme="majorHAnsi" w:hAnsiTheme="majorHAnsi" w:cstheme="majorHAnsi"/>
+                <w:rFonts w:asciiTheme="majorHAnsi" w:eastAsia="Calibri" w:hAnsiTheme="majorHAnsi" w:cstheme="majorHAnsi"/>
                 <w:b/>
                 <w:color w:val="000000" w:themeColor="text1"/>
               </w:rPr>
@@ -1465,12 +1370,11 @@
             <w:cnfStyle w:val="001000000000" w:firstRow="0" w:lastRow="0" w:firstColumn="1" w:lastColumn="0" w:oddVBand="0" w:evenVBand="0" w:oddHBand="0" w:evenHBand="0" w:firstRowFirstColumn="0" w:firstRowLastColumn="0" w:lastRowFirstColumn="0" w:lastRowLastColumn="0"/>
             <w:tcW w:w="1267" w:type="dxa"/>
             <w:gridSpan w:val="2"/>
-            <w:tcMar/>
-          </w:tcPr>
-          <w:p>
-            <w:pPr>
-              <w:rPr>
-                <w:rFonts w:eastAsia="Calibri" w:asciiTheme="majorHAnsi" w:hAnsiTheme="majorHAnsi" w:cstheme="majorHAnsi"/>
+          </w:tcPr>
+          <w:p>
+            <w:pPr>
+              <w:rPr>
+                <w:rFonts w:asciiTheme="majorHAnsi" w:eastAsia="Calibri" w:hAnsiTheme="majorHAnsi" w:cstheme="majorHAnsi"/>
                 <w:b w:val="0"/>
                 <w:bCs/>
                 <w:color w:val="000000" w:themeColor="text1"/>
@@ -1478,28 +1382,27 @@
             </w:pPr>
             <w:r>
               <w:rPr>
-                <w:rFonts w:eastAsia="Calibri" w:asciiTheme="majorHAnsi" w:hAnsiTheme="majorHAnsi" w:cstheme="majorHAnsi"/>
+                <w:rFonts w:asciiTheme="majorHAnsi" w:eastAsia="Calibri" w:hAnsiTheme="majorHAnsi" w:cstheme="majorHAnsi"/>
                 <w:b w:val="0"/>
                 <w:bCs/>
                 <w:color w:val="000000" w:themeColor="text1"/>
               </w:rPr>
+              <w:lastRenderedPageBreak/>
               <w:t>Opción d)</w:t>
             </w:r>
           </w:p>
         </w:tc>
         <w:tc>
           <w:tcPr>
-            <w:cnfStyle w:val="000000000000" w:firstRow="0" w:lastRow="0" w:firstColumn="0" w:lastColumn="0" w:oddVBand="0" w:evenVBand="0" w:oddHBand="0" w:evenHBand="0" w:firstRowFirstColumn="0" w:firstRowLastColumn="0" w:lastRowFirstColumn="0" w:lastRowLastColumn="0"/>
             <w:tcW w:w="6354" w:type="dxa"/>
             <w:gridSpan w:val="3"/>
             <w:shd w:val="clear" w:color="auto" w:fill="auto"/>
-            <w:tcMar/>
           </w:tcPr>
           <w:p>
             <w:pPr>
               <w:cnfStyle w:val="000000100000" w:firstRow="0" w:lastRow="0" w:firstColumn="0" w:lastColumn="0" w:oddVBand="0" w:evenVBand="0" w:oddHBand="1" w:evenHBand="0" w:firstRowFirstColumn="0" w:firstRowLastColumn="0" w:lastRowFirstColumn="0" w:lastRowLastColumn="0"/>
               <w:rPr>
-                <w:rFonts w:eastAsia="Calibri" w:asciiTheme="majorHAnsi" w:hAnsiTheme="majorHAnsi" w:cstheme="majorHAnsi"/>
+                <w:rFonts w:asciiTheme="majorHAnsi" w:eastAsia="Calibri" w:hAnsiTheme="majorHAnsi" w:cstheme="majorHAnsi"/>
                 <w:bCs/>
                 <w:color w:val="000000" w:themeColor="text1"/>
               </w:rPr>
@@ -1515,17 +1418,15 @@
         </w:tc>
         <w:tc>
           <w:tcPr>
-            <w:cnfStyle w:val="000000000000" w:firstRow="0" w:lastRow="0" w:firstColumn="0" w:lastColumn="0" w:oddVBand="0" w:evenVBand="0" w:oddHBand="0" w:evenHBand="0" w:firstRowFirstColumn="0" w:firstRowLastColumn="0" w:lastRowFirstColumn="0" w:lastRowLastColumn="0"/>
             <w:tcW w:w="2693" w:type="dxa"/>
             <w:shd w:val="clear" w:color="auto" w:fill="auto"/>
-            <w:tcMar/>
           </w:tcPr>
           <w:p>
             <w:pPr>
               <w:widowControl w:val="0"/>
               <w:cnfStyle w:val="000000100000" w:firstRow="0" w:lastRow="0" w:firstColumn="0" w:lastColumn="0" w:oddVBand="0" w:evenVBand="0" w:oddHBand="1" w:evenHBand="0" w:firstRowFirstColumn="0" w:firstRowLastColumn="0" w:lastRowFirstColumn="0" w:lastRowLastColumn="0"/>
               <w:rPr>
-                <w:rFonts w:eastAsia="Calibri" w:asciiTheme="majorHAnsi" w:hAnsiTheme="majorHAnsi" w:cstheme="majorHAnsi"/>
+                <w:rFonts w:asciiTheme="majorHAnsi" w:eastAsia="Calibri" w:hAnsiTheme="majorHAnsi" w:cstheme="majorHAnsi"/>
                 <w:bCs/>
                 <w:color w:val="000000" w:themeColor="text1"/>
               </w:rPr>
@@ -1543,12 +1444,11 @@
             <w:tcW w:w="1951" w:type="dxa"/>
             <w:gridSpan w:val="4"/>
             <w:shd w:val="clear" w:color="auto" w:fill="FBE5D5"/>
-            <w:tcMar/>
-          </w:tcPr>
-          <w:p>
-            <w:pPr>
-              <w:rPr>
-                <w:rFonts w:eastAsia="Calibri" w:asciiTheme="majorHAnsi" w:hAnsiTheme="majorHAnsi" w:cstheme="majorHAnsi"/>
+          </w:tcPr>
+          <w:p>
+            <w:pPr>
+              <w:rPr>
+                <w:rFonts w:asciiTheme="majorHAnsi" w:eastAsia="Calibri" w:hAnsiTheme="majorHAnsi" w:cstheme="majorHAnsi"/>
                 <w:b w:val="0"/>
                 <w:bCs/>
                 <w:color w:val="000000" w:themeColor="text1"/>
@@ -1556,7 +1456,7 @@
             </w:pPr>
             <w:r>
               <w:rPr>
-                <w:rFonts w:eastAsia="Calibri" w:asciiTheme="majorHAnsi" w:hAnsiTheme="majorHAnsi" w:cstheme="majorHAnsi"/>
+                <w:rFonts w:asciiTheme="majorHAnsi" w:eastAsia="Calibri" w:hAnsiTheme="majorHAnsi" w:cstheme="majorHAnsi"/>
                 <w:b w:val="0"/>
                 <w:bCs/>
                 <w:color w:val="000000" w:themeColor="text1"/>
@@ -1567,24 +1467,22 @@
         </w:tc>
         <w:tc>
           <w:tcPr>
-            <w:cnfStyle w:val="000000000000" w:firstRow="0" w:lastRow="0" w:firstColumn="0" w:lastColumn="0" w:oddVBand="0" w:evenVBand="0" w:oddHBand="0" w:evenHBand="0" w:firstRowFirstColumn="0" w:firstRowLastColumn="0" w:lastRowFirstColumn="0" w:lastRowLastColumn="0"/>
             <w:tcW w:w="8363" w:type="dxa"/>
             <w:gridSpan w:val="2"/>
             <w:shd w:val="clear" w:color="auto" w:fill="FFFFFF" w:themeFill="background1"/>
-            <w:tcMar/>
           </w:tcPr>
           <w:p>
             <w:pPr>
               <w:cnfStyle w:val="000000000000" w:firstRow="0" w:lastRow="0" w:firstColumn="0" w:lastColumn="0" w:oddVBand="0" w:evenVBand="0" w:oddHBand="0" w:evenHBand="0" w:firstRowFirstColumn="0" w:firstRowLastColumn="0" w:lastRowFirstColumn="0" w:lastRowLastColumn="0"/>
               <w:rPr>
-                <w:rFonts w:eastAsia="Calibri" w:asciiTheme="majorHAnsi" w:hAnsiTheme="majorHAnsi" w:cstheme="majorHAnsi"/>
-                <w:bCs/>
-                <w:color w:val="000000" w:themeColor="text1"/>
-              </w:rPr>
-            </w:pPr>
-            <w:r>
-              <w:rPr>
-                <w:rFonts w:eastAsia="Calibri" w:asciiTheme="majorHAnsi" w:hAnsiTheme="majorHAnsi" w:cstheme="majorHAnsi"/>
+                <w:rFonts w:asciiTheme="majorHAnsi" w:eastAsia="Calibri" w:hAnsiTheme="majorHAnsi" w:cstheme="majorHAnsi"/>
+                <w:bCs/>
+                <w:color w:val="000000" w:themeColor="text1"/>
+              </w:rPr>
+            </w:pPr>
+            <w:r>
+              <w:rPr>
+                <w:rFonts w:asciiTheme="majorHAnsi" w:eastAsia="Calibri" w:hAnsiTheme="majorHAnsi" w:cstheme="majorHAnsi"/>
                 <w:bCs/>
                 <w:color w:val="000000" w:themeColor="text1"/>
               </w:rPr>
@@ -1592,7 +1490,7 @@
             </w:r>
             <w:r>
               <w:rPr>
-                <w:rFonts w:eastAsia="Calibri" w:asciiTheme="majorHAnsi" w:hAnsiTheme="majorHAnsi" w:cstheme="majorHAnsi"/>
+                <w:rFonts w:asciiTheme="majorHAnsi" w:eastAsia="Calibri" w:hAnsiTheme="majorHAnsi" w:cstheme="majorHAnsi"/>
                 <w:bCs/>
                 <w:color w:val="000000" w:themeColor="text1"/>
               </w:rPr>
@@ -1618,12 +1516,11 @@
             <w:cnfStyle w:val="001000000000" w:firstRow="0" w:lastRow="0" w:firstColumn="1" w:lastColumn="0" w:oddVBand="0" w:evenVBand="0" w:oddHBand="0" w:evenHBand="0" w:firstRowFirstColumn="0" w:firstRowLastColumn="0" w:lastRowFirstColumn="0" w:lastRowLastColumn="0"/>
             <w:tcW w:w="1951" w:type="dxa"/>
             <w:gridSpan w:val="4"/>
-            <w:tcMar/>
-          </w:tcPr>
-          <w:p>
-            <w:pPr>
-              <w:rPr>
-                <w:rFonts w:eastAsia="Calibri" w:asciiTheme="majorHAnsi" w:hAnsiTheme="majorHAnsi" w:cstheme="majorHAnsi"/>
+          </w:tcPr>
+          <w:p>
+            <w:pPr>
+              <w:rPr>
+                <w:rFonts w:asciiTheme="majorHAnsi" w:eastAsia="Calibri" w:hAnsiTheme="majorHAnsi" w:cstheme="majorHAnsi"/>
                 <w:b w:val="0"/>
                 <w:bCs/>
                 <w:color w:val="000000" w:themeColor="text1"/>
@@ -1631,7 +1528,7 @@
             </w:pPr>
             <w:r>
               <w:rPr>
-                <w:rFonts w:eastAsia="Calibri" w:asciiTheme="majorHAnsi" w:hAnsiTheme="majorHAnsi" w:cstheme="majorHAnsi"/>
+                <w:rFonts w:asciiTheme="majorHAnsi" w:eastAsia="Calibri" w:hAnsiTheme="majorHAnsi" w:cstheme="majorHAnsi"/>
                 <w:b w:val="0"/>
                 <w:bCs/>
                 <w:color w:val="000000" w:themeColor="text1"/>
@@ -1642,25 +1539,23 @@
         </w:tc>
         <w:tc>
           <w:tcPr>
-            <w:cnfStyle w:val="000000000000" w:firstRow="0" w:lastRow="0" w:firstColumn="0" w:lastColumn="0" w:oddVBand="0" w:evenVBand="0" w:oddHBand="0" w:evenHBand="0" w:firstRowFirstColumn="0" w:firstRowLastColumn="0" w:lastRowFirstColumn="0" w:lastRowLastColumn="0"/>
             <w:tcW w:w="8363" w:type="dxa"/>
             <w:gridSpan w:val="2"/>
             <w:shd w:val="clear" w:color="auto" w:fill="FFFFFF" w:themeFill="background1"/>
-            <w:tcMar/>
           </w:tcPr>
           <w:p>
             <w:pPr>
               <w:contextualSpacing/>
               <w:cnfStyle w:val="000000100000" w:firstRow="0" w:lastRow="0" w:firstColumn="0" w:lastColumn="0" w:oddVBand="0" w:evenVBand="0" w:oddHBand="1" w:evenHBand="0" w:firstRowFirstColumn="0" w:firstRowLastColumn="0" w:lastRowFirstColumn="0" w:lastRowLastColumn="0"/>
               <w:rPr>
-                <w:rFonts w:eastAsia="Calibri" w:asciiTheme="majorHAnsi" w:hAnsiTheme="majorHAnsi" w:cstheme="majorHAnsi"/>
-                <w:bCs/>
-                <w:color w:val="000000" w:themeColor="text1"/>
-              </w:rPr>
-            </w:pPr>
-            <w:r>
-              <w:rPr>
-                <w:rFonts w:eastAsia="Calibri" w:asciiTheme="majorHAnsi" w:hAnsiTheme="majorHAnsi" w:cstheme="majorHAnsi"/>
+                <w:rFonts w:asciiTheme="majorHAnsi" w:eastAsia="Calibri" w:hAnsiTheme="majorHAnsi" w:cstheme="majorHAnsi"/>
+                <w:bCs/>
+                <w:color w:val="000000" w:themeColor="text1"/>
+              </w:rPr>
+            </w:pPr>
+            <w:r>
+              <w:rPr>
+                <w:rFonts w:asciiTheme="majorHAnsi" w:eastAsia="Calibri" w:hAnsiTheme="majorHAnsi" w:cstheme="majorHAnsi"/>
                 <w:bCs/>
                 <w:color w:val="000000" w:themeColor="text1"/>
               </w:rPr>
@@ -1679,18 +1574,17 @@
             <w:tcW w:w="1951" w:type="dxa"/>
             <w:gridSpan w:val="4"/>
             <w:shd w:val="clear" w:color="auto" w:fill="FBE5D5"/>
-            <w:tcMar/>
-          </w:tcPr>
-          <w:p>
-            <w:pPr>
-              <w:rPr>
-                <w:rFonts w:eastAsia="Calibri" w:asciiTheme="majorHAnsi" w:hAnsiTheme="majorHAnsi" w:cstheme="majorHAnsi"/>
-                <w:color w:val="000000" w:themeColor="text1"/>
-              </w:rPr>
-            </w:pPr>
-            <w:r>
-              <w:rPr>
-                <w:rFonts w:eastAsia="Calibri" w:asciiTheme="majorHAnsi" w:hAnsiTheme="majorHAnsi" w:cstheme="majorHAnsi"/>
+          </w:tcPr>
+          <w:p>
+            <w:pPr>
+              <w:rPr>
+                <w:rFonts w:asciiTheme="majorHAnsi" w:eastAsia="Calibri" w:hAnsiTheme="majorHAnsi" w:cstheme="majorHAnsi"/>
+                <w:color w:val="000000" w:themeColor="text1"/>
+              </w:rPr>
+            </w:pPr>
+            <w:r>
+              <w:rPr>
+                <w:rFonts w:asciiTheme="majorHAnsi" w:eastAsia="Calibri" w:hAnsiTheme="majorHAnsi" w:cstheme="majorHAnsi"/>
                 <w:color w:val="000000" w:themeColor="text1"/>
               </w:rPr>
               <w:t>Pregunta 3</w:t>
@@ -1699,19 +1593,17 @@
         </w:tc>
         <w:tc>
           <w:tcPr>
-            <w:cnfStyle w:val="000000000000" w:firstRow="0" w:lastRow="0" w:firstColumn="0" w:lastColumn="0" w:oddVBand="0" w:evenVBand="0" w:oddHBand="0" w:evenHBand="0" w:firstRowFirstColumn="0" w:firstRowLastColumn="0" w:lastRowFirstColumn="0" w:lastRowLastColumn="0"/>
             <w:tcW w:w="5670" w:type="dxa"/>
             <w:tcBorders>
-              <w:right w:val="single" w:color="auto" w:sz="4" w:space="0"/>
+              <w:right w:val="single" w:sz="4" w:space="0" w:color="auto"/>
             </w:tcBorders>
             <w:shd w:val="clear" w:color="auto" w:fill="FBE5D5"/>
-            <w:tcMar/>
           </w:tcPr>
           <w:p>
             <w:pPr>
               <w:cnfStyle w:val="000000000000" w:firstRow="0" w:lastRow="0" w:firstColumn="0" w:lastColumn="0" w:oddVBand="0" w:evenVBand="0" w:oddHBand="0" w:evenHBand="0" w:firstRowFirstColumn="0" w:firstRowLastColumn="0" w:lastRowFirstColumn="0" w:lastRowLastColumn="0"/>
               <w:rPr>
-                <w:rFonts w:eastAsia="Calibri" w:asciiTheme="majorHAnsi" w:hAnsiTheme="majorHAnsi" w:cstheme="majorHAnsi"/>
+                <w:rFonts w:asciiTheme="majorHAnsi" w:eastAsia="Calibri" w:hAnsiTheme="majorHAnsi" w:cstheme="majorHAnsi"/>
                 <w:b/>
                 <w:color w:val="000000" w:themeColor="text1"/>
               </w:rPr>
@@ -1727,18 +1619,16 @@
         </w:tc>
         <w:tc>
           <w:tcPr>
-            <w:cnfStyle w:val="000000000000" w:firstRow="0" w:lastRow="0" w:firstColumn="0" w:lastColumn="0" w:oddVBand="0" w:evenVBand="0" w:oddHBand="0" w:evenHBand="0" w:firstRowFirstColumn="0" w:firstRowLastColumn="0" w:lastRowFirstColumn="0" w:lastRowLastColumn="0"/>
             <w:tcW w:w="2693" w:type="dxa"/>
             <w:tcBorders>
-              <w:left w:val="single" w:color="auto" w:sz="4" w:space="0"/>
+              <w:left w:val="single" w:sz="4" w:space="0" w:color="auto"/>
             </w:tcBorders>
-            <w:tcMar/>
           </w:tcPr>
           <w:p>
             <w:pPr>
               <w:cnfStyle w:val="000000000000" w:firstRow="0" w:lastRow="0" w:firstColumn="0" w:lastColumn="0" w:oddVBand="0" w:evenVBand="0" w:oddHBand="0" w:evenHBand="0" w:firstRowFirstColumn="0" w:firstRowLastColumn="0" w:lastRowFirstColumn="0" w:lastRowLastColumn="0"/>
               <w:rPr>
-                <w:rFonts w:eastAsia="Calibri" w:asciiTheme="majorHAnsi" w:hAnsiTheme="majorHAnsi" w:cstheme="majorHAnsi"/>
+                <w:rFonts w:asciiTheme="majorHAnsi" w:eastAsia="Calibri" w:hAnsiTheme="majorHAnsi" w:cstheme="majorHAnsi"/>
                 <w:bCs/>
                 <w:color w:val="000000" w:themeColor="text1"/>
               </w:rPr>
@@ -1756,12 +1646,11 @@
             <w:cnfStyle w:val="001000000000" w:firstRow="0" w:lastRow="0" w:firstColumn="1" w:lastColumn="0" w:oddVBand="0" w:evenVBand="0" w:oddHBand="0" w:evenHBand="0" w:firstRowFirstColumn="0" w:firstRowLastColumn="0" w:lastRowFirstColumn="0" w:lastRowLastColumn="0"/>
             <w:tcW w:w="1267" w:type="dxa"/>
             <w:gridSpan w:val="2"/>
-            <w:tcMar/>
-          </w:tcPr>
-          <w:p>
-            <w:pPr>
-              <w:rPr>
-                <w:rFonts w:eastAsia="Calibri" w:asciiTheme="majorHAnsi" w:hAnsiTheme="majorHAnsi" w:cstheme="majorHAnsi"/>
+          </w:tcPr>
+          <w:p>
+            <w:pPr>
+              <w:rPr>
+                <w:rFonts w:asciiTheme="majorHAnsi" w:eastAsia="Calibri" w:hAnsiTheme="majorHAnsi" w:cstheme="majorHAnsi"/>
                 <w:b w:val="0"/>
                 <w:bCs/>
                 <w:color w:val="000000" w:themeColor="text1"/>
@@ -1769,7 +1658,7 @@
             </w:pPr>
             <w:r>
               <w:rPr>
-                <w:rFonts w:eastAsia="Calibri" w:asciiTheme="majorHAnsi" w:hAnsiTheme="majorHAnsi" w:cstheme="majorHAnsi"/>
+                <w:rFonts w:asciiTheme="majorHAnsi" w:eastAsia="Calibri" w:hAnsiTheme="majorHAnsi" w:cstheme="majorHAnsi"/>
                 <w:b w:val="0"/>
                 <w:bCs/>
                 <w:color w:val="000000" w:themeColor="text1"/>
@@ -1780,20 +1669,18 @@
         </w:tc>
         <w:tc>
           <w:tcPr>
-            <w:cnfStyle w:val="000000000000" w:firstRow="0" w:lastRow="0" w:firstColumn="0" w:lastColumn="0" w:oddVBand="0" w:evenVBand="0" w:oddHBand="0" w:evenHBand="0" w:firstRowFirstColumn="0" w:firstRowLastColumn="0" w:lastRowFirstColumn="0" w:lastRowLastColumn="0"/>
             <w:tcW w:w="6354" w:type="dxa"/>
             <w:gridSpan w:val="3"/>
             <w:tcBorders>
-              <w:right w:val="single" w:color="auto" w:sz="4" w:space="0"/>
+              <w:right w:val="single" w:sz="4" w:space="0" w:color="auto"/>
             </w:tcBorders>
             <w:shd w:val="clear" w:color="auto" w:fill="auto"/>
-            <w:tcMar/>
           </w:tcPr>
           <w:p>
             <w:pPr>
               <w:cnfStyle w:val="000000100000" w:firstRow="0" w:lastRow="0" w:firstColumn="0" w:lastColumn="0" w:oddVBand="0" w:evenVBand="0" w:oddHBand="1" w:evenHBand="0" w:firstRowFirstColumn="0" w:firstRowLastColumn="0" w:lastRowFirstColumn="0" w:lastRowLastColumn="0"/>
               <w:rPr>
-                <w:rFonts w:eastAsia="Calibri" w:asciiTheme="majorHAnsi" w:hAnsiTheme="majorHAnsi" w:cstheme="majorHAnsi"/>
+                <w:rFonts w:asciiTheme="majorHAnsi" w:eastAsia="Calibri" w:hAnsiTheme="majorHAnsi" w:cstheme="majorHAnsi"/>
                 <w:bCs/>
                 <w:color w:val="000000" w:themeColor="text1"/>
               </w:rPr>
@@ -1809,13 +1696,11 @@
         </w:tc>
         <w:tc>
           <w:tcPr>
-            <w:cnfStyle w:val="000000000000" w:firstRow="0" w:lastRow="0" w:firstColumn="0" w:lastColumn="0" w:oddVBand="0" w:evenVBand="0" w:oddHBand="0" w:evenHBand="0" w:firstRowFirstColumn="0" w:firstRowLastColumn="0" w:lastRowFirstColumn="0" w:lastRowLastColumn="0"/>
             <w:tcW w:w="2693" w:type="dxa"/>
             <w:tcBorders>
-              <w:left w:val="single" w:color="auto" w:sz="4" w:space="0"/>
+              <w:left w:val="single" w:sz="4" w:space="0" w:color="auto"/>
             </w:tcBorders>
             <w:shd w:val="clear" w:color="auto" w:fill="auto"/>
-            <w:tcMar/>
           </w:tcPr>
           <w:p>
             <w:pPr>
@@ -1823,7 +1708,7 @@
               <w:jc w:val="center"/>
               <w:cnfStyle w:val="000000100000" w:firstRow="0" w:lastRow="0" w:firstColumn="0" w:lastColumn="0" w:oddVBand="0" w:evenVBand="0" w:oddHBand="1" w:evenHBand="0" w:firstRowFirstColumn="0" w:firstRowLastColumn="0" w:lastRowFirstColumn="0" w:lastRowLastColumn="0"/>
               <w:rPr>
-                <w:rFonts w:eastAsia="Calibri" w:asciiTheme="majorHAnsi" w:hAnsiTheme="majorHAnsi" w:cstheme="majorHAnsi"/>
+                <w:rFonts w:asciiTheme="majorHAnsi" w:eastAsia="Calibri" w:hAnsiTheme="majorHAnsi" w:cstheme="majorHAnsi"/>
                 <w:b/>
                 <w:color w:val="000000" w:themeColor="text1"/>
               </w:rPr>
@@ -1841,12 +1726,11 @@
             <w:tcW w:w="1267" w:type="dxa"/>
             <w:gridSpan w:val="2"/>
             <w:shd w:val="clear" w:color="auto" w:fill="FBE5D5"/>
-            <w:tcMar/>
-          </w:tcPr>
-          <w:p>
-            <w:pPr>
-              <w:rPr>
-                <w:rFonts w:eastAsia="Calibri" w:asciiTheme="majorHAnsi" w:hAnsiTheme="majorHAnsi" w:cstheme="majorHAnsi"/>
+          </w:tcPr>
+          <w:p>
+            <w:pPr>
+              <w:rPr>
+                <w:rFonts w:asciiTheme="majorHAnsi" w:eastAsia="Calibri" w:hAnsiTheme="majorHAnsi" w:cstheme="majorHAnsi"/>
                 <w:b w:val="0"/>
                 <w:bCs/>
                 <w:color w:val="000000" w:themeColor="text1"/>
@@ -1854,7 +1738,7 @@
             </w:pPr>
             <w:r>
               <w:rPr>
-                <w:rFonts w:eastAsia="Calibri" w:asciiTheme="majorHAnsi" w:hAnsiTheme="majorHAnsi" w:cstheme="majorHAnsi"/>
+                <w:rFonts w:asciiTheme="majorHAnsi" w:eastAsia="Calibri" w:hAnsiTheme="majorHAnsi" w:cstheme="majorHAnsi"/>
                 <w:b w:val="0"/>
                 <w:bCs/>
                 <w:color w:val="000000" w:themeColor="text1"/>
@@ -1865,17 +1749,15 @@
         </w:tc>
         <w:tc>
           <w:tcPr>
-            <w:cnfStyle w:val="000000000000" w:firstRow="0" w:lastRow="0" w:firstColumn="0" w:lastColumn="0" w:oddVBand="0" w:evenVBand="0" w:oddHBand="0" w:evenHBand="0" w:firstRowFirstColumn="0" w:firstRowLastColumn="0" w:lastRowFirstColumn="0" w:lastRowLastColumn="0"/>
             <w:tcW w:w="6354" w:type="dxa"/>
             <w:gridSpan w:val="3"/>
-            <w:tcMar/>
           </w:tcPr>
           <w:p>
             <w:pPr>
               <w:spacing w:before="100" w:beforeAutospacing="1" w:after="100" w:afterAutospacing="1" w:line="276" w:lineRule="auto"/>
               <w:cnfStyle w:val="000000000000" w:firstRow="0" w:lastRow="0" w:firstColumn="0" w:lastColumn="0" w:oddVBand="0" w:evenVBand="0" w:oddHBand="0" w:evenHBand="0" w:firstRowFirstColumn="0" w:firstRowLastColumn="0" w:lastRowFirstColumn="0" w:lastRowLastColumn="0"/>
               <w:rPr>
-                <w:rFonts w:eastAsia="Times New Roman" w:asciiTheme="majorHAnsi" w:hAnsiTheme="majorHAnsi" w:cstheme="majorHAnsi"/>
+                <w:rFonts w:asciiTheme="majorHAnsi" w:eastAsia="Times New Roman" w:hAnsiTheme="majorHAnsi" w:cstheme="majorHAnsi"/>
                 <w:color w:val="000000" w:themeColor="text1"/>
                 <w:lang w:val="es-CO" w:eastAsia="es-CO"/>
               </w:rPr>
@@ -1891,16 +1773,14 @@
         </w:tc>
         <w:tc>
           <w:tcPr>
-            <w:cnfStyle w:val="000000000000" w:firstRow="0" w:lastRow="0" w:firstColumn="0" w:lastColumn="0" w:oddVBand="0" w:evenVBand="0" w:oddHBand="0" w:evenHBand="0" w:firstRowFirstColumn="0" w:firstRowLastColumn="0" w:lastRowFirstColumn="0" w:lastRowLastColumn="0"/>
             <w:tcW w:w="2693" w:type="dxa"/>
-            <w:tcMar/>
           </w:tcPr>
           <w:p>
             <w:pPr>
               <w:widowControl w:val="0"/>
               <w:cnfStyle w:val="000000000000" w:firstRow="0" w:lastRow="0" w:firstColumn="0" w:lastColumn="0" w:oddVBand="0" w:evenVBand="0" w:oddHBand="0" w:evenHBand="0" w:firstRowFirstColumn="0" w:firstRowLastColumn="0" w:lastRowFirstColumn="0" w:lastRowLastColumn="0"/>
               <w:rPr>
-                <w:rFonts w:eastAsia="Calibri" w:asciiTheme="majorHAnsi" w:hAnsiTheme="majorHAnsi" w:cstheme="majorHAnsi"/>
+                <w:rFonts w:asciiTheme="majorHAnsi" w:eastAsia="Calibri" w:hAnsiTheme="majorHAnsi" w:cstheme="majorHAnsi"/>
                 <w:bCs/>
                 <w:color w:val="000000" w:themeColor="text1"/>
               </w:rPr>
@@ -1918,12 +1798,11 @@
             <w:cnfStyle w:val="001000000000" w:firstRow="0" w:lastRow="0" w:firstColumn="1" w:lastColumn="0" w:oddVBand="0" w:evenVBand="0" w:oddHBand="0" w:evenHBand="0" w:firstRowFirstColumn="0" w:firstRowLastColumn="0" w:lastRowFirstColumn="0" w:lastRowLastColumn="0"/>
             <w:tcW w:w="1267" w:type="dxa"/>
             <w:gridSpan w:val="2"/>
-            <w:tcMar/>
-          </w:tcPr>
-          <w:p>
-            <w:pPr>
-              <w:rPr>
-                <w:rFonts w:eastAsia="Calibri" w:asciiTheme="majorHAnsi" w:hAnsiTheme="majorHAnsi" w:cstheme="majorHAnsi"/>
+          </w:tcPr>
+          <w:p>
+            <w:pPr>
+              <w:rPr>
+                <w:rFonts w:asciiTheme="majorHAnsi" w:eastAsia="Calibri" w:hAnsiTheme="majorHAnsi" w:cstheme="majorHAnsi"/>
                 <w:b w:val="0"/>
                 <w:bCs/>
                 <w:color w:val="000000" w:themeColor="text1"/>
@@ -1931,7 +1810,7 @@
             </w:pPr>
             <w:r>
               <w:rPr>
-                <w:rFonts w:eastAsia="Calibri" w:asciiTheme="majorHAnsi" w:hAnsiTheme="majorHAnsi" w:cstheme="majorHAnsi"/>
+                <w:rFonts w:asciiTheme="majorHAnsi" w:eastAsia="Calibri" w:hAnsiTheme="majorHAnsi" w:cstheme="majorHAnsi"/>
                 <w:b w:val="0"/>
                 <w:bCs/>
                 <w:color w:val="000000" w:themeColor="text1"/>
@@ -1942,17 +1821,15 @@
         </w:tc>
         <w:tc>
           <w:tcPr>
-            <w:cnfStyle w:val="000000000000" w:firstRow="0" w:lastRow="0" w:firstColumn="0" w:lastColumn="0" w:oddVBand="0" w:evenVBand="0" w:oddHBand="0" w:evenHBand="0" w:firstRowFirstColumn="0" w:firstRowLastColumn="0" w:lastRowFirstColumn="0" w:lastRowLastColumn="0"/>
             <w:tcW w:w="6354" w:type="dxa"/>
             <w:gridSpan w:val="3"/>
             <w:shd w:val="clear" w:color="auto" w:fill="auto"/>
-            <w:tcMar/>
           </w:tcPr>
           <w:p>
             <w:pPr>
               <w:cnfStyle w:val="000000100000" w:firstRow="0" w:lastRow="0" w:firstColumn="0" w:lastColumn="0" w:oddVBand="0" w:evenVBand="0" w:oddHBand="1" w:evenHBand="0" w:firstRowFirstColumn="0" w:firstRowLastColumn="0" w:lastRowFirstColumn="0" w:lastRowLastColumn="0"/>
               <w:rPr>
-                <w:rFonts w:eastAsia="Calibri" w:asciiTheme="majorHAnsi" w:hAnsiTheme="majorHAnsi" w:cstheme="majorHAnsi"/>
+                <w:rFonts w:asciiTheme="majorHAnsi" w:eastAsia="Calibri" w:hAnsiTheme="majorHAnsi" w:cstheme="majorHAnsi"/>
                 <w:bCs/>
                 <w:color w:val="000000" w:themeColor="text1"/>
               </w:rPr>
@@ -1968,10 +1845,8 @@
         </w:tc>
         <w:tc>
           <w:tcPr>
-            <w:cnfStyle w:val="000000000000" w:firstRow="0" w:lastRow="0" w:firstColumn="0" w:lastColumn="0" w:oddVBand="0" w:evenVBand="0" w:oddHBand="0" w:evenHBand="0" w:firstRowFirstColumn="0" w:firstRowLastColumn="0" w:lastRowFirstColumn="0" w:lastRowLastColumn="0"/>
             <w:tcW w:w="2693" w:type="dxa"/>
             <w:shd w:val="clear" w:color="auto" w:fill="auto"/>
-            <w:tcMar/>
           </w:tcPr>
           <w:p>
             <w:pPr>
@@ -1979,14 +1854,14 @@
               <w:jc w:val="center"/>
               <w:cnfStyle w:val="000000100000" w:firstRow="0" w:lastRow="0" w:firstColumn="0" w:lastColumn="0" w:oddVBand="0" w:evenVBand="0" w:oddHBand="1" w:evenHBand="0" w:firstRowFirstColumn="0" w:firstRowLastColumn="0" w:lastRowFirstColumn="0" w:lastRowLastColumn="0"/>
               <w:rPr>
-                <w:rFonts w:eastAsia="Calibri" w:asciiTheme="majorHAnsi" w:hAnsiTheme="majorHAnsi" w:cstheme="majorHAnsi"/>
-                <w:b/>
-                <w:color w:val="000000" w:themeColor="text1"/>
-              </w:rPr>
-            </w:pPr>
-            <w:r>
-              <w:rPr>
-                <w:rFonts w:eastAsia="Calibri" w:asciiTheme="majorHAnsi" w:hAnsiTheme="majorHAnsi" w:cstheme="majorHAnsi"/>
+                <w:rFonts w:asciiTheme="majorHAnsi" w:eastAsia="Calibri" w:hAnsiTheme="majorHAnsi" w:cstheme="majorHAnsi"/>
+                <w:b/>
+                <w:color w:val="000000" w:themeColor="text1"/>
+              </w:rPr>
+            </w:pPr>
+            <w:r>
+              <w:rPr>
+                <w:rFonts w:asciiTheme="majorHAnsi" w:eastAsia="Calibri" w:hAnsiTheme="majorHAnsi" w:cstheme="majorHAnsi"/>
                 <w:b/>
                 <w:color w:val="000000" w:themeColor="text1"/>
               </w:rPr>
@@ -2005,12 +1880,11 @@
             <w:tcW w:w="1267" w:type="dxa"/>
             <w:gridSpan w:val="2"/>
             <w:shd w:val="clear" w:color="auto" w:fill="FBE5D5"/>
-            <w:tcMar/>
-          </w:tcPr>
-          <w:p>
-            <w:pPr>
-              <w:rPr>
-                <w:rFonts w:eastAsia="Calibri" w:asciiTheme="majorHAnsi" w:hAnsiTheme="majorHAnsi" w:cstheme="majorHAnsi"/>
+          </w:tcPr>
+          <w:p>
+            <w:pPr>
+              <w:rPr>
+                <w:rFonts w:asciiTheme="majorHAnsi" w:eastAsia="Calibri" w:hAnsiTheme="majorHAnsi" w:cstheme="majorHAnsi"/>
                 <w:b w:val="0"/>
                 <w:bCs/>
                 <w:color w:val="000000" w:themeColor="text1"/>
@@ -2018,7 +1892,7 @@
             </w:pPr>
             <w:r>
               <w:rPr>
-                <w:rFonts w:eastAsia="Calibri" w:asciiTheme="majorHAnsi" w:hAnsiTheme="majorHAnsi" w:cstheme="majorHAnsi"/>
+                <w:rFonts w:asciiTheme="majorHAnsi" w:eastAsia="Calibri" w:hAnsiTheme="majorHAnsi" w:cstheme="majorHAnsi"/>
                 <w:b w:val="0"/>
                 <w:bCs/>
                 <w:color w:val="000000" w:themeColor="text1"/>
@@ -2029,16 +1903,14 @@
         </w:tc>
         <w:tc>
           <w:tcPr>
-            <w:cnfStyle w:val="000000000000" w:firstRow="0" w:lastRow="0" w:firstColumn="0" w:lastColumn="0" w:oddVBand="0" w:evenVBand="0" w:oddHBand="0" w:evenHBand="0" w:firstRowFirstColumn="0" w:firstRowLastColumn="0" w:lastRowFirstColumn="0" w:lastRowLastColumn="0"/>
             <w:tcW w:w="6354" w:type="dxa"/>
             <w:gridSpan w:val="3"/>
-            <w:tcMar/>
           </w:tcPr>
           <w:p>
             <w:pPr>
               <w:cnfStyle w:val="000000000000" w:firstRow="0" w:lastRow="0" w:firstColumn="0" w:lastColumn="0" w:oddVBand="0" w:evenVBand="0" w:oddHBand="0" w:evenHBand="0" w:firstRowFirstColumn="0" w:firstRowLastColumn="0" w:lastRowFirstColumn="0" w:lastRowLastColumn="0"/>
               <w:rPr>
-                <w:rFonts w:eastAsia="Calibri" w:asciiTheme="majorHAnsi" w:hAnsiTheme="majorHAnsi" w:cstheme="majorHAnsi"/>
+                <w:rFonts w:asciiTheme="majorHAnsi" w:eastAsia="Calibri" w:hAnsiTheme="majorHAnsi" w:cstheme="majorHAnsi"/>
                 <w:bCs/>
                 <w:color w:val="000000" w:themeColor="text1"/>
               </w:rPr>
@@ -2054,16 +1926,14 @@
         </w:tc>
         <w:tc>
           <w:tcPr>
-            <w:cnfStyle w:val="000000000000" w:firstRow="0" w:lastRow="0" w:firstColumn="0" w:lastColumn="0" w:oddVBand="0" w:evenVBand="0" w:oddHBand="0" w:evenHBand="0" w:firstRowFirstColumn="0" w:firstRowLastColumn="0" w:lastRowFirstColumn="0" w:lastRowLastColumn="0"/>
             <w:tcW w:w="2693" w:type="dxa"/>
-            <w:tcMar/>
           </w:tcPr>
           <w:p>
             <w:pPr>
               <w:widowControl w:val="0"/>
               <w:cnfStyle w:val="000000000000" w:firstRow="0" w:lastRow="0" w:firstColumn="0" w:lastColumn="0" w:oddVBand="0" w:evenVBand="0" w:oddHBand="0" w:evenHBand="0" w:firstRowFirstColumn="0" w:firstRowLastColumn="0" w:lastRowFirstColumn="0" w:lastRowLastColumn="0"/>
               <w:rPr>
-                <w:rFonts w:eastAsia="Calibri" w:asciiTheme="majorHAnsi" w:hAnsiTheme="majorHAnsi" w:cstheme="majorHAnsi"/>
+                <w:rFonts w:asciiTheme="majorHAnsi" w:eastAsia="Calibri" w:hAnsiTheme="majorHAnsi" w:cstheme="majorHAnsi"/>
                 <w:bCs/>
                 <w:color w:val="000000" w:themeColor="text1"/>
               </w:rPr>
@@ -2081,12 +1951,11 @@
             <w:cnfStyle w:val="001000000000" w:firstRow="0" w:lastRow="0" w:firstColumn="1" w:lastColumn="0" w:oddVBand="0" w:evenVBand="0" w:oddHBand="0" w:evenHBand="0" w:firstRowFirstColumn="0" w:firstRowLastColumn="0" w:lastRowFirstColumn="0" w:lastRowLastColumn="0"/>
             <w:tcW w:w="1951" w:type="dxa"/>
             <w:gridSpan w:val="4"/>
-            <w:tcMar/>
-          </w:tcPr>
-          <w:p>
-            <w:pPr>
-              <w:rPr>
-                <w:rFonts w:eastAsia="Calibri" w:asciiTheme="majorHAnsi" w:hAnsiTheme="majorHAnsi" w:cstheme="majorHAnsi"/>
+          </w:tcPr>
+          <w:p>
+            <w:pPr>
+              <w:rPr>
+                <w:rFonts w:asciiTheme="majorHAnsi" w:eastAsia="Calibri" w:hAnsiTheme="majorHAnsi" w:cstheme="majorHAnsi"/>
                 <w:b w:val="0"/>
                 <w:bCs/>
                 <w:color w:val="000000" w:themeColor="text1"/>
@@ -2094,7 +1963,7 @@
             </w:pPr>
             <w:r>
               <w:rPr>
-                <w:rFonts w:eastAsia="Calibri" w:asciiTheme="majorHAnsi" w:hAnsiTheme="majorHAnsi" w:cstheme="majorHAnsi"/>
+                <w:rFonts w:asciiTheme="majorHAnsi" w:eastAsia="Calibri" w:hAnsiTheme="majorHAnsi" w:cstheme="majorHAnsi"/>
                 <w:b w:val="0"/>
                 <w:bCs/>
                 <w:color w:val="000000" w:themeColor="text1"/>
@@ -2105,24 +1974,22 @@
         </w:tc>
         <w:tc>
           <w:tcPr>
-            <w:cnfStyle w:val="000000000000" w:firstRow="0" w:lastRow="0" w:firstColumn="0" w:lastColumn="0" w:oddVBand="0" w:evenVBand="0" w:oddHBand="0" w:evenHBand="0" w:firstRowFirstColumn="0" w:firstRowLastColumn="0" w:lastRowFirstColumn="0" w:lastRowLastColumn="0"/>
             <w:tcW w:w="8363" w:type="dxa"/>
             <w:gridSpan w:val="2"/>
             <w:shd w:val="clear" w:color="auto" w:fill="FFFFFF" w:themeFill="background1"/>
-            <w:tcMar/>
           </w:tcPr>
           <w:p>
             <w:pPr>
               <w:cnfStyle w:val="000000100000" w:firstRow="0" w:lastRow="0" w:firstColumn="0" w:lastColumn="0" w:oddVBand="0" w:evenVBand="0" w:oddHBand="1" w:evenHBand="0" w:firstRowFirstColumn="0" w:firstRowLastColumn="0" w:lastRowFirstColumn="0" w:lastRowLastColumn="0"/>
               <w:rPr>
-                <w:rFonts w:eastAsia="Calibri" w:asciiTheme="majorHAnsi" w:hAnsiTheme="majorHAnsi" w:cstheme="majorHAnsi"/>
-                <w:bCs/>
-                <w:color w:val="000000" w:themeColor="text1"/>
-              </w:rPr>
-            </w:pPr>
-            <w:r>
-              <w:rPr>
-                <w:rFonts w:eastAsia="Calibri" w:asciiTheme="majorHAnsi" w:hAnsiTheme="majorHAnsi" w:cstheme="majorHAnsi"/>
+                <w:rFonts w:asciiTheme="majorHAnsi" w:eastAsia="Calibri" w:hAnsiTheme="majorHAnsi" w:cstheme="majorHAnsi"/>
+                <w:bCs/>
+                <w:color w:val="000000" w:themeColor="text1"/>
+              </w:rPr>
+            </w:pPr>
+            <w:r>
+              <w:rPr>
+                <w:rFonts w:asciiTheme="majorHAnsi" w:eastAsia="Calibri" w:hAnsiTheme="majorHAnsi" w:cstheme="majorHAnsi"/>
                 <w:bCs/>
                 <w:color w:val="000000" w:themeColor="text1"/>
               </w:rPr>
@@ -2130,7 +1997,7 @@
             </w:r>
             <w:r>
               <w:rPr>
-                <w:rFonts w:eastAsia="Calibri" w:asciiTheme="majorHAnsi" w:hAnsiTheme="majorHAnsi" w:cstheme="majorHAnsi"/>
+                <w:rFonts w:asciiTheme="majorHAnsi" w:eastAsia="Calibri" w:hAnsiTheme="majorHAnsi" w:cstheme="majorHAnsi"/>
                 <w:bCs/>
                 <w:color w:val="000000" w:themeColor="text1"/>
               </w:rPr>
@@ -2138,7 +2005,7 @@
             </w:r>
             <w:r>
               <w:rPr>
-                <w:rFonts w:eastAsia="Calibri" w:asciiTheme="majorHAnsi" w:hAnsiTheme="majorHAnsi" w:cstheme="majorHAnsi"/>
+                <w:rFonts w:asciiTheme="majorHAnsi" w:eastAsia="Calibri" w:hAnsiTheme="majorHAnsi" w:cstheme="majorHAnsi"/>
                 <w:bCs/>
                 <w:color w:val="000000" w:themeColor="text1"/>
               </w:rPr>
@@ -2164,12 +2031,11 @@
             <w:tcW w:w="1951" w:type="dxa"/>
             <w:gridSpan w:val="4"/>
             <w:shd w:val="clear" w:color="auto" w:fill="FBE5D5"/>
-            <w:tcMar/>
-          </w:tcPr>
-          <w:p>
-            <w:pPr>
-              <w:rPr>
-                <w:rFonts w:eastAsia="Calibri" w:asciiTheme="majorHAnsi" w:hAnsiTheme="majorHAnsi" w:cstheme="majorHAnsi"/>
+          </w:tcPr>
+          <w:p>
+            <w:pPr>
+              <w:rPr>
+                <w:rFonts w:asciiTheme="majorHAnsi" w:eastAsia="Calibri" w:hAnsiTheme="majorHAnsi" w:cstheme="majorHAnsi"/>
                 <w:b w:val="0"/>
                 <w:bCs/>
                 <w:color w:val="000000" w:themeColor="text1"/>
@@ -2177,7 +2043,7 @@
             </w:pPr>
             <w:r>
               <w:rPr>
-                <w:rFonts w:eastAsia="Calibri" w:asciiTheme="majorHAnsi" w:hAnsiTheme="majorHAnsi" w:cstheme="majorHAnsi"/>
+                <w:rFonts w:asciiTheme="majorHAnsi" w:eastAsia="Calibri" w:hAnsiTheme="majorHAnsi" w:cstheme="majorHAnsi"/>
                 <w:b w:val="0"/>
                 <w:bCs/>
                 <w:color w:val="000000" w:themeColor="text1"/>
@@ -2188,24 +2054,22 @@
         </w:tc>
         <w:tc>
           <w:tcPr>
-            <w:cnfStyle w:val="000000000000" w:firstRow="0" w:lastRow="0" w:firstColumn="0" w:lastColumn="0" w:oddVBand="0" w:evenVBand="0" w:oddHBand="0" w:evenHBand="0" w:firstRowFirstColumn="0" w:firstRowLastColumn="0" w:lastRowFirstColumn="0" w:lastRowLastColumn="0"/>
             <w:tcW w:w="8363" w:type="dxa"/>
             <w:gridSpan w:val="2"/>
             <w:shd w:val="clear" w:color="auto" w:fill="FFFFFF" w:themeFill="background1"/>
-            <w:tcMar/>
           </w:tcPr>
           <w:p>
             <w:pPr>
               <w:cnfStyle w:val="000000000000" w:firstRow="0" w:lastRow="0" w:firstColumn="0" w:lastColumn="0" w:oddVBand="0" w:evenVBand="0" w:oddHBand="0" w:evenHBand="0" w:firstRowFirstColumn="0" w:firstRowLastColumn="0" w:lastRowFirstColumn="0" w:lastRowLastColumn="0"/>
               <w:rPr>
-                <w:rFonts w:eastAsia="Calibri" w:asciiTheme="majorHAnsi" w:hAnsiTheme="majorHAnsi" w:cstheme="majorHAnsi"/>
-                <w:bCs/>
-                <w:color w:val="000000" w:themeColor="text1"/>
-              </w:rPr>
-            </w:pPr>
-            <w:r>
-              <w:rPr>
-                <w:rFonts w:eastAsia="Calibri" w:asciiTheme="majorHAnsi" w:hAnsiTheme="majorHAnsi" w:cstheme="majorHAnsi"/>
+                <w:rFonts w:asciiTheme="majorHAnsi" w:eastAsia="Calibri" w:hAnsiTheme="majorHAnsi" w:cstheme="majorHAnsi"/>
+                <w:bCs/>
+                <w:color w:val="000000" w:themeColor="text1"/>
+              </w:rPr>
+            </w:pPr>
+            <w:r>
+              <w:rPr>
+                <w:rFonts w:asciiTheme="majorHAnsi" w:eastAsia="Calibri" w:hAnsiTheme="majorHAnsi" w:cstheme="majorHAnsi"/>
                 <w:bCs/>
                 <w:color w:val="000000" w:themeColor="text1"/>
               </w:rPr>
@@ -2224,18 +2088,17 @@
             <w:cnfStyle w:val="001000000000" w:firstRow="0" w:lastRow="0" w:firstColumn="1" w:lastColumn="0" w:oddVBand="0" w:evenVBand="0" w:oddHBand="0" w:evenHBand="0" w:firstRowFirstColumn="0" w:firstRowLastColumn="0" w:lastRowFirstColumn="0" w:lastRowLastColumn="0"/>
             <w:tcW w:w="1951" w:type="dxa"/>
             <w:gridSpan w:val="4"/>
-            <w:tcMar/>
-          </w:tcPr>
-          <w:p>
-            <w:pPr>
-              <w:rPr>
-                <w:rFonts w:eastAsia="Calibri" w:asciiTheme="majorHAnsi" w:hAnsiTheme="majorHAnsi" w:cstheme="majorHAnsi"/>
-                <w:color w:val="000000" w:themeColor="text1"/>
-              </w:rPr>
-            </w:pPr>
-            <w:r>
-              <w:rPr>
-                <w:rFonts w:eastAsia="Calibri" w:asciiTheme="majorHAnsi" w:hAnsiTheme="majorHAnsi" w:cstheme="majorHAnsi"/>
+          </w:tcPr>
+          <w:p>
+            <w:pPr>
+              <w:rPr>
+                <w:rFonts w:asciiTheme="majorHAnsi" w:eastAsia="Calibri" w:hAnsiTheme="majorHAnsi" w:cstheme="majorHAnsi"/>
+                <w:color w:val="000000" w:themeColor="text1"/>
+              </w:rPr>
+            </w:pPr>
+            <w:r>
+              <w:rPr>
+                <w:rFonts w:asciiTheme="majorHAnsi" w:eastAsia="Calibri" w:hAnsiTheme="majorHAnsi" w:cstheme="majorHAnsi"/>
                 <w:color w:val="000000" w:themeColor="text1"/>
               </w:rPr>
               <w:t>Pregunta 4</w:t>
@@ -2244,13 +2107,11 @@
         </w:tc>
         <w:tc>
           <w:tcPr>
-            <w:cnfStyle w:val="000000000000" w:firstRow="0" w:lastRow="0" w:firstColumn="0" w:lastColumn="0" w:oddVBand="0" w:evenVBand="0" w:oddHBand="0" w:evenHBand="0" w:firstRowFirstColumn="0" w:firstRowLastColumn="0" w:lastRowFirstColumn="0" w:lastRowLastColumn="0"/>
             <w:tcW w:w="5670" w:type="dxa"/>
             <w:tcBorders>
-              <w:right w:val="single" w:color="auto" w:sz="4" w:space="0"/>
+              <w:right w:val="single" w:sz="4" w:space="0" w:color="auto"/>
             </w:tcBorders>
             <w:shd w:val="clear" w:color="auto" w:fill="FDE9D9" w:themeFill="accent6" w:themeFillTint="33"/>
-            <w:tcMar/>
           </w:tcPr>
           <w:p>
             <w:pPr>
@@ -2272,19 +2133,17 @@
         </w:tc>
         <w:tc>
           <w:tcPr>
-            <w:cnfStyle w:val="000000000000" w:firstRow="0" w:lastRow="0" w:firstColumn="0" w:lastColumn="0" w:oddVBand="0" w:evenVBand="0" w:oddHBand="0" w:evenHBand="0" w:firstRowFirstColumn="0" w:firstRowLastColumn="0" w:lastRowFirstColumn="0" w:lastRowLastColumn="0"/>
             <w:tcW w:w="2693" w:type="dxa"/>
             <w:tcBorders>
-              <w:left w:val="single" w:color="auto" w:sz="4" w:space="0"/>
+              <w:left w:val="single" w:sz="4" w:space="0" w:color="auto"/>
             </w:tcBorders>
             <w:shd w:val="clear" w:color="auto" w:fill="FFFFFF" w:themeFill="background1"/>
-            <w:tcMar/>
           </w:tcPr>
           <w:p>
             <w:pPr>
               <w:cnfStyle w:val="000000100000" w:firstRow="0" w:lastRow="0" w:firstColumn="0" w:lastColumn="0" w:oddVBand="0" w:evenVBand="0" w:oddHBand="1" w:evenHBand="0" w:firstRowFirstColumn="0" w:firstRowLastColumn="0" w:lastRowFirstColumn="0" w:lastRowLastColumn="0"/>
               <w:rPr>
-                <w:rFonts w:eastAsia="Calibri" w:asciiTheme="majorHAnsi" w:hAnsiTheme="majorHAnsi" w:cstheme="majorHAnsi"/>
+                <w:rFonts w:asciiTheme="majorHAnsi" w:eastAsia="Calibri" w:hAnsiTheme="majorHAnsi" w:cstheme="majorHAnsi"/>
                 <w:bCs/>
                 <w:color w:val="000000" w:themeColor="text1"/>
               </w:rPr>
@@ -2302,12 +2161,11 @@
             <w:tcW w:w="1267" w:type="dxa"/>
             <w:gridSpan w:val="2"/>
             <w:shd w:val="clear" w:color="auto" w:fill="FBE5D5"/>
-            <w:tcMar/>
-          </w:tcPr>
-          <w:p>
-            <w:pPr>
-              <w:rPr>
-                <w:rFonts w:eastAsia="Calibri" w:asciiTheme="majorHAnsi" w:hAnsiTheme="majorHAnsi" w:cstheme="majorHAnsi"/>
+          </w:tcPr>
+          <w:p>
+            <w:pPr>
+              <w:rPr>
+                <w:rFonts w:asciiTheme="majorHAnsi" w:eastAsia="Calibri" w:hAnsiTheme="majorHAnsi" w:cstheme="majorHAnsi"/>
                 <w:b w:val="0"/>
                 <w:bCs/>
                 <w:color w:val="000000" w:themeColor="text1"/>
@@ -2315,7 +2173,7 @@
             </w:pPr>
             <w:r>
               <w:rPr>
-                <w:rFonts w:eastAsia="Calibri" w:asciiTheme="majorHAnsi" w:hAnsiTheme="majorHAnsi" w:cstheme="majorHAnsi"/>
+                <w:rFonts w:asciiTheme="majorHAnsi" w:eastAsia="Calibri" w:hAnsiTheme="majorHAnsi" w:cstheme="majorHAnsi"/>
                 <w:b w:val="0"/>
                 <w:bCs/>
                 <w:color w:val="000000" w:themeColor="text1"/>
@@ -2326,20 +2184,18 @@
         </w:tc>
         <w:tc>
           <w:tcPr>
-            <w:cnfStyle w:val="000000000000" w:firstRow="0" w:lastRow="0" w:firstColumn="0" w:lastColumn="0" w:oddVBand="0" w:evenVBand="0" w:oddHBand="0" w:evenHBand="0" w:firstRowFirstColumn="0" w:firstRowLastColumn="0" w:lastRowFirstColumn="0" w:lastRowLastColumn="0"/>
             <w:tcW w:w="6354" w:type="dxa"/>
             <w:gridSpan w:val="3"/>
             <w:tcBorders>
-              <w:right w:val="single" w:color="auto" w:sz="4" w:space="0"/>
+              <w:right w:val="single" w:sz="4" w:space="0" w:color="auto"/>
             </w:tcBorders>
             <w:shd w:val="clear" w:color="auto" w:fill="FFFFFF" w:themeFill="background1"/>
-            <w:tcMar/>
           </w:tcPr>
           <w:p>
             <w:pPr>
               <w:cnfStyle w:val="000000000000" w:firstRow="0" w:lastRow="0" w:firstColumn="0" w:lastColumn="0" w:oddVBand="0" w:evenVBand="0" w:oddHBand="0" w:evenHBand="0" w:firstRowFirstColumn="0" w:firstRowLastColumn="0" w:lastRowFirstColumn="0" w:lastRowLastColumn="0"/>
               <w:rPr>
-                <w:rFonts w:eastAsia="Calibri" w:asciiTheme="majorHAnsi" w:hAnsiTheme="majorHAnsi" w:cstheme="majorHAnsi"/>
+                <w:rFonts w:asciiTheme="majorHAnsi" w:eastAsia="Calibri" w:hAnsiTheme="majorHAnsi" w:cstheme="majorHAnsi"/>
                 <w:bCs/>
                 <w:color w:val="000000" w:themeColor="text1"/>
               </w:rPr>
@@ -2355,13 +2211,11 @@
         </w:tc>
         <w:tc>
           <w:tcPr>
-            <w:cnfStyle w:val="000000000000" w:firstRow="0" w:lastRow="0" w:firstColumn="0" w:lastColumn="0" w:oddVBand="0" w:evenVBand="0" w:oddHBand="0" w:evenHBand="0" w:firstRowFirstColumn="0" w:firstRowLastColumn="0" w:lastRowFirstColumn="0" w:lastRowLastColumn="0"/>
             <w:tcW w:w="2693" w:type="dxa"/>
             <w:tcBorders>
-              <w:left w:val="single" w:color="auto" w:sz="4" w:space="0"/>
+              <w:left w:val="single" w:sz="4" w:space="0" w:color="auto"/>
             </w:tcBorders>
             <w:shd w:val="clear" w:color="auto" w:fill="FFFFFF" w:themeFill="background1"/>
-            <w:tcMar/>
           </w:tcPr>
           <w:p>
             <w:pPr>
@@ -2369,7 +2223,7 @@
               <w:jc w:val="center"/>
               <w:cnfStyle w:val="000000000000" w:firstRow="0" w:lastRow="0" w:firstColumn="0" w:lastColumn="0" w:oddVBand="0" w:evenVBand="0" w:oddHBand="0" w:evenHBand="0" w:firstRowFirstColumn="0" w:firstRowLastColumn="0" w:lastRowFirstColumn="0" w:lastRowLastColumn="0"/>
               <w:rPr>
-                <w:rFonts w:eastAsia="Calibri" w:asciiTheme="majorHAnsi" w:hAnsiTheme="majorHAnsi" w:cstheme="majorHAnsi"/>
+                <w:rFonts w:asciiTheme="majorHAnsi" w:eastAsia="Calibri" w:hAnsiTheme="majorHAnsi" w:cstheme="majorHAnsi"/>
                 <w:b/>
                 <w:color w:val="000000" w:themeColor="text1"/>
               </w:rPr>
@@ -2387,12 +2241,11 @@
             <w:cnfStyle w:val="001000000000" w:firstRow="0" w:lastRow="0" w:firstColumn="1" w:lastColumn="0" w:oddVBand="0" w:evenVBand="0" w:oddHBand="0" w:evenHBand="0" w:firstRowFirstColumn="0" w:firstRowLastColumn="0" w:lastRowFirstColumn="0" w:lastRowLastColumn="0"/>
             <w:tcW w:w="1267" w:type="dxa"/>
             <w:gridSpan w:val="2"/>
-            <w:tcMar/>
-          </w:tcPr>
-          <w:p>
-            <w:pPr>
-              <w:rPr>
-                <w:rFonts w:eastAsia="Calibri" w:asciiTheme="majorHAnsi" w:hAnsiTheme="majorHAnsi" w:cstheme="majorHAnsi"/>
+          </w:tcPr>
+          <w:p>
+            <w:pPr>
+              <w:rPr>
+                <w:rFonts w:asciiTheme="majorHAnsi" w:eastAsia="Calibri" w:hAnsiTheme="majorHAnsi" w:cstheme="majorHAnsi"/>
                 <w:b w:val="0"/>
                 <w:bCs/>
                 <w:color w:val="000000" w:themeColor="text1"/>
@@ -2400,7 +2253,7 @@
             </w:pPr>
             <w:r>
               <w:rPr>
-                <w:rFonts w:eastAsia="Calibri" w:asciiTheme="majorHAnsi" w:hAnsiTheme="majorHAnsi" w:cstheme="majorHAnsi"/>
+                <w:rFonts w:asciiTheme="majorHAnsi" w:eastAsia="Calibri" w:hAnsiTheme="majorHAnsi" w:cstheme="majorHAnsi"/>
                 <w:b w:val="0"/>
                 <w:bCs/>
                 <w:color w:val="000000" w:themeColor="text1"/>
@@ -2411,17 +2264,15 @@
         </w:tc>
         <w:tc>
           <w:tcPr>
-            <w:cnfStyle w:val="000000000000" w:firstRow="0" w:lastRow="0" w:firstColumn="0" w:lastColumn="0" w:oddVBand="0" w:evenVBand="0" w:oddHBand="0" w:evenHBand="0" w:firstRowFirstColumn="0" w:firstRowLastColumn="0" w:lastRowFirstColumn="0" w:lastRowLastColumn="0"/>
             <w:tcW w:w="6354" w:type="dxa"/>
             <w:gridSpan w:val="3"/>
             <w:shd w:val="clear" w:color="auto" w:fill="FFFFFF" w:themeFill="background1"/>
-            <w:tcMar/>
           </w:tcPr>
           <w:p>
             <w:pPr>
               <w:cnfStyle w:val="000000100000" w:firstRow="0" w:lastRow="0" w:firstColumn="0" w:lastColumn="0" w:oddVBand="0" w:evenVBand="0" w:oddHBand="1" w:evenHBand="0" w:firstRowFirstColumn="0" w:firstRowLastColumn="0" w:lastRowFirstColumn="0" w:lastRowLastColumn="0"/>
               <w:rPr>
-                <w:rFonts w:eastAsia="Calibri" w:asciiTheme="majorHAnsi" w:hAnsiTheme="majorHAnsi" w:cstheme="majorHAnsi"/>
+                <w:rFonts w:asciiTheme="majorHAnsi" w:eastAsia="Calibri" w:hAnsiTheme="majorHAnsi" w:cstheme="majorHAnsi"/>
                 <w:bCs/>
                 <w:color w:val="000000" w:themeColor="text1"/>
               </w:rPr>
@@ -2437,10 +2288,8 @@
         </w:tc>
         <w:tc>
           <w:tcPr>
-            <w:cnfStyle w:val="000000000000" w:firstRow="0" w:lastRow="0" w:firstColumn="0" w:lastColumn="0" w:oddVBand="0" w:evenVBand="0" w:oddHBand="0" w:evenHBand="0" w:firstRowFirstColumn="0" w:firstRowLastColumn="0" w:lastRowFirstColumn="0" w:lastRowLastColumn="0"/>
             <w:tcW w:w="2693" w:type="dxa"/>
             <w:shd w:val="clear" w:color="auto" w:fill="FFFFFF" w:themeFill="background1"/>
-            <w:tcMar/>
           </w:tcPr>
           <w:p>
             <w:pPr>
@@ -2448,14 +2297,14 @@
               <w:jc w:val="center"/>
               <w:cnfStyle w:val="000000100000" w:firstRow="0" w:lastRow="0" w:firstColumn="0" w:lastColumn="0" w:oddVBand="0" w:evenVBand="0" w:oddHBand="1" w:evenHBand="0" w:firstRowFirstColumn="0" w:firstRowLastColumn="0" w:lastRowFirstColumn="0" w:lastRowLastColumn="0"/>
               <w:rPr>
-                <w:rFonts w:eastAsia="Calibri" w:asciiTheme="majorHAnsi" w:hAnsiTheme="majorHAnsi" w:cstheme="majorHAnsi"/>
-                <w:b/>
-                <w:color w:val="000000" w:themeColor="text1"/>
-              </w:rPr>
-            </w:pPr>
-            <w:r>
-              <w:rPr>
-                <w:rFonts w:eastAsia="Calibri" w:asciiTheme="majorHAnsi" w:hAnsiTheme="majorHAnsi" w:cstheme="majorHAnsi"/>
+                <w:rFonts w:asciiTheme="majorHAnsi" w:eastAsia="Calibri" w:hAnsiTheme="majorHAnsi" w:cstheme="majorHAnsi"/>
+                <w:b/>
+                <w:color w:val="000000" w:themeColor="text1"/>
+              </w:rPr>
+            </w:pPr>
+            <w:r>
+              <w:rPr>
+                <w:rFonts w:asciiTheme="majorHAnsi" w:eastAsia="Calibri" w:hAnsiTheme="majorHAnsi" w:cstheme="majorHAnsi"/>
                 <w:b/>
                 <w:color w:val="000000" w:themeColor="text1"/>
               </w:rPr>
@@ -2474,12 +2323,11 @@
             <w:tcW w:w="1267" w:type="dxa"/>
             <w:gridSpan w:val="2"/>
             <w:shd w:val="clear" w:color="auto" w:fill="FBE5D5"/>
-            <w:tcMar/>
-          </w:tcPr>
-          <w:p>
-            <w:pPr>
-              <w:rPr>
-                <w:rFonts w:eastAsia="Calibri" w:asciiTheme="majorHAnsi" w:hAnsiTheme="majorHAnsi" w:cstheme="majorHAnsi"/>
+          </w:tcPr>
+          <w:p>
+            <w:pPr>
+              <w:rPr>
+                <w:rFonts w:asciiTheme="majorHAnsi" w:eastAsia="Calibri" w:hAnsiTheme="majorHAnsi" w:cstheme="majorHAnsi"/>
                 <w:b w:val="0"/>
                 <w:bCs/>
                 <w:color w:val="000000" w:themeColor="text1"/>
@@ -2487,7 +2335,7 @@
             </w:pPr>
             <w:r>
               <w:rPr>
-                <w:rFonts w:eastAsia="Calibri" w:asciiTheme="majorHAnsi" w:hAnsiTheme="majorHAnsi" w:cstheme="majorHAnsi"/>
+                <w:rFonts w:asciiTheme="majorHAnsi" w:eastAsia="Calibri" w:hAnsiTheme="majorHAnsi" w:cstheme="majorHAnsi"/>
                 <w:b w:val="0"/>
                 <w:bCs/>
                 <w:color w:val="000000" w:themeColor="text1"/>
@@ -2498,17 +2346,15 @@
         </w:tc>
         <w:tc>
           <w:tcPr>
-            <w:cnfStyle w:val="000000000000" w:firstRow="0" w:lastRow="0" w:firstColumn="0" w:lastColumn="0" w:oddVBand="0" w:evenVBand="0" w:oddHBand="0" w:evenHBand="0" w:firstRowFirstColumn="0" w:firstRowLastColumn="0" w:lastRowFirstColumn="0" w:lastRowLastColumn="0"/>
             <w:tcW w:w="6354" w:type="dxa"/>
             <w:gridSpan w:val="3"/>
             <w:shd w:val="clear" w:color="auto" w:fill="FFFFFF" w:themeFill="background1"/>
-            <w:tcMar/>
           </w:tcPr>
           <w:p>
             <w:pPr>
               <w:cnfStyle w:val="000000000000" w:firstRow="0" w:lastRow="0" w:firstColumn="0" w:lastColumn="0" w:oddVBand="0" w:evenVBand="0" w:oddHBand="0" w:evenHBand="0" w:firstRowFirstColumn="0" w:firstRowLastColumn="0" w:lastRowFirstColumn="0" w:lastRowLastColumn="0"/>
               <w:rPr>
-                <w:rFonts w:eastAsia="Calibri" w:asciiTheme="majorHAnsi" w:hAnsiTheme="majorHAnsi" w:cstheme="majorHAnsi"/>
+                <w:rFonts w:asciiTheme="majorHAnsi" w:eastAsia="Calibri" w:hAnsiTheme="majorHAnsi" w:cstheme="majorHAnsi"/>
                 <w:bCs/>
                 <w:color w:val="000000" w:themeColor="text1"/>
               </w:rPr>
@@ -2524,17 +2370,15 @@
         </w:tc>
         <w:tc>
           <w:tcPr>
-            <w:cnfStyle w:val="000000000000" w:firstRow="0" w:lastRow="0" w:firstColumn="0" w:lastColumn="0" w:oddVBand="0" w:evenVBand="0" w:oddHBand="0" w:evenHBand="0" w:firstRowFirstColumn="0" w:firstRowLastColumn="0" w:lastRowFirstColumn="0" w:lastRowLastColumn="0"/>
             <w:tcW w:w="2693" w:type="dxa"/>
             <w:shd w:val="clear" w:color="auto" w:fill="FFFFFF" w:themeFill="background1"/>
-            <w:tcMar/>
           </w:tcPr>
           <w:p>
             <w:pPr>
               <w:widowControl w:val="0"/>
               <w:cnfStyle w:val="000000000000" w:firstRow="0" w:lastRow="0" w:firstColumn="0" w:lastColumn="0" w:oddVBand="0" w:evenVBand="0" w:oddHBand="0" w:evenHBand="0" w:firstRowFirstColumn="0" w:firstRowLastColumn="0" w:lastRowFirstColumn="0" w:lastRowLastColumn="0"/>
               <w:rPr>
-                <w:rFonts w:eastAsia="Calibri" w:asciiTheme="majorHAnsi" w:hAnsiTheme="majorHAnsi" w:cstheme="majorHAnsi"/>
+                <w:rFonts w:asciiTheme="majorHAnsi" w:eastAsia="Calibri" w:hAnsiTheme="majorHAnsi" w:cstheme="majorHAnsi"/>
                 <w:bCs/>
                 <w:color w:val="000000" w:themeColor="text1"/>
               </w:rPr>
@@ -2552,12 +2396,11 @@
             <w:cnfStyle w:val="001000000000" w:firstRow="0" w:lastRow="0" w:firstColumn="1" w:lastColumn="0" w:oddVBand="0" w:evenVBand="0" w:oddHBand="0" w:evenHBand="0" w:firstRowFirstColumn="0" w:firstRowLastColumn="0" w:lastRowFirstColumn="0" w:lastRowLastColumn="0"/>
             <w:tcW w:w="1267" w:type="dxa"/>
             <w:gridSpan w:val="2"/>
-            <w:tcMar/>
-          </w:tcPr>
-          <w:p>
-            <w:pPr>
-              <w:rPr>
-                <w:rFonts w:eastAsia="Calibri" w:asciiTheme="majorHAnsi" w:hAnsiTheme="majorHAnsi" w:cstheme="majorHAnsi"/>
+          </w:tcPr>
+          <w:p>
+            <w:pPr>
+              <w:rPr>
+                <w:rFonts w:asciiTheme="majorHAnsi" w:eastAsia="Calibri" w:hAnsiTheme="majorHAnsi" w:cstheme="majorHAnsi"/>
                 <w:b w:val="0"/>
                 <w:bCs/>
                 <w:color w:val="000000" w:themeColor="text1"/>
@@ -2565,7 +2408,7 @@
             </w:pPr>
             <w:r>
               <w:rPr>
-                <w:rFonts w:eastAsia="Calibri" w:asciiTheme="majorHAnsi" w:hAnsiTheme="majorHAnsi" w:cstheme="majorHAnsi"/>
+                <w:rFonts w:asciiTheme="majorHAnsi" w:eastAsia="Calibri" w:hAnsiTheme="majorHAnsi" w:cstheme="majorHAnsi"/>
                 <w:b w:val="0"/>
                 <w:bCs/>
                 <w:color w:val="000000" w:themeColor="text1"/>
@@ -2576,17 +2419,15 @@
         </w:tc>
         <w:tc>
           <w:tcPr>
-            <w:cnfStyle w:val="000000000000" w:firstRow="0" w:lastRow="0" w:firstColumn="0" w:lastColumn="0" w:oddVBand="0" w:evenVBand="0" w:oddHBand="0" w:evenHBand="0" w:firstRowFirstColumn="0" w:firstRowLastColumn="0" w:lastRowFirstColumn="0" w:lastRowLastColumn="0"/>
             <w:tcW w:w="6354" w:type="dxa"/>
             <w:gridSpan w:val="3"/>
             <w:shd w:val="clear" w:color="auto" w:fill="FFFFFF" w:themeFill="background1"/>
-            <w:tcMar/>
           </w:tcPr>
           <w:p>
             <w:pPr>
               <w:cnfStyle w:val="000000100000" w:firstRow="0" w:lastRow="0" w:firstColumn="0" w:lastColumn="0" w:oddVBand="0" w:evenVBand="0" w:oddHBand="1" w:evenHBand="0" w:firstRowFirstColumn="0" w:firstRowLastColumn="0" w:lastRowFirstColumn="0" w:lastRowLastColumn="0"/>
               <w:rPr>
-                <w:rFonts w:eastAsia="Calibri" w:asciiTheme="majorHAnsi" w:hAnsiTheme="majorHAnsi" w:cstheme="majorHAnsi"/>
+                <w:rFonts w:asciiTheme="majorHAnsi" w:eastAsia="Calibri" w:hAnsiTheme="majorHAnsi" w:cstheme="majorHAnsi"/>
                 <w:bCs/>
                 <w:color w:val="000000" w:themeColor="text1"/>
               </w:rPr>
@@ -2602,10 +2443,8 @@
         </w:tc>
         <w:tc>
           <w:tcPr>
-            <w:cnfStyle w:val="000000000000" w:firstRow="0" w:lastRow="0" w:firstColumn="0" w:lastColumn="0" w:oddVBand="0" w:evenVBand="0" w:oddHBand="0" w:evenHBand="0" w:firstRowFirstColumn="0" w:firstRowLastColumn="0" w:lastRowFirstColumn="0" w:lastRowLastColumn="0"/>
             <w:tcW w:w="2693" w:type="dxa"/>
             <w:shd w:val="clear" w:color="auto" w:fill="FFFFFF" w:themeFill="background1"/>
-            <w:tcMar/>
           </w:tcPr>
           <w:p>
             <w:pPr>
@@ -2613,7 +2452,7 @@
               <w:jc w:val="center"/>
               <w:cnfStyle w:val="000000100000" w:firstRow="0" w:lastRow="0" w:firstColumn="0" w:lastColumn="0" w:oddVBand="0" w:evenVBand="0" w:oddHBand="1" w:evenHBand="0" w:firstRowFirstColumn="0" w:firstRowLastColumn="0" w:lastRowFirstColumn="0" w:lastRowLastColumn="0"/>
               <w:rPr>
-                <w:rFonts w:eastAsia="Calibri" w:asciiTheme="majorHAnsi" w:hAnsiTheme="majorHAnsi" w:cstheme="majorHAnsi"/>
+                <w:rFonts w:asciiTheme="majorHAnsi" w:eastAsia="Calibri" w:hAnsiTheme="majorHAnsi" w:cstheme="majorHAnsi"/>
                 <w:b/>
                 <w:color w:val="000000" w:themeColor="text1"/>
               </w:rPr>
@@ -2631,12 +2470,11 @@
             <w:tcW w:w="1951" w:type="dxa"/>
             <w:gridSpan w:val="4"/>
             <w:shd w:val="clear" w:color="auto" w:fill="FBE5D5"/>
-            <w:tcMar/>
-          </w:tcPr>
-          <w:p>
-            <w:pPr>
-              <w:rPr>
-                <w:rFonts w:eastAsia="Calibri" w:asciiTheme="majorHAnsi" w:hAnsiTheme="majorHAnsi" w:cstheme="majorHAnsi"/>
+          </w:tcPr>
+          <w:p>
+            <w:pPr>
+              <w:rPr>
+                <w:rFonts w:asciiTheme="majorHAnsi" w:eastAsia="Calibri" w:hAnsiTheme="majorHAnsi" w:cstheme="majorHAnsi"/>
                 <w:b w:val="0"/>
                 <w:bCs/>
                 <w:color w:val="000000" w:themeColor="text1"/>
@@ -2644,7 +2482,7 @@
             </w:pPr>
             <w:r>
               <w:rPr>
-                <w:rFonts w:eastAsia="Calibri" w:asciiTheme="majorHAnsi" w:hAnsiTheme="majorHAnsi" w:cstheme="majorHAnsi"/>
+                <w:rFonts w:asciiTheme="majorHAnsi" w:eastAsia="Calibri" w:hAnsiTheme="majorHAnsi" w:cstheme="majorHAnsi"/>
                 <w:b w:val="0"/>
                 <w:bCs/>
                 <w:color w:val="000000" w:themeColor="text1"/>
@@ -2655,24 +2493,22 @@
         </w:tc>
         <w:tc>
           <w:tcPr>
-            <w:cnfStyle w:val="000000000000" w:firstRow="0" w:lastRow="0" w:firstColumn="0" w:lastColumn="0" w:oddVBand="0" w:evenVBand="0" w:oddHBand="0" w:evenHBand="0" w:firstRowFirstColumn="0" w:firstRowLastColumn="0" w:lastRowFirstColumn="0" w:lastRowLastColumn="0"/>
             <w:tcW w:w="8363" w:type="dxa"/>
             <w:gridSpan w:val="2"/>
             <w:shd w:val="clear" w:color="auto" w:fill="FFFFFF" w:themeFill="background1"/>
-            <w:tcMar/>
           </w:tcPr>
           <w:p>
             <w:pPr>
               <w:cnfStyle w:val="000000000000" w:firstRow="0" w:lastRow="0" w:firstColumn="0" w:lastColumn="0" w:oddVBand="0" w:evenVBand="0" w:oddHBand="0" w:evenHBand="0" w:firstRowFirstColumn="0" w:firstRowLastColumn="0" w:lastRowFirstColumn="0" w:lastRowLastColumn="0"/>
               <w:rPr>
-                <w:rFonts w:eastAsia="Calibri" w:asciiTheme="majorHAnsi" w:hAnsiTheme="majorHAnsi" w:cstheme="majorHAnsi"/>
-                <w:bCs/>
-                <w:color w:val="000000" w:themeColor="text1"/>
-              </w:rPr>
-            </w:pPr>
-            <w:r>
-              <w:rPr>
-                <w:rFonts w:eastAsia="Calibri" w:asciiTheme="majorHAnsi" w:hAnsiTheme="majorHAnsi" w:cstheme="majorHAnsi"/>
+                <w:rFonts w:asciiTheme="majorHAnsi" w:eastAsia="Calibri" w:hAnsiTheme="majorHAnsi" w:cstheme="majorHAnsi"/>
+                <w:bCs/>
+                <w:color w:val="000000" w:themeColor="text1"/>
+              </w:rPr>
+            </w:pPr>
+            <w:r>
+              <w:rPr>
+                <w:rFonts w:asciiTheme="majorHAnsi" w:eastAsia="Calibri" w:hAnsiTheme="majorHAnsi" w:cstheme="majorHAnsi"/>
                 <w:bCs/>
                 <w:color w:val="000000" w:themeColor="text1"/>
               </w:rPr>
@@ -2705,12 +2541,11 @@
             <w:cnfStyle w:val="001000000000" w:firstRow="0" w:lastRow="0" w:firstColumn="1" w:lastColumn="0" w:oddVBand="0" w:evenVBand="0" w:oddHBand="0" w:evenHBand="0" w:firstRowFirstColumn="0" w:firstRowLastColumn="0" w:lastRowFirstColumn="0" w:lastRowLastColumn="0"/>
             <w:tcW w:w="1951" w:type="dxa"/>
             <w:gridSpan w:val="4"/>
-            <w:tcMar/>
-          </w:tcPr>
-          <w:p>
-            <w:pPr>
-              <w:rPr>
-                <w:rFonts w:eastAsia="Calibri" w:asciiTheme="majorHAnsi" w:hAnsiTheme="majorHAnsi" w:cstheme="majorHAnsi"/>
+          </w:tcPr>
+          <w:p>
+            <w:pPr>
+              <w:rPr>
+                <w:rFonts w:asciiTheme="majorHAnsi" w:eastAsia="Calibri" w:hAnsiTheme="majorHAnsi" w:cstheme="majorHAnsi"/>
                 <w:b w:val="0"/>
                 <w:bCs/>
                 <w:color w:val="000000" w:themeColor="text1"/>
@@ -2718,7 +2553,7 @@
             </w:pPr>
             <w:r>
               <w:rPr>
-                <w:rFonts w:eastAsia="Calibri" w:asciiTheme="majorHAnsi" w:hAnsiTheme="majorHAnsi" w:cstheme="majorHAnsi"/>
+                <w:rFonts w:asciiTheme="majorHAnsi" w:eastAsia="Calibri" w:hAnsiTheme="majorHAnsi" w:cstheme="majorHAnsi"/>
                 <w:b w:val="0"/>
                 <w:bCs/>
                 <w:color w:val="000000" w:themeColor="text1"/>
@@ -2729,24 +2564,22 @@
         </w:tc>
         <w:tc>
           <w:tcPr>
-            <w:cnfStyle w:val="000000000000" w:firstRow="0" w:lastRow="0" w:firstColumn="0" w:lastColumn="0" w:oddVBand="0" w:evenVBand="0" w:oddHBand="0" w:evenHBand="0" w:firstRowFirstColumn="0" w:firstRowLastColumn="0" w:lastRowFirstColumn="0" w:lastRowLastColumn="0"/>
             <w:tcW w:w="8363" w:type="dxa"/>
             <w:gridSpan w:val="2"/>
             <w:shd w:val="clear" w:color="auto" w:fill="FFFFFF" w:themeFill="background1"/>
-            <w:tcMar/>
           </w:tcPr>
           <w:p>
             <w:pPr>
               <w:cnfStyle w:val="000000100000" w:firstRow="0" w:lastRow="0" w:firstColumn="0" w:lastColumn="0" w:oddVBand="0" w:evenVBand="0" w:oddHBand="1" w:evenHBand="0" w:firstRowFirstColumn="0" w:firstRowLastColumn="0" w:lastRowFirstColumn="0" w:lastRowLastColumn="0"/>
               <w:rPr>
-                <w:rFonts w:eastAsia="Calibri" w:asciiTheme="majorHAnsi" w:hAnsiTheme="majorHAnsi" w:cstheme="majorHAnsi"/>
-                <w:bCs/>
-                <w:color w:val="000000" w:themeColor="text1"/>
-              </w:rPr>
-            </w:pPr>
-            <w:r>
-              <w:rPr>
-                <w:rFonts w:eastAsia="Calibri" w:asciiTheme="majorHAnsi" w:hAnsiTheme="majorHAnsi" w:cstheme="majorHAnsi"/>
+                <w:rFonts w:asciiTheme="majorHAnsi" w:eastAsia="Calibri" w:hAnsiTheme="majorHAnsi" w:cstheme="majorHAnsi"/>
+                <w:bCs/>
+                <w:color w:val="000000" w:themeColor="text1"/>
+              </w:rPr>
+            </w:pPr>
+            <w:r>
+              <w:rPr>
+                <w:rFonts w:asciiTheme="majorHAnsi" w:eastAsia="Calibri" w:hAnsiTheme="majorHAnsi" w:cstheme="majorHAnsi"/>
                 <w:bCs/>
                 <w:color w:val="000000" w:themeColor="text1"/>
               </w:rPr>
@@ -2765,18 +2598,17 @@
             <w:tcW w:w="1951" w:type="dxa"/>
             <w:gridSpan w:val="4"/>
             <w:shd w:val="clear" w:color="auto" w:fill="FBE5D5"/>
-            <w:tcMar/>
-          </w:tcPr>
-          <w:p>
-            <w:pPr>
-              <w:rPr>
-                <w:rFonts w:eastAsia="Calibri" w:asciiTheme="majorHAnsi" w:hAnsiTheme="majorHAnsi" w:cstheme="majorHAnsi"/>
-                <w:color w:val="000000" w:themeColor="text1"/>
-              </w:rPr>
-            </w:pPr>
-            <w:r>
-              <w:rPr>
-                <w:rFonts w:eastAsia="Calibri" w:asciiTheme="majorHAnsi" w:hAnsiTheme="majorHAnsi" w:cstheme="majorHAnsi"/>
+          </w:tcPr>
+          <w:p>
+            <w:pPr>
+              <w:rPr>
+                <w:rFonts w:asciiTheme="majorHAnsi" w:eastAsia="Calibri" w:hAnsiTheme="majorHAnsi" w:cstheme="majorHAnsi"/>
+                <w:color w:val="000000" w:themeColor="text1"/>
+              </w:rPr>
+            </w:pPr>
+            <w:r>
+              <w:rPr>
+                <w:rFonts w:asciiTheme="majorHAnsi" w:eastAsia="Calibri" w:hAnsiTheme="majorHAnsi" w:cstheme="majorHAnsi"/>
                 <w:color w:val="000000" w:themeColor="text1"/>
               </w:rPr>
               <w:t>Pregunta 5</w:t>
@@ -2785,19 +2617,17 @@
         </w:tc>
         <w:tc>
           <w:tcPr>
-            <w:cnfStyle w:val="000000000000" w:firstRow="0" w:lastRow="0" w:firstColumn="0" w:lastColumn="0" w:oddVBand="0" w:evenVBand="0" w:oddHBand="0" w:evenHBand="0" w:firstRowFirstColumn="0" w:firstRowLastColumn="0" w:lastRowFirstColumn="0" w:lastRowLastColumn="0"/>
             <w:tcW w:w="5670" w:type="dxa"/>
             <w:tcBorders>
-              <w:right w:val="single" w:color="auto" w:sz="4" w:space="0"/>
+              <w:right w:val="single" w:sz="4" w:space="0" w:color="auto"/>
             </w:tcBorders>
-            <w:tcMar/>
           </w:tcPr>
           <w:p>
             <w:pPr>
               <w:spacing w:before="100" w:beforeAutospacing="1" w:after="100" w:afterAutospacing="1"/>
               <w:cnfStyle w:val="000000000000" w:firstRow="0" w:lastRow="0" w:firstColumn="0" w:lastColumn="0" w:oddVBand="0" w:evenVBand="0" w:oddHBand="0" w:evenHBand="0" w:firstRowFirstColumn="0" w:firstRowLastColumn="0" w:lastRowFirstColumn="0" w:lastRowLastColumn="0"/>
               <w:rPr>
-                <w:rFonts w:eastAsia="Times New Roman" w:asciiTheme="majorHAnsi" w:hAnsiTheme="majorHAnsi" w:cstheme="majorHAnsi"/>
+                <w:rFonts w:asciiTheme="majorHAnsi" w:eastAsia="Times New Roman" w:hAnsiTheme="majorHAnsi" w:cstheme="majorHAnsi"/>
                 <w:color w:val="000000" w:themeColor="text1"/>
                 <w:lang w:val="es-CO" w:eastAsia="es-CO"/>
               </w:rPr>
@@ -2813,18 +2643,16 @@
         </w:tc>
         <w:tc>
           <w:tcPr>
-            <w:cnfStyle w:val="000000000000" w:firstRow="0" w:lastRow="0" w:firstColumn="0" w:lastColumn="0" w:oddVBand="0" w:evenVBand="0" w:oddHBand="0" w:evenHBand="0" w:firstRowFirstColumn="0" w:firstRowLastColumn="0" w:lastRowFirstColumn="0" w:lastRowLastColumn="0"/>
             <w:tcW w:w="2693" w:type="dxa"/>
             <w:tcBorders>
-              <w:left w:val="single" w:color="auto" w:sz="4" w:space="0"/>
+              <w:left w:val="single" w:sz="4" w:space="0" w:color="auto"/>
             </w:tcBorders>
-            <w:tcMar/>
           </w:tcPr>
           <w:p>
             <w:pPr>
               <w:cnfStyle w:val="000000000000" w:firstRow="0" w:lastRow="0" w:firstColumn="0" w:lastColumn="0" w:oddVBand="0" w:evenVBand="0" w:oddHBand="0" w:evenHBand="0" w:firstRowFirstColumn="0" w:firstRowLastColumn="0" w:lastRowFirstColumn="0" w:lastRowLastColumn="0"/>
               <w:rPr>
-                <w:rFonts w:eastAsia="Calibri" w:asciiTheme="majorHAnsi" w:hAnsiTheme="majorHAnsi" w:cstheme="majorHAnsi"/>
+                <w:rFonts w:asciiTheme="majorHAnsi" w:eastAsia="Calibri" w:hAnsiTheme="majorHAnsi" w:cstheme="majorHAnsi"/>
                 <w:bCs/>
                 <w:color w:val="000000" w:themeColor="text1"/>
               </w:rPr>
@@ -2842,12 +2670,11 @@
             <w:cnfStyle w:val="001000000000" w:firstRow="0" w:lastRow="0" w:firstColumn="1" w:lastColumn="0" w:oddVBand="0" w:evenVBand="0" w:oddHBand="0" w:evenHBand="0" w:firstRowFirstColumn="0" w:firstRowLastColumn="0" w:lastRowFirstColumn="0" w:lastRowLastColumn="0"/>
             <w:tcW w:w="1267" w:type="dxa"/>
             <w:gridSpan w:val="2"/>
-            <w:tcMar/>
-          </w:tcPr>
-          <w:p>
-            <w:pPr>
-              <w:rPr>
-                <w:rFonts w:eastAsia="Calibri" w:asciiTheme="majorHAnsi" w:hAnsiTheme="majorHAnsi" w:cstheme="majorHAnsi"/>
+          </w:tcPr>
+          <w:p>
+            <w:pPr>
+              <w:rPr>
+                <w:rFonts w:asciiTheme="majorHAnsi" w:eastAsia="Calibri" w:hAnsiTheme="majorHAnsi" w:cstheme="majorHAnsi"/>
                 <w:b w:val="0"/>
                 <w:bCs/>
                 <w:color w:val="000000" w:themeColor="text1"/>
@@ -2855,7 +2682,7 @@
             </w:pPr>
             <w:r>
               <w:rPr>
-                <w:rFonts w:eastAsia="Calibri" w:asciiTheme="majorHAnsi" w:hAnsiTheme="majorHAnsi" w:cstheme="majorHAnsi"/>
+                <w:rFonts w:asciiTheme="majorHAnsi" w:eastAsia="Calibri" w:hAnsiTheme="majorHAnsi" w:cstheme="majorHAnsi"/>
                 <w:b w:val="0"/>
                 <w:bCs/>
                 <w:color w:val="000000" w:themeColor="text1"/>
@@ -2866,20 +2693,18 @@
         </w:tc>
         <w:tc>
           <w:tcPr>
-            <w:cnfStyle w:val="000000000000" w:firstRow="0" w:lastRow="0" w:firstColumn="0" w:lastColumn="0" w:oddVBand="0" w:evenVBand="0" w:oddHBand="0" w:evenHBand="0" w:firstRowFirstColumn="0" w:firstRowLastColumn="0" w:lastRowFirstColumn="0" w:lastRowLastColumn="0"/>
             <w:tcW w:w="6354" w:type="dxa"/>
             <w:gridSpan w:val="3"/>
             <w:tcBorders>
-              <w:right w:val="single" w:color="auto" w:sz="4" w:space="0"/>
+              <w:right w:val="single" w:sz="4" w:space="0" w:color="auto"/>
             </w:tcBorders>
             <w:shd w:val="clear" w:color="auto" w:fill="FFFFFF" w:themeFill="background1"/>
-            <w:tcMar/>
           </w:tcPr>
           <w:p>
             <w:pPr>
               <w:cnfStyle w:val="000000100000" w:firstRow="0" w:lastRow="0" w:firstColumn="0" w:lastColumn="0" w:oddVBand="0" w:evenVBand="0" w:oddHBand="1" w:evenHBand="0" w:firstRowFirstColumn="0" w:firstRowLastColumn="0" w:lastRowFirstColumn="0" w:lastRowLastColumn="0"/>
               <w:rPr>
-                <w:rFonts w:eastAsia="Calibri" w:asciiTheme="majorHAnsi" w:hAnsiTheme="majorHAnsi" w:cstheme="majorHAnsi"/>
+                <w:rFonts w:asciiTheme="majorHAnsi" w:eastAsia="Calibri" w:hAnsiTheme="majorHAnsi" w:cstheme="majorHAnsi"/>
                 <w:color w:val="000000" w:themeColor="text1"/>
               </w:rPr>
             </w:pPr>
@@ -2894,13 +2719,11 @@
         </w:tc>
         <w:tc>
           <w:tcPr>
-            <w:cnfStyle w:val="000000000000" w:firstRow="0" w:lastRow="0" w:firstColumn="0" w:lastColumn="0" w:oddVBand="0" w:evenVBand="0" w:oddHBand="0" w:evenHBand="0" w:firstRowFirstColumn="0" w:firstRowLastColumn="0" w:lastRowFirstColumn="0" w:lastRowLastColumn="0"/>
             <w:tcW w:w="2693" w:type="dxa"/>
             <w:tcBorders>
-              <w:left w:val="single" w:color="auto" w:sz="4" w:space="0"/>
+              <w:left w:val="single" w:sz="4" w:space="0" w:color="auto"/>
             </w:tcBorders>
             <w:shd w:val="clear" w:color="auto" w:fill="FFFFFF" w:themeFill="background1"/>
-            <w:tcMar/>
           </w:tcPr>
           <w:p>
             <w:pPr>
@@ -2908,7 +2731,7 @@
               <w:jc w:val="center"/>
               <w:cnfStyle w:val="000000100000" w:firstRow="0" w:lastRow="0" w:firstColumn="0" w:lastColumn="0" w:oddVBand="0" w:evenVBand="0" w:oddHBand="1" w:evenHBand="0" w:firstRowFirstColumn="0" w:firstRowLastColumn="0" w:lastRowFirstColumn="0" w:lastRowLastColumn="0"/>
               <w:rPr>
-                <w:rFonts w:eastAsia="Calibri" w:asciiTheme="majorHAnsi" w:hAnsiTheme="majorHAnsi" w:cstheme="majorHAnsi"/>
+                <w:rFonts w:asciiTheme="majorHAnsi" w:eastAsia="Calibri" w:hAnsiTheme="majorHAnsi" w:cstheme="majorHAnsi"/>
                 <w:b/>
                 <w:color w:val="000000" w:themeColor="text1"/>
               </w:rPr>
@@ -2926,12 +2749,11 @@
             <w:tcW w:w="1267" w:type="dxa"/>
             <w:gridSpan w:val="2"/>
             <w:shd w:val="clear" w:color="auto" w:fill="FBE5D5"/>
-            <w:tcMar/>
-          </w:tcPr>
-          <w:p>
-            <w:pPr>
-              <w:rPr>
-                <w:rFonts w:eastAsia="Calibri" w:asciiTheme="majorHAnsi" w:hAnsiTheme="majorHAnsi" w:cstheme="majorHAnsi"/>
+          </w:tcPr>
+          <w:p>
+            <w:pPr>
+              <w:rPr>
+                <w:rFonts w:asciiTheme="majorHAnsi" w:eastAsia="Calibri" w:hAnsiTheme="majorHAnsi" w:cstheme="majorHAnsi"/>
                 <w:b w:val="0"/>
                 <w:bCs/>
                 <w:color w:val="000000" w:themeColor="text1"/>
@@ -2939,7 +2761,7 @@
             </w:pPr>
             <w:r>
               <w:rPr>
-                <w:rFonts w:eastAsia="Calibri" w:asciiTheme="majorHAnsi" w:hAnsiTheme="majorHAnsi" w:cstheme="majorHAnsi"/>
+                <w:rFonts w:asciiTheme="majorHAnsi" w:eastAsia="Calibri" w:hAnsiTheme="majorHAnsi" w:cstheme="majorHAnsi"/>
                 <w:b w:val="0"/>
                 <w:bCs/>
                 <w:color w:val="000000" w:themeColor="text1"/>
@@ -2950,17 +2772,15 @@
         </w:tc>
         <w:tc>
           <w:tcPr>
-            <w:cnfStyle w:val="000000000000" w:firstRow="0" w:lastRow="0" w:firstColumn="0" w:lastColumn="0" w:oddVBand="0" w:evenVBand="0" w:oddHBand="0" w:evenHBand="0" w:firstRowFirstColumn="0" w:firstRowLastColumn="0" w:lastRowFirstColumn="0" w:lastRowLastColumn="0"/>
             <w:tcW w:w="6354" w:type="dxa"/>
             <w:gridSpan w:val="3"/>
             <w:shd w:val="clear" w:color="auto" w:fill="FFFFFF" w:themeFill="background1"/>
-            <w:tcMar/>
           </w:tcPr>
           <w:p>
             <w:pPr>
               <w:cnfStyle w:val="000000000000" w:firstRow="0" w:lastRow="0" w:firstColumn="0" w:lastColumn="0" w:oddVBand="0" w:evenVBand="0" w:oddHBand="0" w:evenHBand="0" w:firstRowFirstColumn="0" w:firstRowLastColumn="0" w:lastRowFirstColumn="0" w:lastRowLastColumn="0"/>
               <w:rPr>
-                <w:rFonts w:eastAsia="Calibri" w:asciiTheme="majorHAnsi" w:hAnsiTheme="majorHAnsi" w:cstheme="majorHAnsi"/>
+                <w:rFonts w:asciiTheme="majorHAnsi" w:eastAsia="Calibri" w:hAnsiTheme="majorHAnsi" w:cstheme="majorHAnsi"/>
                 <w:color w:val="000000" w:themeColor="text1"/>
               </w:rPr>
             </w:pPr>
@@ -2975,17 +2795,15 @@
         </w:tc>
         <w:tc>
           <w:tcPr>
-            <w:cnfStyle w:val="000000000000" w:firstRow="0" w:lastRow="0" w:firstColumn="0" w:lastColumn="0" w:oddVBand="0" w:evenVBand="0" w:oddHBand="0" w:evenHBand="0" w:firstRowFirstColumn="0" w:firstRowLastColumn="0" w:lastRowFirstColumn="0" w:lastRowLastColumn="0"/>
             <w:tcW w:w="2693" w:type="dxa"/>
             <w:shd w:val="clear" w:color="auto" w:fill="FFFFFF" w:themeFill="background1"/>
-            <w:tcMar/>
           </w:tcPr>
           <w:p>
             <w:pPr>
               <w:widowControl w:val="0"/>
               <w:cnfStyle w:val="000000000000" w:firstRow="0" w:lastRow="0" w:firstColumn="0" w:lastColumn="0" w:oddVBand="0" w:evenVBand="0" w:oddHBand="0" w:evenHBand="0" w:firstRowFirstColumn="0" w:firstRowLastColumn="0" w:lastRowFirstColumn="0" w:lastRowLastColumn="0"/>
               <w:rPr>
-                <w:rFonts w:eastAsia="Calibri" w:asciiTheme="majorHAnsi" w:hAnsiTheme="majorHAnsi" w:cstheme="majorHAnsi"/>
+                <w:rFonts w:asciiTheme="majorHAnsi" w:eastAsia="Calibri" w:hAnsiTheme="majorHAnsi" w:cstheme="majorHAnsi"/>
                 <w:bCs/>
                 <w:color w:val="000000" w:themeColor="text1"/>
               </w:rPr>
@@ -3003,12 +2821,11 @@
             <w:cnfStyle w:val="001000000000" w:firstRow="0" w:lastRow="0" w:firstColumn="1" w:lastColumn="0" w:oddVBand="0" w:evenVBand="0" w:oddHBand="0" w:evenHBand="0" w:firstRowFirstColumn="0" w:firstRowLastColumn="0" w:lastRowFirstColumn="0" w:lastRowLastColumn="0"/>
             <w:tcW w:w="1267" w:type="dxa"/>
             <w:gridSpan w:val="2"/>
-            <w:tcMar/>
-          </w:tcPr>
-          <w:p>
-            <w:pPr>
-              <w:rPr>
-                <w:rFonts w:eastAsia="Calibri" w:asciiTheme="majorHAnsi" w:hAnsiTheme="majorHAnsi" w:cstheme="majorHAnsi"/>
+          </w:tcPr>
+          <w:p>
+            <w:pPr>
+              <w:rPr>
+                <w:rFonts w:asciiTheme="majorHAnsi" w:eastAsia="Calibri" w:hAnsiTheme="majorHAnsi" w:cstheme="majorHAnsi"/>
                 <w:b w:val="0"/>
                 <w:bCs/>
                 <w:color w:val="000000" w:themeColor="text1"/>
@@ -3016,7 +2833,7 @@
             </w:pPr>
             <w:r>
               <w:rPr>
-                <w:rFonts w:eastAsia="Calibri" w:asciiTheme="majorHAnsi" w:hAnsiTheme="majorHAnsi" w:cstheme="majorHAnsi"/>
+                <w:rFonts w:asciiTheme="majorHAnsi" w:eastAsia="Calibri" w:hAnsiTheme="majorHAnsi" w:cstheme="majorHAnsi"/>
                 <w:b w:val="0"/>
                 <w:bCs/>
                 <w:color w:val="000000" w:themeColor="text1"/>
@@ -3027,17 +2844,15 @@
         </w:tc>
         <w:tc>
           <w:tcPr>
-            <w:cnfStyle w:val="000000000000" w:firstRow="0" w:lastRow="0" w:firstColumn="0" w:lastColumn="0" w:oddVBand="0" w:evenVBand="0" w:oddHBand="0" w:evenHBand="0" w:firstRowFirstColumn="0" w:firstRowLastColumn="0" w:lastRowFirstColumn="0" w:lastRowLastColumn="0"/>
             <w:tcW w:w="6354" w:type="dxa"/>
             <w:gridSpan w:val="3"/>
             <w:shd w:val="clear" w:color="auto" w:fill="FFFFFF" w:themeFill="background1"/>
-            <w:tcMar/>
           </w:tcPr>
           <w:p>
             <w:pPr>
               <w:cnfStyle w:val="000000100000" w:firstRow="0" w:lastRow="0" w:firstColumn="0" w:lastColumn="0" w:oddVBand="0" w:evenVBand="0" w:oddHBand="1" w:evenHBand="0" w:firstRowFirstColumn="0" w:firstRowLastColumn="0" w:lastRowFirstColumn="0" w:lastRowLastColumn="0"/>
               <w:rPr>
-                <w:rFonts w:eastAsia="Calibri" w:asciiTheme="majorHAnsi" w:hAnsiTheme="majorHAnsi" w:cstheme="majorHAnsi"/>
+                <w:rFonts w:asciiTheme="majorHAnsi" w:eastAsia="Calibri" w:hAnsiTheme="majorHAnsi" w:cstheme="majorHAnsi"/>
                 <w:color w:val="000000" w:themeColor="text1"/>
               </w:rPr>
             </w:pPr>
@@ -3052,10 +2867,8 @@
         </w:tc>
         <w:tc>
           <w:tcPr>
-            <w:cnfStyle w:val="000000000000" w:firstRow="0" w:lastRow="0" w:firstColumn="0" w:lastColumn="0" w:oddVBand="0" w:evenVBand="0" w:oddHBand="0" w:evenHBand="0" w:firstRowFirstColumn="0" w:firstRowLastColumn="0" w:lastRowFirstColumn="0" w:lastRowLastColumn="0"/>
             <w:tcW w:w="2693" w:type="dxa"/>
             <w:shd w:val="clear" w:color="auto" w:fill="FFFFFF" w:themeFill="background1"/>
-            <w:tcMar/>
           </w:tcPr>
           <w:p>
             <w:pPr>
@@ -3063,7 +2876,7 @@
               <w:jc w:val="center"/>
               <w:cnfStyle w:val="000000100000" w:firstRow="0" w:lastRow="0" w:firstColumn="0" w:lastColumn="0" w:oddVBand="0" w:evenVBand="0" w:oddHBand="1" w:evenHBand="0" w:firstRowFirstColumn="0" w:firstRowLastColumn="0" w:lastRowFirstColumn="0" w:lastRowLastColumn="0"/>
               <w:rPr>
-                <w:rFonts w:eastAsia="Calibri" w:asciiTheme="majorHAnsi" w:hAnsiTheme="majorHAnsi" w:cstheme="majorHAnsi"/>
+                <w:rFonts w:asciiTheme="majorHAnsi" w:eastAsia="Calibri" w:hAnsiTheme="majorHAnsi" w:cstheme="majorHAnsi"/>
                 <w:b/>
                 <w:color w:val="000000" w:themeColor="text1"/>
               </w:rPr>
@@ -3081,12 +2894,11 @@
             <w:tcW w:w="1267" w:type="dxa"/>
             <w:gridSpan w:val="2"/>
             <w:shd w:val="clear" w:color="auto" w:fill="FBE5D5"/>
-            <w:tcMar/>
-          </w:tcPr>
-          <w:p>
-            <w:pPr>
-              <w:rPr>
-                <w:rFonts w:eastAsia="Calibri" w:asciiTheme="majorHAnsi" w:hAnsiTheme="majorHAnsi" w:cstheme="majorHAnsi"/>
+          </w:tcPr>
+          <w:p>
+            <w:pPr>
+              <w:rPr>
+                <w:rFonts w:asciiTheme="majorHAnsi" w:eastAsia="Calibri" w:hAnsiTheme="majorHAnsi" w:cstheme="majorHAnsi"/>
                 <w:b w:val="0"/>
                 <w:bCs/>
                 <w:color w:val="000000" w:themeColor="text1"/>
@@ -3094,7 +2906,7 @@
             </w:pPr>
             <w:r>
               <w:rPr>
-                <w:rFonts w:eastAsia="Calibri" w:asciiTheme="majorHAnsi" w:hAnsiTheme="majorHAnsi" w:cstheme="majorHAnsi"/>
+                <w:rFonts w:asciiTheme="majorHAnsi" w:eastAsia="Calibri" w:hAnsiTheme="majorHAnsi" w:cstheme="majorHAnsi"/>
                 <w:b w:val="0"/>
                 <w:bCs/>
                 <w:color w:val="000000" w:themeColor="text1"/>
@@ -3105,17 +2917,15 @@
         </w:tc>
         <w:tc>
           <w:tcPr>
-            <w:cnfStyle w:val="000000000000" w:firstRow="0" w:lastRow="0" w:firstColumn="0" w:lastColumn="0" w:oddVBand="0" w:evenVBand="0" w:oddHBand="0" w:evenHBand="0" w:firstRowFirstColumn="0" w:firstRowLastColumn="0" w:lastRowFirstColumn="0" w:lastRowLastColumn="0"/>
             <w:tcW w:w="6354" w:type="dxa"/>
             <w:gridSpan w:val="3"/>
             <w:shd w:val="clear" w:color="auto" w:fill="FFFFFF" w:themeFill="background1"/>
-            <w:tcMar/>
           </w:tcPr>
           <w:p>
             <w:pPr>
               <w:cnfStyle w:val="000000000000" w:firstRow="0" w:lastRow="0" w:firstColumn="0" w:lastColumn="0" w:oddVBand="0" w:evenVBand="0" w:oddHBand="0" w:evenHBand="0" w:firstRowFirstColumn="0" w:firstRowLastColumn="0" w:lastRowFirstColumn="0" w:lastRowLastColumn="0"/>
               <w:rPr>
-                <w:rFonts w:eastAsia="Calibri" w:asciiTheme="majorHAnsi" w:hAnsiTheme="majorHAnsi" w:cstheme="majorHAnsi"/>
+                <w:rFonts w:asciiTheme="majorHAnsi" w:eastAsia="Calibri" w:hAnsiTheme="majorHAnsi" w:cstheme="majorHAnsi"/>
                 <w:color w:val="000000" w:themeColor="text1"/>
               </w:rPr>
             </w:pPr>
@@ -3130,10 +2940,8 @@
         </w:tc>
         <w:tc>
           <w:tcPr>
-            <w:cnfStyle w:val="000000000000" w:firstRow="0" w:lastRow="0" w:firstColumn="0" w:lastColumn="0" w:oddVBand="0" w:evenVBand="0" w:oddHBand="0" w:evenHBand="0" w:firstRowFirstColumn="0" w:firstRowLastColumn="0" w:lastRowFirstColumn="0" w:lastRowLastColumn="0"/>
             <w:tcW w:w="2693" w:type="dxa"/>
             <w:shd w:val="clear" w:color="auto" w:fill="FFFFFF" w:themeFill="background1"/>
-            <w:tcMar/>
           </w:tcPr>
           <w:p>
             <w:pPr>
@@ -3141,14 +2949,14 @@
               <w:jc w:val="center"/>
               <w:cnfStyle w:val="000000000000" w:firstRow="0" w:lastRow="0" w:firstColumn="0" w:lastColumn="0" w:oddVBand="0" w:evenVBand="0" w:oddHBand="0" w:evenHBand="0" w:firstRowFirstColumn="0" w:firstRowLastColumn="0" w:lastRowFirstColumn="0" w:lastRowLastColumn="0"/>
               <w:rPr>
-                <w:rFonts w:eastAsia="Calibri" w:asciiTheme="majorHAnsi" w:hAnsiTheme="majorHAnsi" w:cstheme="majorHAnsi"/>
-                <w:b/>
-                <w:color w:val="000000" w:themeColor="text1"/>
-              </w:rPr>
-            </w:pPr>
-            <w:r>
-              <w:rPr>
-                <w:rFonts w:eastAsia="Calibri" w:asciiTheme="majorHAnsi" w:hAnsiTheme="majorHAnsi" w:cstheme="majorHAnsi"/>
+                <w:rFonts w:asciiTheme="majorHAnsi" w:eastAsia="Calibri" w:hAnsiTheme="majorHAnsi" w:cstheme="majorHAnsi"/>
+                <w:b/>
+                <w:color w:val="000000" w:themeColor="text1"/>
+              </w:rPr>
+            </w:pPr>
+            <w:r>
+              <w:rPr>
+                <w:rFonts w:asciiTheme="majorHAnsi" w:eastAsia="Calibri" w:hAnsiTheme="majorHAnsi" w:cstheme="majorHAnsi"/>
                 <w:b/>
                 <w:color w:val="000000" w:themeColor="text1"/>
               </w:rPr>
@@ -3167,12 +2975,11 @@
             <w:cnfStyle w:val="001000000000" w:firstRow="0" w:lastRow="0" w:firstColumn="1" w:lastColumn="0" w:oddVBand="0" w:evenVBand="0" w:oddHBand="0" w:evenHBand="0" w:firstRowFirstColumn="0" w:firstRowLastColumn="0" w:lastRowFirstColumn="0" w:lastRowLastColumn="0"/>
             <w:tcW w:w="1951" w:type="dxa"/>
             <w:gridSpan w:val="4"/>
-            <w:tcMar/>
-          </w:tcPr>
-          <w:p>
-            <w:pPr>
-              <w:rPr>
-                <w:rFonts w:eastAsia="Calibri" w:asciiTheme="majorHAnsi" w:hAnsiTheme="majorHAnsi" w:cstheme="majorHAnsi"/>
+          </w:tcPr>
+          <w:p>
+            <w:pPr>
+              <w:rPr>
+                <w:rFonts w:asciiTheme="majorHAnsi" w:eastAsia="Calibri" w:hAnsiTheme="majorHAnsi" w:cstheme="majorHAnsi"/>
                 <w:b w:val="0"/>
                 <w:bCs/>
                 <w:color w:val="000000" w:themeColor="text1"/>
@@ -3180,7 +2987,7 @@
             </w:pPr>
             <w:r>
               <w:rPr>
-                <w:rFonts w:eastAsia="Calibri" w:asciiTheme="majorHAnsi" w:hAnsiTheme="majorHAnsi" w:cstheme="majorHAnsi"/>
+                <w:rFonts w:asciiTheme="majorHAnsi" w:eastAsia="Calibri" w:hAnsiTheme="majorHAnsi" w:cstheme="majorHAnsi"/>
                 <w:b w:val="0"/>
                 <w:bCs/>
                 <w:color w:val="000000" w:themeColor="text1"/>
@@ -3191,24 +2998,22 @@
         </w:tc>
         <w:tc>
           <w:tcPr>
-            <w:cnfStyle w:val="000000000000" w:firstRow="0" w:lastRow="0" w:firstColumn="0" w:lastColumn="0" w:oddVBand="0" w:evenVBand="0" w:oddHBand="0" w:evenHBand="0" w:firstRowFirstColumn="0" w:firstRowLastColumn="0" w:lastRowFirstColumn="0" w:lastRowLastColumn="0"/>
             <w:tcW w:w="8363" w:type="dxa"/>
             <w:gridSpan w:val="2"/>
             <w:shd w:val="clear" w:color="auto" w:fill="FFFFFF" w:themeFill="background1"/>
-            <w:tcMar/>
           </w:tcPr>
           <w:p>
             <w:pPr>
               <w:cnfStyle w:val="000000100000" w:firstRow="0" w:lastRow="0" w:firstColumn="0" w:lastColumn="0" w:oddVBand="0" w:evenVBand="0" w:oddHBand="1" w:evenHBand="0" w:firstRowFirstColumn="0" w:firstRowLastColumn="0" w:lastRowFirstColumn="0" w:lastRowLastColumn="0"/>
               <w:rPr>
-                <w:rFonts w:eastAsia="Calibri" w:asciiTheme="majorHAnsi" w:hAnsiTheme="majorHAnsi" w:cstheme="majorHAnsi"/>
-                <w:bCs/>
-                <w:color w:val="000000" w:themeColor="text1"/>
-              </w:rPr>
-            </w:pPr>
-            <w:r>
-              <w:rPr>
-                <w:rFonts w:eastAsia="Calibri" w:asciiTheme="majorHAnsi" w:hAnsiTheme="majorHAnsi" w:cstheme="majorHAnsi"/>
+                <w:rFonts w:asciiTheme="majorHAnsi" w:eastAsia="Calibri" w:hAnsiTheme="majorHAnsi" w:cstheme="majorHAnsi"/>
+                <w:bCs/>
+                <w:color w:val="000000" w:themeColor="text1"/>
+              </w:rPr>
+            </w:pPr>
+            <w:r>
+              <w:rPr>
+                <w:rFonts w:asciiTheme="majorHAnsi" w:eastAsia="Calibri" w:hAnsiTheme="majorHAnsi" w:cstheme="majorHAnsi"/>
                 <w:bCs/>
                 <w:color w:val="000000" w:themeColor="text1"/>
               </w:rPr>
@@ -3216,7 +3021,7 @@
             </w:r>
             <w:r>
               <w:rPr>
-                <w:rFonts w:eastAsia="Calibri" w:asciiTheme="majorHAnsi" w:hAnsiTheme="majorHAnsi" w:cstheme="majorHAnsi"/>
+                <w:rFonts w:asciiTheme="majorHAnsi" w:eastAsia="Calibri" w:hAnsiTheme="majorHAnsi" w:cstheme="majorHAnsi"/>
                 <w:bCs/>
                 <w:color w:val="000000" w:themeColor="text1"/>
               </w:rPr>
@@ -3242,12 +3047,11 @@
             <w:tcW w:w="1951" w:type="dxa"/>
             <w:gridSpan w:val="4"/>
             <w:shd w:val="clear" w:color="auto" w:fill="FBE5D5"/>
-            <w:tcMar/>
-          </w:tcPr>
-          <w:p>
-            <w:pPr>
-              <w:rPr>
-                <w:rFonts w:eastAsia="Calibri" w:asciiTheme="majorHAnsi" w:hAnsiTheme="majorHAnsi" w:cstheme="majorHAnsi"/>
+          </w:tcPr>
+          <w:p>
+            <w:pPr>
+              <w:rPr>
+                <w:rFonts w:asciiTheme="majorHAnsi" w:eastAsia="Calibri" w:hAnsiTheme="majorHAnsi" w:cstheme="majorHAnsi"/>
                 <w:b w:val="0"/>
                 <w:bCs/>
                 <w:color w:val="000000" w:themeColor="text1"/>
@@ -3255,7 +3059,7 @@
             </w:pPr>
             <w:r>
               <w:rPr>
-                <w:rFonts w:eastAsia="Calibri" w:asciiTheme="majorHAnsi" w:hAnsiTheme="majorHAnsi" w:cstheme="majorHAnsi"/>
+                <w:rFonts w:asciiTheme="majorHAnsi" w:eastAsia="Calibri" w:hAnsiTheme="majorHAnsi" w:cstheme="majorHAnsi"/>
                 <w:b w:val="0"/>
                 <w:bCs/>
                 <w:color w:val="000000" w:themeColor="text1"/>
@@ -3266,26 +3070,24 @@
         </w:tc>
         <w:tc>
           <w:tcPr>
-            <w:cnfStyle w:val="000000000000" w:firstRow="0" w:lastRow="0" w:firstColumn="0" w:lastColumn="0" w:oddVBand="0" w:evenVBand="0" w:oddHBand="0" w:evenHBand="0" w:firstRowFirstColumn="0" w:firstRowLastColumn="0" w:lastRowFirstColumn="0" w:lastRowLastColumn="0"/>
             <w:tcW w:w="5670" w:type="dxa"/>
             <w:tcBorders>
-              <w:right w:val="single" w:color="auto" w:sz="4" w:space="0"/>
+              <w:right w:val="single" w:sz="4" w:space="0" w:color="auto"/>
             </w:tcBorders>
             <w:shd w:val="clear" w:color="auto" w:fill="FFFFFF" w:themeFill="background1"/>
-            <w:tcMar/>
           </w:tcPr>
           <w:p>
             <w:pPr>
               <w:cnfStyle w:val="000000000000" w:firstRow="0" w:lastRow="0" w:firstColumn="0" w:lastColumn="0" w:oddVBand="0" w:evenVBand="0" w:oddHBand="0" w:evenHBand="0" w:firstRowFirstColumn="0" w:firstRowLastColumn="0" w:lastRowFirstColumn="0" w:lastRowLastColumn="0"/>
               <w:rPr>
-                <w:rFonts w:eastAsia="Calibri" w:asciiTheme="majorHAnsi" w:hAnsiTheme="majorHAnsi" w:cstheme="majorHAnsi"/>
-                <w:bCs/>
-                <w:color w:val="000000" w:themeColor="text1"/>
-              </w:rPr>
-            </w:pPr>
-            <w:r>
-              <w:rPr>
-                <w:rFonts w:eastAsia="Calibri" w:asciiTheme="majorHAnsi" w:hAnsiTheme="majorHAnsi" w:cstheme="majorHAnsi"/>
+                <w:rFonts w:asciiTheme="majorHAnsi" w:eastAsia="Calibri" w:hAnsiTheme="majorHAnsi" w:cstheme="majorHAnsi"/>
+                <w:bCs/>
+                <w:color w:val="000000" w:themeColor="text1"/>
+              </w:rPr>
+            </w:pPr>
+            <w:r>
+              <w:rPr>
+                <w:rFonts w:asciiTheme="majorHAnsi" w:eastAsia="Calibri" w:hAnsiTheme="majorHAnsi" w:cstheme="majorHAnsi"/>
                 <w:bCs/>
                 <w:color w:val="000000" w:themeColor="text1"/>
               </w:rPr>
@@ -3295,19 +3097,17 @@
         </w:tc>
         <w:tc>
           <w:tcPr>
-            <w:cnfStyle w:val="000000000000" w:firstRow="0" w:lastRow="0" w:firstColumn="0" w:lastColumn="0" w:oddVBand="0" w:evenVBand="0" w:oddHBand="0" w:evenHBand="0" w:firstRowFirstColumn="0" w:firstRowLastColumn="0" w:lastRowFirstColumn="0" w:lastRowLastColumn="0"/>
             <w:tcW w:w="2693" w:type="dxa"/>
             <w:tcBorders>
-              <w:left w:val="single" w:color="auto" w:sz="4" w:space="0"/>
+              <w:left w:val="single" w:sz="4" w:space="0" w:color="auto"/>
             </w:tcBorders>
             <w:shd w:val="clear" w:color="auto" w:fill="FFFFFF" w:themeFill="background1"/>
-            <w:tcMar/>
           </w:tcPr>
           <w:p>
             <w:pPr>
               <w:cnfStyle w:val="000000000000" w:firstRow="0" w:lastRow="0" w:firstColumn="0" w:lastColumn="0" w:oddVBand="0" w:evenVBand="0" w:oddHBand="0" w:evenHBand="0" w:firstRowFirstColumn="0" w:firstRowLastColumn="0" w:lastRowFirstColumn="0" w:lastRowLastColumn="0"/>
               <w:rPr>
-                <w:rFonts w:eastAsia="Calibri" w:asciiTheme="majorHAnsi" w:hAnsiTheme="majorHAnsi" w:cstheme="majorHAnsi"/>
+                <w:rFonts w:asciiTheme="majorHAnsi" w:eastAsia="Calibri" w:hAnsiTheme="majorHAnsi" w:cstheme="majorHAnsi"/>
                 <w:bCs/>
                 <w:color w:val="000000" w:themeColor="text1"/>
               </w:rPr>
@@ -3325,18 +3125,17 @@
             <w:cnfStyle w:val="001000000000" w:firstRow="0" w:lastRow="0" w:firstColumn="1" w:lastColumn="0" w:oddVBand="0" w:evenVBand="0" w:oddHBand="0" w:evenHBand="0" w:firstRowFirstColumn="0" w:firstRowLastColumn="0" w:lastRowFirstColumn="0" w:lastRowLastColumn="0"/>
             <w:tcW w:w="1951" w:type="dxa"/>
             <w:gridSpan w:val="4"/>
-            <w:tcMar/>
-          </w:tcPr>
-          <w:p>
-            <w:pPr>
-              <w:rPr>
-                <w:rFonts w:eastAsia="Calibri" w:asciiTheme="majorHAnsi" w:hAnsiTheme="majorHAnsi" w:cstheme="majorHAnsi"/>
-                <w:color w:val="000000" w:themeColor="text1"/>
-              </w:rPr>
-            </w:pPr>
-            <w:r>
-              <w:rPr>
-                <w:rFonts w:eastAsia="Calibri" w:asciiTheme="majorHAnsi" w:hAnsiTheme="majorHAnsi" w:cstheme="majorHAnsi"/>
+          </w:tcPr>
+          <w:p>
+            <w:pPr>
+              <w:rPr>
+                <w:rFonts w:asciiTheme="majorHAnsi" w:eastAsia="Calibri" w:hAnsiTheme="majorHAnsi" w:cstheme="majorHAnsi"/>
+                <w:color w:val="000000" w:themeColor="text1"/>
+              </w:rPr>
+            </w:pPr>
+            <w:r>
+              <w:rPr>
+                <w:rFonts w:asciiTheme="majorHAnsi" w:eastAsia="Calibri" w:hAnsiTheme="majorHAnsi" w:cstheme="majorHAnsi"/>
                 <w:color w:val="000000" w:themeColor="text1"/>
               </w:rPr>
               <w:t xml:space="preserve">Pregunta 6 </w:t>
@@ -3345,12 +3144,10 @@
         </w:tc>
         <w:tc>
           <w:tcPr>
-            <w:cnfStyle w:val="000000000000" w:firstRow="0" w:lastRow="0" w:firstColumn="0" w:lastColumn="0" w:oddVBand="0" w:evenVBand="0" w:oddHBand="0" w:evenHBand="0" w:firstRowFirstColumn="0" w:firstRowLastColumn="0" w:lastRowFirstColumn="0" w:lastRowLastColumn="0"/>
             <w:tcW w:w="5670" w:type="dxa"/>
             <w:tcBorders>
-              <w:right w:val="single" w:color="auto" w:sz="4" w:space="0"/>
+              <w:right w:val="single" w:sz="4" w:space="0" w:color="auto"/>
             </w:tcBorders>
-            <w:tcMar/>
           </w:tcPr>
           <w:p>
             <w:pPr>
@@ -3373,19 +3170,17 @@
         </w:tc>
         <w:tc>
           <w:tcPr>
-            <w:cnfStyle w:val="000000000000" w:firstRow="0" w:lastRow="0" w:firstColumn="0" w:lastColumn="0" w:oddVBand="0" w:evenVBand="0" w:oddHBand="0" w:evenHBand="0" w:firstRowFirstColumn="0" w:firstRowLastColumn="0" w:lastRowFirstColumn="0" w:lastRowLastColumn="0"/>
             <w:tcW w:w="2693" w:type="dxa"/>
             <w:tcBorders>
-              <w:left w:val="single" w:color="auto" w:sz="4" w:space="0"/>
+              <w:left w:val="single" w:sz="4" w:space="0" w:color="auto"/>
             </w:tcBorders>
             <w:shd w:val="clear" w:color="auto" w:fill="FFFFFF" w:themeFill="background1"/>
-            <w:tcMar/>
           </w:tcPr>
           <w:p>
             <w:pPr>
               <w:cnfStyle w:val="000000100000" w:firstRow="0" w:lastRow="0" w:firstColumn="0" w:lastColumn="0" w:oddVBand="0" w:evenVBand="0" w:oddHBand="1" w:evenHBand="0" w:firstRowFirstColumn="0" w:firstRowLastColumn="0" w:lastRowFirstColumn="0" w:lastRowLastColumn="0"/>
               <w:rPr>
-                <w:rFonts w:eastAsia="Calibri" w:asciiTheme="majorHAnsi" w:hAnsiTheme="majorHAnsi" w:cstheme="majorHAnsi"/>
+                <w:rFonts w:asciiTheme="majorHAnsi" w:eastAsia="Calibri" w:hAnsiTheme="majorHAnsi" w:cstheme="majorHAnsi"/>
                 <w:bCs/>
                 <w:color w:val="000000" w:themeColor="text1"/>
               </w:rPr>
@@ -3403,12 +3198,11 @@
             <w:tcW w:w="1267" w:type="dxa"/>
             <w:gridSpan w:val="2"/>
             <w:shd w:val="clear" w:color="auto" w:fill="FBE5D5"/>
-            <w:tcMar/>
-          </w:tcPr>
-          <w:p>
-            <w:pPr>
-              <w:rPr>
-                <w:rFonts w:eastAsia="Calibri" w:asciiTheme="majorHAnsi" w:hAnsiTheme="majorHAnsi" w:cstheme="majorHAnsi"/>
+          </w:tcPr>
+          <w:p>
+            <w:pPr>
+              <w:rPr>
+                <w:rFonts w:asciiTheme="majorHAnsi" w:eastAsia="Calibri" w:hAnsiTheme="majorHAnsi" w:cstheme="majorHAnsi"/>
                 <w:b w:val="0"/>
                 <w:bCs/>
                 <w:color w:val="000000" w:themeColor="text1"/>
@@ -3416,7 +3210,7 @@
             </w:pPr>
             <w:r>
               <w:rPr>
-                <w:rFonts w:eastAsia="Calibri" w:asciiTheme="majorHAnsi" w:hAnsiTheme="majorHAnsi" w:cstheme="majorHAnsi"/>
+                <w:rFonts w:asciiTheme="majorHAnsi" w:eastAsia="Calibri" w:hAnsiTheme="majorHAnsi" w:cstheme="majorHAnsi"/>
                 <w:b w:val="0"/>
                 <w:bCs/>
                 <w:color w:val="000000" w:themeColor="text1"/>
@@ -3427,20 +3221,18 @@
         </w:tc>
         <w:tc>
           <w:tcPr>
-            <w:cnfStyle w:val="000000000000" w:firstRow="0" w:lastRow="0" w:firstColumn="0" w:lastColumn="0" w:oddVBand="0" w:evenVBand="0" w:oddHBand="0" w:evenHBand="0" w:firstRowFirstColumn="0" w:firstRowLastColumn="0" w:lastRowFirstColumn="0" w:lastRowLastColumn="0"/>
             <w:tcW w:w="6354" w:type="dxa"/>
             <w:gridSpan w:val="3"/>
             <w:tcBorders>
-              <w:right w:val="single" w:color="auto" w:sz="4" w:space="0"/>
+              <w:right w:val="single" w:sz="4" w:space="0" w:color="auto"/>
             </w:tcBorders>
             <w:shd w:val="clear" w:color="auto" w:fill="FFFFFF" w:themeFill="background1"/>
-            <w:tcMar/>
           </w:tcPr>
           <w:p>
             <w:pPr>
               <w:cnfStyle w:val="000000000000" w:firstRow="0" w:lastRow="0" w:firstColumn="0" w:lastColumn="0" w:oddVBand="0" w:evenVBand="0" w:oddHBand="0" w:evenHBand="0" w:firstRowFirstColumn="0" w:firstRowLastColumn="0" w:lastRowFirstColumn="0" w:lastRowLastColumn="0"/>
               <w:rPr>
-                <w:rFonts w:eastAsia="Calibri" w:asciiTheme="majorHAnsi" w:hAnsiTheme="majorHAnsi" w:cstheme="majorHAnsi"/>
+                <w:rFonts w:asciiTheme="majorHAnsi" w:eastAsia="Calibri" w:hAnsiTheme="majorHAnsi" w:cstheme="majorHAnsi"/>
                 <w:bCs/>
                 <w:color w:val="000000" w:themeColor="text1"/>
               </w:rPr>
@@ -3456,13 +3248,11 @@
         </w:tc>
         <w:tc>
           <w:tcPr>
-            <w:cnfStyle w:val="000000000000" w:firstRow="0" w:lastRow="0" w:firstColumn="0" w:lastColumn="0" w:oddVBand="0" w:evenVBand="0" w:oddHBand="0" w:evenHBand="0" w:firstRowFirstColumn="0" w:firstRowLastColumn="0" w:lastRowFirstColumn="0" w:lastRowLastColumn="0"/>
             <w:tcW w:w="2693" w:type="dxa"/>
             <w:tcBorders>
-              <w:left w:val="single" w:color="auto" w:sz="4" w:space="0"/>
+              <w:left w:val="single" w:sz="4" w:space="0" w:color="auto"/>
             </w:tcBorders>
             <w:shd w:val="clear" w:color="auto" w:fill="FFFFFF" w:themeFill="background1"/>
-            <w:tcMar/>
           </w:tcPr>
           <w:p>
             <w:pPr>
@@ -3470,7 +3260,7 @@
               <w:jc w:val="center"/>
               <w:cnfStyle w:val="000000000000" w:firstRow="0" w:lastRow="0" w:firstColumn="0" w:lastColumn="0" w:oddVBand="0" w:evenVBand="0" w:oddHBand="0" w:evenHBand="0" w:firstRowFirstColumn="0" w:firstRowLastColumn="0" w:lastRowFirstColumn="0" w:lastRowLastColumn="0"/>
               <w:rPr>
-                <w:rFonts w:eastAsia="Calibri" w:asciiTheme="majorHAnsi" w:hAnsiTheme="majorHAnsi" w:cstheme="majorHAnsi"/>
+                <w:rFonts w:asciiTheme="majorHAnsi" w:eastAsia="Calibri" w:hAnsiTheme="majorHAnsi" w:cstheme="majorHAnsi"/>
                 <w:b/>
                 <w:color w:val="000000" w:themeColor="text1"/>
               </w:rPr>
@@ -3488,12 +3278,11 @@
             <w:cnfStyle w:val="001000000000" w:firstRow="0" w:lastRow="0" w:firstColumn="1" w:lastColumn="0" w:oddVBand="0" w:evenVBand="0" w:oddHBand="0" w:evenHBand="0" w:firstRowFirstColumn="0" w:firstRowLastColumn="0" w:lastRowFirstColumn="0" w:lastRowLastColumn="0"/>
             <w:tcW w:w="1267" w:type="dxa"/>
             <w:gridSpan w:val="2"/>
-            <w:tcMar/>
-          </w:tcPr>
-          <w:p>
-            <w:pPr>
-              <w:rPr>
-                <w:rFonts w:eastAsia="Calibri" w:asciiTheme="majorHAnsi" w:hAnsiTheme="majorHAnsi" w:cstheme="majorHAnsi"/>
+          </w:tcPr>
+          <w:p>
+            <w:pPr>
+              <w:rPr>
+                <w:rFonts w:asciiTheme="majorHAnsi" w:eastAsia="Calibri" w:hAnsiTheme="majorHAnsi" w:cstheme="majorHAnsi"/>
                 <w:b w:val="0"/>
                 <w:bCs/>
                 <w:color w:val="000000" w:themeColor="text1"/>
@@ -3501,7 +3290,7 @@
             </w:pPr>
             <w:r>
               <w:rPr>
-                <w:rFonts w:eastAsia="Calibri" w:asciiTheme="majorHAnsi" w:hAnsiTheme="majorHAnsi" w:cstheme="majorHAnsi"/>
+                <w:rFonts w:asciiTheme="majorHAnsi" w:eastAsia="Calibri" w:hAnsiTheme="majorHAnsi" w:cstheme="majorHAnsi"/>
                 <w:b w:val="0"/>
                 <w:bCs/>
                 <w:color w:val="000000" w:themeColor="text1"/>
@@ -3512,17 +3301,15 @@
         </w:tc>
         <w:tc>
           <w:tcPr>
-            <w:cnfStyle w:val="000000000000" w:firstRow="0" w:lastRow="0" w:firstColumn="0" w:lastColumn="0" w:oddVBand="0" w:evenVBand="0" w:oddHBand="0" w:evenHBand="0" w:firstRowFirstColumn="0" w:firstRowLastColumn="0" w:lastRowFirstColumn="0" w:lastRowLastColumn="0"/>
             <w:tcW w:w="6354" w:type="dxa"/>
             <w:gridSpan w:val="3"/>
             <w:shd w:val="clear" w:color="auto" w:fill="FFFFFF" w:themeFill="background1"/>
-            <w:tcMar/>
           </w:tcPr>
           <w:p>
             <w:pPr>
               <w:cnfStyle w:val="000000100000" w:firstRow="0" w:lastRow="0" w:firstColumn="0" w:lastColumn="0" w:oddVBand="0" w:evenVBand="0" w:oddHBand="1" w:evenHBand="0" w:firstRowFirstColumn="0" w:firstRowLastColumn="0" w:lastRowFirstColumn="0" w:lastRowLastColumn="0"/>
               <w:rPr>
-                <w:rFonts w:eastAsia="Calibri" w:asciiTheme="majorHAnsi" w:hAnsiTheme="majorHAnsi" w:cstheme="majorHAnsi"/>
+                <w:rFonts w:asciiTheme="majorHAnsi" w:eastAsia="Calibri" w:hAnsiTheme="majorHAnsi" w:cstheme="majorHAnsi"/>
                 <w:bCs/>
                 <w:color w:val="000000" w:themeColor="text1"/>
               </w:rPr>
@@ -3538,10 +3325,8 @@
         </w:tc>
         <w:tc>
           <w:tcPr>
-            <w:cnfStyle w:val="000000000000" w:firstRow="0" w:lastRow="0" w:firstColumn="0" w:lastColumn="0" w:oddVBand="0" w:evenVBand="0" w:oddHBand="0" w:evenHBand="0" w:firstRowFirstColumn="0" w:firstRowLastColumn="0" w:lastRowFirstColumn="0" w:lastRowLastColumn="0"/>
             <w:tcW w:w="2693" w:type="dxa"/>
             <w:shd w:val="clear" w:color="auto" w:fill="FFFFFF" w:themeFill="background1"/>
-            <w:tcMar/>
           </w:tcPr>
           <w:p>
             <w:pPr>
@@ -3549,7 +3334,7 @@
               <w:jc w:val="center"/>
               <w:cnfStyle w:val="000000100000" w:firstRow="0" w:lastRow="0" w:firstColumn="0" w:lastColumn="0" w:oddVBand="0" w:evenVBand="0" w:oddHBand="1" w:evenHBand="0" w:firstRowFirstColumn="0" w:firstRowLastColumn="0" w:lastRowFirstColumn="0" w:lastRowLastColumn="0"/>
               <w:rPr>
-                <w:rFonts w:eastAsia="Calibri" w:asciiTheme="majorHAnsi" w:hAnsiTheme="majorHAnsi" w:cstheme="majorHAnsi"/>
+                <w:rFonts w:asciiTheme="majorHAnsi" w:eastAsia="Calibri" w:hAnsiTheme="majorHAnsi" w:cstheme="majorHAnsi"/>
                 <w:b/>
                 <w:color w:val="000000" w:themeColor="text1"/>
               </w:rPr>
@@ -3567,12 +3352,11 @@
             <w:tcW w:w="1267" w:type="dxa"/>
             <w:gridSpan w:val="2"/>
             <w:shd w:val="clear" w:color="auto" w:fill="FBE5D5"/>
-            <w:tcMar/>
-          </w:tcPr>
-          <w:p>
-            <w:pPr>
-              <w:rPr>
-                <w:rFonts w:eastAsia="Calibri" w:asciiTheme="majorHAnsi" w:hAnsiTheme="majorHAnsi" w:cstheme="majorHAnsi"/>
+          </w:tcPr>
+          <w:p>
+            <w:pPr>
+              <w:rPr>
+                <w:rFonts w:asciiTheme="majorHAnsi" w:eastAsia="Calibri" w:hAnsiTheme="majorHAnsi" w:cstheme="majorHAnsi"/>
                 <w:b w:val="0"/>
                 <w:bCs/>
                 <w:color w:val="000000" w:themeColor="text1"/>
@@ -3580,7 +3364,7 @@
             </w:pPr>
             <w:r>
               <w:rPr>
-                <w:rFonts w:eastAsia="Calibri" w:asciiTheme="majorHAnsi" w:hAnsiTheme="majorHAnsi" w:cstheme="majorHAnsi"/>
+                <w:rFonts w:asciiTheme="majorHAnsi" w:eastAsia="Calibri" w:hAnsiTheme="majorHAnsi" w:cstheme="majorHAnsi"/>
                 <w:b w:val="0"/>
                 <w:bCs/>
                 <w:color w:val="000000" w:themeColor="text1"/>
@@ -3591,17 +3375,15 @@
         </w:tc>
         <w:tc>
           <w:tcPr>
-            <w:cnfStyle w:val="000000000000" w:firstRow="0" w:lastRow="0" w:firstColumn="0" w:lastColumn="0" w:oddVBand="0" w:evenVBand="0" w:oddHBand="0" w:evenHBand="0" w:firstRowFirstColumn="0" w:firstRowLastColumn="0" w:lastRowFirstColumn="0" w:lastRowLastColumn="0"/>
             <w:tcW w:w="6354" w:type="dxa"/>
             <w:gridSpan w:val="3"/>
             <w:shd w:val="clear" w:color="auto" w:fill="FFFFFF" w:themeFill="background1"/>
-            <w:tcMar/>
           </w:tcPr>
           <w:p>
             <w:pPr>
               <w:cnfStyle w:val="000000000000" w:firstRow="0" w:lastRow="0" w:firstColumn="0" w:lastColumn="0" w:oddVBand="0" w:evenVBand="0" w:oddHBand="0" w:evenHBand="0" w:firstRowFirstColumn="0" w:firstRowLastColumn="0" w:lastRowFirstColumn="0" w:lastRowLastColumn="0"/>
               <w:rPr>
-                <w:rFonts w:eastAsia="Calibri" w:asciiTheme="majorHAnsi" w:hAnsiTheme="majorHAnsi" w:cstheme="majorHAnsi"/>
+                <w:rFonts w:asciiTheme="majorHAnsi" w:eastAsia="Calibri" w:hAnsiTheme="majorHAnsi" w:cstheme="majorHAnsi"/>
                 <w:bCs/>
                 <w:color w:val="000000" w:themeColor="text1"/>
               </w:rPr>
@@ -3617,10 +3399,8 @@
         </w:tc>
         <w:tc>
           <w:tcPr>
-            <w:cnfStyle w:val="000000000000" w:firstRow="0" w:lastRow="0" w:firstColumn="0" w:lastColumn="0" w:oddVBand="0" w:evenVBand="0" w:oddHBand="0" w:evenHBand="0" w:firstRowFirstColumn="0" w:firstRowLastColumn="0" w:lastRowFirstColumn="0" w:lastRowLastColumn="0"/>
             <w:tcW w:w="2693" w:type="dxa"/>
             <w:shd w:val="clear" w:color="auto" w:fill="FFFFFF" w:themeFill="background1"/>
-            <w:tcMar/>
           </w:tcPr>
           <w:p>
             <w:pPr>
@@ -3628,14 +3408,14 @@
               <w:jc w:val="center"/>
               <w:cnfStyle w:val="000000000000" w:firstRow="0" w:lastRow="0" w:firstColumn="0" w:lastColumn="0" w:oddVBand="0" w:evenVBand="0" w:oddHBand="0" w:evenHBand="0" w:firstRowFirstColumn="0" w:firstRowLastColumn="0" w:lastRowFirstColumn="0" w:lastRowLastColumn="0"/>
               <w:rPr>
-                <w:rFonts w:eastAsia="Calibri" w:asciiTheme="majorHAnsi" w:hAnsiTheme="majorHAnsi" w:cstheme="majorHAnsi"/>
-                <w:b/>
-                <w:color w:val="000000" w:themeColor="text1"/>
-              </w:rPr>
-            </w:pPr>
-            <w:r>
-              <w:rPr>
-                <w:rFonts w:eastAsia="Calibri" w:asciiTheme="majorHAnsi" w:hAnsiTheme="majorHAnsi" w:cstheme="majorHAnsi"/>
+                <w:rFonts w:asciiTheme="majorHAnsi" w:eastAsia="Calibri" w:hAnsiTheme="majorHAnsi" w:cstheme="majorHAnsi"/>
+                <w:b/>
+                <w:color w:val="000000" w:themeColor="text1"/>
+              </w:rPr>
+            </w:pPr>
+            <w:r>
+              <w:rPr>
+                <w:rFonts w:asciiTheme="majorHAnsi" w:eastAsia="Calibri" w:hAnsiTheme="majorHAnsi" w:cstheme="majorHAnsi"/>
                 <w:b/>
                 <w:color w:val="000000" w:themeColor="text1"/>
               </w:rPr>
@@ -3654,12 +3434,11 @@
             <w:cnfStyle w:val="001000000000" w:firstRow="0" w:lastRow="0" w:firstColumn="1" w:lastColumn="0" w:oddVBand="0" w:evenVBand="0" w:oddHBand="0" w:evenHBand="0" w:firstRowFirstColumn="0" w:firstRowLastColumn="0" w:lastRowFirstColumn="0" w:lastRowLastColumn="0"/>
             <w:tcW w:w="1267" w:type="dxa"/>
             <w:gridSpan w:val="2"/>
-            <w:tcMar/>
-          </w:tcPr>
-          <w:p>
-            <w:pPr>
-              <w:rPr>
-                <w:rFonts w:eastAsia="Calibri" w:asciiTheme="majorHAnsi" w:hAnsiTheme="majorHAnsi" w:cstheme="majorHAnsi"/>
+          </w:tcPr>
+          <w:p>
+            <w:pPr>
+              <w:rPr>
+                <w:rFonts w:asciiTheme="majorHAnsi" w:eastAsia="Calibri" w:hAnsiTheme="majorHAnsi" w:cstheme="majorHAnsi"/>
                 <w:b w:val="0"/>
                 <w:bCs/>
                 <w:color w:val="000000" w:themeColor="text1"/>
@@ -3667,7 +3446,7 @@
             </w:pPr>
             <w:r>
               <w:rPr>
-                <w:rFonts w:eastAsia="Calibri" w:asciiTheme="majorHAnsi" w:hAnsiTheme="majorHAnsi" w:cstheme="majorHAnsi"/>
+                <w:rFonts w:asciiTheme="majorHAnsi" w:eastAsia="Calibri" w:hAnsiTheme="majorHAnsi" w:cstheme="majorHAnsi"/>
                 <w:b w:val="0"/>
                 <w:bCs/>
                 <w:color w:val="000000" w:themeColor="text1"/>
@@ -3678,17 +3457,15 @@
         </w:tc>
         <w:tc>
           <w:tcPr>
-            <w:cnfStyle w:val="000000000000" w:firstRow="0" w:lastRow="0" w:firstColumn="0" w:lastColumn="0" w:oddVBand="0" w:evenVBand="0" w:oddHBand="0" w:evenHBand="0" w:firstRowFirstColumn="0" w:firstRowLastColumn="0" w:lastRowFirstColumn="0" w:lastRowLastColumn="0"/>
             <w:tcW w:w="6354" w:type="dxa"/>
             <w:gridSpan w:val="3"/>
             <w:shd w:val="clear" w:color="auto" w:fill="FFFFFF" w:themeFill="background1"/>
-            <w:tcMar/>
           </w:tcPr>
           <w:p>
             <w:pPr>
               <w:cnfStyle w:val="000000100000" w:firstRow="0" w:lastRow="0" w:firstColumn="0" w:lastColumn="0" w:oddVBand="0" w:evenVBand="0" w:oddHBand="1" w:evenHBand="0" w:firstRowFirstColumn="0" w:firstRowLastColumn="0" w:lastRowFirstColumn="0" w:lastRowLastColumn="0"/>
               <w:rPr>
-                <w:rFonts w:eastAsia="Calibri" w:asciiTheme="majorHAnsi" w:hAnsiTheme="majorHAnsi" w:cstheme="majorHAnsi"/>
+                <w:rFonts w:asciiTheme="majorHAnsi" w:eastAsia="Calibri" w:hAnsiTheme="majorHAnsi" w:cstheme="majorHAnsi"/>
                 <w:bCs/>
                 <w:color w:val="000000" w:themeColor="text1"/>
               </w:rPr>
@@ -3704,17 +3481,15 @@
         </w:tc>
         <w:tc>
           <w:tcPr>
-            <w:cnfStyle w:val="000000000000" w:firstRow="0" w:lastRow="0" w:firstColumn="0" w:lastColumn="0" w:oddVBand="0" w:evenVBand="0" w:oddHBand="0" w:evenHBand="0" w:firstRowFirstColumn="0" w:firstRowLastColumn="0" w:lastRowFirstColumn="0" w:lastRowLastColumn="0"/>
             <w:tcW w:w="2693" w:type="dxa"/>
             <w:shd w:val="clear" w:color="auto" w:fill="FFFFFF" w:themeFill="background1"/>
-            <w:tcMar/>
           </w:tcPr>
           <w:p>
             <w:pPr>
               <w:widowControl w:val="0"/>
               <w:cnfStyle w:val="000000100000" w:firstRow="0" w:lastRow="0" w:firstColumn="0" w:lastColumn="0" w:oddVBand="0" w:evenVBand="0" w:oddHBand="1" w:evenHBand="0" w:firstRowFirstColumn="0" w:firstRowLastColumn="0" w:lastRowFirstColumn="0" w:lastRowLastColumn="0"/>
               <w:rPr>
-                <w:rFonts w:eastAsia="Calibri" w:asciiTheme="majorHAnsi" w:hAnsiTheme="majorHAnsi" w:cstheme="majorHAnsi"/>
+                <w:rFonts w:asciiTheme="majorHAnsi" w:eastAsia="Calibri" w:hAnsiTheme="majorHAnsi" w:cstheme="majorHAnsi"/>
                 <w:bCs/>
                 <w:color w:val="000000" w:themeColor="text1"/>
               </w:rPr>
@@ -3732,12 +3507,11 @@
             <w:tcW w:w="1951" w:type="dxa"/>
             <w:gridSpan w:val="4"/>
             <w:shd w:val="clear" w:color="auto" w:fill="FBE5D5"/>
-            <w:tcMar/>
-          </w:tcPr>
-          <w:p>
-            <w:pPr>
-              <w:rPr>
-                <w:rFonts w:eastAsia="Calibri" w:asciiTheme="majorHAnsi" w:hAnsiTheme="majorHAnsi" w:cstheme="majorHAnsi"/>
+          </w:tcPr>
+          <w:p>
+            <w:pPr>
+              <w:rPr>
+                <w:rFonts w:asciiTheme="majorHAnsi" w:eastAsia="Calibri" w:hAnsiTheme="majorHAnsi" w:cstheme="majorHAnsi"/>
                 <w:b w:val="0"/>
                 <w:bCs/>
                 <w:color w:val="000000" w:themeColor="text1"/>
@@ -3745,7 +3519,7 @@
             </w:pPr>
             <w:r>
               <w:rPr>
-                <w:rFonts w:eastAsia="Calibri" w:asciiTheme="majorHAnsi" w:hAnsiTheme="majorHAnsi" w:cstheme="majorHAnsi"/>
+                <w:rFonts w:asciiTheme="majorHAnsi" w:eastAsia="Calibri" w:hAnsiTheme="majorHAnsi" w:cstheme="majorHAnsi"/>
                 <w:b w:val="0"/>
                 <w:bCs/>
                 <w:color w:val="000000" w:themeColor="text1"/>
@@ -3756,24 +3530,22 @@
         </w:tc>
         <w:tc>
           <w:tcPr>
-            <w:cnfStyle w:val="000000000000" w:firstRow="0" w:lastRow="0" w:firstColumn="0" w:lastColumn="0" w:oddVBand="0" w:evenVBand="0" w:oddHBand="0" w:evenHBand="0" w:firstRowFirstColumn="0" w:firstRowLastColumn="0" w:lastRowFirstColumn="0" w:lastRowLastColumn="0"/>
             <w:tcW w:w="8363" w:type="dxa"/>
             <w:gridSpan w:val="2"/>
             <w:shd w:val="clear" w:color="auto" w:fill="FFFFFF" w:themeFill="background1"/>
-            <w:tcMar/>
           </w:tcPr>
           <w:p>
             <w:pPr>
               <w:cnfStyle w:val="000000000000" w:firstRow="0" w:lastRow="0" w:firstColumn="0" w:lastColumn="0" w:oddVBand="0" w:evenVBand="0" w:oddHBand="0" w:evenHBand="0" w:firstRowFirstColumn="0" w:firstRowLastColumn="0" w:lastRowFirstColumn="0" w:lastRowLastColumn="0"/>
               <w:rPr>
-                <w:rFonts w:eastAsia="Calibri" w:asciiTheme="majorHAnsi" w:hAnsiTheme="majorHAnsi" w:cstheme="majorHAnsi"/>
-                <w:bCs/>
-                <w:color w:val="000000" w:themeColor="text1"/>
-              </w:rPr>
-            </w:pPr>
-            <w:r>
-              <w:rPr>
-                <w:rFonts w:eastAsia="Calibri" w:asciiTheme="majorHAnsi" w:hAnsiTheme="majorHAnsi" w:cstheme="majorHAnsi"/>
+                <w:rFonts w:asciiTheme="majorHAnsi" w:eastAsia="Calibri" w:hAnsiTheme="majorHAnsi" w:cstheme="majorHAnsi"/>
+                <w:bCs/>
+                <w:color w:val="000000" w:themeColor="text1"/>
+              </w:rPr>
+            </w:pPr>
+            <w:r>
+              <w:rPr>
+                <w:rFonts w:asciiTheme="majorHAnsi" w:eastAsia="Calibri" w:hAnsiTheme="majorHAnsi" w:cstheme="majorHAnsi"/>
                 <w:bCs/>
                 <w:color w:val="000000" w:themeColor="text1"/>
               </w:rPr>
@@ -3781,7 +3553,15 @@
             </w:r>
             <w:r>
               <w:rPr>
-                <w:rFonts w:eastAsia="Calibri" w:asciiTheme="majorHAnsi" w:hAnsiTheme="majorHAnsi" w:cstheme="majorHAnsi"/>
+                <w:rFonts w:asciiTheme="majorHAnsi" w:eastAsia="Calibri" w:hAnsiTheme="majorHAnsi" w:cstheme="majorHAnsi"/>
+                <w:bCs/>
+                <w:color w:val="000000" w:themeColor="text1"/>
+              </w:rPr>
+              <w:t>.</w:t>
+            </w:r>
+            <w:r>
+              <w:rPr>
+                <w:rFonts w:asciiTheme="majorHAnsi" w:eastAsia="Calibri" w:hAnsiTheme="majorHAnsi" w:cstheme="majorHAnsi"/>
                 <w:bCs/>
                 <w:color w:val="000000" w:themeColor="text1"/>
               </w:rPr>
@@ -3807,12 +3587,11 @@
             <w:cnfStyle w:val="001000000000" w:firstRow="0" w:lastRow="0" w:firstColumn="1" w:lastColumn="0" w:oddVBand="0" w:evenVBand="0" w:oddHBand="0" w:evenHBand="0" w:firstRowFirstColumn="0" w:firstRowLastColumn="0" w:lastRowFirstColumn="0" w:lastRowLastColumn="0"/>
             <w:tcW w:w="1951" w:type="dxa"/>
             <w:gridSpan w:val="4"/>
-            <w:tcMar/>
-          </w:tcPr>
-          <w:p>
-            <w:pPr>
-              <w:rPr>
-                <w:rFonts w:eastAsia="Calibri" w:asciiTheme="majorHAnsi" w:hAnsiTheme="majorHAnsi" w:cstheme="majorHAnsi"/>
+          </w:tcPr>
+          <w:p>
+            <w:pPr>
+              <w:rPr>
+                <w:rFonts w:asciiTheme="majorHAnsi" w:eastAsia="Calibri" w:hAnsiTheme="majorHAnsi" w:cstheme="majorHAnsi"/>
                 <w:b w:val="0"/>
                 <w:bCs/>
                 <w:color w:val="000000" w:themeColor="text1"/>
@@ -3820,35 +3599,34 @@
             </w:pPr>
             <w:r>
               <w:rPr>
-                <w:rFonts w:eastAsia="Calibri" w:asciiTheme="majorHAnsi" w:hAnsiTheme="majorHAnsi" w:cstheme="majorHAnsi"/>
+                <w:rFonts w:asciiTheme="majorHAnsi" w:eastAsia="Calibri" w:hAnsiTheme="majorHAnsi" w:cstheme="majorHAnsi"/>
                 <w:b w:val="0"/>
                 <w:bCs/>
                 <w:color w:val="000000" w:themeColor="text1"/>
               </w:rPr>
+              <w:lastRenderedPageBreak/>
               <w:t>Comentario respuesta incorrecta</w:t>
             </w:r>
           </w:p>
         </w:tc>
         <w:tc>
           <w:tcPr>
-            <w:cnfStyle w:val="000000000000" w:firstRow="0" w:lastRow="0" w:firstColumn="0" w:lastColumn="0" w:oddVBand="0" w:evenVBand="0" w:oddHBand="0" w:evenHBand="0" w:firstRowFirstColumn="0" w:firstRowLastColumn="0" w:lastRowFirstColumn="0" w:lastRowLastColumn="0"/>
             <w:tcW w:w="8363" w:type="dxa"/>
             <w:gridSpan w:val="2"/>
             <w:shd w:val="clear" w:color="auto" w:fill="FFFFFF" w:themeFill="background1"/>
-            <w:tcMar/>
           </w:tcPr>
           <w:p>
             <w:pPr>
               <w:cnfStyle w:val="000000100000" w:firstRow="0" w:lastRow="0" w:firstColumn="0" w:lastColumn="0" w:oddVBand="0" w:evenVBand="0" w:oddHBand="1" w:evenHBand="0" w:firstRowFirstColumn="0" w:firstRowLastColumn="0" w:lastRowFirstColumn="0" w:lastRowLastColumn="0"/>
               <w:rPr>
-                <w:rFonts w:eastAsia="Calibri" w:asciiTheme="majorHAnsi" w:hAnsiTheme="majorHAnsi" w:cstheme="majorHAnsi"/>
-                <w:bCs/>
-                <w:color w:val="000000" w:themeColor="text1"/>
-              </w:rPr>
-            </w:pPr>
-            <w:r>
-              <w:rPr>
-                <w:rFonts w:eastAsia="Calibri" w:asciiTheme="majorHAnsi" w:hAnsiTheme="majorHAnsi" w:cstheme="majorHAnsi"/>
+                <w:rFonts w:asciiTheme="majorHAnsi" w:eastAsia="Calibri" w:hAnsiTheme="majorHAnsi" w:cstheme="majorHAnsi"/>
+                <w:bCs/>
+                <w:color w:val="000000" w:themeColor="text1"/>
+              </w:rPr>
+            </w:pPr>
+            <w:r>
+              <w:rPr>
+                <w:rFonts w:asciiTheme="majorHAnsi" w:eastAsia="Calibri" w:hAnsiTheme="majorHAnsi" w:cstheme="majorHAnsi"/>
                 <w:bCs/>
                 <w:color w:val="000000" w:themeColor="text1"/>
               </w:rPr>
@@ -3867,18 +3645,17 @@
             <w:tcW w:w="1951" w:type="dxa"/>
             <w:gridSpan w:val="4"/>
             <w:shd w:val="clear" w:color="auto" w:fill="FBE5D5"/>
-            <w:tcMar/>
-          </w:tcPr>
-          <w:p>
-            <w:pPr>
-              <w:rPr>
-                <w:rFonts w:eastAsia="Calibri" w:asciiTheme="majorHAnsi" w:hAnsiTheme="majorHAnsi" w:cstheme="majorHAnsi"/>
-                <w:color w:val="000000" w:themeColor="text1"/>
-              </w:rPr>
-            </w:pPr>
-            <w:r>
-              <w:rPr>
-                <w:rFonts w:eastAsia="Calibri" w:asciiTheme="majorHAnsi" w:hAnsiTheme="majorHAnsi" w:cstheme="majorHAnsi"/>
+          </w:tcPr>
+          <w:p>
+            <w:pPr>
+              <w:rPr>
+                <w:rFonts w:asciiTheme="majorHAnsi" w:eastAsia="Calibri" w:hAnsiTheme="majorHAnsi" w:cstheme="majorHAnsi"/>
+                <w:color w:val="000000" w:themeColor="text1"/>
+              </w:rPr>
+            </w:pPr>
+            <w:r>
+              <w:rPr>
+                <w:rFonts w:asciiTheme="majorHAnsi" w:eastAsia="Calibri" w:hAnsiTheme="majorHAnsi" w:cstheme="majorHAnsi"/>
                 <w:color w:val="000000" w:themeColor="text1"/>
               </w:rPr>
               <w:t>Pregunta 7</w:t>
@@ -3887,13 +3664,11 @@
         </w:tc>
         <w:tc>
           <w:tcPr>
-            <w:cnfStyle w:val="000000000000" w:firstRow="0" w:lastRow="0" w:firstColumn="0" w:lastColumn="0" w:oddVBand="0" w:evenVBand="0" w:oddHBand="0" w:evenHBand="0" w:firstRowFirstColumn="0" w:firstRowLastColumn="0" w:lastRowFirstColumn="0" w:lastRowLastColumn="0"/>
             <w:tcW w:w="5670" w:type="dxa"/>
             <w:tcBorders>
-              <w:right w:val="single" w:color="auto" w:sz="4" w:space="0"/>
+              <w:right w:val="single" w:sz="4" w:space="0" w:color="auto"/>
             </w:tcBorders>
             <w:shd w:val="clear" w:color="auto" w:fill="FBE5D5"/>
-            <w:tcMar/>
           </w:tcPr>
           <w:p>
             <w:pPr>
@@ -3916,13 +3691,11 @@
         </w:tc>
         <w:tc>
           <w:tcPr>
-            <w:cnfStyle w:val="000000000000" w:firstRow="0" w:lastRow="0" w:firstColumn="0" w:lastColumn="0" w:oddVBand="0" w:evenVBand="0" w:oddHBand="0" w:evenHBand="0" w:firstRowFirstColumn="0" w:firstRowLastColumn="0" w:lastRowFirstColumn="0" w:lastRowLastColumn="0"/>
             <w:tcW w:w="2693" w:type="dxa"/>
             <w:tcBorders>
-              <w:left w:val="single" w:color="auto" w:sz="4" w:space="0"/>
+              <w:left w:val="single" w:sz="4" w:space="0" w:color="auto"/>
             </w:tcBorders>
             <w:shd w:val="clear" w:color="auto" w:fill="FFFFFF" w:themeFill="background1"/>
-            <w:tcMar/>
           </w:tcPr>
           <w:p>
             <w:pPr>
@@ -3945,13 +3718,12 @@
             <w:cnfStyle w:val="001000000000" w:firstRow="0" w:lastRow="0" w:firstColumn="1" w:lastColumn="0" w:oddVBand="0" w:evenVBand="0" w:oddHBand="0" w:evenHBand="0" w:firstRowFirstColumn="0" w:firstRowLastColumn="0" w:lastRowFirstColumn="0" w:lastRowLastColumn="0"/>
             <w:tcW w:w="1384" w:type="dxa"/>
             <w:gridSpan w:val="3"/>
-            <w:tcMar/>
           </w:tcPr>
           <w:p>
             <w:pPr>
               <w:ind w:right="171"/>
               <w:rPr>
-                <w:rFonts w:eastAsia="Calibri" w:asciiTheme="majorHAnsi" w:hAnsiTheme="majorHAnsi" w:cstheme="majorHAnsi"/>
+                <w:rFonts w:asciiTheme="majorHAnsi" w:eastAsia="Calibri" w:hAnsiTheme="majorHAnsi" w:cstheme="majorHAnsi"/>
                 <w:b w:val="0"/>
                 <w:bCs/>
                 <w:color w:val="000000" w:themeColor="text1"/>
@@ -3959,7 +3731,7 @@
             </w:pPr>
             <w:r>
               <w:rPr>
-                <w:rFonts w:eastAsia="Calibri" w:asciiTheme="majorHAnsi" w:hAnsiTheme="majorHAnsi" w:cstheme="majorHAnsi"/>
+                <w:rFonts w:asciiTheme="majorHAnsi" w:eastAsia="Calibri" w:hAnsiTheme="majorHAnsi" w:cstheme="majorHAnsi"/>
                 <w:b w:val="0"/>
                 <w:bCs/>
                 <w:color w:val="000000" w:themeColor="text1"/>
@@ -3970,20 +3742,18 @@
         </w:tc>
         <w:tc>
           <w:tcPr>
-            <w:cnfStyle w:val="000000000000" w:firstRow="0" w:lastRow="0" w:firstColumn="0" w:lastColumn="0" w:oddVBand="0" w:evenVBand="0" w:oddHBand="0" w:evenHBand="0" w:firstRowFirstColumn="0" w:firstRowLastColumn="0" w:lastRowFirstColumn="0" w:lastRowLastColumn="0"/>
             <w:tcW w:w="6237" w:type="dxa"/>
             <w:gridSpan w:val="2"/>
             <w:tcBorders>
-              <w:right w:val="single" w:color="auto" w:sz="4" w:space="0"/>
+              <w:right w:val="single" w:sz="4" w:space="0" w:color="auto"/>
             </w:tcBorders>
             <w:shd w:val="clear" w:color="auto" w:fill="FFFFFF" w:themeFill="background1"/>
-            <w:tcMar/>
           </w:tcPr>
           <w:p>
             <w:pPr>
               <w:cnfStyle w:val="000000100000" w:firstRow="0" w:lastRow="0" w:firstColumn="0" w:lastColumn="0" w:oddVBand="0" w:evenVBand="0" w:oddHBand="1" w:evenHBand="0" w:firstRowFirstColumn="0" w:firstRowLastColumn="0" w:lastRowFirstColumn="0" w:lastRowLastColumn="0"/>
               <w:rPr>
-                <w:rFonts w:eastAsia="Calibri" w:asciiTheme="majorHAnsi" w:hAnsiTheme="majorHAnsi" w:cstheme="majorHAnsi"/>
+                <w:rFonts w:asciiTheme="majorHAnsi" w:eastAsia="Calibri" w:hAnsiTheme="majorHAnsi" w:cstheme="majorHAnsi"/>
                 <w:bCs/>
                 <w:color w:val="000000" w:themeColor="text1"/>
               </w:rPr>
@@ -3999,27 +3769,25 @@
         </w:tc>
         <w:tc>
           <w:tcPr>
-            <w:cnfStyle w:val="000000000000" w:firstRow="0" w:lastRow="0" w:firstColumn="0" w:lastColumn="0" w:oddVBand="0" w:evenVBand="0" w:oddHBand="0" w:evenHBand="0" w:firstRowFirstColumn="0" w:firstRowLastColumn="0" w:lastRowFirstColumn="0" w:lastRowLastColumn="0"/>
             <w:tcW w:w="2693" w:type="dxa"/>
             <w:tcBorders>
-              <w:left w:val="single" w:color="auto" w:sz="4" w:space="0"/>
+              <w:left w:val="single" w:sz="4" w:space="0" w:color="auto"/>
             </w:tcBorders>
             <w:shd w:val="clear" w:color="auto" w:fill="FFFFFF" w:themeFill="background1"/>
-            <w:tcMar/>
           </w:tcPr>
           <w:p>
             <w:pPr>
               <w:jc w:val="center"/>
               <w:cnfStyle w:val="000000100000" w:firstRow="0" w:lastRow="0" w:firstColumn="0" w:lastColumn="0" w:oddVBand="0" w:evenVBand="0" w:oddHBand="1" w:evenHBand="0" w:firstRowFirstColumn="0" w:firstRowLastColumn="0" w:lastRowFirstColumn="0" w:lastRowLastColumn="0"/>
               <w:rPr>
-                <w:rFonts w:eastAsia="Calibri" w:asciiTheme="majorHAnsi" w:hAnsiTheme="majorHAnsi" w:cstheme="majorHAnsi"/>
-                <w:b/>
-                <w:color w:val="000000" w:themeColor="text1"/>
-              </w:rPr>
-            </w:pPr>
-            <w:r>
-              <w:rPr>
-                <w:rFonts w:eastAsia="Calibri" w:asciiTheme="majorHAnsi" w:hAnsiTheme="majorHAnsi" w:cstheme="majorHAnsi"/>
+                <w:rFonts w:asciiTheme="majorHAnsi" w:eastAsia="Calibri" w:hAnsiTheme="majorHAnsi" w:cstheme="majorHAnsi"/>
+                <w:b/>
+                <w:color w:val="000000" w:themeColor="text1"/>
+              </w:rPr>
+            </w:pPr>
+            <w:r>
+              <w:rPr>
+                <w:rFonts w:asciiTheme="majorHAnsi" w:eastAsia="Calibri" w:hAnsiTheme="majorHAnsi" w:cstheme="majorHAnsi"/>
                 <w:b/>
                 <w:color w:val="000000" w:themeColor="text1"/>
               </w:rPr>
@@ -4038,12 +3806,11 @@
             <w:tcW w:w="1384" w:type="dxa"/>
             <w:gridSpan w:val="3"/>
             <w:shd w:val="clear" w:color="auto" w:fill="FBE5D5"/>
-            <w:tcMar/>
-          </w:tcPr>
-          <w:p>
-            <w:pPr>
-              <w:rPr>
-                <w:rFonts w:eastAsia="Calibri" w:asciiTheme="majorHAnsi" w:hAnsiTheme="majorHAnsi" w:cstheme="majorHAnsi"/>
+          </w:tcPr>
+          <w:p>
+            <w:pPr>
+              <w:rPr>
+                <w:rFonts w:asciiTheme="majorHAnsi" w:eastAsia="Calibri" w:hAnsiTheme="majorHAnsi" w:cstheme="majorHAnsi"/>
                 <w:b w:val="0"/>
                 <w:bCs/>
                 <w:color w:val="000000" w:themeColor="text1"/>
@@ -4051,7 +3818,7 @@
             </w:pPr>
             <w:r>
               <w:rPr>
-                <w:rFonts w:eastAsia="Calibri" w:asciiTheme="majorHAnsi" w:hAnsiTheme="majorHAnsi" w:cstheme="majorHAnsi"/>
+                <w:rFonts w:asciiTheme="majorHAnsi" w:eastAsia="Calibri" w:hAnsiTheme="majorHAnsi" w:cstheme="majorHAnsi"/>
                 <w:b w:val="0"/>
                 <w:bCs/>
                 <w:color w:val="000000" w:themeColor="text1"/>
@@ -4062,20 +3829,18 @@
         </w:tc>
         <w:tc>
           <w:tcPr>
-            <w:cnfStyle w:val="000000000000" w:firstRow="0" w:lastRow="0" w:firstColumn="0" w:lastColumn="0" w:oddVBand="0" w:evenVBand="0" w:oddHBand="0" w:evenHBand="0" w:firstRowFirstColumn="0" w:firstRowLastColumn="0" w:lastRowFirstColumn="0" w:lastRowLastColumn="0"/>
             <w:tcW w:w="6237" w:type="dxa"/>
             <w:gridSpan w:val="2"/>
             <w:tcBorders>
-              <w:right w:val="single" w:color="auto" w:sz="4" w:space="0"/>
+              <w:right w:val="single" w:sz="4" w:space="0" w:color="auto"/>
             </w:tcBorders>
             <w:shd w:val="clear" w:color="auto" w:fill="FFFFFF" w:themeFill="background1"/>
-            <w:tcMar/>
           </w:tcPr>
           <w:p>
             <w:pPr>
               <w:cnfStyle w:val="000000000000" w:firstRow="0" w:lastRow="0" w:firstColumn="0" w:lastColumn="0" w:oddVBand="0" w:evenVBand="0" w:oddHBand="0" w:evenHBand="0" w:firstRowFirstColumn="0" w:firstRowLastColumn="0" w:lastRowFirstColumn="0" w:lastRowLastColumn="0"/>
               <w:rPr>
-                <w:rFonts w:eastAsia="Calibri" w:asciiTheme="majorHAnsi" w:hAnsiTheme="majorHAnsi" w:cstheme="majorHAnsi"/>
+                <w:rFonts w:asciiTheme="majorHAnsi" w:eastAsia="Calibri" w:hAnsiTheme="majorHAnsi" w:cstheme="majorHAnsi"/>
                 <w:bCs/>
                 <w:color w:val="000000" w:themeColor="text1"/>
               </w:rPr>
@@ -4091,20 +3856,18 @@
         </w:tc>
         <w:tc>
           <w:tcPr>
-            <w:cnfStyle w:val="000000000000" w:firstRow="0" w:lastRow="0" w:firstColumn="0" w:lastColumn="0" w:oddVBand="0" w:evenVBand="0" w:oddHBand="0" w:evenHBand="0" w:firstRowFirstColumn="0" w:firstRowLastColumn="0" w:lastRowFirstColumn="0" w:lastRowLastColumn="0"/>
             <w:tcW w:w="2693" w:type="dxa"/>
             <w:tcBorders>
-              <w:left w:val="single" w:color="auto" w:sz="4" w:space="0"/>
+              <w:left w:val="single" w:sz="4" w:space="0" w:color="auto"/>
             </w:tcBorders>
             <w:shd w:val="clear" w:color="auto" w:fill="FFFFFF" w:themeFill="background1"/>
-            <w:tcMar/>
           </w:tcPr>
           <w:p>
             <w:pPr>
               <w:jc w:val="center"/>
               <w:cnfStyle w:val="000000000000" w:firstRow="0" w:lastRow="0" w:firstColumn="0" w:lastColumn="0" w:oddVBand="0" w:evenVBand="0" w:oddHBand="0" w:evenHBand="0" w:firstRowFirstColumn="0" w:firstRowLastColumn="0" w:lastRowFirstColumn="0" w:lastRowLastColumn="0"/>
               <w:rPr>
-                <w:rFonts w:eastAsia="Calibri" w:asciiTheme="majorHAnsi" w:hAnsiTheme="majorHAnsi" w:cstheme="majorHAnsi"/>
+                <w:rFonts w:asciiTheme="majorHAnsi" w:eastAsia="Calibri" w:hAnsiTheme="majorHAnsi" w:cstheme="majorHAnsi"/>
                 <w:b/>
                 <w:color w:val="000000" w:themeColor="text1"/>
               </w:rPr>
@@ -4122,12 +3885,11 @@
             <w:cnfStyle w:val="001000000000" w:firstRow="0" w:lastRow="0" w:firstColumn="1" w:lastColumn="0" w:oddVBand="0" w:evenVBand="0" w:oddHBand="0" w:evenHBand="0" w:firstRowFirstColumn="0" w:firstRowLastColumn="0" w:lastRowFirstColumn="0" w:lastRowLastColumn="0"/>
             <w:tcW w:w="1384" w:type="dxa"/>
             <w:gridSpan w:val="3"/>
-            <w:tcMar/>
-          </w:tcPr>
-          <w:p>
-            <w:pPr>
-              <w:rPr>
-                <w:rFonts w:eastAsia="Calibri" w:asciiTheme="majorHAnsi" w:hAnsiTheme="majorHAnsi" w:cstheme="majorHAnsi"/>
+          </w:tcPr>
+          <w:p>
+            <w:pPr>
+              <w:rPr>
+                <w:rFonts w:asciiTheme="majorHAnsi" w:eastAsia="Calibri" w:hAnsiTheme="majorHAnsi" w:cstheme="majorHAnsi"/>
                 <w:b w:val="0"/>
                 <w:bCs/>
                 <w:color w:val="000000" w:themeColor="text1"/>
@@ -4135,7 +3897,7 @@
             </w:pPr>
             <w:r>
               <w:rPr>
-                <w:rFonts w:eastAsia="Calibri" w:asciiTheme="majorHAnsi" w:hAnsiTheme="majorHAnsi" w:cstheme="majorHAnsi"/>
+                <w:rFonts w:asciiTheme="majorHAnsi" w:eastAsia="Calibri" w:hAnsiTheme="majorHAnsi" w:cstheme="majorHAnsi"/>
                 <w:b w:val="0"/>
                 <w:bCs/>
                 <w:color w:val="000000" w:themeColor="text1"/>
@@ -4146,20 +3908,18 @@
         </w:tc>
         <w:tc>
           <w:tcPr>
-            <w:cnfStyle w:val="000000000000" w:firstRow="0" w:lastRow="0" w:firstColumn="0" w:lastColumn="0" w:oddVBand="0" w:evenVBand="0" w:oddHBand="0" w:evenHBand="0" w:firstRowFirstColumn="0" w:firstRowLastColumn="0" w:lastRowFirstColumn="0" w:lastRowLastColumn="0"/>
             <w:tcW w:w="6237" w:type="dxa"/>
             <w:gridSpan w:val="2"/>
             <w:tcBorders>
-              <w:right w:val="single" w:color="auto" w:sz="4" w:space="0"/>
+              <w:right w:val="single" w:sz="4" w:space="0" w:color="auto"/>
             </w:tcBorders>
             <w:shd w:val="clear" w:color="auto" w:fill="FFFFFF" w:themeFill="background1"/>
-            <w:tcMar/>
           </w:tcPr>
           <w:p>
             <w:pPr>
               <w:cnfStyle w:val="000000100000" w:firstRow="0" w:lastRow="0" w:firstColumn="0" w:lastColumn="0" w:oddVBand="0" w:evenVBand="0" w:oddHBand="1" w:evenHBand="0" w:firstRowFirstColumn="0" w:firstRowLastColumn="0" w:lastRowFirstColumn="0" w:lastRowLastColumn="0"/>
               <w:rPr>
-                <w:rFonts w:eastAsia="Calibri" w:asciiTheme="majorHAnsi" w:hAnsiTheme="majorHAnsi" w:cstheme="majorHAnsi"/>
+                <w:rFonts w:asciiTheme="majorHAnsi" w:eastAsia="Calibri" w:hAnsiTheme="majorHAnsi" w:cstheme="majorHAnsi"/>
                 <w:bCs/>
                 <w:color w:val="000000" w:themeColor="text1"/>
               </w:rPr>
@@ -4175,20 +3935,18 @@
         </w:tc>
         <w:tc>
           <w:tcPr>
-            <w:cnfStyle w:val="000000000000" w:firstRow="0" w:lastRow="0" w:firstColumn="0" w:lastColumn="0" w:oddVBand="0" w:evenVBand="0" w:oddHBand="0" w:evenHBand="0" w:firstRowFirstColumn="0" w:firstRowLastColumn="0" w:lastRowFirstColumn="0" w:lastRowLastColumn="0"/>
             <w:tcW w:w="2693" w:type="dxa"/>
             <w:tcBorders>
-              <w:left w:val="single" w:color="auto" w:sz="4" w:space="0"/>
+              <w:left w:val="single" w:sz="4" w:space="0" w:color="auto"/>
             </w:tcBorders>
             <w:shd w:val="clear" w:color="auto" w:fill="FFFFFF" w:themeFill="background1"/>
-            <w:tcMar/>
           </w:tcPr>
           <w:p>
             <w:pPr>
               <w:jc w:val="center"/>
               <w:cnfStyle w:val="000000100000" w:firstRow="0" w:lastRow="0" w:firstColumn="0" w:lastColumn="0" w:oddVBand="0" w:evenVBand="0" w:oddHBand="1" w:evenHBand="0" w:firstRowFirstColumn="0" w:firstRowLastColumn="0" w:lastRowFirstColumn="0" w:lastRowLastColumn="0"/>
               <w:rPr>
-                <w:rFonts w:eastAsia="Calibri" w:asciiTheme="majorHAnsi" w:hAnsiTheme="majorHAnsi" w:cstheme="majorHAnsi"/>
+                <w:rFonts w:asciiTheme="majorHAnsi" w:eastAsia="Calibri" w:hAnsiTheme="majorHAnsi" w:cstheme="majorHAnsi"/>
                 <w:b/>
                 <w:color w:val="000000" w:themeColor="text1"/>
               </w:rPr>
@@ -4206,12 +3964,11 @@
             <w:tcW w:w="1384" w:type="dxa"/>
             <w:gridSpan w:val="3"/>
             <w:shd w:val="clear" w:color="auto" w:fill="FBE5D5"/>
-            <w:tcMar/>
-          </w:tcPr>
-          <w:p>
-            <w:pPr>
-              <w:rPr>
-                <w:rFonts w:eastAsia="Calibri" w:asciiTheme="majorHAnsi" w:hAnsiTheme="majorHAnsi" w:cstheme="majorHAnsi"/>
+          </w:tcPr>
+          <w:p>
+            <w:pPr>
+              <w:rPr>
+                <w:rFonts w:asciiTheme="majorHAnsi" w:eastAsia="Calibri" w:hAnsiTheme="majorHAnsi" w:cstheme="majorHAnsi"/>
                 <w:b w:val="0"/>
                 <w:bCs/>
                 <w:color w:val="000000" w:themeColor="text1"/>
@@ -4219,7 +3976,7 @@
             </w:pPr>
             <w:r>
               <w:rPr>
-                <w:rFonts w:eastAsia="Calibri" w:asciiTheme="majorHAnsi" w:hAnsiTheme="majorHAnsi" w:cstheme="majorHAnsi"/>
+                <w:rFonts w:asciiTheme="majorHAnsi" w:eastAsia="Calibri" w:hAnsiTheme="majorHAnsi" w:cstheme="majorHAnsi"/>
                 <w:b w:val="0"/>
                 <w:bCs/>
                 <w:color w:val="000000" w:themeColor="text1"/>
@@ -4230,20 +3987,18 @@
         </w:tc>
         <w:tc>
           <w:tcPr>
-            <w:cnfStyle w:val="000000000000" w:firstRow="0" w:lastRow="0" w:firstColumn="0" w:lastColumn="0" w:oddVBand="0" w:evenVBand="0" w:oddHBand="0" w:evenHBand="0" w:firstRowFirstColumn="0" w:firstRowLastColumn="0" w:lastRowFirstColumn="0" w:lastRowLastColumn="0"/>
             <w:tcW w:w="6237" w:type="dxa"/>
             <w:gridSpan w:val="2"/>
             <w:tcBorders>
-              <w:right w:val="single" w:color="auto" w:sz="4" w:space="0"/>
+              <w:right w:val="single" w:sz="4" w:space="0" w:color="auto"/>
             </w:tcBorders>
             <w:shd w:val="clear" w:color="auto" w:fill="FFFFFF" w:themeFill="background1"/>
-            <w:tcMar/>
           </w:tcPr>
           <w:p>
             <w:pPr>
               <w:cnfStyle w:val="000000000000" w:firstRow="0" w:lastRow="0" w:firstColumn="0" w:lastColumn="0" w:oddVBand="0" w:evenVBand="0" w:oddHBand="0" w:evenHBand="0" w:firstRowFirstColumn="0" w:firstRowLastColumn="0" w:lastRowFirstColumn="0" w:lastRowLastColumn="0"/>
               <w:rPr>
-                <w:rFonts w:eastAsia="Calibri" w:asciiTheme="majorHAnsi" w:hAnsiTheme="majorHAnsi" w:cstheme="majorHAnsi"/>
+                <w:rFonts w:asciiTheme="majorHAnsi" w:eastAsia="Calibri" w:hAnsiTheme="majorHAnsi" w:cstheme="majorHAnsi"/>
                 <w:bCs/>
                 <w:color w:val="000000" w:themeColor="text1"/>
               </w:rPr>
@@ -4259,20 +4014,18 @@
         </w:tc>
         <w:tc>
           <w:tcPr>
-            <w:cnfStyle w:val="000000000000" w:firstRow="0" w:lastRow="0" w:firstColumn="0" w:lastColumn="0" w:oddVBand="0" w:evenVBand="0" w:oddHBand="0" w:evenHBand="0" w:firstRowFirstColumn="0" w:firstRowLastColumn="0" w:lastRowFirstColumn="0" w:lastRowLastColumn="0"/>
             <w:tcW w:w="2693" w:type="dxa"/>
             <w:tcBorders>
-              <w:left w:val="single" w:color="auto" w:sz="4" w:space="0"/>
+              <w:left w:val="single" w:sz="4" w:space="0" w:color="auto"/>
             </w:tcBorders>
             <w:shd w:val="clear" w:color="auto" w:fill="FFFFFF" w:themeFill="background1"/>
-            <w:tcMar/>
           </w:tcPr>
           <w:p>
             <w:pPr>
               <w:jc w:val="center"/>
               <w:cnfStyle w:val="000000000000" w:firstRow="0" w:lastRow="0" w:firstColumn="0" w:lastColumn="0" w:oddVBand="0" w:evenVBand="0" w:oddHBand="0" w:evenHBand="0" w:firstRowFirstColumn="0" w:firstRowLastColumn="0" w:lastRowFirstColumn="0" w:lastRowLastColumn="0"/>
               <w:rPr>
-                <w:rFonts w:eastAsia="Calibri" w:asciiTheme="majorHAnsi" w:hAnsiTheme="majorHAnsi" w:cstheme="majorHAnsi"/>
+                <w:rFonts w:asciiTheme="majorHAnsi" w:eastAsia="Calibri" w:hAnsiTheme="majorHAnsi" w:cstheme="majorHAnsi"/>
                 <w:b/>
                 <w:color w:val="000000" w:themeColor="text1"/>
               </w:rPr>
@@ -4290,12 +4043,11 @@
             <w:cnfStyle w:val="001000000000" w:firstRow="0" w:lastRow="0" w:firstColumn="1" w:lastColumn="0" w:oddVBand="0" w:evenVBand="0" w:oddHBand="0" w:evenHBand="0" w:firstRowFirstColumn="0" w:firstRowLastColumn="0" w:lastRowFirstColumn="0" w:lastRowLastColumn="0"/>
             <w:tcW w:w="1951" w:type="dxa"/>
             <w:gridSpan w:val="4"/>
-            <w:tcMar/>
-          </w:tcPr>
-          <w:p>
-            <w:pPr>
-              <w:rPr>
-                <w:rFonts w:eastAsia="Calibri" w:asciiTheme="majorHAnsi" w:hAnsiTheme="majorHAnsi" w:cstheme="majorHAnsi"/>
+          </w:tcPr>
+          <w:p>
+            <w:pPr>
+              <w:rPr>
+                <w:rFonts w:asciiTheme="majorHAnsi" w:eastAsia="Calibri" w:hAnsiTheme="majorHAnsi" w:cstheme="majorHAnsi"/>
                 <w:b w:val="0"/>
                 <w:bCs/>
                 <w:color w:val="000000" w:themeColor="text1"/>
@@ -4303,7 +4055,7 @@
             </w:pPr>
             <w:r>
               <w:rPr>
-                <w:rFonts w:eastAsia="Calibri" w:asciiTheme="majorHAnsi" w:hAnsiTheme="majorHAnsi" w:cstheme="majorHAnsi"/>
+                <w:rFonts w:asciiTheme="majorHAnsi" w:eastAsia="Calibri" w:hAnsiTheme="majorHAnsi" w:cstheme="majorHAnsi"/>
                 <w:b w:val="0"/>
                 <w:bCs/>
                 <w:color w:val="000000" w:themeColor="text1"/>
@@ -4314,24 +4066,22 @@
         </w:tc>
         <w:tc>
           <w:tcPr>
-            <w:cnfStyle w:val="000000000000" w:firstRow="0" w:lastRow="0" w:firstColumn="0" w:lastColumn="0" w:oddVBand="0" w:evenVBand="0" w:oddHBand="0" w:evenHBand="0" w:firstRowFirstColumn="0" w:firstRowLastColumn="0" w:lastRowFirstColumn="0" w:lastRowLastColumn="0"/>
             <w:tcW w:w="8363" w:type="dxa"/>
             <w:gridSpan w:val="2"/>
             <w:shd w:val="clear" w:color="auto" w:fill="FFFFFF" w:themeFill="background1"/>
-            <w:tcMar/>
           </w:tcPr>
           <w:p>
             <w:pPr>
               <w:cnfStyle w:val="000000100000" w:firstRow="0" w:lastRow="0" w:firstColumn="0" w:lastColumn="0" w:oddVBand="0" w:evenVBand="0" w:oddHBand="1" w:evenHBand="0" w:firstRowFirstColumn="0" w:firstRowLastColumn="0" w:lastRowFirstColumn="0" w:lastRowLastColumn="0"/>
               <w:rPr>
-                <w:rFonts w:eastAsia="Calibri" w:asciiTheme="majorHAnsi" w:hAnsiTheme="majorHAnsi" w:cstheme="majorHAnsi"/>
-                <w:bCs/>
-                <w:color w:val="000000" w:themeColor="text1"/>
-              </w:rPr>
-            </w:pPr>
-            <w:r>
-              <w:rPr>
-                <w:rFonts w:eastAsia="Calibri" w:asciiTheme="majorHAnsi" w:hAnsiTheme="majorHAnsi" w:cstheme="majorHAnsi"/>
+                <w:rFonts w:asciiTheme="majorHAnsi" w:eastAsia="Calibri" w:hAnsiTheme="majorHAnsi" w:cstheme="majorHAnsi"/>
+                <w:bCs/>
+                <w:color w:val="000000" w:themeColor="text1"/>
+              </w:rPr>
+            </w:pPr>
+            <w:r>
+              <w:rPr>
+                <w:rFonts w:asciiTheme="majorHAnsi" w:eastAsia="Calibri" w:hAnsiTheme="majorHAnsi" w:cstheme="majorHAnsi"/>
                 <w:bCs/>
                 <w:color w:val="000000" w:themeColor="text1"/>
               </w:rPr>
@@ -4339,7 +4089,7 @@
             </w:r>
             <w:r>
               <w:rPr>
-                <w:rFonts w:eastAsia="Calibri" w:asciiTheme="majorHAnsi" w:hAnsiTheme="majorHAnsi" w:cstheme="majorHAnsi"/>
+                <w:rFonts w:asciiTheme="majorHAnsi" w:eastAsia="Calibri" w:hAnsiTheme="majorHAnsi" w:cstheme="majorHAnsi"/>
                 <w:bCs/>
                 <w:color w:val="000000" w:themeColor="text1"/>
               </w:rPr>
@@ -4365,12 +4115,11 @@
             <w:tcW w:w="1951" w:type="dxa"/>
             <w:gridSpan w:val="4"/>
             <w:shd w:val="clear" w:color="auto" w:fill="FBE5D5"/>
-            <w:tcMar/>
-          </w:tcPr>
-          <w:p>
-            <w:pPr>
-              <w:rPr>
-                <w:rFonts w:eastAsia="Calibri" w:asciiTheme="majorHAnsi" w:hAnsiTheme="majorHAnsi" w:cstheme="majorHAnsi"/>
+          </w:tcPr>
+          <w:p>
+            <w:pPr>
+              <w:rPr>
+                <w:rFonts w:asciiTheme="majorHAnsi" w:eastAsia="Calibri" w:hAnsiTheme="majorHAnsi" w:cstheme="majorHAnsi"/>
                 <w:b w:val="0"/>
                 <w:bCs/>
                 <w:color w:val="000000" w:themeColor="text1"/>
@@ -4378,7 +4127,7 @@
             </w:pPr>
             <w:r>
               <w:rPr>
-                <w:rFonts w:eastAsia="Calibri" w:asciiTheme="majorHAnsi" w:hAnsiTheme="majorHAnsi" w:cstheme="majorHAnsi"/>
+                <w:rFonts w:asciiTheme="majorHAnsi" w:eastAsia="Calibri" w:hAnsiTheme="majorHAnsi" w:cstheme="majorHAnsi"/>
                 <w:b w:val="0"/>
                 <w:bCs/>
                 <w:color w:val="000000" w:themeColor="text1"/>
@@ -4389,24 +4138,22 @@
         </w:tc>
         <w:tc>
           <w:tcPr>
-            <w:cnfStyle w:val="000000000000" w:firstRow="0" w:lastRow="0" w:firstColumn="0" w:lastColumn="0" w:oddVBand="0" w:evenVBand="0" w:oddHBand="0" w:evenHBand="0" w:firstRowFirstColumn="0" w:firstRowLastColumn="0" w:lastRowFirstColumn="0" w:lastRowLastColumn="0"/>
             <w:tcW w:w="8363" w:type="dxa"/>
             <w:gridSpan w:val="2"/>
             <w:shd w:val="clear" w:color="auto" w:fill="FFFFFF" w:themeFill="background1"/>
-            <w:tcMar/>
           </w:tcPr>
           <w:p>
             <w:pPr>
               <w:cnfStyle w:val="000000000000" w:firstRow="0" w:lastRow="0" w:firstColumn="0" w:lastColumn="0" w:oddVBand="0" w:evenVBand="0" w:oddHBand="0" w:evenHBand="0" w:firstRowFirstColumn="0" w:firstRowLastColumn="0" w:lastRowFirstColumn="0" w:lastRowLastColumn="0"/>
               <w:rPr>
-                <w:rFonts w:eastAsia="Calibri" w:asciiTheme="majorHAnsi" w:hAnsiTheme="majorHAnsi" w:cstheme="majorHAnsi"/>
-                <w:bCs/>
-                <w:color w:val="000000" w:themeColor="text1"/>
-              </w:rPr>
-            </w:pPr>
-            <w:r>
-              <w:rPr>
-                <w:rFonts w:eastAsia="Calibri" w:asciiTheme="majorHAnsi" w:hAnsiTheme="majorHAnsi" w:cstheme="majorHAnsi"/>
+                <w:rFonts w:asciiTheme="majorHAnsi" w:eastAsia="Calibri" w:hAnsiTheme="majorHAnsi" w:cstheme="majorHAnsi"/>
+                <w:bCs/>
+                <w:color w:val="000000" w:themeColor="text1"/>
+              </w:rPr>
+            </w:pPr>
+            <w:r>
+              <w:rPr>
+                <w:rFonts w:asciiTheme="majorHAnsi" w:eastAsia="Calibri" w:hAnsiTheme="majorHAnsi" w:cstheme="majorHAnsi"/>
                 <w:bCs/>
                 <w:color w:val="000000" w:themeColor="text1"/>
               </w:rPr>
@@ -4425,18 +4172,17 @@
             <w:cnfStyle w:val="001000000000" w:firstRow="0" w:lastRow="0" w:firstColumn="1" w:lastColumn="0" w:oddVBand="0" w:evenVBand="0" w:oddHBand="0" w:evenHBand="0" w:firstRowFirstColumn="0" w:firstRowLastColumn="0" w:lastRowFirstColumn="0" w:lastRowLastColumn="0"/>
             <w:tcW w:w="1951" w:type="dxa"/>
             <w:gridSpan w:val="4"/>
-            <w:tcMar/>
-          </w:tcPr>
-          <w:p>
-            <w:pPr>
-              <w:rPr>
-                <w:rFonts w:eastAsia="Calibri" w:asciiTheme="majorHAnsi" w:hAnsiTheme="majorHAnsi" w:cstheme="majorHAnsi"/>
-                <w:color w:val="000000" w:themeColor="text1"/>
-              </w:rPr>
-            </w:pPr>
-            <w:r>
-              <w:rPr>
-                <w:rFonts w:eastAsia="Calibri" w:asciiTheme="majorHAnsi" w:hAnsiTheme="majorHAnsi" w:cstheme="majorHAnsi"/>
+          </w:tcPr>
+          <w:p>
+            <w:pPr>
+              <w:rPr>
+                <w:rFonts w:asciiTheme="majorHAnsi" w:eastAsia="Calibri" w:hAnsiTheme="majorHAnsi" w:cstheme="majorHAnsi"/>
+                <w:color w:val="000000" w:themeColor="text1"/>
+              </w:rPr>
+            </w:pPr>
+            <w:r>
+              <w:rPr>
+                <w:rFonts w:asciiTheme="majorHAnsi" w:eastAsia="Calibri" w:hAnsiTheme="majorHAnsi" w:cstheme="majorHAnsi"/>
                 <w:color w:val="000000" w:themeColor="text1"/>
               </w:rPr>
               <w:t>Pregunta 8</w:t>
@@ -4445,18 +4191,16 @@
         </w:tc>
         <w:tc>
           <w:tcPr>
-            <w:cnfStyle w:val="000000000000" w:firstRow="0" w:lastRow="0" w:firstColumn="0" w:lastColumn="0" w:oddVBand="0" w:evenVBand="0" w:oddHBand="0" w:evenHBand="0" w:firstRowFirstColumn="0" w:firstRowLastColumn="0" w:lastRowFirstColumn="0" w:lastRowLastColumn="0"/>
             <w:tcW w:w="5670" w:type="dxa"/>
             <w:tcBorders>
-              <w:right w:val="single" w:color="auto" w:sz="4" w:space="0"/>
+              <w:right w:val="single" w:sz="4" w:space="0" w:color="auto"/>
             </w:tcBorders>
-            <w:tcMar/>
           </w:tcPr>
           <w:p>
             <w:pPr>
               <w:cnfStyle w:val="000000100000" w:firstRow="0" w:lastRow="0" w:firstColumn="0" w:lastColumn="0" w:oddVBand="0" w:evenVBand="0" w:oddHBand="1" w:evenHBand="0" w:firstRowFirstColumn="0" w:firstRowLastColumn="0" w:lastRowFirstColumn="0" w:lastRowLastColumn="0"/>
               <w:rPr>
-                <w:rFonts w:eastAsia="Calibri" w:asciiTheme="majorHAnsi" w:hAnsiTheme="majorHAnsi" w:cstheme="majorHAnsi"/>
+                <w:rFonts w:asciiTheme="majorHAnsi" w:eastAsia="Calibri" w:hAnsiTheme="majorHAnsi" w:cstheme="majorHAnsi"/>
                 <w:b/>
                 <w:color w:val="000000" w:themeColor="text1"/>
               </w:rPr>
@@ -4472,19 +4216,17 @@
         </w:tc>
         <w:tc>
           <w:tcPr>
-            <w:cnfStyle w:val="000000000000" w:firstRow="0" w:lastRow="0" w:firstColumn="0" w:lastColumn="0" w:oddVBand="0" w:evenVBand="0" w:oddHBand="0" w:evenHBand="0" w:firstRowFirstColumn="0" w:firstRowLastColumn="0" w:lastRowFirstColumn="0" w:lastRowLastColumn="0"/>
             <w:tcW w:w="2693" w:type="dxa"/>
             <w:tcBorders>
-              <w:right w:val="single" w:color="auto" w:sz="4" w:space="0"/>
+              <w:right w:val="single" w:sz="4" w:space="0" w:color="auto"/>
             </w:tcBorders>
             <w:shd w:val="clear" w:color="auto" w:fill="FFFFFF" w:themeFill="background1"/>
-            <w:tcMar/>
           </w:tcPr>
           <w:p>
             <w:pPr>
               <w:cnfStyle w:val="000000100000" w:firstRow="0" w:lastRow="0" w:firstColumn="0" w:lastColumn="0" w:oddVBand="0" w:evenVBand="0" w:oddHBand="1" w:evenHBand="0" w:firstRowFirstColumn="0" w:firstRowLastColumn="0" w:lastRowFirstColumn="0" w:lastRowLastColumn="0"/>
               <w:rPr>
-                <w:rFonts w:eastAsia="Calibri" w:asciiTheme="majorHAnsi" w:hAnsiTheme="majorHAnsi" w:cstheme="majorHAnsi"/>
+                <w:rFonts w:asciiTheme="majorHAnsi" w:eastAsia="Calibri" w:hAnsiTheme="majorHAnsi" w:cstheme="majorHAnsi"/>
                 <w:bCs/>
                 <w:color w:val="000000" w:themeColor="text1"/>
               </w:rPr>
@@ -4501,12 +4243,11 @@
             <w:cnfStyle w:val="001000000000" w:firstRow="0" w:lastRow="0" w:firstColumn="1" w:lastColumn="0" w:oddVBand="0" w:evenVBand="0" w:oddHBand="0" w:evenHBand="0" w:firstRowFirstColumn="0" w:firstRowLastColumn="0" w:lastRowFirstColumn="0" w:lastRowLastColumn="0"/>
             <w:tcW w:w="1242" w:type="dxa"/>
             <w:shd w:val="clear" w:color="auto" w:fill="FBE5D5"/>
-            <w:tcMar/>
-          </w:tcPr>
-          <w:p>
-            <w:pPr>
-              <w:rPr>
-                <w:rFonts w:eastAsia="Calibri" w:asciiTheme="majorHAnsi" w:hAnsiTheme="majorHAnsi" w:cstheme="majorHAnsi"/>
+          </w:tcPr>
+          <w:p>
+            <w:pPr>
+              <w:rPr>
+                <w:rFonts w:asciiTheme="majorHAnsi" w:eastAsia="Calibri" w:hAnsiTheme="majorHAnsi" w:cstheme="majorHAnsi"/>
                 <w:b w:val="0"/>
                 <w:bCs/>
                 <w:color w:val="000000" w:themeColor="text1"/>
@@ -4514,7 +4255,7 @@
             </w:pPr>
             <w:r>
               <w:rPr>
-                <w:rFonts w:eastAsia="Calibri" w:asciiTheme="majorHAnsi" w:hAnsiTheme="majorHAnsi" w:cstheme="majorHAnsi"/>
+                <w:rFonts w:asciiTheme="majorHAnsi" w:eastAsia="Calibri" w:hAnsiTheme="majorHAnsi" w:cstheme="majorHAnsi"/>
                 <w:b w:val="0"/>
                 <w:bCs/>
                 <w:color w:val="000000" w:themeColor="text1"/>
@@ -4525,20 +4266,18 @@
         </w:tc>
         <w:tc>
           <w:tcPr>
-            <w:cnfStyle w:val="000000000000" w:firstRow="0" w:lastRow="0" w:firstColumn="0" w:lastColumn="0" w:oddVBand="0" w:evenVBand="0" w:oddHBand="0" w:evenHBand="0" w:firstRowFirstColumn="0" w:firstRowLastColumn="0" w:lastRowFirstColumn="0" w:lastRowLastColumn="0"/>
             <w:tcW w:w="6379" w:type="dxa"/>
             <w:gridSpan w:val="4"/>
             <w:tcBorders>
-              <w:right w:val="single" w:color="auto" w:sz="4" w:space="0"/>
+              <w:right w:val="single" w:sz="4" w:space="0" w:color="auto"/>
             </w:tcBorders>
             <w:shd w:val="clear" w:color="auto" w:fill="FFFFFF" w:themeFill="background1"/>
-            <w:tcMar/>
           </w:tcPr>
           <w:p>
             <w:pPr>
               <w:cnfStyle w:val="000000000000" w:firstRow="0" w:lastRow="0" w:firstColumn="0" w:lastColumn="0" w:oddVBand="0" w:evenVBand="0" w:oddHBand="0" w:evenHBand="0" w:firstRowFirstColumn="0" w:firstRowLastColumn="0" w:lastRowFirstColumn="0" w:lastRowLastColumn="0"/>
               <w:rPr>
-                <w:rFonts w:eastAsia="Calibri" w:asciiTheme="majorHAnsi" w:hAnsiTheme="majorHAnsi" w:cstheme="majorHAnsi"/>
+                <w:rFonts w:asciiTheme="majorHAnsi" w:eastAsia="Calibri" w:hAnsiTheme="majorHAnsi" w:cstheme="majorHAnsi"/>
                 <w:bCs/>
                 <w:color w:val="000000" w:themeColor="text1"/>
               </w:rPr>
@@ -4554,19 +4293,17 @@
         </w:tc>
         <w:tc>
           <w:tcPr>
-            <w:cnfStyle w:val="000000000000" w:firstRow="0" w:lastRow="0" w:firstColumn="0" w:lastColumn="0" w:oddVBand="0" w:evenVBand="0" w:oddHBand="0" w:evenHBand="0" w:firstRowFirstColumn="0" w:firstRowLastColumn="0" w:lastRowFirstColumn="0" w:lastRowLastColumn="0"/>
             <w:tcW w:w="2693" w:type="dxa"/>
             <w:tcBorders>
-              <w:left w:val="single" w:color="auto" w:sz="4" w:space="0"/>
+              <w:left w:val="single" w:sz="4" w:space="0" w:color="auto"/>
             </w:tcBorders>
             <w:shd w:val="clear" w:color="auto" w:fill="FFFFFF" w:themeFill="background1"/>
-            <w:tcMar/>
           </w:tcPr>
           <w:p>
             <w:pPr>
               <w:cnfStyle w:val="000000000000" w:firstRow="0" w:lastRow="0" w:firstColumn="0" w:lastColumn="0" w:oddVBand="0" w:evenVBand="0" w:oddHBand="0" w:evenHBand="0" w:firstRowFirstColumn="0" w:firstRowLastColumn="0" w:lastRowFirstColumn="0" w:lastRowLastColumn="0"/>
               <w:rPr>
-                <w:rFonts w:eastAsia="Calibri" w:asciiTheme="majorHAnsi" w:hAnsiTheme="majorHAnsi" w:cstheme="majorHAnsi"/>
+                <w:rFonts w:asciiTheme="majorHAnsi" w:eastAsia="Calibri" w:hAnsiTheme="majorHAnsi" w:cstheme="majorHAnsi"/>
                 <w:bCs/>
                 <w:color w:val="000000" w:themeColor="text1"/>
               </w:rPr>
@@ -4583,12 +4320,11 @@
           <w:tcPr>
             <w:cnfStyle w:val="001000000000" w:firstRow="0" w:lastRow="0" w:firstColumn="1" w:lastColumn="0" w:oddVBand="0" w:evenVBand="0" w:oddHBand="0" w:evenHBand="0" w:firstRowFirstColumn="0" w:firstRowLastColumn="0" w:lastRowFirstColumn="0" w:lastRowLastColumn="0"/>
             <w:tcW w:w="1242" w:type="dxa"/>
-            <w:tcMar/>
-          </w:tcPr>
-          <w:p>
-            <w:pPr>
-              <w:rPr>
-                <w:rFonts w:eastAsia="Calibri" w:asciiTheme="majorHAnsi" w:hAnsiTheme="majorHAnsi" w:cstheme="majorHAnsi"/>
+          </w:tcPr>
+          <w:p>
+            <w:pPr>
+              <w:rPr>
+                <w:rFonts w:asciiTheme="majorHAnsi" w:eastAsia="Calibri" w:hAnsiTheme="majorHAnsi" w:cstheme="majorHAnsi"/>
                 <w:b w:val="0"/>
                 <w:bCs/>
                 <w:color w:val="000000" w:themeColor="text1"/>
@@ -4596,7 +4332,7 @@
             </w:pPr>
             <w:r>
               <w:rPr>
-                <w:rFonts w:eastAsia="Calibri" w:asciiTheme="majorHAnsi" w:hAnsiTheme="majorHAnsi" w:cstheme="majorHAnsi"/>
+                <w:rFonts w:asciiTheme="majorHAnsi" w:eastAsia="Calibri" w:hAnsiTheme="majorHAnsi" w:cstheme="majorHAnsi"/>
                 <w:b w:val="0"/>
                 <w:bCs/>
                 <w:color w:val="000000" w:themeColor="text1"/>
@@ -4607,20 +4343,18 @@
         </w:tc>
         <w:tc>
           <w:tcPr>
-            <w:cnfStyle w:val="000000000000" w:firstRow="0" w:lastRow="0" w:firstColumn="0" w:lastColumn="0" w:oddVBand="0" w:evenVBand="0" w:oddHBand="0" w:evenHBand="0" w:firstRowFirstColumn="0" w:firstRowLastColumn="0" w:lastRowFirstColumn="0" w:lastRowLastColumn="0"/>
             <w:tcW w:w="6379" w:type="dxa"/>
             <w:gridSpan w:val="4"/>
             <w:tcBorders>
-              <w:right w:val="single" w:color="auto" w:sz="4" w:space="0"/>
+              <w:right w:val="single" w:sz="4" w:space="0" w:color="auto"/>
             </w:tcBorders>
             <w:shd w:val="clear" w:color="auto" w:fill="FFFFFF" w:themeFill="background1"/>
-            <w:tcMar/>
           </w:tcPr>
           <w:p>
             <w:pPr>
               <w:cnfStyle w:val="000000100000" w:firstRow="0" w:lastRow="0" w:firstColumn="0" w:lastColumn="0" w:oddVBand="0" w:evenVBand="0" w:oddHBand="1" w:evenHBand="0" w:firstRowFirstColumn="0" w:firstRowLastColumn="0" w:lastRowFirstColumn="0" w:lastRowLastColumn="0"/>
               <w:rPr>
-                <w:rFonts w:eastAsia="Calibri" w:asciiTheme="majorHAnsi" w:hAnsiTheme="majorHAnsi" w:cstheme="majorHAnsi"/>
+                <w:rFonts w:asciiTheme="majorHAnsi" w:eastAsia="Calibri" w:hAnsiTheme="majorHAnsi" w:cstheme="majorHAnsi"/>
                 <w:bCs/>
                 <w:color w:val="000000" w:themeColor="text1"/>
               </w:rPr>
@@ -4636,27 +4370,25 @@
         </w:tc>
         <w:tc>
           <w:tcPr>
-            <w:cnfStyle w:val="000000000000" w:firstRow="0" w:lastRow="0" w:firstColumn="0" w:lastColumn="0" w:oddVBand="0" w:evenVBand="0" w:oddHBand="0" w:evenHBand="0" w:firstRowFirstColumn="0" w:firstRowLastColumn="0" w:lastRowFirstColumn="0" w:lastRowLastColumn="0"/>
             <w:tcW w:w="2693" w:type="dxa"/>
             <w:tcBorders>
-              <w:left w:val="single" w:color="auto" w:sz="4" w:space="0"/>
+              <w:left w:val="single" w:sz="4" w:space="0" w:color="auto"/>
             </w:tcBorders>
             <w:shd w:val="clear" w:color="auto" w:fill="FFFFFF" w:themeFill="background1"/>
-            <w:tcMar/>
           </w:tcPr>
           <w:p>
             <w:pPr>
               <w:jc w:val="center"/>
               <w:cnfStyle w:val="000000100000" w:firstRow="0" w:lastRow="0" w:firstColumn="0" w:lastColumn="0" w:oddVBand="0" w:evenVBand="0" w:oddHBand="1" w:evenHBand="0" w:firstRowFirstColumn="0" w:firstRowLastColumn="0" w:lastRowFirstColumn="0" w:lastRowLastColumn="0"/>
               <w:rPr>
-                <w:rFonts w:eastAsia="Calibri" w:asciiTheme="majorHAnsi" w:hAnsiTheme="majorHAnsi" w:cstheme="majorHAnsi"/>
-                <w:b/>
-                <w:color w:val="000000" w:themeColor="text1"/>
-              </w:rPr>
-            </w:pPr>
-            <w:r>
-              <w:rPr>
-                <w:rFonts w:eastAsia="Calibri" w:asciiTheme="majorHAnsi" w:hAnsiTheme="majorHAnsi" w:cstheme="majorHAnsi"/>
+                <w:rFonts w:asciiTheme="majorHAnsi" w:eastAsia="Calibri" w:hAnsiTheme="majorHAnsi" w:cstheme="majorHAnsi"/>
+                <w:b/>
+                <w:color w:val="000000" w:themeColor="text1"/>
+              </w:rPr>
+            </w:pPr>
+            <w:r>
+              <w:rPr>
+                <w:rFonts w:asciiTheme="majorHAnsi" w:eastAsia="Calibri" w:hAnsiTheme="majorHAnsi" w:cstheme="majorHAnsi"/>
                 <w:b/>
                 <w:color w:val="000000" w:themeColor="text1"/>
               </w:rPr>
@@ -4674,12 +4406,11 @@
             <w:cnfStyle w:val="001000000000" w:firstRow="0" w:lastRow="0" w:firstColumn="1" w:lastColumn="0" w:oddVBand="0" w:evenVBand="0" w:oddHBand="0" w:evenHBand="0" w:firstRowFirstColumn="0" w:firstRowLastColumn="0" w:lastRowFirstColumn="0" w:lastRowLastColumn="0"/>
             <w:tcW w:w="1242" w:type="dxa"/>
             <w:shd w:val="clear" w:color="auto" w:fill="FBE5D5"/>
-            <w:tcMar/>
-          </w:tcPr>
-          <w:p>
-            <w:pPr>
-              <w:rPr>
-                <w:rFonts w:eastAsia="Calibri" w:asciiTheme="majorHAnsi" w:hAnsiTheme="majorHAnsi" w:cstheme="majorHAnsi"/>
+          </w:tcPr>
+          <w:p>
+            <w:pPr>
+              <w:rPr>
+                <w:rFonts w:asciiTheme="majorHAnsi" w:eastAsia="Calibri" w:hAnsiTheme="majorHAnsi" w:cstheme="majorHAnsi"/>
                 <w:b w:val="0"/>
                 <w:bCs/>
                 <w:color w:val="000000" w:themeColor="text1"/>
@@ -4687,7 +4418,7 @@
             </w:pPr>
             <w:r>
               <w:rPr>
-                <w:rFonts w:eastAsia="Calibri" w:asciiTheme="majorHAnsi" w:hAnsiTheme="majorHAnsi" w:cstheme="majorHAnsi"/>
+                <w:rFonts w:asciiTheme="majorHAnsi" w:eastAsia="Calibri" w:hAnsiTheme="majorHAnsi" w:cstheme="majorHAnsi"/>
                 <w:b w:val="0"/>
                 <w:bCs/>
                 <w:color w:val="000000" w:themeColor="text1"/>
@@ -4698,20 +4429,18 @@
         </w:tc>
         <w:tc>
           <w:tcPr>
-            <w:cnfStyle w:val="000000000000" w:firstRow="0" w:lastRow="0" w:firstColumn="0" w:lastColumn="0" w:oddVBand="0" w:evenVBand="0" w:oddHBand="0" w:evenHBand="0" w:firstRowFirstColumn="0" w:firstRowLastColumn="0" w:lastRowFirstColumn="0" w:lastRowLastColumn="0"/>
             <w:tcW w:w="6379" w:type="dxa"/>
             <w:gridSpan w:val="4"/>
             <w:tcBorders>
-              <w:right w:val="single" w:color="auto" w:sz="4" w:space="0"/>
+              <w:right w:val="single" w:sz="4" w:space="0" w:color="auto"/>
             </w:tcBorders>
             <w:shd w:val="clear" w:color="auto" w:fill="FFFFFF" w:themeFill="background1"/>
-            <w:tcMar/>
           </w:tcPr>
           <w:p>
             <w:pPr>
               <w:cnfStyle w:val="000000000000" w:firstRow="0" w:lastRow="0" w:firstColumn="0" w:lastColumn="0" w:oddVBand="0" w:evenVBand="0" w:oddHBand="0" w:evenHBand="0" w:firstRowFirstColumn="0" w:firstRowLastColumn="0" w:lastRowFirstColumn="0" w:lastRowLastColumn="0"/>
               <w:rPr>
-                <w:rFonts w:eastAsia="Calibri" w:asciiTheme="majorHAnsi" w:hAnsiTheme="majorHAnsi" w:cstheme="majorHAnsi"/>
+                <w:rFonts w:asciiTheme="majorHAnsi" w:eastAsia="Calibri" w:hAnsiTheme="majorHAnsi" w:cstheme="majorHAnsi"/>
                 <w:bCs/>
                 <w:color w:val="000000" w:themeColor="text1"/>
               </w:rPr>
@@ -4727,20 +4456,18 @@
         </w:tc>
         <w:tc>
           <w:tcPr>
-            <w:cnfStyle w:val="000000000000" w:firstRow="0" w:lastRow="0" w:firstColumn="0" w:lastColumn="0" w:oddVBand="0" w:evenVBand="0" w:oddHBand="0" w:evenHBand="0" w:firstRowFirstColumn="0" w:firstRowLastColumn="0" w:lastRowFirstColumn="0" w:lastRowLastColumn="0"/>
             <w:tcW w:w="2693" w:type="dxa"/>
             <w:tcBorders>
-              <w:left w:val="single" w:color="auto" w:sz="4" w:space="0"/>
+              <w:left w:val="single" w:sz="4" w:space="0" w:color="auto"/>
             </w:tcBorders>
             <w:shd w:val="clear" w:color="auto" w:fill="FFFFFF" w:themeFill="background1"/>
-            <w:tcMar/>
           </w:tcPr>
           <w:p>
             <w:pPr>
               <w:jc w:val="center"/>
               <w:cnfStyle w:val="000000000000" w:firstRow="0" w:lastRow="0" w:firstColumn="0" w:lastColumn="0" w:oddVBand="0" w:evenVBand="0" w:oddHBand="0" w:evenHBand="0" w:firstRowFirstColumn="0" w:firstRowLastColumn="0" w:lastRowFirstColumn="0" w:lastRowLastColumn="0"/>
               <w:rPr>
-                <w:rFonts w:eastAsia="Calibri" w:asciiTheme="majorHAnsi" w:hAnsiTheme="majorHAnsi" w:cstheme="majorHAnsi"/>
+                <w:rFonts w:asciiTheme="majorHAnsi" w:eastAsia="Calibri" w:hAnsiTheme="majorHAnsi" w:cstheme="majorHAnsi"/>
                 <w:b/>
                 <w:color w:val="000000" w:themeColor="text1"/>
               </w:rPr>
@@ -4757,12 +4484,11 @@
           <w:tcPr>
             <w:cnfStyle w:val="001000000000" w:firstRow="0" w:lastRow="0" w:firstColumn="1" w:lastColumn="0" w:oddVBand="0" w:evenVBand="0" w:oddHBand="0" w:evenHBand="0" w:firstRowFirstColumn="0" w:firstRowLastColumn="0" w:lastRowFirstColumn="0" w:lastRowLastColumn="0"/>
             <w:tcW w:w="1242" w:type="dxa"/>
-            <w:tcMar/>
-          </w:tcPr>
-          <w:p>
-            <w:pPr>
-              <w:rPr>
-                <w:rFonts w:eastAsia="Calibri" w:asciiTheme="majorHAnsi" w:hAnsiTheme="majorHAnsi" w:cstheme="majorHAnsi"/>
+          </w:tcPr>
+          <w:p>
+            <w:pPr>
+              <w:rPr>
+                <w:rFonts w:asciiTheme="majorHAnsi" w:eastAsia="Calibri" w:hAnsiTheme="majorHAnsi" w:cstheme="majorHAnsi"/>
                 <w:b w:val="0"/>
                 <w:bCs/>
                 <w:color w:val="000000" w:themeColor="text1"/>
@@ -4770,7 +4496,7 @@
             </w:pPr>
             <w:r>
               <w:rPr>
-                <w:rFonts w:eastAsia="Calibri" w:asciiTheme="majorHAnsi" w:hAnsiTheme="majorHAnsi" w:cstheme="majorHAnsi"/>
+                <w:rFonts w:asciiTheme="majorHAnsi" w:eastAsia="Calibri" w:hAnsiTheme="majorHAnsi" w:cstheme="majorHAnsi"/>
                 <w:b w:val="0"/>
                 <w:bCs/>
                 <w:color w:val="000000" w:themeColor="text1"/>
@@ -4781,14 +4507,12 @@
         </w:tc>
         <w:tc>
           <w:tcPr>
-            <w:cnfStyle w:val="000000000000" w:firstRow="0" w:lastRow="0" w:firstColumn="0" w:lastColumn="0" w:oddVBand="0" w:evenVBand="0" w:oddHBand="0" w:evenHBand="0" w:firstRowFirstColumn="0" w:firstRowLastColumn="0" w:lastRowFirstColumn="0" w:lastRowLastColumn="0"/>
             <w:tcW w:w="6379" w:type="dxa"/>
             <w:gridSpan w:val="4"/>
             <w:tcBorders>
-              <w:right w:val="single" w:color="auto" w:sz="4" w:space="0"/>
+              <w:right w:val="single" w:sz="4" w:space="0" w:color="auto"/>
             </w:tcBorders>
             <w:shd w:val="clear" w:color="auto" w:fill="FFFFFF" w:themeFill="background1"/>
-            <w:tcMar/>
           </w:tcPr>
           <w:p>
             <w:pPr>
@@ -4817,19 +4541,17 @@
         </w:tc>
         <w:tc>
           <w:tcPr>
-            <w:cnfStyle w:val="000000000000" w:firstRow="0" w:lastRow="0" w:firstColumn="0" w:lastColumn="0" w:oddVBand="0" w:evenVBand="0" w:oddHBand="0" w:evenHBand="0" w:firstRowFirstColumn="0" w:firstRowLastColumn="0" w:lastRowFirstColumn="0" w:lastRowLastColumn="0"/>
             <w:tcW w:w="2693" w:type="dxa"/>
             <w:tcBorders>
-              <w:left w:val="single" w:color="auto" w:sz="4" w:space="0"/>
+              <w:left w:val="single" w:sz="4" w:space="0" w:color="auto"/>
             </w:tcBorders>
             <w:shd w:val="clear" w:color="auto" w:fill="FFFFFF" w:themeFill="background1"/>
-            <w:tcMar/>
           </w:tcPr>
           <w:p>
             <w:pPr>
               <w:cnfStyle w:val="000000100000" w:firstRow="0" w:lastRow="0" w:firstColumn="0" w:lastColumn="0" w:oddVBand="0" w:evenVBand="0" w:oddHBand="1" w:evenHBand="0" w:firstRowFirstColumn="0" w:firstRowLastColumn="0" w:lastRowFirstColumn="0" w:lastRowLastColumn="0"/>
               <w:rPr>
-                <w:rFonts w:eastAsia="Calibri" w:asciiTheme="majorHAnsi" w:hAnsiTheme="majorHAnsi" w:cstheme="majorHAnsi"/>
+                <w:rFonts w:asciiTheme="majorHAnsi" w:eastAsia="Calibri" w:hAnsiTheme="majorHAnsi" w:cstheme="majorHAnsi"/>
                 <w:bCs/>
                 <w:color w:val="000000" w:themeColor="text1"/>
               </w:rPr>
@@ -4847,12 +4569,11 @@
             <w:tcW w:w="1951" w:type="dxa"/>
             <w:gridSpan w:val="4"/>
             <w:shd w:val="clear" w:color="auto" w:fill="FBE5D5"/>
-            <w:tcMar/>
-          </w:tcPr>
-          <w:p>
-            <w:pPr>
-              <w:rPr>
-                <w:rFonts w:eastAsia="Calibri" w:asciiTheme="majorHAnsi" w:hAnsiTheme="majorHAnsi" w:cstheme="majorHAnsi"/>
+          </w:tcPr>
+          <w:p>
+            <w:pPr>
+              <w:rPr>
+                <w:rFonts w:asciiTheme="majorHAnsi" w:eastAsia="Calibri" w:hAnsiTheme="majorHAnsi" w:cstheme="majorHAnsi"/>
                 <w:b w:val="0"/>
                 <w:bCs/>
                 <w:color w:val="000000" w:themeColor="text1"/>
@@ -4860,7 +4581,7 @@
             </w:pPr>
             <w:r>
               <w:rPr>
-                <w:rFonts w:eastAsia="Calibri" w:asciiTheme="majorHAnsi" w:hAnsiTheme="majorHAnsi" w:cstheme="majorHAnsi"/>
+                <w:rFonts w:asciiTheme="majorHAnsi" w:eastAsia="Calibri" w:hAnsiTheme="majorHAnsi" w:cstheme="majorHAnsi"/>
                 <w:b w:val="0"/>
                 <w:bCs/>
                 <w:color w:val="000000" w:themeColor="text1"/>
@@ -4871,24 +4592,22 @@
         </w:tc>
         <w:tc>
           <w:tcPr>
-            <w:cnfStyle w:val="000000000000" w:firstRow="0" w:lastRow="0" w:firstColumn="0" w:lastColumn="0" w:oddVBand="0" w:evenVBand="0" w:oddHBand="0" w:evenHBand="0" w:firstRowFirstColumn="0" w:firstRowLastColumn="0" w:lastRowFirstColumn="0" w:lastRowLastColumn="0"/>
             <w:tcW w:w="8363" w:type="dxa"/>
             <w:gridSpan w:val="2"/>
             <w:shd w:val="clear" w:color="auto" w:fill="FFFFFF" w:themeFill="background1"/>
-            <w:tcMar/>
           </w:tcPr>
           <w:p>
             <w:pPr>
               <w:cnfStyle w:val="000000000000" w:firstRow="0" w:lastRow="0" w:firstColumn="0" w:lastColumn="0" w:oddVBand="0" w:evenVBand="0" w:oddHBand="0" w:evenHBand="0" w:firstRowFirstColumn="0" w:firstRowLastColumn="0" w:lastRowFirstColumn="0" w:lastRowLastColumn="0"/>
               <w:rPr>
-                <w:rFonts w:eastAsia="Calibri" w:asciiTheme="majorHAnsi" w:hAnsiTheme="majorHAnsi" w:cstheme="majorHAnsi"/>
-                <w:bCs/>
-                <w:color w:val="000000" w:themeColor="text1"/>
-              </w:rPr>
-            </w:pPr>
-            <w:r>
-              <w:rPr>
-                <w:rFonts w:eastAsia="Calibri" w:asciiTheme="majorHAnsi" w:hAnsiTheme="majorHAnsi" w:cstheme="majorHAnsi"/>
+                <w:rFonts w:asciiTheme="majorHAnsi" w:eastAsia="Calibri" w:hAnsiTheme="majorHAnsi" w:cstheme="majorHAnsi"/>
+                <w:bCs/>
+                <w:color w:val="000000" w:themeColor="text1"/>
+              </w:rPr>
+            </w:pPr>
+            <w:r>
+              <w:rPr>
+                <w:rFonts w:asciiTheme="majorHAnsi" w:eastAsia="Calibri" w:hAnsiTheme="majorHAnsi" w:cstheme="majorHAnsi"/>
                 <w:bCs/>
                 <w:color w:val="000000" w:themeColor="text1"/>
               </w:rPr>
@@ -4896,7 +4615,7 @@
             </w:r>
             <w:r>
               <w:rPr>
-                <w:rFonts w:eastAsia="Calibri" w:asciiTheme="majorHAnsi" w:hAnsiTheme="majorHAnsi" w:cstheme="majorHAnsi"/>
+                <w:rFonts w:asciiTheme="majorHAnsi" w:eastAsia="Calibri" w:hAnsiTheme="majorHAnsi" w:cstheme="majorHAnsi"/>
                 <w:bCs/>
                 <w:color w:val="000000" w:themeColor="text1"/>
               </w:rPr>
@@ -4922,12 +4641,11 @@
             <w:cnfStyle w:val="001000000000" w:firstRow="0" w:lastRow="0" w:firstColumn="1" w:lastColumn="0" w:oddVBand="0" w:evenVBand="0" w:oddHBand="0" w:evenHBand="0" w:firstRowFirstColumn="0" w:firstRowLastColumn="0" w:lastRowFirstColumn="0" w:lastRowLastColumn="0"/>
             <w:tcW w:w="1951" w:type="dxa"/>
             <w:gridSpan w:val="4"/>
-            <w:tcMar/>
-          </w:tcPr>
-          <w:p>
-            <w:pPr>
-              <w:rPr>
-                <w:rFonts w:eastAsia="Calibri" w:asciiTheme="majorHAnsi" w:hAnsiTheme="majorHAnsi" w:cstheme="majorHAnsi"/>
+          </w:tcPr>
+          <w:p>
+            <w:pPr>
+              <w:rPr>
+                <w:rFonts w:asciiTheme="majorHAnsi" w:eastAsia="Calibri" w:hAnsiTheme="majorHAnsi" w:cstheme="majorHAnsi"/>
                 <w:b w:val="0"/>
                 <w:bCs/>
                 <w:color w:val="000000" w:themeColor="text1"/>
@@ -4935,7 +4653,7 @@
             </w:pPr>
             <w:r>
               <w:rPr>
-                <w:rFonts w:eastAsia="Calibri" w:asciiTheme="majorHAnsi" w:hAnsiTheme="majorHAnsi" w:cstheme="majorHAnsi"/>
+                <w:rFonts w:asciiTheme="majorHAnsi" w:eastAsia="Calibri" w:hAnsiTheme="majorHAnsi" w:cstheme="majorHAnsi"/>
                 <w:b w:val="0"/>
                 <w:bCs/>
                 <w:color w:val="000000" w:themeColor="text1"/>
@@ -4946,24 +4664,22 @@
         </w:tc>
         <w:tc>
           <w:tcPr>
-            <w:cnfStyle w:val="000000000000" w:firstRow="0" w:lastRow="0" w:firstColumn="0" w:lastColumn="0" w:oddVBand="0" w:evenVBand="0" w:oddHBand="0" w:evenHBand="0" w:firstRowFirstColumn="0" w:firstRowLastColumn="0" w:lastRowFirstColumn="0" w:lastRowLastColumn="0"/>
             <w:tcW w:w="8363" w:type="dxa"/>
             <w:gridSpan w:val="2"/>
             <w:shd w:val="clear" w:color="auto" w:fill="FFFFFF" w:themeFill="background1"/>
-            <w:tcMar/>
           </w:tcPr>
           <w:p>
             <w:pPr>
               <w:cnfStyle w:val="000000100000" w:firstRow="0" w:lastRow="0" w:firstColumn="0" w:lastColumn="0" w:oddVBand="0" w:evenVBand="0" w:oddHBand="1" w:evenHBand="0" w:firstRowFirstColumn="0" w:firstRowLastColumn="0" w:lastRowFirstColumn="0" w:lastRowLastColumn="0"/>
               <w:rPr>
-                <w:rFonts w:eastAsia="Calibri" w:asciiTheme="majorHAnsi" w:hAnsiTheme="majorHAnsi" w:cstheme="majorHAnsi"/>
-                <w:bCs/>
-                <w:color w:val="000000" w:themeColor="text1"/>
-              </w:rPr>
-            </w:pPr>
-            <w:r>
-              <w:rPr>
-                <w:rFonts w:eastAsia="Calibri" w:asciiTheme="majorHAnsi" w:hAnsiTheme="majorHAnsi" w:cstheme="majorHAnsi"/>
+                <w:rFonts w:asciiTheme="majorHAnsi" w:eastAsia="Calibri" w:hAnsiTheme="majorHAnsi" w:cstheme="majorHAnsi"/>
+                <w:bCs/>
+                <w:color w:val="000000" w:themeColor="text1"/>
+              </w:rPr>
+            </w:pPr>
+            <w:r>
+              <w:rPr>
+                <w:rFonts w:asciiTheme="majorHAnsi" w:eastAsia="Calibri" w:hAnsiTheme="majorHAnsi" w:cstheme="majorHAnsi"/>
                 <w:bCs/>
                 <w:color w:val="000000" w:themeColor="text1"/>
               </w:rPr>
@@ -4982,18 +4698,17 @@
             <w:tcW w:w="1951" w:type="dxa"/>
             <w:gridSpan w:val="4"/>
             <w:shd w:val="clear" w:color="auto" w:fill="FBE5D5"/>
-            <w:tcMar/>
-          </w:tcPr>
-          <w:p>
-            <w:pPr>
-              <w:rPr>
-                <w:rFonts w:eastAsia="Calibri" w:asciiTheme="majorHAnsi" w:hAnsiTheme="majorHAnsi" w:cstheme="majorHAnsi"/>
-                <w:color w:val="000000" w:themeColor="text1"/>
-              </w:rPr>
-            </w:pPr>
-            <w:r>
-              <w:rPr>
-                <w:rFonts w:eastAsia="Calibri" w:asciiTheme="majorHAnsi" w:hAnsiTheme="majorHAnsi" w:cstheme="majorHAnsi"/>
+          </w:tcPr>
+          <w:p>
+            <w:pPr>
+              <w:rPr>
+                <w:rFonts w:asciiTheme="majorHAnsi" w:eastAsia="Calibri" w:hAnsiTheme="majorHAnsi" w:cstheme="majorHAnsi"/>
+                <w:color w:val="000000" w:themeColor="text1"/>
+              </w:rPr>
+            </w:pPr>
+            <w:r>
+              <w:rPr>
+                <w:rFonts w:asciiTheme="majorHAnsi" w:eastAsia="Calibri" w:hAnsiTheme="majorHAnsi" w:cstheme="majorHAnsi"/>
                 <w:color w:val="000000" w:themeColor="text1"/>
               </w:rPr>
               <w:t>Pregunta 9</w:t>
@@ -5002,19 +4717,17 @@
         </w:tc>
         <w:tc>
           <w:tcPr>
-            <w:cnfStyle w:val="000000000000" w:firstRow="0" w:lastRow="0" w:firstColumn="0" w:lastColumn="0" w:oddVBand="0" w:evenVBand="0" w:oddHBand="0" w:evenHBand="0" w:firstRowFirstColumn="0" w:firstRowLastColumn="0" w:lastRowFirstColumn="0" w:lastRowLastColumn="0"/>
             <w:tcW w:w="5670" w:type="dxa"/>
             <w:tcBorders>
-              <w:right w:val="single" w:color="auto" w:sz="4" w:space="0"/>
+              <w:right w:val="single" w:sz="4" w:space="0" w:color="auto"/>
             </w:tcBorders>
             <w:shd w:val="clear" w:color="auto" w:fill="FDE9D9" w:themeFill="accent6" w:themeFillTint="33"/>
-            <w:tcMar/>
           </w:tcPr>
           <w:p>
             <w:pPr>
               <w:cnfStyle w:val="000000000000" w:firstRow="0" w:lastRow="0" w:firstColumn="0" w:lastColumn="0" w:oddVBand="0" w:evenVBand="0" w:oddHBand="0" w:evenHBand="0" w:firstRowFirstColumn="0" w:firstRowLastColumn="0" w:lastRowFirstColumn="0" w:lastRowLastColumn="0"/>
               <w:rPr>
-                <w:rFonts w:eastAsia="Calibri" w:asciiTheme="majorHAnsi" w:hAnsiTheme="majorHAnsi" w:cstheme="majorHAnsi"/>
+                <w:rFonts w:asciiTheme="majorHAnsi" w:eastAsia="Calibri" w:hAnsiTheme="majorHAnsi" w:cstheme="majorHAnsi"/>
                 <w:b/>
                 <w:color w:val="000000" w:themeColor="text1"/>
               </w:rPr>
@@ -5030,19 +4743,17 @@
         </w:tc>
         <w:tc>
           <w:tcPr>
-            <w:cnfStyle w:val="000000000000" w:firstRow="0" w:lastRow="0" w:firstColumn="0" w:lastColumn="0" w:oddVBand="0" w:evenVBand="0" w:oddHBand="0" w:evenHBand="0" w:firstRowFirstColumn="0" w:firstRowLastColumn="0" w:lastRowFirstColumn="0" w:lastRowLastColumn="0"/>
             <w:tcW w:w="2693" w:type="dxa"/>
             <w:tcBorders>
-              <w:left w:val="single" w:color="auto" w:sz="4" w:space="0"/>
+              <w:left w:val="single" w:sz="4" w:space="0" w:color="auto"/>
             </w:tcBorders>
             <w:shd w:val="clear" w:color="auto" w:fill="FFFFFF" w:themeFill="background1"/>
-            <w:tcMar/>
           </w:tcPr>
           <w:p>
             <w:pPr>
               <w:cnfStyle w:val="000000000000" w:firstRow="0" w:lastRow="0" w:firstColumn="0" w:lastColumn="0" w:oddVBand="0" w:evenVBand="0" w:oddHBand="0" w:evenHBand="0" w:firstRowFirstColumn="0" w:firstRowLastColumn="0" w:lastRowFirstColumn="0" w:lastRowLastColumn="0"/>
               <w:rPr>
-                <w:rFonts w:eastAsia="Calibri" w:asciiTheme="majorHAnsi" w:hAnsiTheme="majorHAnsi" w:cstheme="majorHAnsi"/>
+                <w:rFonts w:asciiTheme="majorHAnsi" w:eastAsia="Calibri" w:hAnsiTheme="majorHAnsi" w:cstheme="majorHAnsi"/>
                 <w:bCs/>
                 <w:color w:val="000000" w:themeColor="text1"/>
               </w:rPr>
@@ -5059,12 +4770,11 @@
           <w:tcPr>
             <w:cnfStyle w:val="001000000000" w:firstRow="0" w:lastRow="0" w:firstColumn="1" w:lastColumn="0" w:oddVBand="0" w:evenVBand="0" w:oddHBand="0" w:evenHBand="0" w:firstRowFirstColumn="0" w:firstRowLastColumn="0" w:lastRowFirstColumn="0" w:lastRowLastColumn="0"/>
             <w:tcW w:w="1242" w:type="dxa"/>
-            <w:tcMar/>
-          </w:tcPr>
-          <w:p>
-            <w:pPr>
-              <w:rPr>
-                <w:rFonts w:eastAsia="Calibri" w:asciiTheme="majorHAnsi" w:hAnsiTheme="majorHAnsi" w:cstheme="majorHAnsi"/>
+          </w:tcPr>
+          <w:p>
+            <w:pPr>
+              <w:rPr>
+                <w:rFonts w:asciiTheme="majorHAnsi" w:eastAsia="Calibri" w:hAnsiTheme="majorHAnsi" w:cstheme="majorHAnsi"/>
                 <w:b w:val="0"/>
                 <w:bCs/>
                 <w:color w:val="000000" w:themeColor="text1"/>
@@ -5072,7 +4782,7 @@
             </w:pPr>
             <w:r>
               <w:rPr>
-                <w:rFonts w:eastAsia="Calibri" w:asciiTheme="majorHAnsi" w:hAnsiTheme="majorHAnsi" w:cstheme="majorHAnsi"/>
+                <w:rFonts w:asciiTheme="majorHAnsi" w:eastAsia="Calibri" w:hAnsiTheme="majorHAnsi" w:cstheme="majorHAnsi"/>
                 <w:b w:val="0"/>
                 <w:bCs/>
                 <w:color w:val="000000" w:themeColor="text1"/>
@@ -5083,20 +4793,18 @@
         </w:tc>
         <w:tc>
           <w:tcPr>
-            <w:cnfStyle w:val="000000000000" w:firstRow="0" w:lastRow="0" w:firstColumn="0" w:lastColumn="0" w:oddVBand="0" w:evenVBand="0" w:oddHBand="0" w:evenHBand="0" w:firstRowFirstColumn="0" w:firstRowLastColumn="0" w:lastRowFirstColumn="0" w:lastRowLastColumn="0"/>
             <w:tcW w:w="6379" w:type="dxa"/>
             <w:gridSpan w:val="4"/>
             <w:tcBorders>
-              <w:right w:val="single" w:color="auto" w:sz="4" w:space="0"/>
+              <w:right w:val="single" w:sz="4" w:space="0" w:color="auto"/>
             </w:tcBorders>
             <w:shd w:val="clear" w:color="auto" w:fill="FFFFFF" w:themeFill="background1"/>
-            <w:tcMar/>
           </w:tcPr>
           <w:p>
             <w:pPr>
               <w:cnfStyle w:val="000000100000" w:firstRow="0" w:lastRow="0" w:firstColumn="0" w:lastColumn="0" w:oddVBand="0" w:evenVBand="0" w:oddHBand="1" w:evenHBand="0" w:firstRowFirstColumn="0" w:firstRowLastColumn="0" w:lastRowFirstColumn="0" w:lastRowLastColumn="0"/>
               <w:rPr>
-                <w:rFonts w:eastAsia="Calibri" w:asciiTheme="majorHAnsi" w:hAnsiTheme="majorHAnsi" w:cstheme="majorHAnsi"/>
+                <w:rFonts w:asciiTheme="majorHAnsi" w:eastAsia="Calibri" w:hAnsiTheme="majorHAnsi" w:cstheme="majorHAnsi"/>
                 <w:bCs/>
                 <w:color w:val="000000" w:themeColor="text1"/>
               </w:rPr>
@@ -5112,20 +4820,18 @@
         </w:tc>
         <w:tc>
           <w:tcPr>
-            <w:cnfStyle w:val="000000000000" w:firstRow="0" w:lastRow="0" w:firstColumn="0" w:lastColumn="0" w:oddVBand="0" w:evenVBand="0" w:oddHBand="0" w:evenHBand="0" w:firstRowFirstColumn="0" w:firstRowLastColumn="0" w:lastRowFirstColumn="0" w:lastRowLastColumn="0"/>
             <w:tcW w:w="2693" w:type="dxa"/>
             <w:tcBorders>
-              <w:left w:val="single" w:color="auto" w:sz="4" w:space="0"/>
+              <w:left w:val="single" w:sz="4" w:space="0" w:color="auto"/>
             </w:tcBorders>
             <w:shd w:val="clear" w:color="auto" w:fill="FFFFFF" w:themeFill="background1"/>
-            <w:tcMar/>
           </w:tcPr>
           <w:p>
             <w:pPr>
               <w:jc w:val="center"/>
               <w:cnfStyle w:val="000000100000" w:firstRow="0" w:lastRow="0" w:firstColumn="0" w:lastColumn="0" w:oddVBand="0" w:evenVBand="0" w:oddHBand="1" w:evenHBand="0" w:firstRowFirstColumn="0" w:firstRowLastColumn="0" w:lastRowFirstColumn="0" w:lastRowLastColumn="0"/>
               <w:rPr>
-                <w:rFonts w:eastAsia="Calibri" w:asciiTheme="majorHAnsi" w:hAnsiTheme="majorHAnsi" w:cstheme="majorHAnsi"/>
+                <w:rFonts w:asciiTheme="majorHAnsi" w:eastAsia="Calibri" w:hAnsiTheme="majorHAnsi" w:cstheme="majorHAnsi"/>
                 <w:b/>
                 <w:color w:val="000000" w:themeColor="text1"/>
               </w:rPr>
@@ -5142,12 +4848,11 @@
             <w:cnfStyle w:val="001000000000" w:firstRow="0" w:lastRow="0" w:firstColumn="1" w:lastColumn="0" w:oddVBand="0" w:evenVBand="0" w:oddHBand="0" w:evenHBand="0" w:firstRowFirstColumn="0" w:firstRowLastColumn="0" w:lastRowFirstColumn="0" w:lastRowLastColumn="0"/>
             <w:tcW w:w="1242" w:type="dxa"/>
             <w:shd w:val="clear" w:color="auto" w:fill="FBE5D5"/>
-            <w:tcMar/>
-          </w:tcPr>
-          <w:p>
-            <w:pPr>
-              <w:rPr>
-                <w:rFonts w:eastAsia="Calibri" w:asciiTheme="majorHAnsi" w:hAnsiTheme="majorHAnsi" w:cstheme="majorHAnsi"/>
+          </w:tcPr>
+          <w:p>
+            <w:pPr>
+              <w:rPr>
+                <w:rFonts w:asciiTheme="majorHAnsi" w:eastAsia="Calibri" w:hAnsiTheme="majorHAnsi" w:cstheme="majorHAnsi"/>
                 <w:b w:val="0"/>
                 <w:bCs/>
                 <w:color w:val="000000" w:themeColor="text1"/>
@@ -5155,7 +4860,7 @@
             </w:pPr>
             <w:r>
               <w:rPr>
-                <w:rFonts w:eastAsia="Calibri" w:asciiTheme="majorHAnsi" w:hAnsiTheme="majorHAnsi" w:cstheme="majorHAnsi"/>
+                <w:rFonts w:asciiTheme="majorHAnsi" w:eastAsia="Calibri" w:hAnsiTheme="majorHAnsi" w:cstheme="majorHAnsi"/>
                 <w:b w:val="0"/>
                 <w:bCs/>
                 <w:color w:val="000000" w:themeColor="text1"/>
@@ -5166,20 +4871,18 @@
         </w:tc>
         <w:tc>
           <w:tcPr>
-            <w:cnfStyle w:val="000000000000" w:firstRow="0" w:lastRow="0" w:firstColumn="0" w:lastColumn="0" w:oddVBand="0" w:evenVBand="0" w:oddHBand="0" w:evenHBand="0" w:firstRowFirstColumn="0" w:firstRowLastColumn="0" w:lastRowFirstColumn="0" w:lastRowLastColumn="0"/>
             <w:tcW w:w="6379" w:type="dxa"/>
             <w:gridSpan w:val="4"/>
             <w:tcBorders>
-              <w:right w:val="single" w:color="auto" w:sz="4" w:space="0"/>
+              <w:right w:val="single" w:sz="4" w:space="0" w:color="auto"/>
             </w:tcBorders>
             <w:shd w:val="clear" w:color="auto" w:fill="FFFFFF" w:themeFill="background1"/>
-            <w:tcMar/>
           </w:tcPr>
           <w:p>
             <w:pPr>
               <w:cnfStyle w:val="000000000000" w:firstRow="0" w:lastRow="0" w:firstColumn="0" w:lastColumn="0" w:oddVBand="0" w:evenVBand="0" w:oddHBand="0" w:evenHBand="0" w:firstRowFirstColumn="0" w:firstRowLastColumn="0" w:lastRowFirstColumn="0" w:lastRowLastColumn="0"/>
               <w:rPr>
-                <w:rFonts w:eastAsia="Calibri" w:asciiTheme="majorHAnsi" w:hAnsiTheme="majorHAnsi" w:cstheme="majorHAnsi"/>
+                <w:rFonts w:asciiTheme="majorHAnsi" w:eastAsia="Calibri" w:hAnsiTheme="majorHAnsi" w:cstheme="majorHAnsi"/>
                 <w:bCs/>
                 <w:color w:val="000000" w:themeColor="text1"/>
               </w:rPr>
@@ -5195,19 +4898,17 @@
         </w:tc>
         <w:tc>
           <w:tcPr>
-            <w:cnfStyle w:val="000000000000" w:firstRow="0" w:lastRow="0" w:firstColumn="0" w:lastColumn="0" w:oddVBand="0" w:evenVBand="0" w:oddHBand="0" w:evenHBand="0" w:firstRowFirstColumn="0" w:firstRowLastColumn="0" w:lastRowFirstColumn="0" w:lastRowLastColumn="0"/>
             <w:tcW w:w="2693" w:type="dxa"/>
             <w:tcBorders>
-              <w:left w:val="single" w:color="auto" w:sz="4" w:space="0"/>
+              <w:left w:val="single" w:sz="4" w:space="0" w:color="auto"/>
             </w:tcBorders>
             <w:shd w:val="clear" w:color="auto" w:fill="FFFFFF" w:themeFill="background1"/>
-            <w:tcMar/>
           </w:tcPr>
           <w:p>
             <w:pPr>
               <w:cnfStyle w:val="000000000000" w:firstRow="0" w:lastRow="0" w:firstColumn="0" w:lastColumn="0" w:oddVBand="0" w:evenVBand="0" w:oddHBand="0" w:evenHBand="0" w:firstRowFirstColumn="0" w:firstRowLastColumn="0" w:lastRowFirstColumn="0" w:lastRowLastColumn="0"/>
               <w:rPr>
-                <w:rFonts w:eastAsia="Calibri" w:asciiTheme="majorHAnsi" w:hAnsiTheme="majorHAnsi" w:cstheme="majorHAnsi"/>
+                <w:rFonts w:asciiTheme="majorHAnsi" w:eastAsia="Calibri" w:hAnsiTheme="majorHAnsi" w:cstheme="majorHAnsi"/>
                 <w:bCs/>
                 <w:color w:val="000000" w:themeColor="text1"/>
               </w:rPr>
@@ -5224,12 +4925,11 @@
           <w:tcPr>
             <w:cnfStyle w:val="001000000000" w:firstRow="0" w:lastRow="0" w:firstColumn="1" w:lastColumn="0" w:oddVBand="0" w:evenVBand="0" w:oddHBand="0" w:evenHBand="0" w:firstRowFirstColumn="0" w:firstRowLastColumn="0" w:lastRowFirstColumn="0" w:lastRowLastColumn="0"/>
             <w:tcW w:w="1242" w:type="dxa"/>
-            <w:tcMar/>
-          </w:tcPr>
-          <w:p>
-            <w:pPr>
-              <w:rPr>
-                <w:rFonts w:eastAsia="Calibri" w:asciiTheme="majorHAnsi" w:hAnsiTheme="majorHAnsi" w:cstheme="majorHAnsi"/>
+          </w:tcPr>
+          <w:p>
+            <w:pPr>
+              <w:rPr>
+                <w:rFonts w:asciiTheme="majorHAnsi" w:eastAsia="Calibri" w:hAnsiTheme="majorHAnsi" w:cstheme="majorHAnsi"/>
                 <w:b w:val="0"/>
                 <w:bCs/>
                 <w:color w:val="000000" w:themeColor="text1"/>
@@ -5237,7 +4937,7 @@
             </w:pPr>
             <w:r>
               <w:rPr>
-                <w:rFonts w:eastAsia="Calibri" w:asciiTheme="majorHAnsi" w:hAnsiTheme="majorHAnsi" w:cstheme="majorHAnsi"/>
+                <w:rFonts w:asciiTheme="majorHAnsi" w:eastAsia="Calibri" w:hAnsiTheme="majorHAnsi" w:cstheme="majorHAnsi"/>
                 <w:b w:val="0"/>
                 <w:bCs/>
                 <w:color w:val="000000" w:themeColor="text1"/>
@@ -5248,20 +4948,18 @@
         </w:tc>
         <w:tc>
           <w:tcPr>
-            <w:cnfStyle w:val="000000000000" w:firstRow="0" w:lastRow="0" w:firstColumn="0" w:lastColumn="0" w:oddVBand="0" w:evenVBand="0" w:oddHBand="0" w:evenHBand="0" w:firstRowFirstColumn="0" w:firstRowLastColumn="0" w:lastRowFirstColumn="0" w:lastRowLastColumn="0"/>
             <w:tcW w:w="6379" w:type="dxa"/>
             <w:gridSpan w:val="4"/>
             <w:tcBorders>
-              <w:right w:val="single" w:color="auto" w:sz="4" w:space="0"/>
+              <w:right w:val="single" w:sz="4" w:space="0" w:color="auto"/>
             </w:tcBorders>
             <w:shd w:val="clear" w:color="auto" w:fill="FFFFFF" w:themeFill="background1"/>
-            <w:tcMar/>
           </w:tcPr>
           <w:p>
             <w:pPr>
               <w:cnfStyle w:val="000000100000" w:firstRow="0" w:lastRow="0" w:firstColumn="0" w:lastColumn="0" w:oddVBand="0" w:evenVBand="0" w:oddHBand="1" w:evenHBand="0" w:firstRowFirstColumn="0" w:firstRowLastColumn="0" w:lastRowFirstColumn="0" w:lastRowLastColumn="0"/>
               <w:rPr>
-                <w:rFonts w:eastAsia="Calibri" w:asciiTheme="majorHAnsi" w:hAnsiTheme="majorHAnsi" w:cstheme="majorHAnsi"/>
+                <w:rFonts w:asciiTheme="majorHAnsi" w:eastAsia="Calibri" w:hAnsiTheme="majorHAnsi" w:cstheme="majorHAnsi"/>
                 <w:bCs/>
                 <w:color w:val="000000" w:themeColor="text1"/>
               </w:rPr>
@@ -5277,27 +4975,25 @@
         </w:tc>
         <w:tc>
           <w:tcPr>
-            <w:cnfStyle w:val="000000000000" w:firstRow="0" w:lastRow="0" w:firstColumn="0" w:lastColumn="0" w:oddVBand="0" w:evenVBand="0" w:oddHBand="0" w:evenHBand="0" w:firstRowFirstColumn="0" w:firstRowLastColumn="0" w:lastRowFirstColumn="0" w:lastRowLastColumn="0"/>
             <w:tcW w:w="2693" w:type="dxa"/>
             <w:tcBorders>
-              <w:left w:val="single" w:color="auto" w:sz="4" w:space="0"/>
+              <w:left w:val="single" w:sz="4" w:space="0" w:color="auto"/>
             </w:tcBorders>
             <w:shd w:val="clear" w:color="auto" w:fill="FFFFFF" w:themeFill="background1"/>
-            <w:tcMar/>
           </w:tcPr>
           <w:p>
             <w:pPr>
               <w:jc w:val="center"/>
               <w:cnfStyle w:val="000000100000" w:firstRow="0" w:lastRow="0" w:firstColumn="0" w:lastColumn="0" w:oddVBand="0" w:evenVBand="0" w:oddHBand="1" w:evenHBand="0" w:firstRowFirstColumn="0" w:firstRowLastColumn="0" w:lastRowFirstColumn="0" w:lastRowLastColumn="0"/>
               <w:rPr>
-                <w:rFonts w:eastAsia="Calibri" w:asciiTheme="majorHAnsi" w:hAnsiTheme="majorHAnsi" w:cstheme="majorHAnsi"/>
-                <w:b/>
-                <w:color w:val="000000" w:themeColor="text1"/>
-              </w:rPr>
-            </w:pPr>
-            <w:r>
-              <w:rPr>
-                <w:rFonts w:eastAsia="Calibri" w:asciiTheme="majorHAnsi" w:hAnsiTheme="majorHAnsi" w:cstheme="majorHAnsi"/>
+                <w:rFonts w:asciiTheme="majorHAnsi" w:eastAsia="Calibri" w:hAnsiTheme="majorHAnsi" w:cstheme="majorHAnsi"/>
+                <w:b/>
+                <w:color w:val="000000" w:themeColor="text1"/>
+              </w:rPr>
+            </w:pPr>
+            <w:r>
+              <w:rPr>
+                <w:rFonts w:asciiTheme="majorHAnsi" w:eastAsia="Calibri" w:hAnsiTheme="majorHAnsi" w:cstheme="majorHAnsi"/>
                 <w:b/>
                 <w:color w:val="000000" w:themeColor="text1"/>
               </w:rPr>
@@ -5315,12 +5011,11 @@
             <w:cnfStyle w:val="001000000000" w:firstRow="0" w:lastRow="0" w:firstColumn="1" w:lastColumn="0" w:oddVBand="0" w:evenVBand="0" w:oddHBand="0" w:evenHBand="0" w:firstRowFirstColumn="0" w:firstRowLastColumn="0" w:lastRowFirstColumn="0" w:lastRowLastColumn="0"/>
             <w:tcW w:w="1242" w:type="dxa"/>
             <w:shd w:val="clear" w:color="auto" w:fill="FBE5D5"/>
-            <w:tcMar/>
-          </w:tcPr>
-          <w:p>
-            <w:pPr>
-              <w:rPr>
-                <w:rFonts w:eastAsia="Calibri" w:asciiTheme="majorHAnsi" w:hAnsiTheme="majorHAnsi" w:cstheme="majorHAnsi"/>
+          </w:tcPr>
+          <w:p>
+            <w:pPr>
+              <w:rPr>
+                <w:rFonts w:asciiTheme="majorHAnsi" w:eastAsia="Calibri" w:hAnsiTheme="majorHAnsi" w:cstheme="majorHAnsi"/>
                 <w:b w:val="0"/>
                 <w:bCs/>
                 <w:color w:val="000000" w:themeColor="text1"/>
@@ -5328,7 +5023,7 @@
             </w:pPr>
             <w:r>
               <w:rPr>
-                <w:rFonts w:eastAsia="Calibri" w:asciiTheme="majorHAnsi" w:hAnsiTheme="majorHAnsi" w:cstheme="majorHAnsi"/>
+                <w:rFonts w:asciiTheme="majorHAnsi" w:eastAsia="Calibri" w:hAnsiTheme="majorHAnsi" w:cstheme="majorHAnsi"/>
                 <w:b w:val="0"/>
                 <w:bCs/>
                 <w:color w:val="000000" w:themeColor="text1"/>
@@ -5339,20 +5034,18 @@
         </w:tc>
         <w:tc>
           <w:tcPr>
-            <w:cnfStyle w:val="000000000000" w:firstRow="0" w:lastRow="0" w:firstColumn="0" w:lastColumn="0" w:oddVBand="0" w:evenVBand="0" w:oddHBand="0" w:evenHBand="0" w:firstRowFirstColumn="0" w:firstRowLastColumn="0" w:lastRowFirstColumn="0" w:lastRowLastColumn="0"/>
             <w:tcW w:w="6379" w:type="dxa"/>
             <w:gridSpan w:val="4"/>
             <w:tcBorders>
-              <w:right w:val="single" w:color="auto" w:sz="4" w:space="0"/>
+              <w:right w:val="single" w:sz="4" w:space="0" w:color="auto"/>
             </w:tcBorders>
             <w:shd w:val="clear" w:color="auto" w:fill="FFFFFF" w:themeFill="background1"/>
-            <w:tcMar/>
           </w:tcPr>
           <w:p>
             <w:pPr>
               <w:cnfStyle w:val="000000000000" w:firstRow="0" w:lastRow="0" w:firstColumn="0" w:lastColumn="0" w:oddVBand="0" w:evenVBand="0" w:oddHBand="0" w:evenHBand="0" w:firstRowFirstColumn="0" w:firstRowLastColumn="0" w:lastRowFirstColumn="0" w:lastRowLastColumn="0"/>
               <w:rPr>
-                <w:rFonts w:eastAsia="Calibri" w:asciiTheme="majorHAnsi" w:hAnsiTheme="majorHAnsi" w:cstheme="majorHAnsi"/>
+                <w:rFonts w:asciiTheme="majorHAnsi" w:eastAsia="Calibri" w:hAnsiTheme="majorHAnsi" w:cstheme="majorHAnsi"/>
                 <w:bCs/>
                 <w:color w:val="000000" w:themeColor="text1"/>
               </w:rPr>
@@ -5368,20 +5061,18 @@
         </w:tc>
         <w:tc>
           <w:tcPr>
-            <w:cnfStyle w:val="000000000000" w:firstRow="0" w:lastRow="0" w:firstColumn="0" w:lastColumn="0" w:oddVBand="0" w:evenVBand="0" w:oddHBand="0" w:evenHBand="0" w:firstRowFirstColumn="0" w:firstRowLastColumn="0" w:lastRowFirstColumn="0" w:lastRowLastColumn="0"/>
             <w:tcW w:w="2693" w:type="dxa"/>
             <w:tcBorders>
-              <w:left w:val="single" w:color="auto" w:sz="4" w:space="0"/>
+              <w:left w:val="single" w:sz="4" w:space="0" w:color="auto"/>
             </w:tcBorders>
             <w:shd w:val="clear" w:color="auto" w:fill="FFFFFF" w:themeFill="background1"/>
-            <w:tcMar/>
           </w:tcPr>
           <w:p>
             <w:pPr>
               <w:jc w:val="center"/>
               <w:cnfStyle w:val="000000000000" w:firstRow="0" w:lastRow="0" w:firstColumn="0" w:lastColumn="0" w:oddVBand="0" w:evenVBand="0" w:oddHBand="0" w:evenHBand="0" w:firstRowFirstColumn="0" w:firstRowLastColumn="0" w:lastRowFirstColumn="0" w:lastRowLastColumn="0"/>
               <w:rPr>
-                <w:rFonts w:eastAsia="Calibri" w:asciiTheme="majorHAnsi" w:hAnsiTheme="majorHAnsi" w:cstheme="majorHAnsi"/>
+                <w:rFonts w:asciiTheme="majorHAnsi" w:eastAsia="Calibri" w:hAnsiTheme="majorHAnsi" w:cstheme="majorHAnsi"/>
                 <w:b/>
                 <w:color w:val="000000" w:themeColor="text1"/>
               </w:rPr>
@@ -5399,12 +5090,11 @@
             <w:cnfStyle w:val="001000000000" w:firstRow="0" w:lastRow="0" w:firstColumn="1" w:lastColumn="0" w:oddVBand="0" w:evenVBand="0" w:oddHBand="0" w:evenHBand="0" w:firstRowFirstColumn="0" w:firstRowLastColumn="0" w:lastRowFirstColumn="0" w:lastRowLastColumn="0"/>
             <w:tcW w:w="1951" w:type="dxa"/>
             <w:gridSpan w:val="4"/>
-            <w:tcMar/>
-          </w:tcPr>
-          <w:p>
-            <w:pPr>
-              <w:rPr>
-                <w:rFonts w:eastAsia="Calibri" w:asciiTheme="majorHAnsi" w:hAnsiTheme="majorHAnsi" w:cstheme="majorHAnsi"/>
+          </w:tcPr>
+          <w:p>
+            <w:pPr>
+              <w:rPr>
+                <w:rFonts w:asciiTheme="majorHAnsi" w:eastAsia="Calibri" w:hAnsiTheme="majorHAnsi" w:cstheme="majorHAnsi"/>
                 <w:b w:val="0"/>
                 <w:bCs/>
                 <w:color w:val="000000" w:themeColor="text1"/>
@@ -5412,7 +5102,7 @@
             </w:pPr>
             <w:r>
               <w:rPr>
-                <w:rFonts w:eastAsia="Calibri" w:asciiTheme="majorHAnsi" w:hAnsiTheme="majorHAnsi" w:cstheme="majorHAnsi"/>
+                <w:rFonts w:asciiTheme="majorHAnsi" w:eastAsia="Calibri" w:hAnsiTheme="majorHAnsi" w:cstheme="majorHAnsi"/>
                 <w:b w:val="0"/>
                 <w:bCs/>
                 <w:color w:val="000000" w:themeColor="text1"/>
@@ -5423,24 +5113,22 @@
         </w:tc>
         <w:tc>
           <w:tcPr>
-            <w:cnfStyle w:val="000000000000" w:firstRow="0" w:lastRow="0" w:firstColumn="0" w:lastColumn="0" w:oddVBand="0" w:evenVBand="0" w:oddHBand="0" w:evenHBand="0" w:firstRowFirstColumn="0" w:firstRowLastColumn="0" w:lastRowFirstColumn="0" w:lastRowLastColumn="0"/>
             <w:tcW w:w="8363" w:type="dxa"/>
             <w:gridSpan w:val="2"/>
             <w:shd w:val="clear" w:color="auto" w:fill="FFFFFF" w:themeFill="background1"/>
-            <w:tcMar/>
           </w:tcPr>
           <w:p>
             <w:pPr>
               <w:cnfStyle w:val="000000100000" w:firstRow="0" w:lastRow="0" w:firstColumn="0" w:lastColumn="0" w:oddVBand="0" w:evenVBand="0" w:oddHBand="1" w:evenHBand="0" w:firstRowFirstColumn="0" w:firstRowLastColumn="0" w:lastRowFirstColumn="0" w:lastRowLastColumn="0"/>
               <w:rPr>
-                <w:rFonts w:eastAsia="Calibri" w:asciiTheme="majorHAnsi" w:hAnsiTheme="majorHAnsi" w:cstheme="majorHAnsi"/>
-                <w:bCs/>
-                <w:color w:val="000000" w:themeColor="text1"/>
-              </w:rPr>
-            </w:pPr>
-            <w:r>
-              <w:rPr>
-                <w:rFonts w:eastAsia="Calibri" w:asciiTheme="majorHAnsi" w:hAnsiTheme="majorHAnsi" w:cstheme="majorHAnsi"/>
+                <w:rFonts w:asciiTheme="majorHAnsi" w:eastAsia="Calibri" w:hAnsiTheme="majorHAnsi" w:cstheme="majorHAnsi"/>
+                <w:bCs/>
+                <w:color w:val="000000" w:themeColor="text1"/>
+              </w:rPr>
+            </w:pPr>
+            <w:r>
+              <w:rPr>
+                <w:rFonts w:asciiTheme="majorHAnsi" w:eastAsia="Calibri" w:hAnsiTheme="majorHAnsi" w:cstheme="majorHAnsi"/>
                 <w:bCs/>
                 <w:color w:val="000000" w:themeColor="text1"/>
               </w:rPr>
@@ -5448,7 +5136,15 @@
             </w:r>
             <w:r>
               <w:rPr>
-                <w:rFonts w:eastAsia="Calibri" w:asciiTheme="majorHAnsi" w:hAnsiTheme="majorHAnsi" w:cstheme="majorHAnsi"/>
+                <w:rFonts w:asciiTheme="majorHAnsi" w:eastAsia="Calibri" w:hAnsiTheme="majorHAnsi" w:cstheme="majorHAnsi"/>
+                <w:bCs/>
+                <w:color w:val="000000" w:themeColor="text1"/>
+              </w:rPr>
+              <w:t>.</w:t>
+            </w:r>
+            <w:r>
+              <w:rPr>
+                <w:rFonts w:asciiTheme="majorHAnsi" w:eastAsia="Calibri" w:hAnsiTheme="majorHAnsi" w:cstheme="majorHAnsi"/>
                 <w:bCs/>
                 <w:color w:val="000000" w:themeColor="text1"/>
               </w:rPr>
@@ -5474,12 +5170,11 @@
             <w:tcW w:w="1951" w:type="dxa"/>
             <w:gridSpan w:val="4"/>
             <w:shd w:val="clear" w:color="auto" w:fill="FBE5D5"/>
-            <w:tcMar/>
-          </w:tcPr>
-          <w:p>
-            <w:pPr>
-              <w:rPr>
-                <w:rFonts w:eastAsia="Calibri" w:asciiTheme="majorHAnsi" w:hAnsiTheme="majorHAnsi" w:cstheme="majorHAnsi"/>
+          </w:tcPr>
+          <w:p>
+            <w:pPr>
+              <w:rPr>
+                <w:rFonts w:asciiTheme="majorHAnsi" w:eastAsia="Calibri" w:hAnsiTheme="majorHAnsi" w:cstheme="majorHAnsi"/>
                 <w:b w:val="0"/>
                 <w:bCs/>
                 <w:color w:val="000000" w:themeColor="text1"/>
@@ -5487,7 +5182,7 @@
             </w:pPr>
             <w:r>
               <w:rPr>
-                <w:rFonts w:eastAsia="Calibri" w:asciiTheme="majorHAnsi" w:hAnsiTheme="majorHAnsi" w:cstheme="majorHAnsi"/>
+                <w:rFonts w:asciiTheme="majorHAnsi" w:eastAsia="Calibri" w:hAnsiTheme="majorHAnsi" w:cstheme="majorHAnsi"/>
                 <w:b w:val="0"/>
                 <w:bCs/>
                 <w:color w:val="000000" w:themeColor="text1"/>
@@ -5498,27 +5193,25 @@
         </w:tc>
         <w:tc>
           <w:tcPr>
-            <w:cnfStyle w:val="000000000000" w:firstRow="0" w:lastRow="0" w:firstColumn="0" w:lastColumn="0" w:oddVBand="0" w:evenVBand="0" w:oddHBand="0" w:evenHBand="0" w:firstRowFirstColumn="0" w:firstRowLastColumn="0" w:lastRowFirstColumn="0" w:lastRowLastColumn="0"/>
             <w:tcW w:w="8363" w:type="dxa"/>
             <w:gridSpan w:val="2"/>
             <w:tcBorders>
-              <w:bottom w:val="single" w:color="auto" w:sz="4" w:space="0"/>
+              <w:bottom w:val="single" w:sz="4" w:space="0" w:color="auto"/>
             </w:tcBorders>
             <w:shd w:val="clear" w:color="auto" w:fill="FFFFFF" w:themeFill="background1"/>
-            <w:tcMar/>
           </w:tcPr>
           <w:p>
             <w:pPr>
               <w:cnfStyle w:val="000000000000" w:firstRow="0" w:lastRow="0" w:firstColumn="0" w:lastColumn="0" w:oddVBand="0" w:evenVBand="0" w:oddHBand="0" w:evenHBand="0" w:firstRowFirstColumn="0" w:firstRowLastColumn="0" w:lastRowFirstColumn="0" w:lastRowLastColumn="0"/>
               <w:rPr>
-                <w:rFonts w:eastAsia="Calibri" w:asciiTheme="majorHAnsi" w:hAnsiTheme="majorHAnsi" w:cstheme="majorHAnsi"/>
-                <w:bCs/>
-                <w:color w:val="000000" w:themeColor="text1"/>
-              </w:rPr>
-            </w:pPr>
-            <w:r>
-              <w:rPr>
-                <w:rFonts w:eastAsia="Calibri" w:asciiTheme="majorHAnsi" w:hAnsiTheme="majorHAnsi" w:cstheme="majorHAnsi"/>
+                <w:rFonts w:asciiTheme="majorHAnsi" w:eastAsia="Calibri" w:hAnsiTheme="majorHAnsi" w:cstheme="majorHAnsi"/>
+                <w:bCs/>
+                <w:color w:val="000000" w:themeColor="text1"/>
+              </w:rPr>
+            </w:pPr>
+            <w:r>
+              <w:rPr>
+                <w:rFonts w:asciiTheme="majorHAnsi" w:eastAsia="Calibri" w:hAnsiTheme="majorHAnsi" w:cstheme="majorHAnsi"/>
                 <w:bCs/>
                 <w:color w:val="000000" w:themeColor="text1"/>
               </w:rPr>
@@ -5537,18 +5230,17 @@
             <w:cnfStyle w:val="001000000000" w:firstRow="0" w:lastRow="0" w:firstColumn="1" w:lastColumn="0" w:oddVBand="0" w:evenVBand="0" w:oddHBand="0" w:evenHBand="0" w:firstRowFirstColumn="0" w:firstRowLastColumn="0" w:lastRowFirstColumn="0" w:lastRowLastColumn="0"/>
             <w:tcW w:w="1951" w:type="dxa"/>
             <w:gridSpan w:val="4"/>
-            <w:tcMar/>
-          </w:tcPr>
-          <w:p>
-            <w:pPr>
-              <w:rPr>
-                <w:rFonts w:eastAsia="Calibri" w:asciiTheme="majorHAnsi" w:hAnsiTheme="majorHAnsi" w:cstheme="majorHAnsi"/>
-                <w:color w:val="000000" w:themeColor="text1"/>
-              </w:rPr>
-            </w:pPr>
-            <w:r>
-              <w:rPr>
-                <w:rFonts w:eastAsia="Calibri" w:asciiTheme="majorHAnsi" w:hAnsiTheme="majorHAnsi" w:cstheme="majorHAnsi"/>
+          </w:tcPr>
+          <w:p>
+            <w:pPr>
+              <w:rPr>
+                <w:rFonts w:asciiTheme="majorHAnsi" w:eastAsia="Calibri" w:hAnsiTheme="majorHAnsi" w:cstheme="majorHAnsi"/>
+                <w:color w:val="000000" w:themeColor="text1"/>
+              </w:rPr>
+            </w:pPr>
+            <w:r>
+              <w:rPr>
+                <w:rFonts w:asciiTheme="majorHAnsi" w:eastAsia="Calibri" w:hAnsiTheme="majorHAnsi" w:cstheme="majorHAnsi"/>
                 <w:color w:val="000000" w:themeColor="text1"/>
               </w:rPr>
               <w:t>Pregunta 10</w:t>
@@ -5557,19 +5249,17 @@
         </w:tc>
         <w:tc>
           <w:tcPr>
-            <w:cnfStyle w:val="000000000000" w:firstRow="0" w:lastRow="0" w:firstColumn="0" w:lastColumn="0" w:oddVBand="0" w:evenVBand="0" w:oddHBand="0" w:evenHBand="0" w:firstRowFirstColumn="0" w:firstRowLastColumn="0" w:lastRowFirstColumn="0" w:lastRowLastColumn="0"/>
             <w:tcW w:w="5670" w:type="dxa"/>
             <w:tcBorders>
-              <w:top w:val="single" w:color="auto" w:sz="4" w:space="0"/>
-              <w:right w:val="single" w:color="auto" w:sz="4" w:space="0"/>
+              <w:top w:val="single" w:sz="4" w:space="0" w:color="auto"/>
+              <w:right w:val="single" w:sz="4" w:space="0" w:color="auto"/>
             </w:tcBorders>
-            <w:tcMar/>
           </w:tcPr>
           <w:p>
             <w:pPr>
               <w:cnfStyle w:val="000000100000" w:firstRow="0" w:lastRow="0" w:firstColumn="0" w:lastColumn="0" w:oddVBand="0" w:evenVBand="0" w:oddHBand="1" w:evenHBand="0" w:firstRowFirstColumn="0" w:firstRowLastColumn="0" w:lastRowFirstColumn="0" w:lastRowLastColumn="0"/>
               <w:rPr>
-                <w:rFonts w:eastAsia="Calibri" w:asciiTheme="majorHAnsi" w:hAnsiTheme="majorHAnsi" w:cstheme="majorHAnsi"/>
+                <w:rFonts w:asciiTheme="majorHAnsi" w:eastAsia="Calibri" w:hAnsiTheme="majorHAnsi" w:cstheme="majorHAnsi"/>
                 <w:b/>
                 <w:color w:val="000000" w:themeColor="text1"/>
               </w:rPr>
@@ -5585,20 +5275,18 @@
         </w:tc>
         <w:tc>
           <w:tcPr>
-            <w:cnfStyle w:val="000000000000" w:firstRow="0" w:lastRow="0" w:firstColumn="0" w:lastColumn="0" w:oddVBand="0" w:evenVBand="0" w:oddHBand="0" w:evenHBand="0" w:firstRowFirstColumn="0" w:firstRowLastColumn="0" w:lastRowFirstColumn="0" w:lastRowLastColumn="0"/>
             <w:tcW w:w="2693" w:type="dxa"/>
             <w:tcBorders>
-              <w:top w:val="single" w:color="auto" w:sz="4" w:space="0"/>
-              <w:left w:val="single" w:color="auto" w:sz="4" w:space="0"/>
+              <w:top w:val="single" w:sz="4" w:space="0" w:color="auto"/>
+              <w:left w:val="single" w:sz="4" w:space="0" w:color="auto"/>
             </w:tcBorders>
             <w:shd w:val="clear" w:color="auto" w:fill="FFFFFF" w:themeFill="background1"/>
-            <w:tcMar/>
           </w:tcPr>
           <w:p>
             <w:pPr>
               <w:cnfStyle w:val="000000100000" w:firstRow="0" w:lastRow="0" w:firstColumn="0" w:lastColumn="0" w:oddVBand="0" w:evenVBand="0" w:oddHBand="1" w:evenHBand="0" w:firstRowFirstColumn="0" w:firstRowLastColumn="0" w:lastRowFirstColumn="0" w:lastRowLastColumn="0"/>
               <w:rPr>
-                <w:rFonts w:eastAsia="Calibri" w:asciiTheme="majorHAnsi" w:hAnsiTheme="majorHAnsi" w:cstheme="majorHAnsi"/>
+                <w:rFonts w:asciiTheme="majorHAnsi" w:eastAsia="Calibri" w:hAnsiTheme="majorHAnsi" w:cstheme="majorHAnsi"/>
                 <w:b/>
                 <w:i/>
                 <w:color w:val="000000" w:themeColor="text1"/>
@@ -5616,12 +5304,11 @@
             <w:cnfStyle w:val="001000000000" w:firstRow="0" w:lastRow="0" w:firstColumn="1" w:lastColumn="0" w:oddVBand="0" w:evenVBand="0" w:oddHBand="0" w:evenHBand="0" w:firstRowFirstColumn="0" w:firstRowLastColumn="0" w:lastRowFirstColumn="0" w:lastRowLastColumn="0"/>
             <w:tcW w:w="1242" w:type="dxa"/>
             <w:shd w:val="clear" w:color="auto" w:fill="FBE5D5"/>
-            <w:tcMar/>
-          </w:tcPr>
-          <w:p>
-            <w:pPr>
-              <w:rPr>
-                <w:rFonts w:eastAsia="Calibri" w:asciiTheme="majorHAnsi" w:hAnsiTheme="majorHAnsi" w:cstheme="majorHAnsi"/>
+          </w:tcPr>
+          <w:p>
+            <w:pPr>
+              <w:rPr>
+                <w:rFonts w:asciiTheme="majorHAnsi" w:eastAsia="Calibri" w:hAnsiTheme="majorHAnsi" w:cstheme="majorHAnsi"/>
                 <w:b w:val="0"/>
                 <w:bCs/>
                 <w:color w:val="000000" w:themeColor="text1"/>
@@ -5629,7 +5316,7 @@
             </w:pPr>
             <w:r>
               <w:rPr>
-                <w:rFonts w:eastAsia="Calibri" w:asciiTheme="majorHAnsi" w:hAnsiTheme="majorHAnsi" w:cstheme="majorHAnsi"/>
+                <w:rFonts w:asciiTheme="majorHAnsi" w:eastAsia="Calibri" w:hAnsiTheme="majorHAnsi" w:cstheme="majorHAnsi"/>
                 <w:b w:val="0"/>
                 <w:bCs/>
                 <w:color w:val="000000" w:themeColor="text1"/>
@@ -5640,14 +5327,12 @@
         </w:tc>
         <w:tc>
           <w:tcPr>
-            <w:cnfStyle w:val="000000000000" w:firstRow="0" w:lastRow="0" w:firstColumn="0" w:lastColumn="0" w:oddVBand="0" w:evenVBand="0" w:oddHBand="0" w:evenHBand="0" w:firstRowFirstColumn="0" w:firstRowLastColumn="0" w:lastRowFirstColumn="0" w:lastRowLastColumn="0"/>
             <w:tcW w:w="6379" w:type="dxa"/>
             <w:gridSpan w:val="4"/>
             <w:tcBorders>
-              <w:right w:val="single" w:color="auto" w:sz="4" w:space="0"/>
+              <w:right w:val="single" w:sz="4" w:space="0" w:color="auto"/>
             </w:tcBorders>
             <w:shd w:val="clear" w:color="auto" w:fill="FFFFFF" w:themeFill="background1"/>
-            <w:tcMar/>
           </w:tcPr>
           <w:p>
             <w:pPr>
@@ -5676,19 +5361,17 @@
         </w:tc>
         <w:tc>
           <w:tcPr>
-            <w:cnfStyle w:val="000000000000" w:firstRow="0" w:lastRow="0" w:firstColumn="0" w:lastColumn="0" w:oddVBand="0" w:evenVBand="0" w:oddHBand="0" w:evenHBand="0" w:firstRowFirstColumn="0" w:firstRowLastColumn="0" w:lastRowFirstColumn="0" w:lastRowLastColumn="0"/>
             <w:tcW w:w="2693" w:type="dxa"/>
             <w:tcBorders>
-              <w:left w:val="single" w:color="auto" w:sz="4" w:space="0"/>
+              <w:left w:val="single" w:sz="4" w:space="0" w:color="auto"/>
             </w:tcBorders>
             <w:shd w:val="clear" w:color="auto" w:fill="FFFFFF" w:themeFill="background1"/>
-            <w:tcMar/>
           </w:tcPr>
           <w:p>
             <w:pPr>
               <w:cnfStyle w:val="000000000000" w:firstRow="0" w:lastRow="0" w:firstColumn="0" w:lastColumn="0" w:oddVBand="0" w:evenVBand="0" w:oddHBand="0" w:evenHBand="0" w:firstRowFirstColumn="0" w:firstRowLastColumn="0" w:lastRowFirstColumn="0" w:lastRowLastColumn="0"/>
               <w:rPr>
-                <w:rFonts w:eastAsia="Calibri" w:asciiTheme="majorHAnsi" w:hAnsiTheme="majorHAnsi" w:cstheme="majorHAnsi"/>
+                <w:rFonts w:asciiTheme="majorHAnsi" w:eastAsia="Calibri" w:hAnsiTheme="majorHAnsi" w:cstheme="majorHAnsi"/>
                 <w:b/>
                 <w:i/>
                 <w:color w:val="000000" w:themeColor="text1"/>
@@ -5706,12 +5389,11 @@
           <w:tcPr>
             <w:cnfStyle w:val="001000000000" w:firstRow="0" w:lastRow="0" w:firstColumn="1" w:lastColumn="0" w:oddVBand="0" w:evenVBand="0" w:oddHBand="0" w:evenHBand="0" w:firstRowFirstColumn="0" w:firstRowLastColumn="0" w:lastRowFirstColumn="0" w:lastRowLastColumn="0"/>
             <w:tcW w:w="1242" w:type="dxa"/>
-            <w:tcMar/>
-          </w:tcPr>
-          <w:p>
-            <w:pPr>
-              <w:rPr>
-                <w:rFonts w:eastAsia="Calibri" w:asciiTheme="majorHAnsi" w:hAnsiTheme="majorHAnsi" w:cstheme="majorHAnsi"/>
+          </w:tcPr>
+          <w:p>
+            <w:pPr>
+              <w:rPr>
+                <w:rFonts w:asciiTheme="majorHAnsi" w:eastAsia="Calibri" w:hAnsiTheme="majorHAnsi" w:cstheme="majorHAnsi"/>
                 <w:b w:val="0"/>
                 <w:bCs/>
                 <w:color w:val="000000" w:themeColor="text1"/>
@@ -5719,7 +5401,7 @@
             </w:pPr>
             <w:r>
               <w:rPr>
-                <w:rFonts w:eastAsia="Calibri" w:asciiTheme="majorHAnsi" w:hAnsiTheme="majorHAnsi" w:cstheme="majorHAnsi"/>
+                <w:rFonts w:asciiTheme="majorHAnsi" w:eastAsia="Calibri" w:hAnsiTheme="majorHAnsi" w:cstheme="majorHAnsi"/>
                 <w:b w:val="0"/>
                 <w:bCs/>
                 <w:color w:val="000000" w:themeColor="text1"/>
@@ -5730,20 +5412,18 @@
         </w:tc>
         <w:tc>
           <w:tcPr>
-            <w:cnfStyle w:val="000000000000" w:firstRow="0" w:lastRow="0" w:firstColumn="0" w:lastColumn="0" w:oddVBand="0" w:evenVBand="0" w:oddHBand="0" w:evenHBand="0" w:firstRowFirstColumn="0" w:firstRowLastColumn="0" w:lastRowFirstColumn="0" w:lastRowLastColumn="0"/>
             <w:tcW w:w="6379" w:type="dxa"/>
             <w:gridSpan w:val="4"/>
             <w:tcBorders>
-              <w:right w:val="single" w:color="auto" w:sz="4" w:space="0"/>
+              <w:right w:val="single" w:sz="4" w:space="0" w:color="auto"/>
             </w:tcBorders>
             <w:shd w:val="clear" w:color="auto" w:fill="FFFFFF" w:themeFill="background1"/>
-            <w:tcMar/>
           </w:tcPr>
           <w:p>
             <w:pPr>
               <w:cnfStyle w:val="000000100000" w:firstRow="0" w:lastRow="0" w:firstColumn="0" w:lastColumn="0" w:oddVBand="0" w:evenVBand="0" w:oddHBand="1" w:evenHBand="0" w:firstRowFirstColumn="0" w:firstRowLastColumn="0" w:lastRowFirstColumn="0" w:lastRowLastColumn="0"/>
               <w:rPr>
-                <w:rFonts w:eastAsia="Calibri" w:asciiTheme="majorHAnsi" w:hAnsiTheme="majorHAnsi" w:cstheme="majorHAnsi"/>
+                <w:rFonts w:asciiTheme="majorHAnsi" w:eastAsia="Calibri" w:hAnsiTheme="majorHAnsi" w:cstheme="majorHAnsi"/>
                 <w:bCs/>
                 <w:color w:val="000000" w:themeColor="text1"/>
               </w:rPr>
@@ -5759,19 +5439,17 @@
         </w:tc>
         <w:tc>
           <w:tcPr>
-            <w:cnfStyle w:val="000000000000" w:firstRow="0" w:lastRow="0" w:firstColumn="0" w:lastColumn="0" w:oddVBand="0" w:evenVBand="0" w:oddHBand="0" w:evenHBand="0" w:firstRowFirstColumn="0" w:firstRowLastColumn="0" w:lastRowFirstColumn="0" w:lastRowLastColumn="0"/>
             <w:tcW w:w="2693" w:type="dxa"/>
             <w:tcBorders>
-              <w:left w:val="single" w:color="auto" w:sz="4" w:space="0"/>
+              <w:left w:val="single" w:sz="4" w:space="0" w:color="auto"/>
             </w:tcBorders>
             <w:shd w:val="clear" w:color="auto" w:fill="FFFFFF" w:themeFill="background1"/>
-            <w:tcMar/>
           </w:tcPr>
           <w:p>
             <w:pPr>
               <w:cnfStyle w:val="000000100000" w:firstRow="0" w:lastRow="0" w:firstColumn="0" w:lastColumn="0" w:oddVBand="0" w:evenVBand="0" w:oddHBand="1" w:evenHBand="0" w:firstRowFirstColumn="0" w:firstRowLastColumn="0" w:lastRowFirstColumn="0" w:lastRowLastColumn="0"/>
               <w:rPr>
-                <w:rFonts w:eastAsia="Calibri" w:asciiTheme="majorHAnsi" w:hAnsiTheme="majorHAnsi" w:cstheme="majorHAnsi"/>
+                <w:rFonts w:asciiTheme="majorHAnsi" w:eastAsia="Calibri" w:hAnsiTheme="majorHAnsi" w:cstheme="majorHAnsi"/>
                 <w:b/>
                 <w:i/>
                 <w:color w:val="000000" w:themeColor="text1"/>
@@ -5789,12 +5467,11 @@
             <w:cnfStyle w:val="001000000000" w:firstRow="0" w:lastRow="0" w:firstColumn="1" w:lastColumn="0" w:oddVBand="0" w:evenVBand="0" w:oddHBand="0" w:evenHBand="0" w:firstRowFirstColumn="0" w:firstRowLastColumn="0" w:lastRowFirstColumn="0" w:lastRowLastColumn="0"/>
             <w:tcW w:w="1242" w:type="dxa"/>
             <w:shd w:val="clear" w:color="auto" w:fill="FBE5D5"/>
-            <w:tcMar/>
-          </w:tcPr>
-          <w:p>
-            <w:pPr>
-              <w:rPr>
-                <w:rFonts w:eastAsia="Calibri" w:asciiTheme="majorHAnsi" w:hAnsiTheme="majorHAnsi" w:cstheme="majorHAnsi"/>
+          </w:tcPr>
+          <w:p>
+            <w:pPr>
+              <w:rPr>
+                <w:rFonts w:asciiTheme="majorHAnsi" w:eastAsia="Calibri" w:hAnsiTheme="majorHAnsi" w:cstheme="majorHAnsi"/>
                 <w:b w:val="0"/>
                 <w:bCs/>
                 <w:color w:val="000000" w:themeColor="text1"/>
@@ -5802,7 +5479,7 @@
             </w:pPr>
             <w:r>
               <w:rPr>
-                <w:rFonts w:eastAsia="Calibri" w:asciiTheme="majorHAnsi" w:hAnsiTheme="majorHAnsi" w:cstheme="majorHAnsi"/>
+                <w:rFonts w:asciiTheme="majorHAnsi" w:eastAsia="Calibri" w:hAnsiTheme="majorHAnsi" w:cstheme="majorHAnsi"/>
                 <w:b w:val="0"/>
                 <w:bCs/>
                 <w:color w:val="000000" w:themeColor="text1"/>
@@ -5813,14 +5490,12 @@
         </w:tc>
         <w:tc>
           <w:tcPr>
-            <w:cnfStyle w:val="000000000000" w:firstRow="0" w:lastRow="0" w:firstColumn="0" w:lastColumn="0" w:oddVBand="0" w:evenVBand="0" w:oddHBand="0" w:evenHBand="0" w:firstRowFirstColumn="0" w:firstRowLastColumn="0" w:lastRowFirstColumn="0" w:lastRowLastColumn="0"/>
             <w:tcW w:w="6379" w:type="dxa"/>
             <w:gridSpan w:val="4"/>
             <w:tcBorders>
-              <w:right w:val="single" w:color="auto" w:sz="4" w:space="0"/>
+              <w:right w:val="single" w:sz="4" w:space="0" w:color="auto"/>
             </w:tcBorders>
             <w:shd w:val="clear" w:color="auto" w:fill="FFFFFF" w:themeFill="background1"/>
-            <w:tcMar/>
           </w:tcPr>
           <w:p>
             <w:pPr>
@@ -5849,20 +5524,18 @@
         </w:tc>
         <w:tc>
           <w:tcPr>
-            <w:cnfStyle w:val="000000000000" w:firstRow="0" w:lastRow="0" w:firstColumn="0" w:lastColumn="0" w:oddVBand="0" w:evenVBand="0" w:oddHBand="0" w:evenHBand="0" w:firstRowFirstColumn="0" w:firstRowLastColumn="0" w:lastRowFirstColumn="0" w:lastRowLastColumn="0"/>
             <w:tcW w:w="2693" w:type="dxa"/>
             <w:tcBorders>
-              <w:left w:val="single" w:color="auto" w:sz="4" w:space="0"/>
+              <w:left w:val="single" w:sz="4" w:space="0" w:color="auto"/>
             </w:tcBorders>
             <w:shd w:val="clear" w:color="auto" w:fill="FFFFFF" w:themeFill="background1"/>
-            <w:tcMar/>
           </w:tcPr>
           <w:p>
             <w:pPr>
               <w:jc w:val="center"/>
               <w:cnfStyle w:val="000000000000" w:firstRow="0" w:lastRow="0" w:firstColumn="0" w:lastColumn="0" w:oddVBand="0" w:evenVBand="0" w:oddHBand="0" w:evenHBand="0" w:firstRowFirstColumn="0" w:firstRowLastColumn="0" w:lastRowFirstColumn="0" w:lastRowLastColumn="0"/>
               <w:rPr>
-                <w:rFonts w:eastAsia="Calibri" w:asciiTheme="majorHAnsi" w:hAnsiTheme="majorHAnsi" w:cstheme="majorHAnsi"/>
+                <w:rFonts w:asciiTheme="majorHAnsi" w:eastAsia="Calibri" w:hAnsiTheme="majorHAnsi" w:cstheme="majorHAnsi"/>
                 <w:b/>
                 <w:iCs/>
                 <w:color w:val="000000" w:themeColor="text1"/>
@@ -5880,12 +5553,11 @@
           <w:tcPr>
             <w:cnfStyle w:val="001000000000" w:firstRow="0" w:lastRow="0" w:firstColumn="1" w:lastColumn="0" w:oddVBand="0" w:evenVBand="0" w:oddHBand="0" w:evenHBand="0" w:firstRowFirstColumn="0" w:firstRowLastColumn="0" w:lastRowFirstColumn="0" w:lastRowLastColumn="0"/>
             <w:tcW w:w="1242" w:type="dxa"/>
-            <w:tcMar/>
-          </w:tcPr>
-          <w:p>
-            <w:pPr>
-              <w:rPr>
-                <w:rFonts w:eastAsia="Calibri" w:asciiTheme="majorHAnsi" w:hAnsiTheme="majorHAnsi" w:cstheme="majorHAnsi"/>
+          </w:tcPr>
+          <w:p>
+            <w:pPr>
+              <w:rPr>
+                <w:rFonts w:asciiTheme="majorHAnsi" w:eastAsia="Calibri" w:hAnsiTheme="majorHAnsi" w:cstheme="majorHAnsi"/>
                 <w:b w:val="0"/>
                 <w:bCs/>
                 <w:color w:val="000000" w:themeColor="text1"/>
@@ -5893,7 +5565,7 @@
             </w:pPr>
             <w:r>
               <w:rPr>
-                <w:rFonts w:eastAsia="Calibri" w:asciiTheme="majorHAnsi" w:hAnsiTheme="majorHAnsi" w:cstheme="majorHAnsi"/>
+                <w:rFonts w:asciiTheme="majorHAnsi" w:eastAsia="Calibri" w:hAnsiTheme="majorHAnsi" w:cstheme="majorHAnsi"/>
                 <w:b w:val="0"/>
                 <w:bCs/>
                 <w:color w:val="000000" w:themeColor="text1"/>
@@ -5904,20 +5576,18 @@
         </w:tc>
         <w:tc>
           <w:tcPr>
-            <w:cnfStyle w:val="000000000000" w:firstRow="0" w:lastRow="0" w:firstColumn="0" w:lastColumn="0" w:oddVBand="0" w:evenVBand="0" w:oddHBand="0" w:evenHBand="0" w:firstRowFirstColumn="0" w:firstRowLastColumn="0" w:lastRowFirstColumn="0" w:lastRowLastColumn="0"/>
             <w:tcW w:w="6379" w:type="dxa"/>
             <w:gridSpan w:val="4"/>
             <w:tcBorders>
-              <w:right w:val="single" w:color="auto" w:sz="4" w:space="0"/>
+              <w:right w:val="single" w:sz="4" w:space="0" w:color="auto"/>
             </w:tcBorders>
             <w:shd w:val="clear" w:color="auto" w:fill="FFFFFF" w:themeFill="background1"/>
-            <w:tcMar/>
           </w:tcPr>
           <w:p>
             <w:pPr>
               <w:cnfStyle w:val="000000100000" w:firstRow="0" w:lastRow="0" w:firstColumn="0" w:lastColumn="0" w:oddVBand="0" w:evenVBand="0" w:oddHBand="1" w:evenHBand="0" w:firstRowFirstColumn="0" w:firstRowLastColumn="0" w:lastRowFirstColumn="0" w:lastRowLastColumn="0"/>
               <w:rPr>
-                <w:rFonts w:eastAsia="Calibri" w:asciiTheme="majorHAnsi" w:hAnsiTheme="majorHAnsi" w:cstheme="majorHAnsi"/>
+                <w:rFonts w:asciiTheme="majorHAnsi" w:eastAsia="Calibri" w:hAnsiTheme="majorHAnsi" w:cstheme="majorHAnsi"/>
                 <w:b/>
                 <w:iCs/>
                 <w:color w:val="000000" w:themeColor="text1"/>
@@ -5934,20 +5604,18 @@
         </w:tc>
         <w:tc>
           <w:tcPr>
-            <w:cnfStyle w:val="000000000000" w:firstRow="0" w:lastRow="0" w:firstColumn="0" w:lastColumn="0" w:oddVBand="0" w:evenVBand="0" w:oddHBand="0" w:evenHBand="0" w:firstRowFirstColumn="0" w:firstRowLastColumn="0" w:lastRowFirstColumn="0" w:lastRowLastColumn="0"/>
             <w:tcW w:w="2693" w:type="dxa"/>
             <w:tcBorders>
-              <w:left w:val="single" w:color="auto" w:sz="4" w:space="0"/>
+              <w:left w:val="single" w:sz="4" w:space="0" w:color="auto"/>
             </w:tcBorders>
             <w:shd w:val="clear" w:color="auto" w:fill="FFFFFF" w:themeFill="background1"/>
-            <w:tcMar/>
           </w:tcPr>
           <w:p>
             <w:pPr>
               <w:jc w:val="center"/>
               <w:cnfStyle w:val="000000100000" w:firstRow="0" w:lastRow="0" w:firstColumn="0" w:lastColumn="0" w:oddVBand="0" w:evenVBand="0" w:oddHBand="1" w:evenHBand="0" w:firstRowFirstColumn="0" w:firstRowLastColumn="0" w:lastRowFirstColumn="0" w:lastRowLastColumn="0"/>
               <w:rPr>
-                <w:rFonts w:eastAsia="Calibri" w:asciiTheme="majorHAnsi" w:hAnsiTheme="majorHAnsi" w:cstheme="majorHAnsi"/>
+                <w:rFonts w:asciiTheme="majorHAnsi" w:eastAsia="Calibri" w:hAnsiTheme="majorHAnsi" w:cstheme="majorHAnsi"/>
                 <w:b/>
                 <w:iCs/>
                 <w:color w:val="000000" w:themeColor="text1"/>
@@ -5955,7 +5623,7 @@
             </w:pPr>
             <w:r>
               <w:rPr>
-                <w:rFonts w:eastAsia="Calibri" w:asciiTheme="majorHAnsi" w:hAnsiTheme="majorHAnsi" w:cstheme="majorHAnsi"/>
+                <w:rFonts w:asciiTheme="majorHAnsi" w:eastAsia="Calibri" w:hAnsiTheme="majorHAnsi" w:cstheme="majorHAnsi"/>
                 <w:b/>
                 <w:iCs/>
                 <w:color w:val="000000" w:themeColor="text1"/>
@@ -5975,12 +5643,11 @@
             <w:tcW w:w="1951" w:type="dxa"/>
             <w:gridSpan w:val="4"/>
             <w:shd w:val="clear" w:color="auto" w:fill="FBE5D5"/>
-            <w:tcMar/>
-          </w:tcPr>
-          <w:p>
-            <w:pPr>
-              <w:rPr>
-                <w:rFonts w:eastAsia="Calibri" w:asciiTheme="majorHAnsi" w:hAnsiTheme="majorHAnsi" w:cstheme="majorHAnsi"/>
+          </w:tcPr>
+          <w:p>
+            <w:pPr>
+              <w:rPr>
+                <w:rFonts w:asciiTheme="majorHAnsi" w:eastAsia="Calibri" w:hAnsiTheme="majorHAnsi" w:cstheme="majorHAnsi"/>
                 <w:b w:val="0"/>
                 <w:bCs/>
                 <w:color w:val="000000" w:themeColor="text1"/>
@@ -5988,7 +5655,7 @@
             </w:pPr>
             <w:r>
               <w:rPr>
-                <w:rFonts w:eastAsia="Calibri" w:asciiTheme="majorHAnsi" w:hAnsiTheme="majorHAnsi" w:cstheme="majorHAnsi"/>
+                <w:rFonts w:asciiTheme="majorHAnsi" w:eastAsia="Calibri" w:hAnsiTheme="majorHAnsi" w:cstheme="majorHAnsi"/>
                 <w:b w:val="0"/>
                 <w:bCs/>
                 <w:color w:val="000000" w:themeColor="text1"/>
@@ -5999,17 +5666,15 @@
         </w:tc>
         <w:tc>
           <w:tcPr>
-            <w:cnfStyle w:val="000000000000" w:firstRow="0" w:lastRow="0" w:firstColumn="0" w:lastColumn="0" w:oddVBand="0" w:evenVBand="0" w:oddHBand="0" w:evenHBand="0" w:firstRowFirstColumn="0" w:firstRowLastColumn="0" w:lastRowFirstColumn="0" w:lastRowLastColumn="0"/>
             <w:tcW w:w="8363" w:type="dxa"/>
             <w:gridSpan w:val="2"/>
             <w:shd w:val="clear" w:color="auto" w:fill="FFFFFF" w:themeFill="background1"/>
-            <w:tcMar/>
           </w:tcPr>
           <w:p>
             <w:pPr>
               <w:cnfStyle w:val="000000000000" w:firstRow="0" w:lastRow="0" w:firstColumn="0" w:lastColumn="0" w:oddVBand="0" w:evenVBand="0" w:oddHBand="0" w:evenHBand="0" w:firstRowFirstColumn="0" w:firstRowLastColumn="0" w:lastRowFirstColumn="0" w:lastRowLastColumn="0"/>
               <w:rPr>
-                <w:rFonts w:eastAsia="Calibri" w:asciiTheme="majorHAnsi" w:hAnsiTheme="majorHAnsi" w:cstheme="majorHAnsi"/>
+                <w:rFonts w:asciiTheme="majorHAnsi" w:eastAsia="Calibri" w:hAnsiTheme="majorHAnsi" w:cstheme="majorHAnsi"/>
                 <w:b/>
                 <w:i/>
                 <w:color w:val="000000" w:themeColor="text1"/>
@@ -6017,7 +5682,7 @@
             </w:pPr>
             <w:r>
               <w:rPr>
-                <w:rFonts w:eastAsia="Calibri" w:asciiTheme="majorHAnsi" w:hAnsiTheme="majorHAnsi" w:cstheme="majorHAnsi"/>
+                <w:rFonts w:asciiTheme="majorHAnsi" w:eastAsia="Calibri" w:hAnsiTheme="majorHAnsi" w:cstheme="majorHAnsi"/>
                 <w:bCs/>
                 <w:iCs/>
                 <w:color w:val="000000" w:themeColor="text1"/>
@@ -6051,12 +5716,11 @@
             <w:cnfStyle w:val="001000000000" w:firstRow="0" w:lastRow="0" w:firstColumn="1" w:lastColumn="0" w:oddVBand="0" w:evenVBand="0" w:oddHBand="0" w:evenHBand="0" w:firstRowFirstColumn="0" w:firstRowLastColumn="0" w:lastRowFirstColumn="0" w:lastRowLastColumn="0"/>
             <w:tcW w:w="1951" w:type="dxa"/>
             <w:gridSpan w:val="4"/>
-            <w:tcMar/>
-          </w:tcPr>
-          <w:p>
-            <w:pPr>
-              <w:rPr>
-                <w:rFonts w:eastAsia="Calibri" w:asciiTheme="majorHAnsi" w:hAnsiTheme="majorHAnsi" w:cstheme="majorHAnsi"/>
+          </w:tcPr>
+          <w:p>
+            <w:pPr>
+              <w:rPr>
+                <w:rFonts w:asciiTheme="majorHAnsi" w:eastAsia="Calibri" w:hAnsiTheme="majorHAnsi" w:cstheme="majorHAnsi"/>
                 <w:b w:val="0"/>
                 <w:bCs/>
                 <w:color w:val="000000" w:themeColor="text1"/>
@@ -6064,7 +5728,7 @@
             </w:pPr>
             <w:r>
               <w:rPr>
-                <w:rFonts w:eastAsia="Calibri" w:asciiTheme="majorHAnsi" w:hAnsiTheme="majorHAnsi" w:cstheme="majorHAnsi"/>
+                <w:rFonts w:asciiTheme="majorHAnsi" w:eastAsia="Calibri" w:hAnsiTheme="majorHAnsi" w:cstheme="majorHAnsi"/>
                 <w:b w:val="0"/>
                 <w:bCs/>
                 <w:color w:val="000000" w:themeColor="text1"/>
@@ -6075,17 +5739,15 @@
         </w:tc>
         <w:tc>
           <w:tcPr>
-            <w:cnfStyle w:val="000000000000" w:firstRow="0" w:lastRow="0" w:firstColumn="0" w:lastColumn="0" w:oddVBand="0" w:evenVBand="0" w:oddHBand="0" w:evenHBand="0" w:firstRowFirstColumn="0" w:firstRowLastColumn="0" w:lastRowFirstColumn="0" w:lastRowLastColumn="0"/>
             <w:tcW w:w="8363" w:type="dxa"/>
             <w:gridSpan w:val="2"/>
             <w:shd w:val="clear" w:color="auto" w:fill="FFFFFF" w:themeFill="background1"/>
-            <w:tcMar/>
           </w:tcPr>
           <w:p>
             <w:pPr>
               <w:cnfStyle w:val="000000100000" w:firstRow="0" w:lastRow="0" w:firstColumn="0" w:lastColumn="0" w:oddVBand="0" w:evenVBand="0" w:oddHBand="1" w:evenHBand="0" w:firstRowFirstColumn="0" w:firstRowLastColumn="0" w:lastRowFirstColumn="0" w:lastRowLastColumn="0"/>
               <w:rPr>
-                <w:rFonts w:eastAsia="Calibri" w:asciiTheme="majorHAnsi" w:hAnsiTheme="majorHAnsi" w:cstheme="majorHAnsi"/>
+                <w:rFonts w:asciiTheme="majorHAnsi" w:eastAsia="Calibri" w:hAnsiTheme="majorHAnsi" w:cstheme="majorHAnsi"/>
                 <w:b/>
                 <w:i/>
                 <w:color w:val="000000" w:themeColor="text1"/>
@@ -6093,7 +5755,7 @@
             </w:pPr>
             <w:r>
               <w:rPr>
-                <w:rFonts w:eastAsia="Calibri" w:asciiTheme="majorHAnsi" w:hAnsiTheme="majorHAnsi" w:cstheme="majorHAnsi"/>
+                <w:rFonts w:asciiTheme="majorHAnsi" w:eastAsia="Calibri" w:hAnsiTheme="majorHAnsi" w:cstheme="majorHAnsi"/>
                 <w:bCs/>
                 <w:iCs/>
                 <w:color w:val="000000" w:themeColor="text1"/>
@@ -6109,12 +5771,12 @@
         <w:tblW w:w="10314" w:type="dxa"/>
         <w:tblInd w:w="-680" w:type="dxa"/>
         <w:tblBorders>
-          <w:top w:val="single" w:color="F4B083" w:sz="4" w:space="0"/>
-          <w:left w:val="single" w:color="F4B083" w:sz="4" w:space="0"/>
-          <w:bottom w:val="single" w:color="F4B083" w:sz="4" w:space="0"/>
-          <w:right w:val="single" w:color="F4B083" w:sz="4" w:space="0"/>
-          <w:insideH w:val="single" w:color="F4B083" w:sz="4" w:space="0"/>
-          <w:insideV w:val="single" w:color="F4B083" w:sz="4" w:space="0"/>
+          <w:top w:val="single" w:sz="4" w:space="0" w:color="F4B083"/>
+          <w:left w:val="single" w:sz="4" w:space="0" w:color="F4B083"/>
+          <w:bottom w:val="single" w:sz="4" w:space="0" w:color="F4B083"/>
+          <w:right w:val="single" w:sz="4" w:space="0" w:color="F4B083"/>
+          <w:insideH w:val="single" w:sz="4" w:space="0" w:color="F4B083"/>
+          <w:insideV w:val="single" w:sz="4" w:space="0" w:color="F4B083"/>
         </w:tblBorders>
         <w:tblLayout w:type="fixed"/>
         <w:tblLook w:val="04A0" w:firstRow="1" w:lastRow="0" w:firstColumn="1" w:lastColumn="0" w:noHBand="0" w:noVBand="1"/>
@@ -6139,19 +5801,20 @@
           <w:p>
             <w:pPr>
               <w:rPr>
-                <w:rFonts w:eastAsia="Calibri" w:asciiTheme="majorHAnsi" w:hAnsiTheme="majorHAnsi" w:cstheme="majorHAnsi"/>
-                <w:b/>
-                <w:bCs/>
-                <w:color w:val="000000" w:themeColor="text1"/>
-              </w:rPr>
-            </w:pPr>
-            <w:r>
-              <w:rPr>
-                <w:rFonts w:eastAsia="Calibri" w:asciiTheme="majorHAnsi" w:hAnsiTheme="majorHAnsi" w:cstheme="majorHAnsi"/>
-                <w:b/>
-                <w:bCs/>
-                <w:color w:val="000000" w:themeColor="text1"/>
-              </w:rPr>
+                <w:rFonts w:asciiTheme="majorHAnsi" w:eastAsia="Calibri" w:hAnsiTheme="majorHAnsi" w:cstheme="majorHAnsi"/>
+                <w:b/>
+                <w:bCs/>
+                <w:color w:val="000000" w:themeColor="text1"/>
+              </w:rPr>
+            </w:pPr>
+            <w:r>
+              <w:rPr>
+                <w:rFonts w:asciiTheme="majorHAnsi" w:eastAsia="Calibri" w:hAnsiTheme="majorHAnsi" w:cstheme="majorHAnsi"/>
+                <w:b/>
+                <w:bCs/>
+                <w:color w:val="000000" w:themeColor="text1"/>
+              </w:rPr>
+              <w:lastRenderedPageBreak/>
               <w:t>Pregunta 11</w:t>
             </w:r>
           </w:p>
@@ -6168,7 +5831,7 @@
               <w:contextualSpacing/>
               <w:jc w:val="both"/>
               <w:rPr>
-                <w:rFonts w:eastAsia="Arial" w:asciiTheme="majorHAnsi" w:hAnsiTheme="majorHAnsi" w:cstheme="majorHAnsi"/>
+                <w:rFonts w:asciiTheme="majorHAnsi" w:eastAsia="Arial" w:hAnsiTheme="majorHAnsi" w:cstheme="majorHAnsi"/>
                 <w:color w:val="000000" w:themeColor="text1"/>
                 <w:sz w:val="22"/>
                 <w:szCs w:val="22"/>
@@ -6177,7 +5840,7 @@
             </w:pPr>
             <w:r>
               <w:rPr>
-                <w:rFonts w:eastAsia="Arial" w:asciiTheme="majorHAnsi" w:hAnsiTheme="majorHAnsi" w:cstheme="majorHAnsi"/>
+                <w:rFonts w:asciiTheme="majorHAnsi" w:eastAsia="Arial" w:hAnsiTheme="majorHAnsi" w:cstheme="majorHAnsi"/>
                 <w:color w:val="000000" w:themeColor="text1"/>
                 <w:sz w:val="22"/>
                 <w:szCs w:val="22"/>
@@ -6216,15 +5879,15 @@
           <w:p>
             <w:pPr>
               <w:rPr>
-                <w:rFonts w:eastAsia="Calibri" w:asciiTheme="majorHAnsi" w:hAnsiTheme="majorHAnsi" w:cstheme="majorHAnsi"/>
-                <w:b/>
-                <w:bCs/>
-                <w:color w:val="000000" w:themeColor="text1"/>
-              </w:rPr>
-            </w:pPr>
-            <w:r>
-              <w:rPr>
-                <w:rFonts w:eastAsia="Calibri" w:asciiTheme="majorHAnsi" w:hAnsiTheme="majorHAnsi" w:cstheme="majorHAnsi"/>
+                <w:rFonts w:asciiTheme="majorHAnsi" w:eastAsia="Calibri" w:hAnsiTheme="majorHAnsi" w:cstheme="majorHAnsi"/>
+                <w:b/>
+                <w:bCs/>
+                <w:color w:val="000000" w:themeColor="text1"/>
+              </w:rPr>
+            </w:pPr>
+            <w:r>
+              <w:rPr>
+                <w:rFonts w:asciiTheme="majorHAnsi" w:eastAsia="Calibri" w:hAnsiTheme="majorHAnsi" w:cstheme="majorHAnsi"/>
                 <w:bCs/>
                 <w:color w:val="000000" w:themeColor="text1"/>
               </w:rPr>
@@ -6245,7 +5908,7 @@
               <w:contextualSpacing/>
               <w:jc w:val="both"/>
               <w:rPr>
-                <w:rFonts w:eastAsia="Arial" w:asciiTheme="majorHAnsi" w:hAnsiTheme="majorHAnsi" w:cstheme="majorHAnsi"/>
+                <w:rFonts w:asciiTheme="majorHAnsi" w:eastAsia="Arial" w:hAnsiTheme="majorHAnsi" w:cstheme="majorHAnsi"/>
                 <w:color w:val="000000" w:themeColor="text1"/>
                 <w:sz w:val="22"/>
                 <w:szCs w:val="22"/>
@@ -6254,7 +5917,7 @@
             </w:pPr>
             <w:r>
               <w:rPr>
-                <w:rFonts w:eastAsia="Arial" w:asciiTheme="majorHAnsi" w:hAnsiTheme="majorHAnsi" w:cstheme="majorHAnsi"/>
+                <w:rFonts w:asciiTheme="majorHAnsi" w:eastAsia="Arial" w:hAnsiTheme="majorHAnsi" w:cstheme="majorHAnsi"/>
                 <w:color w:val="000000" w:themeColor="text1"/>
                 <w:sz w:val="22"/>
                 <w:szCs w:val="22"/>
@@ -6273,7 +5936,7 @@
             <w:pPr>
               <w:widowControl w:val="0"/>
               <w:rPr>
-                <w:rFonts w:eastAsia="Calibri" w:asciiTheme="majorHAnsi" w:hAnsiTheme="majorHAnsi" w:cstheme="majorHAnsi"/>
+                <w:rFonts w:asciiTheme="majorHAnsi" w:eastAsia="Calibri" w:hAnsiTheme="majorHAnsi" w:cstheme="majorHAnsi"/>
                 <w:bCs/>
                 <w:color w:val="000000" w:themeColor="text1"/>
               </w:rPr>
@@ -6294,15 +5957,15 @@
           <w:p>
             <w:pPr>
               <w:rPr>
-                <w:rFonts w:eastAsia="Calibri" w:asciiTheme="majorHAnsi" w:hAnsiTheme="majorHAnsi" w:cstheme="majorHAnsi"/>
-                <w:b/>
-                <w:bCs/>
-                <w:color w:val="000000" w:themeColor="text1"/>
-              </w:rPr>
-            </w:pPr>
-            <w:r>
-              <w:rPr>
-                <w:rFonts w:eastAsia="Calibri" w:asciiTheme="majorHAnsi" w:hAnsiTheme="majorHAnsi" w:cstheme="majorHAnsi"/>
+                <w:rFonts w:asciiTheme="majorHAnsi" w:eastAsia="Calibri" w:hAnsiTheme="majorHAnsi" w:cstheme="majorHAnsi"/>
+                <w:b/>
+                <w:bCs/>
+                <w:color w:val="000000" w:themeColor="text1"/>
+              </w:rPr>
+            </w:pPr>
+            <w:r>
+              <w:rPr>
+                <w:rFonts w:asciiTheme="majorHAnsi" w:eastAsia="Calibri" w:hAnsiTheme="majorHAnsi" w:cstheme="majorHAnsi"/>
                 <w:bCs/>
                 <w:color w:val="000000" w:themeColor="text1"/>
               </w:rPr>
@@ -6323,7 +5986,7 @@
               <w:contextualSpacing/>
               <w:jc w:val="both"/>
               <w:rPr>
-                <w:rFonts w:eastAsia="Arial" w:asciiTheme="majorHAnsi" w:hAnsiTheme="majorHAnsi" w:cstheme="majorHAnsi"/>
+                <w:rFonts w:asciiTheme="majorHAnsi" w:eastAsia="Arial" w:hAnsiTheme="majorHAnsi" w:cstheme="majorHAnsi"/>
                 <w:color w:val="000000" w:themeColor="text1"/>
                 <w:sz w:val="22"/>
                 <w:szCs w:val="22"/>
@@ -6332,7 +5995,7 @@
             </w:pPr>
             <w:r>
               <w:rPr>
-                <w:rFonts w:eastAsia="Arial" w:asciiTheme="majorHAnsi" w:hAnsiTheme="majorHAnsi" w:cstheme="majorHAnsi"/>
+                <w:rFonts w:asciiTheme="majorHAnsi" w:eastAsia="Arial" w:hAnsiTheme="majorHAnsi" w:cstheme="majorHAnsi"/>
                 <w:color w:val="000000" w:themeColor="text1"/>
                 <w:sz w:val="22"/>
                 <w:szCs w:val="22"/>
@@ -6352,14 +6015,14 @@
               <w:widowControl w:val="0"/>
               <w:jc w:val="center"/>
               <w:rPr>
-                <w:rFonts w:eastAsia="Calibri" w:asciiTheme="majorHAnsi" w:hAnsiTheme="majorHAnsi" w:cstheme="majorHAnsi"/>
-                <w:b/>
-                <w:color w:val="000000" w:themeColor="text1"/>
-              </w:rPr>
-            </w:pPr>
-            <w:r>
-              <w:rPr>
-                <w:rFonts w:eastAsia="Calibri" w:asciiTheme="majorHAnsi" w:hAnsiTheme="majorHAnsi" w:cstheme="majorHAnsi"/>
+                <w:rFonts w:asciiTheme="majorHAnsi" w:eastAsia="Calibri" w:hAnsiTheme="majorHAnsi" w:cstheme="majorHAnsi"/>
+                <w:b/>
+                <w:color w:val="000000" w:themeColor="text1"/>
+              </w:rPr>
+            </w:pPr>
+            <w:r>
+              <w:rPr>
+                <w:rFonts w:asciiTheme="majorHAnsi" w:eastAsia="Calibri" w:hAnsiTheme="majorHAnsi" w:cstheme="majorHAnsi"/>
                 <w:b/>
                 <w:color w:val="000000" w:themeColor="text1"/>
               </w:rPr>
@@ -6381,15 +6044,15 @@
           <w:p>
             <w:pPr>
               <w:rPr>
-                <w:rFonts w:eastAsia="Calibri" w:asciiTheme="majorHAnsi" w:hAnsiTheme="majorHAnsi" w:cstheme="majorHAnsi"/>
-                <w:b/>
-                <w:bCs/>
-                <w:color w:val="000000" w:themeColor="text1"/>
-              </w:rPr>
-            </w:pPr>
-            <w:r>
-              <w:rPr>
-                <w:rFonts w:eastAsia="Calibri" w:asciiTheme="majorHAnsi" w:hAnsiTheme="majorHAnsi" w:cstheme="majorHAnsi"/>
+                <w:rFonts w:asciiTheme="majorHAnsi" w:eastAsia="Calibri" w:hAnsiTheme="majorHAnsi" w:cstheme="majorHAnsi"/>
+                <w:b/>
+                <w:bCs/>
+                <w:color w:val="000000" w:themeColor="text1"/>
+              </w:rPr>
+            </w:pPr>
+            <w:r>
+              <w:rPr>
+                <w:rFonts w:asciiTheme="majorHAnsi" w:eastAsia="Calibri" w:hAnsiTheme="majorHAnsi" w:cstheme="majorHAnsi"/>
                 <w:bCs/>
                 <w:color w:val="000000" w:themeColor="text1"/>
               </w:rPr>
@@ -6410,7 +6073,7 @@
               <w:contextualSpacing/>
               <w:jc w:val="both"/>
               <w:rPr>
-                <w:rFonts w:eastAsia="Arial" w:asciiTheme="majorHAnsi" w:hAnsiTheme="majorHAnsi" w:cstheme="majorHAnsi"/>
+                <w:rFonts w:asciiTheme="majorHAnsi" w:eastAsia="Arial" w:hAnsiTheme="majorHAnsi" w:cstheme="majorHAnsi"/>
                 <w:color w:val="000000" w:themeColor="text1"/>
                 <w:sz w:val="22"/>
                 <w:szCs w:val="22"/>
@@ -6419,7 +6082,7 @@
             </w:pPr>
             <w:r>
               <w:rPr>
-                <w:rFonts w:eastAsia="Arial" w:asciiTheme="majorHAnsi" w:hAnsiTheme="majorHAnsi" w:cstheme="majorHAnsi"/>
+                <w:rFonts w:asciiTheme="majorHAnsi" w:eastAsia="Arial" w:hAnsiTheme="majorHAnsi" w:cstheme="majorHAnsi"/>
                 <w:color w:val="000000" w:themeColor="text1"/>
                 <w:sz w:val="22"/>
                 <w:szCs w:val="22"/>
@@ -6439,7 +6102,7 @@
               <w:widowControl w:val="0"/>
               <w:jc w:val="center"/>
               <w:rPr>
-                <w:rFonts w:eastAsia="Calibri" w:asciiTheme="majorHAnsi" w:hAnsiTheme="majorHAnsi" w:cstheme="majorHAnsi"/>
+                <w:rFonts w:asciiTheme="majorHAnsi" w:eastAsia="Calibri" w:hAnsiTheme="majorHAnsi" w:cstheme="majorHAnsi"/>
                 <w:b/>
                 <w:color w:val="000000" w:themeColor="text1"/>
               </w:rPr>
@@ -6460,15 +6123,15 @@
           <w:p>
             <w:pPr>
               <w:rPr>
-                <w:rFonts w:eastAsia="Calibri" w:asciiTheme="majorHAnsi" w:hAnsiTheme="majorHAnsi" w:cstheme="majorHAnsi"/>
-                <w:b/>
-                <w:bCs/>
-                <w:color w:val="000000" w:themeColor="text1"/>
-              </w:rPr>
-            </w:pPr>
-            <w:r>
-              <w:rPr>
-                <w:rFonts w:eastAsia="Calibri" w:asciiTheme="majorHAnsi" w:hAnsiTheme="majorHAnsi" w:cstheme="majorHAnsi"/>
+                <w:rFonts w:asciiTheme="majorHAnsi" w:eastAsia="Calibri" w:hAnsiTheme="majorHAnsi" w:cstheme="majorHAnsi"/>
+                <w:b/>
+                <w:bCs/>
+                <w:color w:val="000000" w:themeColor="text1"/>
+              </w:rPr>
+            </w:pPr>
+            <w:r>
+              <w:rPr>
+                <w:rFonts w:asciiTheme="majorHAnsi" w:eastAsia="Calibri" w:hAnsiTheme="majorHAnsi" w:cstheme="majorHAnsi"/>
                 <w:bCs/>
                 <w:color w:val="000000" w:themeColor="text1"/>
               </w:rPr>
@@ -6489,7 +6152,7 @@
               <w:contextualSpacing/>
               <w:jc w:val="both"/>
               <w:rPr>
-                <w:rFonts w:eastAsia="Arial" w:asciiTheme="majorHAnsi" w:hAnsiTheme="majorHAnsi" w:cstheme="majorHAnsi"/>
+                <w:rFonts w:asciiTheme="majorHAnsi" w:eastAsia="Arial" w:hAnsiTheme="majorHAnsi" w:cstheme="majorHAnsi"/>
                 <w:color w:val="000000" w:themeColor="text1"/>
                 <w:sz w:val="22"/>
                 <w:szCs w:val="22"/>
@@ -6498,7 +6161,7 @@
             </w:pPr>
             <w:r>
               <w:rPr>
-                <w:rFonts w:eastAsia="Arial" w:asciiTheme="majorHAnsi" w:hAnsiTheme="majorHAnsi" w:cstheme="majorHAnsi"/>
+                <w:rFonts w:asciiTheme="majorHAnsi" w:eastAsia="Arial" w:hAnsiTheme="majorHAnsi" w:cstheme="majorHAnsi"/>
                 <w:color w:val="000000" w:themeColor="text1"/>
                 <w:sz w:val="22"/>
                 <w:szCs w:val="22"/>
@@ -6518,7 +6181,7 @@
               <w:widowControl w:val="0"/>
               <w:jc w:val="center"/>
               <w:rPr>
-                <w:rFonts w:eastAsia="Calibri" w:asciiTheme="majorHAnsi" w:hAnsiTheme="majorHAnsi" w:cstheme="majorHAnsi"/>
+                <w:rFonts w:asciiTheme="majorHAnsi" w:eastAsia="Calibri" w:hAnsiTheme="majorHAnsi" w:cstheme="majorHAnsi"/>
                 <w:b/>
                 <w:color w:val="000000" w:themeColor="text1"/>
               </w:rPr>
@@ -6539,15 +6202,15 @@
           <w:p>
             <w:pPr>
               <w:rPr>
-                <w:rFonts w:eastAsia="Calibri" w:asciiTheme="majorHAnsi" w:hAnsiTheme="majorHAnsi" w:cstheme="majorHAnsi"/>
-                <w:b/>
-                <w:bCs/>
-                <w:color w:val="000000" w:themeColor="text1"/>
-              </w:rPr>
-            </w:pPr>
-            <w:r>
-              <w:rPr>
-                <w:rFonts w:eastAsia="Calibri" w:asciiTheme="majorHAnsi" w:hAnsiTheme="majorHAnsi" w:cstheme="majorHAnsi"/>
+                <w:rFonts w:asciiTheme="majorHAnsi" w:eastAsia="Calibri" w:hAnsiTheme="majorHAnsi" w:cstheme="majorHAnsi"/>
+                <w:b/>
+                <w:bCs/>
+                <w:color w:val="000000" w:themeColor="text1"/>
+              </w:rPr>
+            </w:pPr>
+            <w:r>
+              <w:rPr>
+                <w:rFonts w:asciiTheme="majorHAnsi" w:eastAsia="Calibri" w:hAnsiTheme="majorHAnsi" w:cstheme="majorHAnsi"/>
                 <w:bCs/>
                 <w:color w:val="000000" w:themeColor="text1"/>
               </w:rPr>
@@ -6564,14 +6227,14 @@
           <w:p>
             <w:pPr>
               <w:rPr>
-                <w:rFonts w:eastAsia="Calibri" w:asciiTheme="majorHAnsi" w:hAnsiTheme="majorHAnsi" w:cstheme="majorHAnsi"/>
-                <w:bCs/>
-                <w:color w:val="000000" w:themeColor="text1"/>
-              </w:rPr>
-            </w:pPr>
-            <w:r>
-              <w:rPr>
-                <w:rFonts w:eastAsia="Calibri" w:asciiTheme="majorHAnsi" w:hAnsiTheme="majorHAnsi" w:cstheme="majorHAnsi"/>
+                <w:rFonts w:asciiTheme="majorHAnsi" w:eastAsia="Calibri" w:hAnsiTheme="majorHAnsi" w:cstheme="majorHAnsi"/>
+                <w:bCs/>
+                <w:color w:val="000000" w:themeColor="text1"/>
+              </w:rPr>
+            </w:pPr>
+            <w:r>
+              <w:rPr>
+                <w:rFonts w:asciiTheme="majorHAnsi" w:eastAsia="Calibri" w:hAnsiTheme="majorHAnsi" w:cstheme="majorHAnsi"/>
                 <w:bCs/>
                 <w:color w:val="000000" w:themeColor="text1"/>
               </w:rPr>
@@ -6579,7 +6242,15 @@
             </w:r>
             <w:r>
               <w:rPr>
-                <w:rFonts w:eastAsia="Calibri" w:asciiTheme="majorHAnsi" w:hAnsiTheme="majorHAnsi" w:cstheme="majorHAnsi"/>
+                <w:rFonts w:asciiTheme="majorHAnsi" w:eastAsia="Calibri" w:hAnsiTheme="majorHAnsi" w:cstheme="majorHAnsi"/>
+                <w:bCs/>
+                <w:color w:val="000000" w:themeColor="text1"/>
+              </w:rPr>
+              <w:t>.</w:t>
+            </w:r>
+            <w:r>
+              <w:rPr>
+                <w:rFonts w:asciiTheme="majorHAnsi" w:eastAsia="Calibri" w:hAnsiTheme="majorHAnsi" w:cstheme="majorHAnsi"/>
                 <w:bCs/>
                 <w:color w:val="000000" w:themeColor="text1"/>
               </w:rPr>
@@ -6608,15 +6279,15 @@
           <w:p>
             <w:pPr>
               <w:rPr>
-                <w:rFonts w:eastAsia="Calibri" w:asciiTheme="majorHAnsi" w:hAnsiTheme="majorHAnsi" w:cstheme="majorHAnsi"/>
-                <w:b/>
-                <w:bCs/>
-                <w:color w:val="000000" w:themeColor="text1"/>
-              </w:rPr>
-            </w:pPr>
-            <w:r>
-              <w:rPr>
-                <w:rFonts w:eastAsia="Calibri" w:asciiTheme="majorHAnsi" w:hAnsiTheme="majorHAnsi" w:cstheme="majorHAnsi"/>
+                <w:rFonts w:asciiTheme="majorHAnsi" w:eastAsia="Calibri" w:hAnsiTheme="majorHAnsi" w:cstheme="majorHAnsi"/>
+                <w:b/>
+                <w:bCs/>
+                <w:color w:val="000000" w:themeColor="text1"/>
+              </w:rPr>
+            </w:pPr>
+            <w:r>
+              <w:rPr>
+                <w:rFonts w:asciiTheme="majorHAnsi" w:eastAsia="Calibri" w:hAnsiTheme="majorHAnsi" w:cstheme="majorHAnsi"/>
                 <w:bCs/>
                 <w:color w:val="000000" w:themeColor="text1"/>
               </w:rPr>
@@ -6633,14 +6304,14 @@
           <w:p>
             <w:pPr>
               <w:rPr>
-                <w:rFonts w:eastAsia="Calibri" w:asciiTheme="majorHAnsi" w:hAnsiTheme="majorHAnsi" w:cstheme="majorHAnsi"/>
-                <w:bCs/>
-                <w:color w:val="000000" w:themeColor="text1"/>
-              </w:rPr>
-            </w:pPr>
-            <w:r>
-              <w:rPr>
-                <w:rFonts w:eastAsia="Calibri" w:asciiTheme="majorHAnsi" w:hAnsiTheme="majorHAnsi" w:cstheme="majorHAnsi"/>
+                <w:rFonts w:asciiTheme="majorHAnsi" w:eastAsia="Calibri" w:hAnsiTheme="majorHAnsi" w:cstheme="majorHAnsi"/>
+                <w:bCs/>
+                <w:color w:val="000000" w:themeColor="text1"/>
+              </w:rPr>
+            </w:pPr>
+            <w:r>
+              <w:rPr>
+                <w:rFonts w:asciiTheme="majorHAnsi" w:eastAsia="Calibri" w:hAnsiTheme="majorHAnsi" w:cstheme="majorHAnsi"/>
                 <w:bCs/>
                 <w:color w:val="000000" w:themeColor="text1"/>
               </w:rPr>
@@ -6662,15 +6333,15 @@
           <w:p>
             <w:pPr>
               <w:rPr>
-                <w:rFonts w:eastAsia="Calibri" w:asciiTheme="majorHAnsi" w:hAnsiTheme="majorHAnsi" w:cstheme="majorHAnsi"/>
-                <w:b/>
-                <w:bCs/>
-                <w:color w:val="000000" w:themeColor="text1"/>
-              </w:rPr>
-            </w:pPr>
-            <w:r>
-              <w:rPr>
-                <w:rFonts w:eastAsia="Calibri" w:asciiTheme="majorHAnsi" w:hAnsiTheme="majorHAnsi" w:cstheme="majorHAnsi"/>
+                <w:rFonts w:asciiTheme="majorHAnsi" w:eastAsia="Calibri" w:hAnsiTheme="majorHAnsi" w:cstheme="majorHAnsi"/>
+                <w:b/>
+                <w:bCs/>
+                <w:color w:val="000000" w:themeColor="text1"/>
+              </w:rPr>
+            </w:pPr>
+            <w:r>
+              <w:rPr>
+                <w:rFonts w:asciiTheme="majorHAnsi" w:eastAsia="Calibri" w:hAnsiTheme="majorHAnsi" w:cstheme="majorHAnsi"/>
                 <w:b/>
                 <w:bCs/>
                 <w:color w:val="000000" w:themeColor="text1"/>
@@ -6683,7 +6354,7 @@
           <w:tcPr>
             <w:tcW w:w="5245" w:type="dxa"/>
             <w:tcBorders>
-              <w:right w:val="single" w:color="auto" w:sz="4" w:space="0"/>
+              <w:right w:val="single" w:sz="4" w:space="0" w:color="auto"/>
             </w:tcBorders>
             <w:shd w:val="clear" w:color="auto" w:fill="FBE5D5"/>
           </w:tcPr>
@@ -6707,14 +6378,14 @@
           <w:tcPr>
             <w:tcW w:w="2693" w:type="dxa"/>
             <w:tcBorders>
-              <w:right w:val="single" w:color="auto" w:sz="4" w:space="0"/>
+              <w:right w:val="single" w:sz="4" w:space="0" w:color="auto"/>
             </w:tcBorders>
             <w:shd w:val="clear" w:color="auto" w:fill="FFFFFF" w:themeFill="background1"/>
           </w:tcPr>
           <w:p>
             <w:pPr>
               <w:rPr>
-                <w:rFonts w:eastAsia="Calibri" w:asciiTheme="majorHAnsi" w:hAnsiTheme="majorHAnsi" w:cstheme="majorHAnsi"/>
+                <w:rFonts w:asciiTheme="majorHAnsi" w:eastAsia="Calibri" w:hAnsiTheme="majorHAnsi" w:cstheme="majorHAnsi"/>
                 <w:b/>
                 <w:color w:val="000000" w:themeColor="text1"/>
               </w:rPr>
@@ -6735,15 +6406,15 @@
           <w:p>
             <w:pPr>
               <w:rPr>
-                <w:rFonts w:eastAsia="Calibri" w:asciiTheme="majorHAnsi" w:hAnsiTheme="majorHAnsi" w:cstheme="majorHAnsi"/>
-                <w:b/>
-                <w:bCs/>
-                <w:color w:val="000000" w:themeColor="text1"/>
-              </w:rPr>
-            </w:pPr>
-            <w:r>
-              <w:rPr>
-                <w:rFonts w:eastAsia="Calibri" w:asciiTheme="majorHAnsi" w:hAnsiTheme="majorHAnsi" w:cstheme="majorHAnsi"/>
+                <w:rFonts w:asciiTheme="majorHAnsi" w:eastAsia="Calibri" w:hAnsiTheme="majorHAnsi" w:cstheme="majorHAnsi"/>
+                <w:b/>
+                <w:bCs/>
+                <w:color w:val="000000" w:themeColor="text1"/>
+              </w:rPr>
+            </w:pPr>
+            <w:r>
+              <w:rPr>
+                <w:rFonts w:asciiTheme="majorHAnsi" w:eastAsia="Calibri" w:hAnsiTheme="majorHAnsi" w:cstheme="majorHAnsi"/>
                 <w:bCs/>
                 <w:color w:val="000000" w:themeColor="text1"/>
               </w:rPr>
@@ -6756,7 +6427,7 @@
             <w:tcW w:w="6237" w:type="dxa"/>
             <w:gridSpan w:val="2"/>
             <w:tcBorders>
-              <w:right w:val="single" w:color="auto" w:sz="4" w:space="0"/>
+              <w:right w:val="single" w:sz="4" w:space="0" w:color="auto"/>
             </w:tcBorders>
           </w:tcPr>
           <w:p>
@@ -6779,7 +6450,7 @@
           <w:tcPr>
             <w:tcW w:w="2693" w:type="dxa"/>
             <w:tcBorders>
-              <w:left w:val="single" w:color="auto" w:sz="4" w:space="0"/>
+              <w:left w:val="single" w:sz="4" w:space="0" w:color="auto"/>
             </w:tcBorders>
           </w:tcPr>
           <w:p>
@@ -6787,7 +6458,7 @@
               <w:widowControl w:val="0"/>
               <w:jc w:val="center"/>
               <w:rPr>
-                <w:rFonts w:eastAsia="Calibri" w:asciiTheme="majorHAnsi" w:hAnsiTheme="majorHAnsi" w:cstheme="majorHAnsi"/>
+                <w:rFonts w:asciiTheme="majorHAnsi" w:eastAsia="Calibri" w:hAnsiTheme="majorHAnsi" w:cstheme="majorHAnsi"/>
                 <w:b/>
                 <w:color w:val="000000" w:themeColor="text1"/>
               </w:rPr>
@@ -6808,15 +6479,15 @@
           <w:p>
             <w:pPr>
               <w:rPr>
-                <w:rFonts w:eastAsia="Calibri" w:asciiTheme="majorHAnsi" w:hAnsiTheme="majorHAnsi" w:cstheme="majorHAnsi"/>
-                <w:b/>
-                <w:bCs/>
-                <w:color w:val="000000" w:themeColor="text1"/>
-              </w:rPr>
-            </w:pPr>
-            <w:r>
-              <w:rPr>
-                <w:rFonts w:eastAsia="Calibri" w:asciiTheme="majorHAnsi" w:hAnsiTheme="majorHAnsi" w:cstheme="majorHAnsi"/>
+                <w:rFonts w:asciiTheme="majorHAnsi" w:eastAsia="Calibri" w:hAnsiTheme="majorHAnsi" w:cstheme="majorHAnsi"/>
+                <w:b/>
+                <w:bCs/>
+                <w:color w:val="000000" w:themeColor="text1"/>
+              </w:rPr>
+            </w:pPr>
+            <w:r>
+              <w:rPr>
+                <w:rFonts w:asciiTheme="majorHAnsi" w:eastAsia="Calibri" w:hAnsiTheme="majorHAnsi" w:cstheme="majorHAnsi"/>
                 <w:bCs/>
                 <w:color w:val="000000" w:themeColor="text1"/>
               </w:rPr>
@@ -6854,14 +6525,14 @@
               <w:widowControl w:val="0"/>
               <w:jc w:val="center"/>
               <w:rPr>
-                <w:rFonts w:eastAsia="Calibri" w:asciiTheme="majorHAnsi" w:hAnsiTheme="majorHAnsi" w:cstheme="majorHAnsi"/>
-                <w:b/>
-                <w:color w:val="000000" w:themeColor="text1"/>
-              </w:rPr>
-            </w:pPr>
-            <w:r>
-              <w:rPr>
-                <w:rFonts w:eastAsia="Calibri" w:asciiTheme="majorHAnsi" w:hAnsiTheme="majorHAnsi" w:cstheme="majorHAnsi"/>
+                <w:rFonts w:asciiTheme="majorHAnsi" w:eastAsia="Calibri" w:hAnsiTheme="majorHAnsi" w:cstheme="majorHAnsi"/>
+                <w:b/>
+                <w:color w:val="000000" w:themeColor="text1"/>
+              </w:rPr>
+            </w:pPr>
+            <w:r>
+              <w:rPr>
+                <w:rFonts w:asciiTheme="majorHAnsi" w:eastAsia="Calibri" w:hAnsiTheme="majorHAnsi" w:cstheme="majorHAnsi"/>
                 <w:b/>
                 <w:color w:val="000000" w:themeColor="text1"/>
               </w:rPr>
@@ -6883,15 +6554,15 @@
           <w:p>
             <w:pPr>
               <w:rPr>
-                <w:rFonts w:eastAsia="Calibri" w:asciiTheme="majorHAnsi" w:hAnsiTheme="majorHAnsi" w:cstheme="majorHAnsi"/>
-                <w:b/>
-                <w:bCs/>
-                <w:color w:val="000000" w:themeColor="text1"/>
-              </w:rPr>
-            </w:pPr>
-            <w:r>
-              <w:rPr>
-                <w:rFonts w:eastAsia="Calibri" w:asciiTheme="majorHAnsi" w:hAnsiTheme="majorHAnsi" w:cstheme="majorHAnsi"/>
+                <w:rFonts w:asciiTheme="majorHAnsi" w:eastAsia="Calibri" w:hAnsiTheme="majorHAnsi" w:cstheme="majorHAnsi"/>
+                <w:b/>
+                <w:bCs/>
+                <w:color w:val="000000" w:themeColor="text1"/>
+              </w:rPr>
+            </w:pPr>
+            <w:r>
+              <w:rPr>
+                <w:rFonts w:asciiTheme="majorHAnsi" w:eastAsia="Calibri" w:hAnsiTheme="majorHAnsi" w:cstheme="majorHAnsi"/>
                 <w:bCs/>
                 <w:color w:val="000000" w:themeColor="text1"/>
               </w:rPr>
@@ -6929,7 +6600,7 @@
               <w:widowControl w:val="0"/>
               <w:jc w:val="center"/>
               <w:rPr>
-                <w:rFonts w:eastAsia="Calibri" w:asciiTheme="majorHAnsi" w:hAnsiTheme="majorHAnsi" w:cstheme="majorHAnsi"/>
+                <w:rFonts w:asciiTheme="majorHAnsi" w:eastAsia="Calibri" w:hAnsiTheme="majorHAnsi" w:cstheme="majorHAnsi"/>
                 <w:b/>
                 <w:color w:val="000000" w:themeColor="text1"/>
               </w:rPr>
@@ -6950,15 +6621,15 @@
           <w:p>
             <w:pPr>
               <w:rPr>
-                <w:rFonts w:eastAsia="Calibri" w:asciiTheme="majorHAnsi" w:hAnsiTheme="majorHAnsi" w:cstheme="majorHAnsi"/>
-                <w:b/>
-                <w:bCs/>
-                <w:color w:val="000000" w:themeColor="text1"/>
-              </w:rPr>
-            </w:pPr>
-            <w:r>
-              <w:rPr>
-                <w:rFonts w:eastAsia="Calibri" w:asciiTheme="majorHAnsi" w:hAnsiTheme="majorHAnsi" w:cstheme="majorHAnsi"/>
+                <w:rFonts w:asciiTheme="majorHAnsi" w:eastAsia="Calibri" w:hAnsiTheme="majorHAnsi" w:cstheme="majorHAnsi"/>
+                <w:b/>
+                <w:bCs/>
+                <w:color w:val="000000" w:themeColor="text1"/>
+              </w:rPr>
+            </w:pPr>
+            <w:r>
+              <w:rPr>
+                <w:rFonts w:asciiTheme="majorHAnsi" w:eastAsia="Calibri" w:hAnsiTheme="majorHAnsi" w:cstheme="majorHAnsi"/>
                 <w:bCs/>
                 <w:color w:val="000000" w:themeColor="text1"/>
               </w:rPr>
@@ -6995,7 +6666,7 @@
             <w:pPr>
               <w:widowControl w:val="0"/>
               <w:rPr>
-                <w:rFonts w:eastAsia="Calibri" w:asciiTheme="majorHAnsi" w:hAnsiTheme="majorHAnsi" w:cstheme="majorHAnsi"/>
+                <w:rFonts w:asciiTheme="majorHAnsi" w:eastAsia="Calibri" w:hAnsiTheme="majorHAnsi" w:cstheme="majorHAnsi"/>
                 <w:bCs/>
                 <w:color w:val="000000" w:themeColor="text1"/>
               </w:rPr>
@@ -7016,15 +6687,15 @@
           <w:p>
             <w:pPr>
               <w:rPr>
-                <w:rFonts w:eastAsia="Calibri" w:asciiTheme="majorHAnsi" w:hAnsiTheme="majorHAnsi" w:cstheme="majorHAnsi"/>
-                <w:b/>
-                <w:bCs/>
-                <w:color w:val="000000" w:themeColor="text1"/>
-              </w:rPr>
-            </w:pPr>
-            <w:r>
-              <w:rPr>
-                <w:rFonts w:eastAsia="Calibri" w:asciiTheme="majorHAnsi" w:hAnsiTheme="majorHAnsi" w:cstheme="majorHAnsi"/>
+                <w:rFonts w:asciiTheme="majorHAnsi" w:eastAsia="Calibri" w:hAnsiTheme="majorHAnsi" w:cstheme="majorHAnsi"/>
+                <w:b/>
+                <w:bCs/>
+                <w:color w:val="000000" w:themeColor="text1"/>
+              </w:rPr>
+            </w:pPr>
+            <w:r>
+              <w:rPr>
+                <w:rFonts w:asciiTheme="majorHAnsi" w:eastAsia="Calibri" w:hAnsiTheme="majorHAnsi" w:cstheme="majorHAnsi"/>
                 <w:bCs/>
                 <w:color w:val="000000" w:themeColor="text1"/>
               </w:rPr>
@@ -7041,14 +6712,14 @@
           <w:p>
             <w:pPr>
               <w:rPr>
-                <w:rFonts w:eastAsia="Calibri" w:asciiTheme="majorHAnsi" w:hAnsiTheme="majorHAnsi" w:cstheme="majorHAnsi"/>
-                <w:bCs/>
-                <w:color w:val="000000" w:themeColor="text1"/>
-              </w:rPr>
-            </w:pPr>
-            <w:r>
-              <w:rPr>
-                <w:rFonts w:eastAsia="Calibri" w:asciiTheme="majorHAnsi" w:hAnsiTheme="majorHAnsi" w:cstheme="majorHAnsi"/>
+                <w:rFonts w:asciiTheme="majorHAnsi" w:eastAsia="Calibri" w:hAnsiTheme="majorHAnsi" w:cstheme="majorHAnsi"/>
+                <w:bCs/>
+                <w:color w:val="000000" w:themeColor="text1"/>
+              </w:rPr>
+            </w:pPr>
+            <w:r>
+              <w:rPr>
+                <w:rFonts w:asciiTheme="majorHAnsi" w:eastAsia="Calibri" w:hAnsiTheme="majorHAnsi" w:cstheme="majorHAnsi"/>
                 <w:bCs/>
                 <w:color w:val="000000" w:themeColor="text1"/>
               </w:rPr>
@@ -7056,7 +6727,7 @@
             </w:r>
             <w:r>
               <w:rPr>
-                <w:rFonts w:eastAsia="Calibri" w:asciiTheme="majorHAnsi" w:hAnsiTheme="majorHAnsi" w:cstheme="majorHAnsi"/>
+                <w:rFonts w:asciiTheme="majorHAnsi" w:eastAsia="Calibri" w:hAnsiTheme="majorHAnsi" w:cstheme="majorHAnsi"/>
                 <w:bCs/>
                 <w:color w:val="000000" w:themeColor="text1"/>
               </w:rPr>
@@ -7085,15 +6756,15 @@
           <w:p>
             <w:pPr>
               <w:rPr>
-                <w:rFonts w:eastAsia="Calibri" w:asciiTheme="majorHAnsi" w:hAnsiTheme="majorHAnsi" w:cstheme="majorHAnsi"/>
-                <w:b/>
-                <w:bCs/>
-                <w:color w:val="000000" w:themeColor="text1"/>
-              </w:rPr>
-            </w:pPr>
-            <w:r>
-              <w:rPr>
-                <w:rFonts w:eastAsia="Calibri" w:asciiTheme="majorHAnsi" w:hAnsiTheme="majorHAnsi" w:cstheme="majorHAnsi"/>
+                <w:rFonts w:asciiTheme="majorHAnsi" w:eastAsia="Calibri" w:hAnsiTheme="majorHAnsi" w:cstheme="majorHAnsi"/>
+                <w:b/>
+                <w:bCs/>
+                <w:color w:val="000000" w:themeColor="text1"/>
+              </w:rPr>
+            </w:pPr>
+            <w:r>
+              <w:rPr>
+                <w:rFonts w:asciiTheme="majorHAnsi" w:eastAsia="Calibri" w:hAnsiTheme="majorHAnsi" w:cstheme="majorHAnsi"/>
                 <w:bCs/>
                 <w:color w:val="000000" w:themeColor="text1"/>
               </w:rPr>
@@ -7110,14 +6781,14 @@
           <w:p>
             <w:pPr>
               <w:rPr>
-                <w:rFonts w:eastAsia="Calibri" w:asciiTheme="majorHAnsi" w:hAnsiTheme="majorHAnsi" w:cstheme="majorHAnsi"/>
-                <w:bCs/>
-                <w:color w:val="000000" w:themeColor="text1"/>
-              </w:rPr>
-            </w:pPr>
-            <w:r>
-              <w:rPr>
-                <w:rFonts w:eastAsia="Calibri" w:asciiTheme="majorHAnsi" w:hAnsiTheme="majorHAnsi" w:cstheme="majorHAnsi"/>
+                <w:rFonts w:asciiTheme="majorHAnsi" w:eastAsia="Calibri" w:hAnsiTheme="majorHAnsi" w:cstheme="majorHAnsi"/>
+                <w:bCs/>
+                <w:color w:val="000000" w:themeColor="text1"/>
+              </w:rPr>
+            </w:pPr>
+            <w:r>
+              <w:rPr>
+                <w:rFonts w:asciiTheme="majorHAnsi" w:eastAsia="Calibri" w:hAnsiTheme="majorHAnsi" w:cstheme="majorHAnsi"/>
                 <w:bCs/>
                 <w:color w:val="000000" w:themeColor="text1"/>
               </w:rPr>
@@ -7139,15 +6810,15 @@
           <w:p>
             <w:pPr>
               <w:rPr>
-                <w:rFonts w:eastAsia="Calibri" w:asciiTheme="majorHAnsi" w:hAnsiTheme="majorHAnsi" w:cstheme="majorHAnsi"/>
-                <w:b/>
-                <w:bCs/>
-                <w:color w:val="000000" w:themeColor="text1"/>
-              </w:rPr>
-            </w:pPr>
-            <w:r>
-              <w:rPr>
-                <w:rFonts w:eastAsia="Calibri" w:asciiTheme="majorHAnsi" w:hAnsiTheme="majorHAnsi" w:cstheme="majorHAnsi"/>
+                <w:rFonts w:asciiTheme="majorHAnsi" w:eastAsia="Calibri" w:hAnsiTheme="majorHAnsi" w:cstheme="majorHAnsi"/>
+                <w:b/>
+                <w:bCs/>
+                <w:color w:val="000000" w:themeColor="text1"/>
+              </w:rPr>
+            </w:pPr>
+            <w:r>
+              <w:rPr>
+                <w:rFonts w:asciiTheme="majorHAnsi" w:eastAsia="Calibri" w:hAnsiTheme="majorHAnsi" w:cstheme="majorHAnsi"/>
                 <w:b/>
                 <w:bCs/>
                 <w:color w:val="000000" w:themeColor="text1"/>
@@ -7157,7 +6828,7 @@
             </w:r>
             <w:r>
               <w:rPr>
-                <w:rFonts w:eastAsia="Calibri" w:asciiTheme="majorHAnsi" w:hAnsiTheme="majorHAnsi" w:cstheme="majorHAnsi"/>
+                <w:rFonts w:asciiTheme="majorHAnsi" w:eastAsia="Calibri" w:hAnsiTheme="majorHAnsi" w:cstheme="majorHAnsi"/>
                 <w:b/>
                 <w:bCs/>
                 <w:color w:val="000000" w:themeColor="text1"/>
@@ -7170,7 +6841,7 @@
           <w:tcPr>
             <w:tcW w:w="5245" w:type="dxa"/>
             <w:tcBorders>
-              <w:right w:val="single" w:color="auto" w:sz="4" w:space="0"/>
+              <w:right w:val="single" w:sz="4" w:space="0" w:color="auto"/>
             </w:tcBorders>
             <w:shd w:val="clear" w:color="auto" w:fill="FBE5D5"/>
           </w:tcPr>
@@ -7194,14 +6865,14 @@
           <w:tcPr>
             <w:tcW w:w="2693" w:type="dxa"/>
             <w:tcBorders>
-              <w:left w:val="single" w:color="auto" w:sz="4" w:space="0"/>
+              <w:left w:val="single" w:sz="4" w:space="0" w:color="auto"/>
             </w:tcBorders>
             <w:shd w:val="clear" w:color="auto" w:fill="FFFFFF" w:themeFill="background1"/>
           </w:tcPr>
           <w:p>
             <w:pPr>
               <w:rPr>
-                <w:rFonts w:eastAsia="Calibri" w:asciiTheme="majorHAnsi" w:hAnsiTheme="majorHAnsi" w:cstheme="majorHAnsi"/>
+                <w:rFonts w:asciiTheme="majorHAnsi" w:eastAsia="Calibri" w:hAnsiTheme="majorHAnsi" w:cstheme="majorHAnsi"/>
                 <w:bCs/>
                 <w:color w:val="000000" w:themeColor="text1"/>
               </w:rPr>
@@ -7222,15 +6893,15 @@
           <w:p>
             <w:pPr>
               <w:rPr>
-                <w:rFonts w:eastAsia="Calibri" w:asciiTheme="majorHAnsi" w:hAnsiTheme="majorHAnsi" w:cstheme="majorHAnsi"/>
-                <w:b/>
-                <w:bCs/>
-                <w:color w:val="000000" w:themeColor="text1"/>
-              </w:rPr>
-            </w:pPr>
-            <w:r>
-              <w:rPr>
-                <w:rFonts w:eastAsia="Calibri" w:asciiTheme="majorHAnsi" w:hAnsiTheme="majorHAnsi" w:cstheme="majorHAnsi"/>
+                <w:rFonts w:asciiTheme="majorHAnsi" w:eastAsia="Calibri" w:hAnsiTheme="majorHAnsi" w:cstheme="majorHAnsi"/>
+                <w:b/>
+                <w:bCs/>
+                <w:color w:val="000000" w:themeColor="text1"/>
+              </w:rPr>
+            </w:pPr>
+            <w:r>
+              <w:rPr>
+                <w:rFonts w:asciiTheme="majorHAnsi" w:eastAsia="Calibri" w:hAnsiTheme="majorHAnsi" w:cstheme="majorHAnsi"/>
                 <w:bCs/>
                 <w:color w:val="000000" w:themeColor="text1"/>
               </w:rPr>
@@ -7243,7 +6914,7 @@
             <w:tcW w:w="6237" w:type="dxa"/>
             <w:gridSpan w:val="2"/>
             <w:tcBorders>
-              <w:right w:val="single" w:color="auto" w:sz="4" w:space="0"/>
+              <w:right w:val="single" w:sz="4" w:space="0" w:color="auto"/>
             </w:tcBorders>
           </w:tcPr>
           <w:p>
@@ -7266,7 +6937,7 @@
           <w:tcPr>
             <w:tcW w:w="2693" w:type="dxa"/>
             <w:tcBorders>
-              <w:left w:val="single" w:color="auto" w:sz="4" w:space="0"/>
+              <w:left w:val="single" w:sz="4" w:space="0" w:color="auto"/>
             </w:tcBorders>
           </w:tcPr>
           <w:p>
@@ -7274,7 +6945,7 @@
               <w:widowControl w:val="0"/>
               <w:jc w:val="center"/>
               <w:rPr>
-                <w:rFonts w:eastAsia="Calibri" w:asciiTheme="majorHAnsi" w:hAnsiTheme="majorHAnsi" w:cstheme="majorHAnsi"/>
+                <w:rFonts w:asciiTheme="majorHAnsi" w:eastAsia="Calibri" w:hAnsiTheme="majorHAnsi" w:cstheme="majorHAnsi"/>
                 <w:b/>
                 <w:color w:val="000000" w:themeColor="text1"/>
               </w:rPr>
@@ -7295,15 +6966,15 @@
           <w:p>
             <w:pPr>
               <w:rPr>
-                <w:rFonts w:eastAsia="Calibri" w:asciiTheme="majorHAnsi" w:hAnsiTheme="majorHAnsi" w:cstheme="majorHAnsi"/>
-                <w:b/>
-                <w:bCs/>
-                <w:color w:val="000000" w:themeColor="text1"/>
-              </w:rPr>
-            </w:pPr>
-            <w:r>
-              <w:rPr>
-                <w:rFonts w:eastAsia="Calibri" w:asciiTheme="majorHAnsi" w:hAnsiTheme="majorHAnsi" w:cstheme="majorHAnsi"/>
+                <w:rFonts w:asciiTheme="majorHAnsi" w:eastAsia="Calibri" w:hAnsiTheme="majorHAnsi" w:cstheme="majorHAnsi"/>
+                <w:b/>
+                <w:bCs/>
+                <w:color w:val="000000" w:themeColor="text1"/>
+              </w:rPr>
+            </w:pPr>
+            <w:r>
+              <w:rPr>
+                <w:rFonts w:asciiTheme="majorHAnsi" w:eastAsia="Calibri" w:hAnsiTheme="majorHAnsi" w:cstheme="majorHAnsi"/>
                 <w:bCs/>
                 <w:color w:val="000000" w:themeColor="text1"/>
               </w:rPr>
@@ -7340,7 +7011,7 @@
             <w:pPr>
               <w:widowControl w:val="0"/>
               <w:rPr>
-                <w:rFonts w:eastAsia="Calibri" w:asciiTheme="majorHAnsi" w:hAnsiTheme="majorHAnsi" w:cstheme="majorHAnsi"/>
+                <w:rFonts w:asciiTheme="majorHAnsi" w:eastAsia="Calibri" w:hAnsiTheme="majorHAnsi" w:cstheme="majorHAnsi"/>
                 <w:bCs/>
                 <w:color w:val="000000" w:themeColor="text1"/>
               </w:rPr>
@@ -7361,15 +7032,15 @@
           <w:p>
             <w:pPr>
               <w:rPr>
-                <w:rFonts w:eastAsia="Calibri" w:asciiTheme="majorHAnsi" w:hAnsiTheme="majorHAnsi" w:cstheme="majorHAnsi"/>
-                <w:b/>
-                <w:bCs/>
-                <w:color w:val="000000" w:themeColor="text1"/>
-              </w:rPr>
-            </w:pPr>
-            <w:r>
-              <w:rPr>
-                <w:rFonts w:eastAsia="Calibri" w:asciiTheme="majorHAnsi" w:hAnsiTheme="majorHAnsi" w:cstheme="majorHAnsi"/>
+                <w:rFonts w:asciiTheme="majorHAnsi" w:eastAsia="Calibri" w:hAnsiTheme="majorHAnsi" w:cstheme="majorHAnsi"/>
+                <w:b/>
+                <w:bCs/>
+                <w:color w:val="000000" w:themeColor="text1"/>
+              </w:rPr>
+            </w:pPr>
+            <w:r>
+              <w:rPr>
+                <w:rFonts w:asciiTheme="majorHAnsi" w:eastAsia="Calibri" w:hAnsiTheme="majorHAnsi" w:cstheme="majorHAnsi"/>
                 <w:bCs/>
                 <w:color w:val="000000" w:themeColor="text1"/>
               </w:rPr>
@@ -7407,14 +7078,14 @@
               <w:widowControl w:val="0"/>
               <w:jc w:val="center"/>
               <w:rPr>
-                <w:rFonts w:eastAsia="Calibri" w:asciiTheme="majorHAnsi" w:hAnsiTheme="majorHAnsi" w:cstheme="majorHAnsi"/>
-                <w:b/>
-                <w:color w:val="000000" w:themeColor="text1"/>
-              </w:rPr>
-            </w:pPr>
-            <w:r>
-              <w:rPr>
-                <w:rFonts w:eastAsia="Calibri" w:asciiTheme="majorHAnsi" w:hAnsiTheme="majorHAnsi" w:cstheme="majorHAnsi"/>
+                <w:rFonts w:asciiTheme="majorHAnsi" w:eastAsia="Calibri" w:hAnsiTheme="majorHAnsi" w:cstheme="majorHAnsi"/>
+                <w:b/>
+                <w:color w:val="000000" w:themeColor="text1"/>
+              </w:rPr>
+            </w:pPr>
+            <w:r>
+              <w:rPr>
+                <w:rFonts w:asciiTheme="majorHAnsi" w:eastAsia="Calibri" w:hAnsiTheme="majorHAnsi" w:cstheme="majorHAnsi"/>
                 <w:b/>
                 <w:color w:val="000000" w:themeColor="text1"/>
               </w:rPr>
@@ -7436,15 +7107,15 @@
           <w:p>
             <w:pPr>
               <w:rPr>
-                <w:rFonts w:eastAsia="Calibri" w:asciiTheme="majorHAnsi" w:hAnsiTheme="majorHAnsi" w:cstheme="majorHAnsi"/>
-                <w:b/>
-                <w:bCs/>
-                <w:color w:val="000000" w:themeColor="text1"/>
-              </w:rPr>
-            </w:pPr>
-            <w:r>
-              <w:rPr>
-                <w:rFonts w:eastAsia="Calibri" w:asciiTheme="majorHAnsi" w:hAnsiTheme="majorHAnsi" w:cstheme="majorHAnsi"/>
+                <w:rFonts w:asciiTheme="majorHAnsi" w:eastAsia="Calibri" w:hAnsiTheme="majorHAnsi" w:cstheme="majorHAnsi"/>
+                <w:b/>
+                <w:bCs/>
+                <w:color w:val="000000" w:themeColor="text1"/>
+              </w:rPr>
+            </w:pPr>
+            <w:r>
+              <w:rPr>
+                <w:rFonts w:asciiTheme="majorHAnsi" w:eastAsia="Calibri" w:hAnsiTheme="majorHAnsi" w:cstheme="majorHAnsi"/>
                 <w:bCs/>
                 <w:color w:val="000000" w:themeColor="text1"/>
               </w:rPr>
@@ -7482,7 +7153,7 @@
               <w:widowControl w:val="0"/>
               <w:jc w:val="center"/>
               <w:rPr>
-                <w:rFonts w:eastAsia="Calibri" w:asciiTheme="majorHAnsi" w:hAnsiTheme="majorHAnsi" w:cstheme="majorHAnsi"/>
+                <w:rFonts w:asciiTheme="majorHAnsi" w:eastAsia="Calibri" w:hAnsiTheme="majorHAnsi" w:cstheme="majorHAnsi"/>
                 <w:b/>
                 <w:color w:val="000000" w:themeColor="text1"/>
               </w:rPr>
@@ -7503,15 +7174,15 @@
           <w:p>
             <w:pPr>
               <w:rPr>
-                <w:rFonts w:eastAsia="Calibri" w:asciiTheme="majorHAnsi" w:hAnsiTheme="majorHAnsi" w:cstheme="majorHAnsi"/>
-                <w:b/>
-                <w:bCs/>
-                <w:color w:val="000000" w:themeColor="text1"/>
-              </w:rPr>
-            </w:pPr>
-            <w:r>
-              <w:rPr>
-                <w:rFonts w:eastAsia="Calibri" w:asciiTheme="majorHAnsi" w:hAnsiTheme="majorHAnsi" w:cstheme="majorHAnsi"/>
+                <w:rFonts w:asciiTheme="majorHAnsi" w:eastAsia="Calibri" w:hAnsiTheme="majorHAnsi" w:cstheme="majorHAnsi"/>
+                <w:b/>
+                <w:bCs/>
+                <w:color w:val="000000" w:themeColor="text1"/>
+              </w:rPr>
+            </w:pPr>
+            <w:r>
+              <w:rPr>
+                <w:rFonts w:asciiTheme="majorHAnsi" w:eastAsia="Calibri" w:hAnsiTheme="majorHAnsi" w:cstheme="majorHAnsi"/>
                 <w:bCs/>
                 <w:color w:val="000000" w:themeColor="text1"/>
               </w:rPr>
@@ -7528,14 +7199,14 @@
           <w:p>
             <w:pPr>
               <w:rPr>
-                <w:rFonts w:eastAsia="Calibri" w:asciiTheme="majorHAnsi" w:hAnsiTheme="majorHAnsi" w:cstheme="majorHAnsi"/>
-                <w:bCs/>
-                <w:color w:val="000000" w:themeColor="text1"/>
-              </w:rPr>
-            </w:pPr>
-            <w:r>
-              <w:rPr>
-                <w:rFonts w:eastAsia="Calibri" w:asciiTheme="majorHAnsi" w:hAnsiTheme="majorHAnsi" w:cstheme="majorHAnsi"/>
+                <w:rFonts w:asciiTheme="majorHAnsi" w:eastAsia="Calibri" w:hAnsiTheme="majorHAnsi" w:cstheme="majorHAnsi"/>
+                <w:bCs/>
+                <w:color w:val="000000" w:themeColor="text1"/>
+              </w:rPr>
+            </w:pPr>
+            <w:r>
+              <w:rPr>
+                <w:rFonts w:asciiTheme="majorHAnsi" w:eastAsia="Calibri" w:hAnsiTheme="majorHAnsi" w:cstheme="majorHAnsi"/>
                 <w:bCs/>
                 <w:color w:val="000000" w:themeColor="text1"/>
               </w:rPr>
@@ -7543,7 +7214,7 @@
             </w:r>
             <w:r>
               <w:rPr>
-                <w:rFonts w:eastAsia="Calibri" w:asciiTheme="majorHAnsi" w:hAnsiTheme="majorHAnsi" w:cstheme="majorHAnsi"/>
+                <w:rFonts w:asciiTheme="majorHAnsi" w:eastAsia="Calibri" w:hAnsiTheme="majorHAnsi" w:cstheme="majorHAnsi"/>
                 <w:bCs/>
                 <w:color w:val="000000" w:themeColor="text1"/>
               </w:rPr>
@@ -7572,15 +7243,15 @@
           <w:p>
             <w:pPr>
               <w:rPr>
-                <w:rFonts w:eastAsia="Calibri" w:asciiTheme="majorHAnsi" w:hAnsiTheme="majorHAnsi" w:cstheme="majorHAnsi"/>
-                <w:b/>
-                <w:bCs/>
-                <w:color w:val="000000" w:themeColor="text1"/>
-              </w:rPr>
-            </w:pPr>
-            <w:r>
-              <w:rPr>
-                <w:rFonts w:eastAsia="Calibri" w:asciiTheme="majorHAnsi" w:hAnsiTheme="majorHAnsi" w:cstheme="majorHAnsi"/>
+                <w:rFonts w:asciiTheme="majorHAnsi" w:eastAsia="Calibri" w:hAnsiTheme="majorHAnsi" w:cstheme="majorHAnsi"/>
+                <w:b/>
+                <w:bCs/>
+                <w:color w:val="000000" w:themeColor="text1"/>
+              </w:rPr>
+            </w:pPr>
+            <w:r>
+              <w:rPr>
+                <w:rFonts w:asciiTheme="majorHAnsi" w:eastAsia="Calibri" w:hAnsiTheme="majorHAnsi" w:cstheme="majorHAnsi"/>
                 <w:bCs/>
                 <w:color w:val="000000" w:themeColor="text1"/>
               </w:rPr>
@@ -7597,14 +7268,14 @@
           <w:p>
             <w:pPr>
               <w:rPr>
-                <w:rFonts w:eastAsia="Calibri" w:asciiTheme="majorHAnsi" w:hAnsiTheme="majorHAnsi" w:cstheme="majorHAnsi"/>
-                <w:bCs/>
-                <w:color w:val="000000" w:themeColor="text1"/>
-              </w:rPr>
-            </w:pPr>
-            <w:r>
-              <w:rPr>
-                <w:rFonts w:eastAsia="Calibri" w:asciiTheme="majorHAnsi" w:hAnsiTheme="majorHAnsi" w:cstheme="majorHAnsi"/>
+                <w:rFonts w:asciiTheme="majorHAnsi" w:eastAsia="Calibri" w:hAnsiTheme="majorHAnsi" w:cstheme="majorHAnsi"/>
+                <w:bCs/>
+                <w:color w:val="000000" w:themeColor="text1"/>
+              </w:rPr>
+            </w:pPr>
+            <w:r>
+              <w:rPr>
+                <w:rFonts w:asciiTheme="majorHAnsi" w:eastAsia="Calibri" w:hAnsiTheme="majorHAnsi" w:cstheme="majorHAnsi"/>
                 <w:bCs/>
                 <w:color w:val="000000" w:themeColor="text1"/>
               </w:rPr>
@@ -7626,15 +7297,15 @@
           <w:p>
             <w:pPr>
               <w:rPr>
-                <w:rFonts w:eastAsia="Calibri" w:asciiTheme="majorHAnsi" w:hAnsiTheme="majorHAnsi" w:cstheme="majorHAnsi"/>
-                <w:b/>
-                <w:bCs/>
-                <w:color w:val="000000" w:themeColor="text1"/>
-              </w:rPr>
-            </w:pPr>
-            <w:r>
-              <w:rPr>
-                <w:rFonts w:eastAsia="Calibri" w:asciiTheme="majorHAnsi" w:hAnsiTheme="majorHAnsi" w:cstheme="majorHAnsi"/>
+                <w:rFonts w:asciiTheme="majorHAnsi" w:eastAsia="Calibri" w:hAnsiTheme="majorHAnsi" w:cstheme="majorHAnsi"/>
+                <w:b/>
+                <w:bCs/>
+                <w:color w:val="000000" w:themeColor="text1"/>
+              </w:rPr>
+            </w:pPr>
+            <w:r>
+              <w:rPr>
+                <w:rFonts w:asciiTheme="majorHAnsi" w:eastAsia="Calibri" w:hAnsiTheme="majorHAnsi" w:cstheme="majorHAnsi"/>
                 <w:b/>
                 <w:bCs/>
                 <w:color w:val="000000" w:themeColor="text1"/>
@@ -7647,7 +7318,7 @@
           <w:tcPr>
             <w:tcW w:w="5245" w:type="dxa"/>
             <w:tcBorders>
-              <w:right w:val="single" w:color="auto" w:sz="4" w:space="0"/>
+              <w:right w:val="single" w:sz="4" w:space="0" w:color="auto"/>
             </w:tcBorders>
             <w:shd w:val="clear" w:color="auto" w:fill="FBE5D5"/>
           </w:tcPr>
@@ -7671,7 +7342,7 @@
           <w:tcPr>
             <w:tcW w:w="2693" w:type="dxa"/>
             <w:tcBorders>
-              <w:left w:val="single" w:color="auto" w:sz="4" w:space="0"/>
+              <w:left w:val="single" w:sz="4" w:space="0" w:color="auto"/>
             </w:tcBorders>
             <w:shd w:val="clear" w:color="auto" w:fill="FFFFFF" w:themeFill="background1"/>
           </w:tcPr>
@@ -7700,15 +7371,15 @@
               <w:spacing w:line="240" w:lineRule="auto"/>
               <w:contextualSpacing/>
               <w:rPr>
-                <w:rFonts w:eastAsia="Calibri" w:asciiTheme="majorHAnsi" w:hAnsiTheme="majorHAnsi" w:cstheme="majorHAnsi"/>
-                <w:b/>
-                <w:bCs/>
-                <w:color w:val="000000" w:themeColor="text1"/>
-              </w:rPr>
-            </w:pPr>
-            <w:r>
-              <w:rPr>
-                <w:rFonts w:eastAsia="Calibri" w:asciiTheme="majorHAnsi" w:hAnsiTheme="majorHAnsi" w:cstheme="majorHAnsi"/>
+                <w:rFonts w:asciiTheme="majorHAnsi" w:eastAsia="Calibri" w:hAnsiTheme="majorHAnsi" w:cstheme="majorHAnsi"/>
+                <w:b/>
+                <w:bCs/>
+                <w:color w:val="000000" w:themeColor="text1"/>
+              </w:rPr>
+            </w:pPr>
+            <w:r>
+              <w:rPr>
+                <w:rFonts w:asciiTheme="majorHAnsi" w:eastAsia="Calibri" w:hAnsiTheme="majorHAnsi" w:cstheme="majorHAnsi"/>
                 <w:bCs/>
                 <w:color w:val="000000" w:themeColor="text1"/>
               </w:rPr>
@@ -7721,7 +7392,7 @@
             <w:tcW w:w="6237" w:type="dxa"/>
             <w:gridSpan w:val="2"/>
             <w:tcBorders>
-              <w:right w:val="single" w:color="auto" w:sz="4" w:space="0"/>
+              <w:right w:val="single" w:sz="4" w:space="0" w:color="auto"/>
             </w:tcBorders>
             <w:shd w:val="clear" w:color="auto" w:fill="FFFFFF"/>
           </w:tcPr>
@@ -7747,7 +7418,7 @@
           <w:tcPr>
             <w:tcW w:w="2693" w:type="dxa"/>
             <w:tcBorders>
-              <w:left w:val="single" w:color="auto" w:sz="4" w:space="0"/>
+              <w:left w:val="single" w:sz="4" w:space="0" w:color="auto"/>
             </w:tcBorders>
             <w:shd w:val="clear" w:color="auto" w:fill="FFFFFF"/>
           </w:tcPr>
@@ -7756,14 +7427,14 @@
               <w:widowControl w:val="0"/>
               <w:jc w:val="center"/>
               <w:rPr>
-                <w:rFonts w:eastAsia="Calibri" w:asciiTheme="majorHAnsi" w:hAnsiTheme="majorHAnsi" w:cstheme="majorHAnsi"/>
-                <w:b/>
-                <w:color w:val="000000" w:themeColor="text1"/>
-              </w:rPr>
-            </w:pPr>
-            <w:r>
-              <w:rPr>
-                <w:rFonts w:eastAsia="Calibri" w:asciiTheme="majorHAnsi" w:hAnsiTheme="majorHAnsi" w:cstheme="majorHAnsi"/>
+                <w:rFonts w:asciiTheme="majorHAnsi" w:eastAsia="Calibri" w:hAnsiTheme="majorHAnsi" w:cstheme="majorHAnsi"/>
+                <w:b/>
+                <w:color w:val="000000" w:themeColor="text1"/>
+              </w:rPr>
+            </w:pPr>
+            <w:r>
+              <w:rPr>
+                <w:rFonts w:asciiTheme="majorHAnsi" w:eastAsia="Calibri" w:hAnsiTheme="majorHAnsi" w:cstheme="majorHAnsi"/>
                 <w:b/>
                 <w:color w:val="000000" w:themeColor="text1"/>
               </w:rPr>
@@ -7787,15 +7458,15 @@
               <w:spacing w:line="240" w:lineRule="auto"/>
               <w:contextualSpacing/>
               <w:rPr>
-                <w:rFonts w:eastAsia="Calibri" w:asciiTheme="majorHAnsi" w:hAnsiTheme="majorHAnsi" w:cstheme="majorHAnsi"/>
-                <w:b/>
-                <w:bCs/>
-                <w:color w:val="000000" w:themeColor="text1"/>
-              </w:rPr>
-            </w:pPr>
-            <w:r>
-              <w:rPr>
-                <w:rFonts w:eastAsia="Calibri" w:asciiTheme="majorHAnsi" w:hAnsiTheme="majorHAnsi" w:cstheme="majorHAnsi"/>
+                <w:rFonts w:asciiTheme="majorHAnsi" w:eastAsia="Calibri" w:hAnsiTheme="majorHAnsi" w:cstheme="majorHAnsi"/>
+                <w:b/>
+                <w:bCs/>
+                <w:color w:val="000000" w:themeColor="text1"/>
+              </w:rPr>
+            </w:pPr>
+            <w:r>
+              <w:rPr>
+                <w:rFonts w:asciiTheme="majorHAnsi" w:eastAsia="Calibri" w:hAnsiTheme="majorHAnsi" w:cstheme="majorHAnsi"/>
                 <w:bCs/>
                 <w:color w:val="000000" w:themeColor="text1"/>
               </w:rPr>
@@ -7838,7 +7509,7 @@
               <w:contextualSpacing/>
               <w:jc w:val="center"/>
               <w:rPr>
-                <w:rFonts w:eastAsia="Calibri" w:asciiTheme="majorHAnsi" w:hAnsiTheme="majorHAnsi" w:cstheme="majorHAnsi"/>
+                <w:rFonts w:asciiTheme="majorHAnsi" w:eastAsia="Calibri" w:hAnsiTheme="majorHAnsi" w:cstheme="majorHAnsi"/>
                 <w:b/>
                 <w:bCs/>
                 <w:color w:val="000000" w:themeColor="text1"/>
@@ -7862,15 +7533,15 @@
               <w:spacing w:line="240" w:lineRule="auto"/>
               <w:contextualSpacing/>
               <w:rPr>
-                <w:rFonts w:eastAsia="Calibri" w:asciiTheme="majorHAnsi" w:hAnsiTheme="majorHAnsi" w:cstheme="majorHAnsi"/>
-                <w:b/>
-                <w:bCs/>
-                <w:color w:val="000000" w:themeColor="text1"/>
-              </w:rPr>
-            </w:pPr>
-            <w:r>
-              <w:rPr>
-                <w:rFonts w:eastAsia="Calibri" w:asciiTheme="majorHAnsi" w:hAnsiTheme="majorHAnsi" w:cstheme="majorHAnsi"/>
+                <w:rFonts w:asciiTheme="majorHAnsi" w:eastAsia="Calibri" w:hAnsiTheme="majorHAnsi" w:cstheme="majorHAnsi"/>
+                <w:b/>
+                <w:bCs/>
+                <w:color w:val="000000" w:themeColor="text1"/>
+              </w:rPr>
+            </w:pPr>
+            <w:r>
+              <w:rPr>
+                <w:rFonts w:asciiTheme="majorHAnsi" w:eastAsia="Calibri" w:hAnsiTheme="majorHAnsi" w:cstheme="majorHAnsi"/>
                 <w:bCs/>
                 <w:color w:val="000000" w:themeColor="text1"/>
               </w:rPr>
@@ -7913,7 +7584,7 @@
               <w:spacing w:line="240" w:lineRule="auto"/>
               <w:contextualSpacing/>
               <w:rPr>
-                <w:rFonts w:eastAsia="Calibri" w:asciiTheme="majorHAnsi" w:hAnsiTheme="majorHAnsi" w:cstheme="majorHAnsi"/>
+                <w:rFonts w:asciiTheme="majorHAnsi" w:eastAsia="Calibri" w:hAnsiTheme="majorHAnsi" w:cstheme="majorHAnsi"/>
                 <w:bCs/>
                 <w:color w:val="000000" w:themeColor="text1"/>
               </w:rPr>
@@ -7936,15 +7607,15 @@
               <w:spacing w:line="240" w:lineRule="auto"/>
               <w:contextualSpacing/>
               <w:rPr>
-                <w:rFonts w:eastAsia="Calibri" w:asciiTheme="majorHAnsi" w:hAnsiTheme="majorHAnsi" w:cstheme="majorHAnsi"/>
-                <w:b/>
-                <w:bCs/>
-                <w:color w:val="000000" w:themeColor="text1"/>
-              </w:rPr>
-            </w:pPr>
-            <w:r>
-              <w:rPr>
-                <w:rFonts w:eastAsia="Calibri" w:asciiTheme="majorHAnsi" w:hAnsiTheme="majorHAnsi" w:cstheme="majorHAnsi"/>
+                <w:rFonts w:asciiTheme="majorHAnsi" w:eastAsia="Calibri" w:hAnsiTheme="majorHAnsi" w:cstheme="majorHAnsi"/>
+                <w:b/>
+                <w:bCs/>
+                <w:color w:val="000000" w:themeColor="text1"/>
+              </w:rPr>
+            </w:pPr>
+            <w:r>
+              <w:rPr>
+                <w:rFonts w:asciiTheme="majorHAnsi" w:eastAsia="Calibri" w:hAnsiTheme="majorHAnsi" w:cstheme="majorHAnsi"/>
                 <w:bCs/>
                 <w:color w:val="000000" w:themeColor="text1"/>
               </w:rPr>
@@ -7985,7 +7656,7 @@
             <w:pPr>
               <w:widowControl w:val="0"/>
               <w:rPr>
-                <w:rFonts w:eastAsia="Calibri" w:asciiTheme="majorHAnsi" w:hAnsiTheme="majorHAnsi" w:cstheme="majorHAnsi"/>
+                <w:rFonts w:asciiTheme="majorHAnsi" w:eastAsia="Calibri" w:hAnsiTheme="majorHAnsi" w:cstheme="majorHAnsi"/>
                 <w:bCs/>
                 <w:color w:val="000000" w:themeColor="text1"/>
               </w:rPr>
@@ -8006,15 +7677,15 @@
           <w:p>
             <w:pPr>
               <w:rPr>
-                <w:rFonts w:eastAsia="Calibri" w:asciiTheme="majorHAnsi" w:hAnsiTheme="majorHAnsi" w:cstheme="majorHAnsi"/>
-                <w:b/>
-                <w:bCs/>
-                <w:color w:val="000000" w:themeColor="text1"/>
-              </w:rPr>
-            </w:pPr>
-            <w:r>
-              <w:rPr>
-                <w:rFonts w:eastAsia="Calibri" w:asciiTheme="majorHAnsi" w:hAnsiTheme="majorHAnsi" w:cstheme="majorHAnsi"/>
+                <w:rFonts w:asciiTheme="majorHAnsi" w:eastAsia="Calibri" w:hAnsiTheme="majorHAnsi" w:cstheme="majorHAnsi"/>
+                <w:b/>
+                <w:bCs/>
+                <w:color w:val="000000" w:themeColor="text1"/>
+              </w:rPr>
+            </w:pPr>
+            <w:r>
+              <w:rPr>
+                <w:rFonts w:asciiTheme="majorHAnsi" w:eastAsia="Calibri" w:hAnsiTheme="majorHAnsi" w:cstheme="majorHAnsi"/>
                 <w:bCs/>
                 <w:color w:val="000000" w:themeColor="text1"/>
               </w:rPr>
@@ -8031,14 +7702,14 @@
           <w:p>
             <w:pPr>
               <w:rPr>
-                <w:rFonts w:eastAsia="Calibri" w:asciiTheme="majorHAnsi" w:hAnsiTheme="majorHAnsi" w:cstheme="majorHAnsi"/>
-                <w:bCs/>
-                <w:color w:val="000000" w:themeColor="text1"/>
-              </w:rPr>
-            </w:pPr>
-            <w:r>
-              <w:rPr>
-                <w:rFonts w:eastAsia="Calibri" w:asciiTheme="majorHAnsi" w:hAnsiTheme="majorHAnsi" w:cstheme="majorHAnsi"/>
+                <w:rFonts w:asciiTheme="majorHAnsi" w:eastAsia="Calibri" w:hAnsiTheme="majorHAnsi" w:cstheme="majorHAnsi"/>
+                <w:bCs/>
+                <w:color w:val="000000" w:themeColor="text1"/>
+              </w:rPr>
+            </w:pPr>
+            <w:r>
+              <w:rPr>
+                <w:rFonts w:asciiTheme="majorHAnsi" w:eastAsia="Calibri" w:hAnsiTheme="majorHAnsi" w:cstheme="majorHAnsi"/>
                 <w:bCs/>
                 <w:color w:val="000000" w:themeColor="text1"/>
               </w:rPr>
@@ -8074,15 +7745,15 @@
           <w:p>
             <w:pPr>
               <w:rPr>
-                <w:rFonts w:eastAsia="Calibri" w:asciiTheme="majorHAnsi" w:hAnsiTheme="majorHAnsi" w:cstheme="majorHAnsi"/>
-                <w:b/>
-                <w:bCs/>
-                <w:color w:val="000000" w:themeColor="text1"/>
-              </w:rPr>
-            </w:pPr>
-            <w:r>
-              <w:rPr>
-                <w:rFonts w:eastAsia="Calibri" w:asciiTheme="majorHAnsi" w:hAnsiTheme="majorHAnsi" w:cstheme="majorHAnsi"/>
+                <w:rFonts w:asciiTheme="majorHAnsi" w:eastAsia="Calibri" w:hAnsiTheme="majorHAnsi" w:cstheme="majorHAnsi"/>
+                <w:b/>
+                <w:bCs/>
+                <w:color w:val="000000" w:themeColor="text1"/>
+              </w:rPr>
+            </w:pPr>
+            <w:r>
+              <w:rPr>
+                <w:rFonts w:asciiTheme="majorHAnsi" w:eastAsia="Calibri" w:hAnsiTheme="majorHAnsi" w:cstheme="majorHAnsi"/>
                 <w:bCs/>
                 <w:color w:val="000000" w:themeColor="text1"/>
               </w:rPr>
@@ -8099,14 +7770,14 @@
           <w:p>
             <w:pPr>
               <w:rPr>
-                <w:rFonts w:eastAsia="Calibri" w:asciiTheme="majorHAnsi" w:hAnsiTheme="majorHAnsi" w:cstheme="majorHAnsi"/>
-                <w:bCs/>
-                <w:color w:val="000000" w:themeColor="text1"/>
-              </w:rPr>
-            </w:pPr>
-            <w:r>
-              <w:rPr>
-                <w:rFonts w:eastAsia="Calibri" w:asciiTheme="majorHAnsi" w:hAnsiTheme="majorHAnsi" w:cstheme="majorHAnsi"/>
+                <w:rFonts w:asciiTheme="majorHAnsi" w:eastAsia="Calibri" w:hAnsiTheme="majorHAnsi" w:cstheme="majorHAnsi"/>
+                <w:bCs/>
+                <w:color w:val="000000" w:themeColor="text1"/>
+              </w:rPr>
+            </w:pPr>
+            <w:r>
+              <w:rPr>
+                <w:rFonts w:asciiTheme="majorHAnsi" w:eastAsia="Calibri" w:hAnsiTheme="majorHAnsi" w:cstheme="majorHAnsi"/>
                 <w:bCs/>
                 <w:color w:val="000000" w:themeColor="text1"/>
               </w:rPr>
@@ -8128,15 +7799,15 @@
           <w:p>
             <w:pPr>
               <w:rPr>
-                <w:rFonts w:eastAsia="Calibri" w:asciiTheme="majorHAnsi" w:hAnsiTheme="majorHAnsi" w:cstheme="majorHAnsi"/>
-                <w:b/>
-                <w:bCs/>
-                <w:color w:val="000000" w:themeColor="text1"/>
-              </w:rPr>
-            </w:pPr>
-            <w:r>
-              <w:rPr>
-                <w:rFonts w:eastAsia="Calibri" w:asciiTheme="majorHAnsi" w:hAnsiTheme="majorHAnsi" w:cstheme="majorHAnsi"/>
+                <w:rFonts w:asciiTheme="majorHAnsi" w:eastAsia="Calibri" w:hAnsiTheme="majorHAnsi" w:cstheme="majorHAnsi"/>
+                <w:b/>
+                <w:bCs/>
+                <w:color w:val="000000" w:themeColor="text1"/>
+              </w:rPr>
+            </w:pPr>
+            <w:r>
+              <w:rPr>
+                <w:rFonts w:asciiTheme="majorHAnsi" w:eastAsia="Calibri" w:hAnsiTheme="majorHAnsi" w:cstheme="majorHAnsi"/>
                 <w:b/>
                 <w:bCs/>
                 <w:color w:val="000000" w:themeColor="text1"/>
@@ -8149,7 +7820,7 @@
           <w:tcPr>
             <w:tcW w:w="5245" w:type="dxa"/>
             <w:tcBorders>
-              <w:right w:val="single" w:color="auto" w:sz="4" w:space="0"/>
+              <w:right w:val="single" w:sz="4" w:space="0" w:color="auto"/>
             </w:tcBorders>
             <w:shd w:val="clear" w:color="auto" w:fill="FBE5D5"/>
           </w:tcPr>
@@ -8173,7 +7844,7 @@
           <w:tcPr>
             <w:tcW w:w="2693" w:type="dxa"/>
             <w:tcBorders>
-              <w:left w:val="single" w:color="auto" w:sz="4" w:space="0"/>
+              <w:left w:val="single" w:sz="4" w:space="0" w:color="auto"/>
             </w:tcBorders>
             <w:shd w:val="clear" w:color="auto" w:fill="FFFFFF" w:themeFill="background1"/>
           </w:tcPr>
@@ -8200,18 +7871,19 @@
           <w:p>
             <w:pPr>
               <w:rPr>
-                <w:rFonts w:eastAsia="Calibri" w:asciiTheme="majorHAnsi" w:hAnsiTheme="majorHAnsi" w:cstheme="majorHAnsi"/>
-                <w:b/>
-                <w:bCs/>
-                <w:color w:val="000000" w:themeColor="text1"/>
-              </w:rPr>
-            </w:pPr>
-            <w:r>
-              <w:rPr>
-                <w:rFonts w:eastAsia="Calibri" w:asciiTheme="majorHAnsi" w:hAnsiTheme="majorHAnsi" w:cstheme="majorHAnsi"/>
-                <w:bCs/>
-                <w:color w:val="000000" w:themeColor="text1"/>
-              </w:rPr>
+                <w:rFonts w:asciiTheme="majorHAnsi" w:eastAsia="Calibri" w:hAnsiTheme="majorHAnsi" w:cstheme="majorHAnsi"/>
+                <w:b/>
+                <w:bCs/>
+                <w:color w:val="000000" w:themeColor="text1"/>
+              </w:rPr>
+            </w:pPr>
+            <w:r>
+              <w:rPr>
+                <w:rFonts w:asciiTheme="majorHAnsi" w:eastAsia="Calibri" w:hAnsiTheme="majorHAnsi" w:cstheme="majorHAnsi"/>
+                <w:bCs/>
+                <w:color w:val="000000" w:themeColor="text1"/>
+              </w:rPr>
+              <w:lastRenderedPageBreak/>
               <w:t>Opción a)</w:t>
             </w:r>
           </w:p>
@@ -8221,7 +7893,7 @@
             <w:tcW w:w="6237" w:type="dxa"/>
             <w:gridSpan w:val="2"/>
             <w:tcBorders>
-              <w:right w:val="single" w:color="auto" w:sz="4" w:space="0"/>
+              <w:right w:val="single" w:sz="4" w:space="0" w:color="auto"/>
             </w:tcBorders>
             <w:shd w:val="clear" w:color="auto" w:fill="FFFFFF"/>
           </w:tcPr>
@@ -8245,7 +7917,7 @@
           <w:tcPr>
             <w:tcW w:w="2693" w:type="dxa"/>
             <w:tcBorders>
-              <w:left w:val="single" w:color="auto" w:sz="4" w:space="0"/>
+              <w:left w:val="single" w:sz="4" w:space="0" w:color="auto"/>
             </w:tcBorders>
             <w:shd w:val="clear" w:color="auto" w:fill="FFFFFF"/>
           </w:tcPr>
@@ -8253,7 +7925,7 @@
             <w:pPr>
               <w:widowControl w:val="0"/>
               <w:rPr>
-                <w:rFonts w:eastAsia="Calibri" w:asciiTheme="majorHAnsi" w:hAnsiTheme="majorHAnsi" w:cstheme="majorHAnsi"/>
+                <w:rFonts w:asciiTheme="majorHAnsi" w:eastAsia="Calibri" w:hAnsiTheme="majorHAnsi" w:cstheme="majorHAnsi"/>
                 <w:bCs/>
                 <w:color w:val="000000" w:themeColor="text1"/>
               </w:rPr>
@@ -8274,15 +7946,15 @@
           <w:p>
             <w:pPr>
               <w:rPr>
-                <w:rFonts w:eastAsia="Calibri" w:asciiTheme="majorHAnsi" w:hAnsiTheme="majorHAnsi" w:cstheme="majorHAnsi"/>
-                <w:b/>
-                <w:bCs/>
-                <w:color w:val="000000" w:themeColor="text1"/>
-              </w:rPr>
-            </w:pPr>
-            <w:r>
-              <w:rPr>
-                <w:rFonts w:eastAsia="Calibri" w:asciiTheme="majorHAnsi" w:hAnsiTheme="majorHAnsi" w:cstheme="majorHAnsi"/>
+                <w:rFonts w:asciiTheme="majorHAnsi" w:eastAsia="Calibri" w:hAnsiTheme="majorHAnsi" w:cstheme="majorHAnsi"/>
+                <w:b/>
+                <w:bCs/>
+                <w:color w:val="000000" w:themeColor="text1"/>
+              </w:rPr>
+            </w:pPr>
+            <w:r>
+              <w:rPr>
+                <w:rFonts w:asciiTheme="majorHAnsi" w:eastAsia="Calibri" w:hAnsiTheme="majorHAnsi" w:cstheme="majorHAnsi"/>
                 <w:bCs/>
                 <w:color w:val="000000" w:themeColor="text1"/>
               </w:rPr>
@@ -8321,7 +7993,7 @@
             <w:pPr>
               <w:widowControl w:val="0"/>
               <w:rPr>
-                <w:rFonts w:eastAsia="Calibri" w:asciiTheme="majorHAnsi" w:hAnsiTheme="majorHAnsi" w:cstheme="majorHAnsi"/>
+                <w:rFonts w:asciiTheme="majorHAnsi" w:eastAsia="Calibri" w:hAnsiTheme="majorHAnsi" w:cstheme="majorHAnsi"/>
                 <w:bCs/>
                 <w:color w:val="000000" w:themeColor="text1"/>
               </w:rPr>
@@ -8342,15 +8014,15 @@
           <w:p>
             <w:pPr>
               <w:rPr>
-                <w:rFonts w:eastAsia="Calibri" w:asciiTheme="majorHAnsi" w:hAnsiTheme="majorHAnsi" w:cstheme="majorHAnsi"/>
-                <w:b/>
-                <w:bCs/>
-                <w:color w:val="000000" w:themeColor="text1"/>
-              </w:rPr>
-            </w:pPr>
-            <w:r>
-              <w:rPr>
-                <w:rFonts w:eastAsia="Calibri" w:asciiTheme="majorHAnsi" w:hAnsiTheme="majorHAnsi" w:cstheme="majorHAnsi"/>
+                <w:rFonts w:asciiTheme="majorHAnsi" w:eastAsia="Calibri" w:hAnsiTheme="majorHAnsi" w:cstheme="majorHAnsi"/>
+                <w:b/>
+                <w:bCs/>
+                <w:color w:val="000000" w:themeColor="text1"/>
+              </w:rPr>
+            </w:pPr>
+            <w:r>
+              <w:rPr>
+                <w:rFonts w:asciiTheme="majorHAnsi" w:eastAsia="Calibri" w:hAnsiTheme="majorHAnsi" w:cstheme="majorHAnsi"/>
                 <w:bCs/>
                 <w:color w:val="000000" w:themeColor="text1"/>
               </w:rPr>
@@ -8390,7 +8062,7 @@
               <w:widowControl w:val="0"/>
               <w:jc w:val="center"/>
               <w:rPr>
-                <w:rFonts w:eastAsia="Calibri" w:asciiTheme="majorHAnsi" w:hAnsiTheme="majorHAnsi" w:cstheme="majorHAnsi"/>
+                <w:rFonts w:asciiTheme="majorHAnsi" w:eastAsia="Calibri" w:hAnsiTheme="majorHAnsi" w:cstheme="majorHAnsi"/>
                 <w:b/>
                 <w:color w:val="000000" w:themeColor="text1"/>
               </w:rPr>
@@ -8411,15 +8083,15 @@
           <w:p>
             <w:pPr>
               <w:rPr>
-                <w:rFonts w:eastAsia="Calibri" w:asciiTheme="majorHAnsi" w:hAnsiTheme="majorHAnsi" w:cstheme="majorHAnsi"/>
-                <w:b/>
-                <w:bCs/>
-                <w:color w:val="000000" w:themeColor="text1"/>
-              </w:rPr>
-            </w:pPr>
-            <w:r>
-              <w:rPr>
-                <w:rFonts w:eastAsia="Calibri" w:asciiTheme="majorHAnsi" w:hAnsiTheme="majorHAnsi" w:cstheme="majorHAnsi"/>
+                <w:rFonts w:asciiTheme="majorHAnsi" w:eastAsia="Calibri" w:hAnsiTheme="majorHAnsi" w:cstheme="majorHAnsi"/>
+                <w:b/>
+                <w:bCs/>
+                <w:color w:val="000000" w:themeColor="text1"/>
+              </w:rPr>
+            </w:pPr>
+            <w:r>
+              <w:rPr>
+                <w:rFonts w:asciiTheme="majorHAnsi" w:eastAsia="Calibri" w:hAnsiTheme="majorHAnsi" w:cstheme="majorHAnsi"/>
                 <w:bCs/>
                 <w:color w:val="000000" w:themeColor="text1"/>
               </w:rPr>
@@ -8459,14 +8131,14 @@
               <w:widowControl w:val="0"/>
               <w:jc w:val="center"/>
               <w:rPr>
-                <w:rFonts w:eastAsia="Calibri" w:asciiTheme="majorHAnsi" w:hAnsiTheme="majorHAnsi" w:cstheme="majorHAnsi"/>
-                <w:b/>
-                <w:color w:val="000000" w:themeColor="text1"/>
-              </w:rPr>
-            </w:pPr>
-            <w:r>
-              <w:rPr>
-                <w:rFonts w:eastAsia="Calibri" w:asciiTheme="majorHAnsi" w:hAnsiTheme="majorHAnsi" w:cstheme="majorHAnsi"/>
+                <w:rFonts w:asciiTheme="majorHAnsi" w:eastAsia="Calibri" w:hAnsiTheme="majorHAnsi" w:cstheme="majorHAnsi"/>
+                <w:b/>
+                <w:color w:val="000000" w:themeColor="text1"/>
+              </w:rPr>
+            </w:pPr>
+            <w:r>
+              <w:rPr>
+                <w:rFonts w:asciiTheme="majorHAnsi" w:eastAsia="Calibri" w:hAnsiTheme="majorHAnsi" w:cstheme="majorHAnsi"/>
                 <w:b/>
                 <w:color w:val="000000" w:themeColor="text1"/>
               </w:rPr>
@@ -8488,15 +8160,15 @@
           <w:p>
             <w:pPr>
               <w:rPr>
-                <w:rFonts w:eastAsia="Calibri" w:asciiTheme="majorHAnsi" w:hAnsiTheme="majorHAnsi" w:cstheme="majorHAnsi"/>
-                <w:b/>
-                <w:bCs/>
-                <w:color w:val="000000" w:themeColor="text1"/>
-              </w:rPr>
-            </w:pPr>
-            <w:r>
-              <w:rPr>
-                <w:rFonts w:eastAsia="Calibri" w:asciiTheme="majorHAnsi" w:hAnsiTheme="majorHAnsi" w:cstheme="majorHAnsi"/>
+                <w:rFonts w:asciiTheme="majorHAnsi" w:eastAsia="Calibri" w:hAnsiTheme="majorHAnsi" w:cstheme="majorHAnsi"/>
+                <w:b/>
+                <w:bCs/>
+                <w:color w:val="000000" w:themeColor="text1"/>
+              </w:rPr>
+            </w:pPr>
+            <w:r>
+              <w:rPr>
+                <w:rFonts w:asciiTheme="majorHAnsi" w:eastAsia="Calibri" w:hAnsiTheme="majorHAnsi" w:cstheme="majorHAnsi"/>
                 <w:bCs/>
                 <w:color w:val="000000" w:themeColor="text1"/>
               </w:rPr>
@@ -8513,14 +8185,14 @@
           <w:p>
             <w:pPr>
               <w:rPr>
-                <w:rFonts w:eastAsia="Calibri" w:asciiTheme="majorHAnsi" w:hAnsiTheme="majorHAnsi" w:cstheme="majorHAnsi"/>
-                <w:bCs/>
-                <w:color w:val="000000" w:themeColor="text1"/>
-              </w:rPr>
-            </w:pPr>
-            <w:r>
-              <w:rPr>
-                <w:rFonts w:eastAsia="Calibri" w:asciiTheme="majorHAnsi" w:hAnsiTheme="majorHAnsi" w:cstheme="majorHAnsi"/>
+                <w:rFonts w:asciiTheme="majorHAnsi" w:eastAsia="Calibri" w:hAnsiTheme="majorHAnsi" w:cstheme="majorHAnsi"/>
+                <w:bCs/>
+                <w:color w:val="000000" w:themeColor="text1"/>
+              </w:rPr>
+            </w:pPr>
+            <w:r>
+              <w:rPr>
+                <w:rFonts w:asciiTheme="majorHAnsi" w:eastAsia="Calibri" w:hAnsiTheme="majorHAnsi" w:cstheme="majorHAnsi"/>
                 <w:bCs/>
                 <w:color w:val="000000" w:themeColor="text1"/>
               </w:rPr>
@@ -8528,7 +8200,7 @@
             </w:r>
             <w:r>
               <w:rPr>
-                <w:rFonts w:eastAsia="Calibri" w:asciiTheme="majorHAnsi" w:hAnsiTheme="majorHAnsi" w:cstheme="majorHAnsi"/>
+                <w:rFonts w:asciiTheme="majorHAnsi" w:eastAsia="Calibri" w:hAnsiTheme="majorHAnsi" w:cstheme="majorHAnsi"/>
                 <w:bCs/>
                 <w:color w:val="000000" w:themeColor="text1"/>
               </w:rPr>
@@ -8557,15 +8229,15 @@
           <w:p>
             <w:pPr>
               <w:rPr>
-                <w:rFonts w:eastAsia="Calibri" w:asciiTheme="majorHAnsi" w:hAnsiTheme="majorHAnsi" w:cstheme="majorHAnsi"/>
-                <w:b/>
-                <w:bCs/>
-                <w:color w:val="000000" w:themeColor="text1"/>
-              </w:rPr>
-            </w:pPr>
-            <w:r>
-              <w:rPr>
-                <w:rFonts w:eastAsia="Calibri" w:asciiTheme="majorHAnsi" w:hAnsiTheme="majorHAnsi" w:cstheme="majorHAnsi"/>
+                <w:rFonts w:asciiTheme="majorHAnsi" w:eastAsia="Calibri" w:hAnsiTheme="majorHAnsi" w:cstheme="majorHAnsi"/>
+                <w:b/>
+                <w:bCs/>
+                <w:color w:val="000000" w:themeColor="text1"/>
+              </w:rPr>
+            </w:pPr>
+            <w:r>
+              <w:rPr>
+                <w:rFonts w:asciiTheme="majorHAnsi" w:eastAsia="Calibri" w:hAnsiTheme="majorHAnsi" w:cstheme="majorHAnsi"/>
                 <w:bCs/>
                 <w:color w:val="000000" w:themeColor="text1"/>
               </w:rPr>
@@ -8577,21 +8249,21 @@
           <w:tcPr>
             <w:tcW w:w="5245" w:type="dxa"/>
             <w:tcBorders>
-              <w:right w:val="single" w:color="auto" w:sz="4" w:space="0"/>
+              <w:right w:val="single" w:sz="4" w:space="0" w:color="auto"/>
             </w:tcBorders>
             <w:shd w:val="clear" w:color="auto" w:fill="FFFFFF"/>
           </w:tcPr>
           <w:p>
             <w:pPr>
               <w:rPr>
-                <w:rFonts w:eastAsia="Calibri" w:asciiTheme="majorHAnsi" w:hAnsiTheme="majorHAnsi" w:cstheme="majorHAnsi"/>
-                <w:bCs/>
-                <w:color w:val="000000" w:themeColor="text1"/>
-              </w:rPr>
-            </w:pPr>
-            <w:r>
-              <w:rPr>
-                <w:rFonts w:eastAsia="Calibri" w:asciiTheme="majorHAnsi" w:hAnsiTheme="majorHAnsi" w:cstheme="majorHAnsi"/>
+                <w:rFonts w:asciiTheme="majorHAnsi" w:eastAsia="Calibri" w:hAnsiTheme="majorHAnsi" w:cstheme="majorHAnsi"/>
+                <w:bCs/>
+                <w:color w:val="000000" w:themeColor="text1"/>
+              </w:rPr>
+            </w:pPr>
+            <w:r>
+              <w:rPr>
+                <w:rFonts w:asciiTheme="majorHAnsi" w:eastAsia="Calibri" w:hAnsiTheme="majorHAnsi" w:cstheme="majorHAnsi"/>
                 <w:bCs/>
                 <w:color w:val="000000" w:themeColor="text1"/>
               </w:rPr>
@@ -8603,14 +8275,14 @@
           <w:tcPr>
             <w:tcW w:w="2693" w:type="dxa"/>
             <w:tcBorders>
-              <w:left w:val="single" w:color="auto" w:sz="4" w:space="0"/>
+              <w:left w:val="single" w:sz="4" w:space="0" w:color="auto"/>
             </w:tcBorders>
             <w:shd w:val="clear" w:color="auto" w:fill="FFFFFF"/>
           </w:tcPr>
           <w:p>
             <w:pPr>
               <w:rPr>
-                <w:rFonts w:eastAsia="Calibri" w:asciiTheme="majorHAnsi" w:hAnsiTheme="majorHAnsi" w:cstheme="majorHAnsi"/>
+                <w:rFonts w:asciiTheme="majorHAnsi" w:eastAsia="Calibri" w:hAnsiTheme="majorHAnsi" w:cstheme="majorHAnsi"/>
                 <w:bCs/>
                 <w:color w:val="000000" w:themeColor="text1"/>
               </w:rPr>
@@ -8631,15 +8303,15 @@
           <w:p>
             <w:pPr>
               <w:rPr>
-                <w:rFonts w:eastAsia="Calibri" w:asciiTheme="majorHAnsi" w:hAnsiTheme="majorHAnsi" w:cstheme="majorHAnsi"/>
-                <w:b/>
-                <w:bCs/>
-                <w:color w:val="000000" w:themeColor="text1"/>
-              </w:rPr>
-            </w:pPr>
-            <w:r>
-              <w:rPr>
-                <w:rFonts w:eastAsia="Calibri" w:asciiTheme="majorHAnsi" w:hAnsiTheme="majorHAnsi" w:cstheme="majorHAnsi"/>
+                <w:rFonts w:asciiTheme="majorHAnsi" w:eastAsia="Calibri" w:hAnsiTheme="majorHAnsi" w:cstheme="majorHAnsi"/>
+                <w:b/>
+                <w:bCs/>
+                <w:color w:val="000000" w:themeColor="text1"/>
+              </w:rPr>
+            </w:pPr>
+            <w:r>
+              <w:rPr>
+                <w:rFonts w:asciiTheme="majorHAnsi" w:eastAsia="Calibri" w:hAnsiTheme="majorHAnsi" w:cstheme="majorHAnsi"/>
                 <w:b/>
                 <w:bCs/>
                 <w:color w:val="000000" w:themeColor="text1"/>
@@ -8652,7 +8324,7 @@
           <w:tcPr>
             <w:tcW w:w="5245" w:type="dxa"/>
             <w:tcBorders>
-              <w:right w:val="single" w:color="auto" w:sz="4" w:space="0"/>
+              <w:right w:val="single" w:sz="4" w:space="0" w:color="auto"/>
             </w:tcBorders>
             <w:shd w:val="clear" w:color="auto" w:fill="FBE5D5"/>
           </w:tcPr>
@@ -8676,7 +8348,7 @@
           <w:tcPr>
             <w:tcW w:w="2693" w:type="dxa"/>
             <w:tcBorders>
-              <w:left w:val="single" w:color="auto" w:sz="4" w:space="0"/>
+              <w:left w:val="single" w:sz="4" w:space="0" w:color="auto"/>
             </w:tcBorders>
             <w:shd w:val="clear" w:color="auto" w:fill="FFFFFF" w:themeFill="background1"/>
           </w:tcPr>
@@ -8703,15 +8375,15 @@
           <w:p>
             <w:pPr>
               <w:rPr>
-                <w:rFonts w:eastAsia="Calibri" w:asciiTheme="majorHAnsi" w:hAnsiTheme="majorHAnsi" w:cstheme="majorHAnsi"/>
-                <w:b/>
-                <w:bCs/>
-                <w:color w:val="000000" w:themeColor="text1"/>
-              </w:rPr>
-            </w:pPr>
-            <w:r>
-              <w:rPr>
-                <w:rFonts w:eastAsia="Calibri" w:asciiTheme="majorHAnsi" w:hAnsiTheme="majorHAnsi" w:cstheme="majorHAnsi"/>
+                <w:rFonts w:asciiTheme="majorHAnsi" w:eastAsia="Calibri" w:hAnsiTheme="majorHAnsi" w:cstheme="majorHAnsi"/>
+                <w:b/>
+                <w:bCs/>
+                <w:color w:val="000000" w:themeColor="text1"/>
+              </w:rPr>
+            </w:pPr>
+            <w:r>
+              <w:rPr>
+                <w:rFonts w:asciiTheme="majorHAnsi" w:eastAsia="Calibri" w:hAnsiTheme="majorHAnsi" w:cstheme="majorHAnsi"/>
                 <w:bCs/>
                 <w:color w:val="000000" w:themeColor="text1"/>
               </w:rPr>
@@ -8724,7 +8396,7 @@
             <w:tcW w:w="6237" w:type="dxa"/>
             <w:gridSpan w:val="2"/>
             <w:tcBorders>
-              <w:right w:val="single" w:color="auto" w:sz="4" w:space="0"/>
+              <w:right w:val="single" w:sz="4" w:space="0" w:color="auto"/>
             </w:tcBorders>
             <w:shd w:val="clear" w:color="auto" w:fill="FFFFFF"/>
           </w:tcPr>
@@ -8748,7 +8420,7 @@
           <w:tcPr>
             <w:tcW w:w="2693" w:type="dxa"/>
             <w:tcBorders>
-              <w:left w:val="single" w:color="auto" w:sz="4" w:space="0"/>
+              <w:left w:val="single" w:sz="4" w:space="0" w:color="auto"/>
             </w:tcBorders>
             <w:shd w:val="clear" w:color="auto" w:fill="FFFFFF"/>
           </w:tcPr>
@@ -8757,14 +8429,14 @@
               <w:widowControl w:val="0"/>
               <w:jc w:val="center"/>
               <w:rPr>
-                <w:rFonts w:eastAsia="Calibri" w:asciiTheme="majorHAnsi" w:hAnsiTheme="majorHAnsi" w:cstheme="majorHAnsi"/>
-                <w:b/>
-                <w:color w:val="000000" w:themeColor="text1"/>
-              </w:rPr>
-            </w:pPr>
-            <w:r>
-              <w:rPr>
-                <w:rFonts w:eastAsia="Calibri" w:asciiTheme="majorHAnsi" w:hAnsiTheme="majorHAnsi" w:cstheme="majorHAnsi"/>
+                <w:rFonts w:asciiTheme="majorHAnsi" w:eastAsia="Calibri" w:hAnsiTheme="majorHAnsi" w:cstheme="majorHAnsi"/>
+                <w:b/>
+                <w:color w:val="000000" w:themeColor="text1"/>
+              </w:rPr>
+            </w:pPr>
+            <w:r>
+              <w:rPr>
+                <w:rFonts w:asciiTheme="majorHAnsi" w:eastAsia="Calibri" w:hAnsiTheme="majorHAnsi" w:cstheme="majorHAnsi"/>
                 <w:b/>
                 <w:color w:val="000000" w:themeColor="text1"/>
               </w:rPr>
@@ -8786,15 +8458,15 @@
           <w:p>
             <w:pPr>
               <w:rPr>
-                <w:rFonts w:eastAsia="Calibri" w:asciiTheme="majorHAnsi" w:hAnsiTheme="majorHAnsi" w:cstheme="majorHAnsi"/>
-                <w:b/>
-                <w:bCs/>
-                <w:color w:val="000000" w:themeColor="text1"/>
-              </w:rPr>
-            </w:pPr>
-            <w:r>
-              <w:rPr>
-                <w:rFonts w:eastAsia="Calibri" w:asciiTheme="majorHAnsi" w:hAnsiTheme="majorHAnsi" w:cstheme="majorHAnsi"/>
+                <w:rFonts w:asciiTheme="majorHAnsi" w:eastAsia="Calibri" w:hAnsiTheme="majorHAnsi" w:cstheme="majorHAnsi"/>
+                <w:b/>
+                <w:bCs/>
+                <w:color w:val="000000" w:themeColor="text1"/>
+              </w:rPr>
+            </w:pPr>
+            <w:r>
+              <w:rPr>
+                <w:rFonts w:asciiTheme="majorHAnsi" w:eastAsia="Calibri" w:hAnsiTheme="majorHAnsi" w:cstheme="majorHAnsi"/>
                 <w:bCs/>
                 <w:color w:val="000000" w:themeColor="text1"/>
               </w:rPr>
@@ -8834,7 +8506,7 @@
               <w:widowControl w:val="0"/>
               <w:jc w:val="center"/>
               <w:rPr>
-                <w:rFonts w:eastAsia="Calibri" w:asciiTheme="majorHAnsi" w:hAnsiTheme="majorHAnsi" w:cstheme="majorHAnsi"/>
+                <w:rFonts w:asciiTheme="majorHAnsi" w:eastAsia="Calibri" w:hAnsiTheme="majorHAnsi" w:cstheme="majorHAnsi"/>
                 <w:b/>
                 <w:color w:val="000000" w:themeColor="text1"/>
               </w:rPr>
@@ -8855,15 +8527,15 @@
           <w:p>
             <w:pPr>
               <w:rPr>
-                <w:rFonts w:eastAsia="Calibri" w:asciiTheme="majorHAnsi" w:hAnsiTheme="majorHAnsi" w:cstheme="majorHAnsi"/>
-                <w:b/>
-                <w:bCs/>
-                <w:color w:val="000000" w:themeColor="text1"/>
-              </w:rPr>
-            </w:pPr>
-            <w:r>
-              <w:rPr>
-                <w:rFonts w:eastAsia="Calibri" w:asciiTheme="majorHAnsi" w:hAnsiTheme="majorHAnsi" w:cstheme="majorHAnsi"/>
+                <w:rFonts w:asciiTheme="majorHAnsi" w:eastAsia="Calibri" w:hAnsiTheme="majorHAnsi" w:cstheme="majorHAnsi"/>
+                <w:b/>
+                <w:bCs/>
+                <w:color w:val="000000" w:themeColor="text1"/>
+              </w:rPr>
+            </w:pPr>
+            <w:r>
+              <w:rPr>
+                <w:rFonts w:asciiTheme="majorHAnsi" w:eastAsia="Calibri" w:hAnsiTheme="majorHAnsi" w:cstheme="majorHAnsi"/>
                 <w:bCs/>
                 <w:color w:val="000000" w:themeColor="text1"/>
               </w:rPr>
@@ -8903,7 +8575,7 @@
               <w:widowControl w:val="0"/>
               <w:jc w:val="center"/>
               <w:rPr>
-                <w:rFonts w:eastAsia="Calibri" w:asciiTheme="majorHAnsi" w:hAnsiTheme="majorHAnsi" w:cstheme="majorHAnsi"/>
+                <w:rFonts w:asciiTheme="majorHAnsi" w:eastAsia="Calibri" w:hAnsiTheme="majorHAnsi" w:cstheme="majorHAnsi"/>
                 <w:b/>
                 <w:color w:val="000000" w:themeColor="text1"/>
               </w:rPr>
@@ -8924,15 +8596,15 @@
           <w:p>
             <w:pPr>
               <w:rPr>
-                <w:rFonts w:eastAsia="Calibri" w:asciiTheme="majorHAnsi" w:hAnsiTheme="majorHAnsi" w:cstheme="majorHAnsi"/>
-                <w:b/>
-                <w:bCs/>
-                <w:color w:val="000000" w:themeColor="text1"/>
-              </w:rPr>
-            </w:pPr>
-            <w:r>
-              <w:rPr>
-                <w:rFonts w:eastAsia="Calibri" w:asciiTheme="majorHAnsi" w:hAnsiTheme="majorHAnsi" w:cstheme="majorHAnsi"/>
+                <w:rFonts w:asciiTheme="majorHAnsi" w:eastAsia="Calibri" w:hAnsiTheme="majorHAnsi" w:cstheme="majorHAnsi"/>
+                <w:b/>
+                <w:bCs/>
+                <w:color w:val="000000" w:themeColor="text1"/>
+              </w:rPr>
+            </w:pPr>
+            <w:r>
+              <w:rPr>
+                <w:rFonts w:asciiTheme="majorHAnsi" w:eastAsia="Calibri" w:hAnsiTheme="majorHAnsi" w:cstheme="majorHAnsi"/>
                 <w:bCs/>
                 <w:color w:val="000000" w:themeColor="text1"/>
               </w:rPr>
@@ -8950,7 +8622,7 @@
             <w:pPr>
               <w:pStyle w:val="pdq2pgselectionanchorcontainer"/>
               <w:rPr>
-                <w:rFonts w:eastAsia="Arial" w:asciiTheme="majorHAnsi" w:hAnsiTheme="majorHAnsi" w:cstheme="majorHAnsi"/>
+                <w:rFonts w:asciiTheme="majorHAnsi" w:eastAsia="Arial" w:hAnsiTheme="majorHAnsi" w:cstheme="majorHAnsi"/>
                 <w:color w:val="000000" w:themeColor="text1"/>
                 <w:sz w:val="22"/>
                 <w:szCs w:val="22"/>
@@ -8959,7 +8631,7 @@
             </w:pPr>
             <w:r>
               <w:rPr>
-                <w:rFonts w:eastAsia="Arial" w:asciiTheme="majorHAnsi" w:hAnsiTheme="majorHAnsi" w:cstheme="majorHAnsi"/>
+                <w:rFonts w:asciiTheme="majorHAnsi" w:eastAsia="Arial" w:hAnsiTheme="majorHAnsi" w:cstheme="majorHAnsi"/>
                 <w:color w:val="000000" w:themeColor="text1"/>
                 <w:sz w:val="22"/>
                 <w:szCs w:val="22"/>
@@ -8979,7 +8651,7 @@
               <w:widowControl w:val="0"/>
               <w:jc w:val="center"/>
               <w:rPr>
-                <w:rFonts w:eastAsia="Calibri" w:asciiTheme="majorHAnsi" w:hAnsiTheme="majorHAnsi" w:cstheme="majorHAnsi"/>
+                <w:rFonts w:asciiTheme="majorHAnsi" w:eastAsia="Calibri" w:hAnsiTheme="majorHAnsi" w:cstheme="majorHAnsi"/>
                 <w:b/>
                 <w:color w:val="000000" w:themeColor="text1"/>
               </w:rPr>
@@ -9000,15 +8672,15 @@
           <w:p>
             <w:pPr>
               <w:rPr>
-                <w:rFonts w:eastAsia="Calibri" w:asciiTheme="majorHAnsi" w:hAnsiTheme="majorHAnsi" w:cstheme="majorHAnsi"/>
-                <w:b/>
-                <w:bCs/>
-                <w:color w:val="000000" w:themeColor="text1"/>
-              </w:rPr>
-            </w:pPr>
-            <w:r>
-              <w:rPr>
-                <w:rFonts w:eastAsia="Calibri" w:asciiTheme="majorHAnsi" w:hAnsiTheme="majorHAnsi" w:cstheme="majorHAnsi"/>
+                <w:rFonts w:asciiTheme="majorHAnsi" w:eastAsia="Calibri" w:hAnsiTheme="majorHAnsi" w:cstheme="majorHAnsi"/>
+                <w:b/>
+                <w:bCs/>
+                <w:color w:val="000000" w:themeColor="text1"/>
+              </w:rPr>
+            </w:pPr>
+            <w:r>
+              <w:rPr>
+                <w:rFonts w:asciiTheme="majorHAnsi" w:eastAsia="Calibri" w:hAnsiTheme="majorHAnsi" w:cstheme="majorHAnsi"/>
                 <w:bCs/>
                 <w:color w:val="000000" w:themeColor="text1"/>
               </w:rPr>
@@ -9025,14 +8697,14 @@
           <w:p>
             <w:pPr>
               <w:rPr>
-                <w:rFonts w:eastAsia="Calibri" w:asciiTheme="majorHAnsi" w:hAnsiTheme="majorHAnsi" w:cstheme="majorHAnsi"/>
-                <w:bCs/>
-                <w:color w:val="000000" w:themeColor="text1"/>
-              </w:rPr>
-            </w:pPr>
-            <w:r>
-              <w:rPr>
-                <w:rFonts w:eastAsia="Calibri" w:asciiTheme="majorHAnsi" w:hAnsiTheme="majorHAnsi" w:cstheme="majorHAnsi"/>
+                <w:rFonts w:asciiTheme="majorHAnsi" w:eastAsia="Calibri" w:hAnsiTheme="majorHAnsi" w:cstheme="majorHAnsi"/>
+                <w:bCs/>
+                <w:color w:val="000000" w:themeColor="text1"/>
+              </w:rPr>
+            </w:pPr>
+            <w:r>
+              <w:rPr>
+                <w:rFonts w:asciiTheme="majorHAnsi" w:eastAsia="Calibri" w:hAnsiTheme="majorHAnsi" w:cstheme="majorHAnsi"/>
                 <w:bCs/>
                 <w:color w:val="000000" w:themeColor="text1"/>
               </w:rPr>
@@ -9040,7 +8712,7 @@
             </w:r>
             <w:r>
               <w:rPr>
-                <w:rFonts w:eastAsia="Calibri" w:asciiTheme="majorHAnsi" w:hAnsiTheme="majorHAnsi" w:cstheme="majorHAnsi"/>
+                <w:rFonts w:asciiTheme="majorHAnsi" w:eastAsia="Calibri" w:hAnsiTheme="majorHAnsi" w:cstheme="majorHAnsi"/>
                 <w:bCs/>
                 <w:color w:val="000000" w:themeColor="text1"/>
               </w:rPr>
@@ -9048,7 +8720,7 @@
             </w:r>
             <w:r>
               <w:rPr>
-                <w:rFonts w:eastAsia="Calibri" w:asciiTheme="majorHAnsi" w:hAnsiTheme="majorHAnsi" w:cstheme="majorHAnsi"/>
+                <w:rFonts w:asciiTheme="majorHAnsi" w:eastAsia="Calibri" w:hAnsiTheme="majorHAnsi" w:cstheme="majorHAnsi"/>
                 <w:bCs/>
                 <w:color w:val="000000" w:themeColor="text1"/>
               </w:rPr>
@@ -9077,15 +8749,15 @@
           <w:p>
             <w:pPr>
               <w:rPr>
-                <w:rFonts w:eastAsia="Calibri" w:asciiTheme="majorHAnsi" w:hAnsiTheme="majorHAnsi" w:cstheme="majorHAnsi"/>
-                <w:b/>
-                <w:bCs/>
-                <w:color w:val="000000" w:themeColor="text1"/>
-              </w:rPr>
-            </w:pPr>
-            <w:r>
-              <w:rPr>
-                <w:rFonts w:eastAsia="Calibri" w:asciiTheme="majorHAnsi" w:hAnsiTheme="majorHAnsi" w:cstheme="majorHAnsi"/>
+                <w:rFonts w:asciiTheme="majorHAnsi" w:eastAsia="Calibri" w:hAnsiTheme="majorHAnsi" w:cstheme="majorHAnsi"/>
+                <w:b/>
+                <w:bCs/>
+                <w:color w:val="000000" w:themeColor="text1"/>
+              </w:rPr>
+            </w:pPr>
+            <w:r>
+              <w:rPr>
+                <w:rFonts w:asciiTheme="majorHAnsi" w:eastAsia="Calibri" w:hAnsiTheme="majorHAnsi" w:cstheme="majorHAnsi"/>
                 <w:bCs/>
                 <w:color w:val="000000" w:themeColor="text1"/>
               </w:rPr>
@@ -9102,14 +8774,14 @@
           <w:p>
             <w:pPr>
               <w:rPr>
-                <w:rFonts w:eastAsia="Calibri" w:asciiTheme="majorHAnsi" w:hAnsiTheme="majorHAnsi" w:cstheme="majorHAnsi"/>
-                <w:bCs/>
-                <w:color w:val="000000" w:themeColor="text1"/>
-              </w:rPr>
-            </w:pPr>
-            <w:r>
-              <w:rPr>
-                <w:rFonts w:eastAsia="Calibri" w:asciiTheme="majorHAnsi" w:hAnsiTheme="majorHAnsi" w:cstheme="majorHAnsi"/>
+                <w:rFonts w:asciiTheme="majorHAnsi" w:eastAsia="Calibri" w:hAnsiTheme="majorHAnsi" w:cstheme="majorHAnsi"/>
+                <w:bCs/>
+                <w:color w:val="000000" w:themeColor="text1"/>
+              </w:rPr>
+            </w:pPr>
+            <w:r>
+              <w:rPr>
+                <w:rFonts w:asciiTheme="majorHAnsi" w:eastAsia="Calibri" w:hAnsiTheme="majorHAnsi" w:cstheme="majorHAnsi"/>
                 <w:bCs/>
                 <w:color w:val="000000" w:themeColor="text1"/>
               </w:rPr>
@@ -9131,15 +8803,15 @@
           <w:p>
             <w:pPr>
               <w:rPr>
-                <w:rFonts w:eastAsia="Calibri" w:asciiTheme="majorHAnsi" w:hAnsiTheme="majorHAnsi" w:cstheme="majorHAnsi"/>
-                <w:b/>
-                <w:bCs/>
-                <w:color w:val="000000" w:themeColor="text1"/>
-              </w:rPr>
-            </w:pPr>
-            <w:r>
-              <w:rPr>
-                <w:rFonts w:eastAsia="Calibri" w:asciiTheme="majorHAnsi" w:hAnsiTheme="majorHAnsi" w:cstheme="majorHAnsi"/>
+                <w:rFonts w:asciiTheme="majorHAnsi" w:eastAsia="Calibri" w:hAnsiTheme="majorHAnsi" w:cstheme="majorHAnsi"/>
+                <w:b/>
+                <w:bCs/>
+                <w:color w:val="000000" w:themeColor="text1"/>
+              </w:rPr>
+            </w:pPr>
+            <w:r>
+              <w:rPr>
+                <w:rFonts w:asciiTheme="majorHAnsi" w:eastAsia="Calibri" w:hAnsiTheme="majorHAnsi" w:cstheme="majorHAnsi"/>
                 <w:b/>
                 <w:bCs/>
                 <w:color w:val="000000" w:themeColor="text1"/>
@@ -9152,7 +8824,7 @@
           <w:tcPr>
             <w:tcW w:w="5245" w:type="dxa"/>
             <w:tcBorders>
-              <w:right w:val="single" w:color="auto" w:sz="4" w:space="0"/>
+              <w:right w:val="single" w:sz="4" w:space="0" w:color="auto"/>
             </w:tcBorders>
             <w:shd w:val="clear" w:color="auto" w:fill="FBE5D5"/>
           </w:tcPr>
@@ -9176,14 +8848,14 @@
           <w:tcPr>
             <w:tcW w:w="2693" w:type="dxa"/>
             <w:tcBorders>
-              <w:left w:val="single" w:color="auto" w:sz="4" w:space="0"/>
+              <w:left w:val="single" w:sz="4" w:space="0" w:color="auto"/>
             </w:tcBorders>
             <w:shd w:val="clear" w:color="auto" w:fill="FFFFFF" w:themeFill="background1"/>
           </w:tcPr>
           <w:p>
             <w:pPr>
               <w:rPr>
-                <w:rFonts w:eastAsia="Calibri" w:asciiTheme="majorHAnsi" w:hAnsiTheme="majorHAnsi" w:cstheme="majorHAnsi"/>
+                <w:rFonts w:asciiTheme="majorHAnsi" w:eastAsia="Calibri" w:hAnsiTheme="majorHAnsi" w:cstheme="majorHAnsi"/>
                 <w:bCs/>
                 <w:color w:val="000000" w:themeColor="text1"/>
               </w:rPr>
@@ -9203,15 +8875,15 @@
           <w:p>
             <w:pPr>
               <w:rPr>
-                <w:rFonts w:eastAsia="Calibri" w:asciiTheme="majorHAnsi" w:hAnsiTheme="majorHAnsi" w:cstheme="majorHAnsi"/>
-                <w:b/>
-                <w:bCs/>
-                <w:color w:val="000000" w:themeColor="text1"/>
-              </w:rPr>
-            </w:pPr>
-            <w:r>
-              <w:rPr>
-                <w:rFonts w:eastAsia="Calibri" w:asciiTheme="majorHAnsi" w:hAnsiTheme="majorHAnsi" w:cstheme="majorHAnsi"/>
+                <w:rFonts w:asciiTheme="majorHAnsi" w:eastAsia="Calibri" w:hAnsiTheme="majorHAnsi" w:cstheme="majorHAnsi"/>
+                <w:b/>
+                <w:bCs/>
+                <w:color w:val="000000" w:themeColor="text1"/>
+              </w:rPr>
+            </w:pPr>
+            <w:r>
+              <w:rPr>
+                <w:rFonts w:asciiTheme="majorHAnsi" w:eastAsia="Calibri" w:hAnsiTheme="majorHAnsi" w:cstheme="majorHAnsi"/>
                 <w:bCs/>
                 <w:color w:val="000000" w:themeColor="text1"/>
               </w:rPr>
@@ -9224,7 +8896,7 @@
             <w:tcW w:w="6379" w:type="dxa"/>
             <w:gridSpan w:val="3"/>
             <w:tcBorders>
-              <w:right w:val="single" w:color="auto" w:sz="4" w:space="0"/>
+              <w:right w:val="single" w:sz="4" w:space="0" w:color="auto"/>
             </w:tcBorders>
             <w:shd w:val="clear" w:color="auto" w:fill="FFFFFF"/>
           </w:tcPr>
@@ -9248,7 +8920,7 @@
           <w:tcPr>
             <w:tcW w:w="2693" w:type="dxa"/>
             <w:tcBorders>
-              <w:left w:val="single" w:color="auto" w:sz="4" w:space="0"/>
+              <w:left w:val="single" w:sz="4" w:space="0" w:color="auto"/>
             </w:tcBorders>
             <w:shd w:val="clear" w:color="auto" w:fill="FFFFFF"/>
           </w:tcPr>
@@ -9256,7 +8928,7 @@
             <w:pPr>
               <w:jc w:val="center"/>
               <w:rPr>
-                <w:rFonts w:eastAsia="Calibri" w:asciiTheme="majorHAnsi" w:hAnsiTheme="majorHAnsi" w:cstheme="majorHAnsi"/>
+                <w:rFonts w:asciiTheme="majorHAnsi" w:eastAsia="Calibri" w:hAnsiTheme="majorHAnsi" w:cstheme="majorHAnsi"/>
                 <w:b/>
                 <w:color w:val="000000" w:themeColor="text1"/>
               </w:rPr>
@@ -9276,15 +8948,15 @@
           <w:p>
             <w:pPr>
               <w:rPr>
-                <w:rFonts w:eastAsia="Calibri" w:asciiTheme="majorHAnsi" w:hAnsiTheme="majorHAnsi" w:cstheme="majorHAnsi"/>
-                <w:b/>
-                <w:bCs/>
-                <w:color w:val="000000" w:themeColor="text1"/>
-              </w:rPr>
-            </w:pPr>
-            <w:r>
-              <w:rPr>
-                <w:rFonts w:eastAsia="Calibri" w:asciiTheme="majorHAnsi" w:hAnsiTheme="majorHAnsi" w:cstheme="majorHAnsi"/>
+                <w:rFonts w:asciiTheme="majorHAnsi" w:eastAsia="Calibri" w:hAnsiTheme="majorHAnsi" w:cstheme="majorHAnsi"/>
+                <w:b/>
+                <w:bCs/>
+                <w:color w:val="000000" w:themeColor="text1"/>
+              </w:rPr>
+            </w:pPr>
+            <w:r>
+              <w:rPr>
+                <w:rFonts w:asciiTheme="majorHAnsi" w:eastAsia="Calibri" w:hAnsiTheme="majorHAnsi" w:cstheme="majorHAnsi"/>
                 <w:bCs/>
                 <w:color w:val="000000" w:themeColor="text1"/>
               </w:rPr>
@@ -9297,7 +8969,7 @@
             <w:tcW w:w="6379" w:type="dxa"/>
             <w:gridSpan w:val="3"/>
             <w:tcBorders>
-              <w:right w:val="single" w:color="auto" w:sz="4" w:space="0"/>
+              <w:right w:val="single" w:sz="4" w:space="0" w:color="auto"/>
             </w:tcBorders>
             <w:shd w:val="clear" w:color="auto" w:fill="FFFFFF"/>
           </w:tcPr>
@@ -9321,7 +8993,7 @@
           <w:tcPr>
             <w:tcW w:w="2693" w:type="dxa"/>
             <w:tcBorders>
-              <w:left w:val="single" w:color="auto" w:sz="4" w:space="0"/>
+              <w:left w:val="single" w:sz="4" w:space="0" w:color="auto"/>
             </w:tcBorders>
             <w:shd w:val="clear" w:color="auto" w:fill="FFFFFF"/>
           </w:tcPr>
@@ -9329,14 +9001,14 @@
             <w:pPr>
               <w:jc w:val="center"/>
               <w:rPr>
-                <w:rFonts w:eastAsia="Calibri" w:asciiTheme="majorHAnsi" w:hAnsiTheme="majorHAnsi" w:cstheme="majorHAnsi"/>
-                <w:b/>
-                <w:color w:val="000000" w:themeColor="text1"/>
-              </w:rPr>
-            </w:pPr>
-            <w:r>
-              <w:rPr>
-                <w:rFonts w:eastAsia="Calibri" w:asciiTheme="majorHAnsi" w:hAnsiTheme="majorHAnsi" w:cstheme="majorHAnsi"/>
+                <w:rFonts w:asciiTheme="majorHAnsi" w:eastAsia="Calibri" w:hAnsiTheme="majorHAnsi" w:cstheme="majorHAnsi"/>
+                <w:b/>
+                <w:color w:val="000000" w:themeColor="text1"/>
+              </w:rPr>
+            </w:pPr>
+            <w:r>
+              <w:rPr>
+                <w:rFonts w:asciiTheme="majorHAnsi" w:eastAsia="Calibri" w:hAnsiTheme="majorHAnsi" w:cstheme="majorHAnsi"/>
                 <w:b/>
                 <w:color w:val="000000" w:themeColor="text1"/>
               </w:rPr>
@@ -9357,15 +9029,15 @@
           <w:p>
             <w:pPr>
               <w:rPr>
-                <w:rFonts w:eastAsia="Calibri" w:asciiTheme="majorHAnsi" w:hAnsiTheme="majorHAnsi" w:cstheme="majorHAnsi"/>
-                <w:b/>
-                <w:bCs/>
-                <w:color w:val="000000" w:themeColor="text1"/>
-              </w:rPr>
-            </w:pPr>
-            <w:r>
-              <w:rPr>
-                <w:rFonts w:eastAsia="Calibri" w:asciiTheme="majorHAnsi" w:hAnsiTheme="majorHAnsi" w:cstheme="majorHAnsi"/>
+                <w:rFonts w:asciiTheme="majorHAnsi" w:eastAsia="Calibri" w:hAnsiTheme="majorHAnsi" w:cstheme="majorHAnsi"/>
+                <w:b/>
+                <w:bCs/>
+                <w:color w:val="000000" w:themeColor="text1"/>
+              </w:rPr>
+            </w:pPr>
+            <w:r>
+              <w:rPr>
+                <w:rFonts w:asciiTheme="majorHAnsi" w:eastAsia="Calibri" w:hAnsiTheme="majorHAnsi" w:cstheme="majorHAnsi"/>
                 <w:bCs/>
                 <w:color w:val="000000" w:themeColor="text1"/>
               </w:rPr>
@@ -9378,7 +9050,7 @@
             <w:tcW w:w="6379" w:type="dxa"/>
             <w:gridSpan w:val="3"/>
             <w:tcBorders>
-              <w:right w:val="single" w:color="auto" w:sz="4" w:space="0"/>
+              <w:right w:val="single" w:sz="4" w:space="0" w:color="auto"/>
             </w:tcBorders>
             <w:shd w:val="clear" w:color="auto" w:fill="FFFFFF"/>
           </w:tcPr>
@@ -9402,7 +9074,7 @@
           <w:tcPr>
             <w:tcW w:w="2693" w:type="dxa"/>
             <w:tcBorders>
-              <w:left w:val="single" w:color="auto" w:sz="4" w:space="0"/>
+              <w:left w:val="single" w:sz="4" w:space="0" w:color="auto"/>
             </w:tcBorders>
             <w:shd w:val="clear" w:color="auto" w:fill="FFFFFF"/>
           </w:tcPr>
@@ -9410,7 +9082,7 @@
             <w:pPr>
               <w:jc w:val="center"/>
               <w:rPr>
-                <w:rFonts w:eastAsia="Calibri" w:asciiTheme="majorHAnsi" w:hAnsiTheme="majorHAnsi" w:cstheme="majorHAnsi"/>
+                <w:rFonts w:asciiTheme="majorHAnsi" w:eastAsia="Calibri" w:hAnsiTheme="majorHAnsi" w:cstheme="majorHAnsi"/>
                 <w:b/>
                 <w:color w:val="000000" w:themeColor="text1"/>
               </w:rPr>
@@ -9430,15 +9102,15 @@
           <w:p>
             <w:pPr>
               <w:rPr>
-                <w:rFonts w:eastAsia="Calibri" w:asciiTheme="majorHAnsi" w:hAnsiTheme="majorHAnsi" w:cstheme="majorHAnsi"/>
-                <w:b/>
-                <w:bCs/>
-                <w:color w:val="000000" w:themeColor="text1"/>
-              </w:rPr>
-            </w:pPr>
-            <w:r>
-              <w:rPr>
-                <w:rFonts w:eastAsia="Calibri" w:asciiTheme="majorHAnsi" w:hAnsiTheme="majorHAnsi" w:cstheme="majorHAnsi"/>
+                <w:rFonts w:asciiTheme="majorHAnsi" w:eastAsia="Calibri" w:hAnsiTheme="majorHAnsi" w:cstheme="majorHAnsi"/>
+                <w:b/>
+                <w:bCs/>
+                <w:color w:val="000000" w:themeColor="text1"/>
+              </w:rPr>
+            </w:pPr>
+            <w:r>
+              <w:rPr>
+                <w:rFonts w:asciiTheme="majorHAnsi" w:eastAsia="Calibri" w:hAnsiTheme="majorHAnsi" w:cstheme="majorHAnsi"/>
                 <w:bCs/>
                 <w:color w:val="000000" w:themeColor="text1"/>
               </w:rPr>
@@ -9451,7 +9123,7 @@
             <w:tcW w:w="6379" w:type="dxa"/>
             <w:gridSpan w:val="3"/>
             <w:tcBorders>
-              <w:right w:val="single" w:color="auto" w:sz="4" w:space="0"/>
+              <w:right w:val="single" w:sz="4" w:space="0" w:color="auto"/>
             </w:tcBorders>
             <w:shd w:val="clear" w:color="auto" w:fill="FFFFFF"/>
           </w:tcPr>
@@ -9475,14 +9147,14 @@
           <w:tcPr>
             <w:tcW w:w="2693" w:type="dxa"/>
             <w:tcBorders>
-              <w:left w:val="single" w:color="auto" w:sz="4" w:space="0"/>
+              <w:left w:val="single" w:sz="4" w:space="0" w:color="auto"/>
             </w:tcBorders>
             <w:shd w:val="clear" w:color="auto" w:fill="FFFFFF"/>
           </w:tcPr>
           <w:p>
             <w:pPr>
               <w:rPr>
-                <w:rFonts w:eastAsia="Calibri" w:asciiTheme="majorHAnsi" w:hAnsiTheme="majorHAnsi" w:cstheme="majorHAnsi"/>
+                <w:rFonts w:asciiTheme="majorHAnsi" w:eastAsia="Calibri" w:hAnsiTheme="majorHAnsi" w:cstheme="majorHAnsi"/>
                 <w:bCs/>
                 <w:color w:val="000000" w:themeColor="text1"/>
               </w:rPr>
@@ -9503,15 +9175,15 @@
           <w:p>
             <w:pPr>
               <w:rPr>
-                <w:rFonts w:eastAsia="Calibri" w:asciiTheme="majorHAnsi" w:hAnsiTheme="majorHAnsi" w:cstheme="majorHAnsi"/>
-                <w:b/>
-                <w:bCs/>
-                <w:color w:val="000000" w:themeColor="text1"/>
-              </w:rPr>
-            </w:pPr>
-            <w:r>
-              <w:rPr>
-                <w:rFonts w:eastAsia="Calibri" w:asciiTheme="majorHAnsi" w:hAnsiTheme="majorHAnsi" w:cstheme="majorHAnsi"/>
+                <w:rFonts w:asciiTheme="majorHAnsi" w:eastAsia="Calibri" w:hAnsiTheme="majorHAnsi" w:cstheme="majorHAnsi"/>
+                <w:b/>
+                <w:bCs/>
+                <w:color w:val="000000" w:themeColor="text1"/>
+              </w:rPr>
+            </w:pPr>
+            <w:r>
+              <w:rPr>
+                <w:rFonts w:asciiTheme="majorHAnsi" w:eastAsia="Calibri" w:hAnsiTheme="majorHAnsi" w:cstheme="majorHAnsi"/>
                 <w:bCs/>
                 <w:color w:val="000000" w:themeColor="text1"/>
               </w:rPr>
@@ -9528,14 +9200,14 @@
           <w:p>
             <w:pPr>
               <w:rPr>
-                <w:rFonts w:eastAsia="Calibri" w:asciiTheme="majorHAnsi" w:hAnsiTheme="majorHAnsi" w:cstheme="majorHAnsi"/>
-                <w:bCs/>
-                <w:color w:val="000000" w:themeColor="text1"/>
-              </w:rPr>
-            </w:pPr>
-            <w:r>
-              <w:rPr>
-                <w:rFonts w:eastAsia="Calibri" w:asciiTheme="majorHAnsi" w:hAnsiTheme="majorHAnsi" w:cstheme="majorHAnsi"/>
+                <w:rFonts w:asciiTheme="majorHAnsi" w:eastAsia="Calibri" w:hAnsiTheme="majorHAnsi" w:cstheme="majorHAnsi"/>
+                <w:bCs/>
+                <w:color w:val="000000" w:themeColor="text1"/>
+              </w:rPr>
+            </w:pPr>
+            <w:r>
+              <w:rPr>
+                <w:rFonts w:asciiTheme="majorHAnsi" w:eastAsia="Calibri" w:hAnsiTheme="majorHAnsi" w:cstheme="majorHAnsi"/>
                 <w:bCs/>
                 <w:color w:val="000000" w:themeColor="text1"/>
               </w:rPr>
@@ -9543,7 +9215,7 @@
             </w:r>
             <w:r>
               <w:rPr>
-                <w:rFonts w:eastAsia="Calibri" w:asciiTheme="majorHAnsi" w:hAnsiTheme="majorHAnsi" w:cstheme="majorHAnsi"/>
+                <w:rFonts w:asciiTheme="majorHAnsi" w:eastAsia="Calibri" w:hAnsiTheme="majorHAnsi" w:cstheme="majorHAnsi"/>
                 <w:bCs/>
                 <w:color w:val="000000" w:themeColor="text1"/>
               </w:rPr>
@@ -9579,15 +9251,15 @@
           <w:p>
             <w:pPr>
               <w:rPr>
-                <w:rFonts w:eastAsia="Calibri" w:asciiTheme="majorHAnsi" w:hAnsiTheme="majorHAnsi" w:cstheme="majorHAnsi"/>
-                <w:b/>
-                <w:bCs/>
-                <w:color w:val="000000" w:themeColor="text1"/>
-              </w:rPr>
-            </w:pPr>
-            <w:r>
-              <w:rPr>
-                <w:rFonts w:eastAsia="Calibri" w:asciiTheme="majorHAnsi" w:hAnsiTheme="majorHAnsi" w:cstheme="majorHAnsi"/>
+                <w:rFonts w:asciiTheme="majorHAnsi" w:eastAsia="Calibri" w:hAnsiTheme="majorHAnsi" w:cstheme="majorHAnsi"/>
+                <w:b/>
+                <w:bCs/>
+                <w:color w:val="000000" w:themeColor="text1"/>
+              </w:rPr>
+            </w:pPr>
+            <w:r>
+              <w:rPr>
+                <w:rFonts w:asciiTheme="majorHAnsi" w:eastAsia="Calibri" w:hAnsiTheme="majorHAnsi" w:cstheme="majorHAnsi"/>
                 <w:bCs/>
                 <w:color w:val="000000" w:themeColor="text1"/>
               </w:rPr>
@@ -9604,14 +9276,14 @@
           <w:p>
             <w:pPr>
               <w:rPr>
-                <w:rFonts w:eastAsia="Calibri" w:asciiTheme="majorHAnsi" w:hAnsiTheme="majorHAnsi" w:cstheme="majorHAnsi"/>
-                <w:bCs/>
-                <w:color w:val="000000" w:themeColor="text1"/>
-              </w:rPr>
-            </w:pPr>
-            <w:r>
-              <w:rPr>
-                <w:rFonts w:eastAsia="Calibri" w:asciiTheme="majorHAnsi" w:hAnsiTheme="majorHAnsi" w:cstheme="majorHAnsi"/>
+                <w:rFonts w:asciiTheme="majorHAnsi" w:eastAsia="Calibri" w:hAnsiTheme="majorHAnsi" w:cstheme="majorHAnsi"/>
+                <w:bCs/>
+                <w:color w:val="000000" w:themeColor="text1"/>
+              </w:rPr>
+            </w:pPr>
+            <w:r>
+              <w:rPr>
+                <w:rFonts w:asciiTheme="majorHAnsi" w:eastAsia="Calibri" w:hAnsiTheme="majorHAnsi" w:cstheme="majorHAnsi"/>
                 <w:bCs/>
                 <w:color w:val="000000" w:themeColor="text1"/>
               </w:rPr>
@@ -9633,15 +9305,15 @@
           <w:p>
             <w:pPr>
               <w:rPr>
-                <w:rFonts w:eastAsia="Calibri" w:asciiTheme="majorHAnsi" w:hAnsiTheme="majorHAnsi" w:cstheme="majorHAnsi"/>
-                <w:b/>
-                <w:bCs/>
-                <w:color w:val="000000" w:themeColor="text1"/>
-              </w:rPr>
-            </w:pPr>
-            <w:r>
-              <w:rPr>
-                <w:rFonts w:eastAsia="Calibri" w:asciiTheme="majorHAnsi" w:hAnsiTheme="majorHAnsi" w:cstheme="majorHAnsi"/>
+                <w:rFonts w:asciiTheme="majorHAnsi" w:eastAsia="Calibri" w:hAnsiTheme="majorHAnsi" w:cstheme="majorHAnsi"/>
+                <w:b/>
+                <w:bCs/>
+                <w:color w:val="000000" w:themeColor="text1"/>
+              </w:rPr>
+            </w:pPr>
+            <w:r>
+              <w:rPr>
+                <w:rFonts w:asciiTheme="majorHAnsi" w:eastAsia="Calibri" w:hAnsiTheme="majorHAnsi" w:cstheme="majorHAnsi"/>
                 <w:b/>
                 <w:bCs/>
                 <w:color w:val="000000" w:themeColor="text1"/>
@@ -9654,7 +9326,7 @@
           <w:tcPr>
             <w:tcW w:w="5245" w:type="dxa"/>
             <w:tcBorders>
-              <w:right w:val="single" w:color="auto" w:sz="4" w:space="0"/>
+              <w:right w:val="single" w:sz="4" w:space="0" w:color="auto"/>
             </w:tcBorders>
             <w:shd w:val="clear" w:color="auto" w:fill="FBE5D5"/>
           </w:tcPr>
@@ -9678,14 +9350,14 @@
           <w:tcPr>
             <w:tcW w:w="2693" w:type="dxa"/>
             <w:tcBorders>
-              <w:right w:val="single" w:color="auto" w:sz="4" w:space="0"/>
+              <w:right w:val="single" w:sz="4" w:space="0" w:color="auto"/>
             </w:tcBorders>
             <w:shd w:val="clear" w:color="auto" w:fill="FFFFFF" w:themeFill="background1"/>
           </w:tcPr>
           <w:p>
             <w:pPr>
               <w:rPr>
-                <w:rFonts w:eastAsia="Calibri" w:asciiTheme="majorHAnsi" w:hAnsiTheme="majorHAnsi" w:cstheme="majorHAnsi"/>
+                <w:rFonts w:asciiTheme="majorHAnsi" w:eastAsia="Calibri" w:hAnsiTheme="majorHAnsi" w:cstheme="majorHAnsi"/>
                 <w:bCs/>
                 <w:color w:val="000000" w:themeColor="text1"/>
               </w:rPr>
@@ -9705,15 +9377,15 @@
           <w:p>
             <w:pPr>
               <w:rPr>
-                <w:rFonts w:eastAsia="Calibri" w:asciiTheme="majorHAnsi" w:hAnsiTheme="majorHAnsi" w:cstheme="majorHAnsi"/>
-                <w:b/>
-                <w:bCs/>
-                <w:color w:val="000000" w:themeColor="text1"/>
-              </w:rPr>
-            </w:pPr>
-            <w:r>
-              <w:rPr>
-                <w:rFonts w:eastAsia="Calibri" w:asciiTheme="majorHAnsi" w:hAnsiTheme="majorHAnsi" w:cstheme="majorHAnsi"/>
+                <w:rFonts w:asciiTheme="majorHAnsi" w:eastAsia="Calibri" w:hAnsiTheme="majorHAnsi" w:cstheme="majorHAnsi"/>
+                <w:b/>
+                <w:bCs/>
+                <w:color w:val="000000" w:themeColor="text1"/>
+              </w:rPr>
+            </w:pPr>
+            <w:r>
+              <w:rPr>
+                <w:rFonts w:asciiTheme="majorHAnsi" w:eastAsia="Calibri" w:hAnsiTheme="majorHAnsi" w:cstheme="majorHAnsi"/>
                 <w:bCs/>
                 <w:color w:val="000000" w:themeColor="text1"/>
               </w:rPr>
@@ -9726,7 +9398,7 @@
             <w:tcW w:w="6379" w:type="dxa"/>
             <w:gridSpan w:val="3"/>
             <w:tcBorders>
-              <w:right w:val="single" w:color="auto" w:sz="4" w:space="0"/>
+              <w:right w:val="single" w:sz="4" w:space="0" w:color="auto"/>
             </w:tcBorders>
             <w:shd w:val="clear" w:color="auto" w:fill="FFFFFF"/>
           </w:tcPr>
@@ -9750,7 +9422,7 @@
           <w:tcPr>
             <w:tcW w:w="2693" w:type="dxa"/>
             <w:tcBorders>
-              <w:left w:val="single" w:color="auto" w:sz="4" w:space="0"/>
+              <w:left w:val="single" w:sz="4" w:space="0" w:color="auto"/>
             </w:tcBorders>
             <w:shd w:val="clear" w:color="auto" w:fill="FFFFFF"/>
           </w:tcPr>
@@ -9758,7 +9430,7 @@
             <w:pPr>
               <w:jc w:val="center"/>
               <w:rPr>
-                <w:rFonts w:eastAsia="Calibri" w:asciiTheme="majorHAnsi" w:hAnsiTheme="majorHAnsi" w:cstheme="majorHAnsi"/>
+                <w:rFonts w:asciiTheme="majorHAnsi" w:eastAsia="Calibri" w:hAnsiTheme="majorHAnsi" w:cstheme="majorHAnsi"/>
                 <w:b/>
                 <w:color w:val="000000" w:themeColor="text1"/>
               </w:rPr>
@@ -9778,15 +9450,15 @@
           <w:p>
             <w:pPr>
               <w:rPr>
-                <w:rFonts w:eastAsia="Calibri" w:asciiTheme="majorHAnsi" w:hAnsiTheme="majorHAnsi" w:cstheme="majorHAnsi"/>
-                <w:b/>
-                <w:bCs/>
-                <w:color w:val="000000" w:themeColor="text1"/>
-              </w:rPr>
-            </w:pPr>
-            <w:r>
-              <w:rPr>
-                <w:rFonts w:eastAsia="Calibri" w:asciiTheme="majorHAnsi" w:hAnsiTheme="majorHAnsi" w:cstheme="majorHAnsi"/>
+                <w:rFonts w:asciiTheme="majorHAnsi" w:eastAsia="Calibri" w:hAnsiTheme="majorHAnsi" w:cstheme="majorHAnsi"/>
+                <w:b/>
+                <w:bCs/>
+                <w:color w:val="000000" w:themeColor="text1"/>
+              </w:rPr>
+            </w:pPr>
+            <w:r>
+              <w:rPr>
+                <w:rFonts w:asciiTheme="majorHAnsi" w:eastAsia="Calibri" w:hAnsiTheme="majorHAnsi" w:cstheme="majorHAnsi"/>
                 <w:bCs/>
                 <w:color w:val="000000" w:themeColor="text1"/>
               </w:rPr>
@@ -9799,7 +9471,7 @@
             <w:tcW w:w="6379" w:type="dxa"/>
             <w:gridSpan w:val="3"/>
             <w:tcBorders>
-              <w:right w:val="single" w:color="auto" w:sz="4" w:space="0"/>
+              <w:right w:val="single" w:sz="4" w:space="0" w:color="auto"/>
             </w:tcBorders>
             <w:shd w:val="clear" w:color="auto" w:fill="FFFFFF"/>
           </w:tcPr>
@@ -9823,14 +9495,14 @@
           <w:tcPr>
             <w:tcW w:w="2693" w:type="dxa"/>
             <w:tcBorders>
-              <w:left w:val="single" w:color="auto" w:sz="4" w:space="0"/>
+              <w:left w:val="single" w:sz="4" w:space="0" w:color="auto"/>
             </w:tcBorders>
             <w:shd w:val="clear" w:color="auto" w:fill="FFFFFF"/>
           </w:tcPr>
           <w:p>
             <w:pPr>
               <w:rPr>
-                <w:rFonts w:eastAsia="Calibri" w:asciiTheme="majorHAnsi" w:hAnsiTheme="majorHAnsi" w:cstheme="majorHAnsi"/>
+                <w:rFonts w:asciiTheme="majorHAnsi" w:eastAsia="Calibri" w:hAnsiTheme="majorHAnsi" w:cstheme="majorHAnsi"/>
                 <w:bCs/>
                 <w:color w:val="000000" w:themeColor="text1"/>
               </w:rPr>
@@ -9850,15 +9522,15 @@
           <w:p>
             <w:pPr>
               <w:rPr>
-                <w:rFonts w:eastAsia="Calibri" w:asciiTheme="majorHAnsi" w:hAnsiTheme="majorHAnsi" w:cstheme="majorHAnsi"/>
-                <w:b/>
-                <w:bCs/>
-                <w:color w:val="000000" w:themeColor="text1"/>
-              </w:rPr>
-            </w:pPr>
-            <w:r>
-              <w:rPr>
-                <w:rFonts w:eastAsia="Calibri" w:asciiTheme="majorHAnsi" w:hAnsiTheme="majorHAnsi" w:cstheme="majorHAnsi"/>
+                <w:rFonts w:asciiTheme="majorHAnsi" w:eastAsia="Calibri" w:hAnsiTheme="majorHAnsi" w:cstheme="majorHAnsi"/>
+                <w:b/>
+                <w:bCs/>
+                <w:color w:val="000000" w:themeColor="text1"/>
+              </w:rPr>
+            </w:pPr>
+            <w:r>
+              <w:rPr>
+                <w:rFonts w:asciiTheme="majorHAnsi" w:eastAsia="Calibri" w:hAnsiTheme="majorHAnsi" w:cstheme="majorHAnsi"/>
                 <w:bCs/>
                 <w:color w:val="000000" w:themeColor="text1"/>
               </w:rPr>
@@ -9871,7 +9543,7 @@
             <w:tcW w:w="6379" w:type="dxa"/>
             <w:gridSpan w:val="3"/>
             <w:tcBorders>
-              <w:right w:val="single" w:color="auto" w:sz="4" w:space="0"/>
+              <w:right w:val="single" w:sz="4" w:space="0" w:color="auto"/>
             </w:tcBorders>
             <w:shd w:val="clear" w:color="auto" w:fill="FFFFFF"/>
           </w:tcPr>
@@ -9895,7 +9567,7 @@
           <w:tcPr>
             <w:tcW w:w="2693" w:type="dxa"/>
             <w:tcBorders>
-              <w:left w:val="single" w:color="auto" w:sz="4" w:space="0"/>
+              <w:left w:val="single" w:sz="4" w:space="0" w:color="auto"/>
             </w:tcBorders>
             <w:shd w:val="clear" w:color="auto" w:fill="FFFFFF"/>
           </w:tcPr>
@@ -9903,14 +9575,14 @@
             <w:pPr>
               <w:jc w:val="center"/>
               <w:rPr>
-                <w:rFonts w:eastAsia="Calibri" w:asciiTheme="majorHAnsi" w:hAnsiTheme="majorHAnsi" w:cstheme="majorHAnsi"/>
-                <w:b/>
-                <w:color w:val="000000" w:themeColor="text1"/>
-              </w:rPr>
-            </w:pPr>
-            <w:r>
-              <w:rPr>
-                <w:rFonts w:eastAsia="Calibri" w:asciiTheme="majorHAnsi" w:hAnsiTheme="majorHAnsi" w:cstheme="majorHAnsi"/>
+                <w:rFonts w:asciiTheme="majorHAnsi" w:eastAsia="Calibri" w:hAnsiTheme="majorHAnsi" w:cstheme="majorHAnsi"/>
+                <w:b/>
+                <w:color w:val="000000" w:themeColor="text1"/>
+              </w:rPr>
+            </w:pPr>
+            <w:r>
+              <w:rPr>
+                <w:rFonts w:asciiTheme="majorHAnsi" w:eastAsia="Calibri" w:hAnsiTheme="majorHAnsi" w:cstheme="majorHAnsi"/>
                 <w:b/>
                 <w:color w:val="000000" w:themeColor="text1"/>
               </w:rPr>
@@ -9931,15 +9603,15 @@
           <w:p>
             <w:pPr>
               <w:rPr>
-                <w:rFonts w:eastAsia="Calibri" w:asciiTheme="majorHAnsi" w:hAnsiTheme="majorHAnsi" w:cstheme="majorHAnsi"/>
-                <w:b/>
-                <w:bCs/>
-                <w:color w:val="000000" w:themeColor="text1"/>
-              </w:rPr>
-            </w:pPr>
-            <w:r>
-              <w:rPr>
-                <w:rFonts w:eastAsia="Calibri" w:asciiTheme="majorHAnsi" w:hAnsiTheme="majorHAnsi" w:cstheme="majorHAnsi"/>
+                <w:rFonts w:asciiTheme="majorHAnsi" w:eastAsia="Calibri" w:hAnsiTheme="majorHAnsi" w:cstheme="majorHAnsi"/>
+                <w:b/>
+                <w:bCs/>
+                <w:color w:val="000000" w:themeColor="text1"/>
+              </w:rPr>
+            </w:pPr>
+            <w:r>
+              <w:rPr>
+                <w:rFonts w:asciiTheme="majorHAnsi" w:eastAsia="Calibri" w:hAnsiTheme="majorHAnsi" w:cstheme="majorHAnsi"/>
                 <w:bCs/>
                 <w:color w:val="000000" w:themeColor="text1"/>
               </w:rPr>
@@ -9952,7 +9624,7 @@
             <w:tcW w:w="6379" w:type="dxa"/>
             <w:gridSpan w:val="3"/>
             <w:tcBorders>
-              <w:right w:val="single" w:color="auto" w:sz="4" w:space="0"/>
+              <w:right w:val="single" w:sz="4" w:space="0" w:color="auto"/>
             </w:tcBorders>
             <w:shd w:val="clear" w:color="auto" w:fill="FFFFFF"/>
           </w:tcPr>
@@ -9976,14 +9648,14 @@
           <w:tcPr>
             <w:tcW w:w="2693" w:type="dxa"/>
             <w:tcBorders>
-              <w:left w:val="single" w:color="auto" w:sz="4" w:space="0"/>
+              <w:left w:val="single" w:sz="4" w:space="0" w:color="auto"/>
             </w:tcBorders>
             <w:shd w:val="clear" w:color="auto" w:fill="FFFFFF"/>
           </w:tcPr>
           <w:p>
             <w:pPr>
               <w:rPr>
-                <w:rFonts w:eastAsia="Calibri" w:asciiTheme="majorHAnsi" w:hAnsiTheme="majorHAnsi" w:cstheme="majorHAnsi"/>
+                <w:rFonts w:asciiTheme="majorHAnsi" w:eastAsia="Calibri" w:hAnsiTheme="majorHAnsi" w:cstheme="majorHAnsi"/>
                 <w:bCs/>
                 <w:color w:val="000000" w:themeColor="text1"/>
               </w:rPr>
@@ -10004,15 +9676,15 @@
           <w:p>
             <w:pPr>
               <w:rPr>
-                <w:rFonts w:eastAsia="Calibri" w:asciiTheme="majorHAnsi" w:hAnsiTheme="majorHAnsi" w:cstheme="majorHAnsi"/>
-                <w:b/>
-                <w:bCs/>
-                <w:color w:val="000000" w:themeColor="text1"/>
-              </w:rPr>
-            </w:pPr>
-            <w:r>
-              <w:rPr>
-                <w:rFonts w:eastAsia="Calibri" w:asciiTheme="majorHAnsi" w:hAnsiTheme="majorHAnsi" w:cstheme="majorHAnsi"/>
+                <w:rFonts w:asciiTheme="majorHAnsi" w:eastAsia="Calibri" w:hAnsiTheme="majorHAnsi" w:cstheme="majorHAnsi"/>
+                <w:b/>
+                <w:bCs/>
+                <w:color w:val="000000" w:themeColor="text1"/>
+              </w:rPr>
+            </w:pPr>
+            <w:r>
+              <w:rPr>
+                <w:rFonts w:asciiTheme="majorHAnsi" w:eastAsia="Calibri" w:hAnsiTheme="majorHAnsi" w:cstheme="majorHAnsi"/>
                 <w:bCs/>
                 <w:color w:val="000000" w:themeColor="text1"/>
               </w:rPr>
@@ -10029,14 +9701,14 @@
           <w:p>
             <w:pPr>
               <w:rPr>
-                <w:rFonts w:eastAsia="Calibri" w:asciiTheme="majorHAnsi" w:hAnsiTheme="majorHAnsi" w:cstheme="majorHAnsi"/>
-                <w:bCs/>
-                <w:color w:val="000000" w:themeColor="text1"/>
-              </w:rPr>
-            </w:pPr>
-            <w:r>
-              <w:rPr>
-                <w:rFonts w:eastAsia="Calibri" w:asciiTheme="majorHAnsi" w:hAnsiTheme="majorHAnsi" w:cstheme="majorHAnsi"/>
+                <w:rFonts w:asciiTheme="majorHAnsi" w:eastAsia="Calibri" w:hAnsiTheme="majorHAnsi" w:cstheme="majorHAnsi"/>
+                <w:bCs/>
+                <w:color w:val="000000" w:themeColor="text1"/>
+              </w:rPr>
+            </w:pPr>
+            <w:r>
+              <w:rPr>
+                <w:rFonts w:asciiTheme="majorHAnsi" w:eastAsia="Calibri" w:hAnsiTheme="majorHAnsi" w:cstheme="majorHAnsi"/>
                 <w:bCs/>
                 <w:color w:val="000000" w:themeColor="text1"/>
               </w:rPr>
@@ -10044,7 +9716,7 @@
             </w:r>
             <w:r>
               <w:rPr>
-                <w:rFonts w:eastAsia="Calibri" w:asciiTheme="majorHAnsi" w:hAnsiTheme="majorHAnsi" w:cstheme="majorHAnsi"/>
+                <w:rFonts w:asciiTheme="majorHAnsi" w:eastAsia="Calibri" w:hAnsiTheme="majorHAnsi" w:cstheme="majorHAnsi"/>
                 <w:bCs/>
                 <w:color w:val="000000" w:themeColor="text1"/>
               </w:rPr>
@@ -10073,15 +9745,15 @@
           <w:p>
             <w:pPr>
               <w:rPr>
-                <w:rFonts w:eastAsia="Calibri" w:asciiTheme="majorHAnsi" w:hAnsiTheme="majorHAnsi" w:cstheme="majorHAnsi"/>
-                <w:b/>
-                <w:bCs/>
-                <w:color w:val="000000" w:themeColor="text1"/>
-              </w:rPr>
-            </w:pPr>
-            <w:r>
-              <w:rPr>
-                <w:rFonts w:eastAsia="Calibri" w:asciiTheme="majorHAnsi" w:hAnsiTheme="majorHAnsi" w:cstheme="majorHAnsi"/>
+                <w:rFonts w:asciiTheme="majorHAnsi" w:eastAsia="Calibri" w:hAnsiTheme="majorHAnsi" w:cstheme="majorHAnsi"/>
+                <w:b/>
+                <w:bCs/>
+                <w:color w:val="000000" w:themeColor="text1"/>
+              </w:rPr>
+            </w:pPr>
+            <w:r>
+              <w:rPr>
+                <w:rFonts w:asciiTheme="majorHAnsi" w:eastAsia="Calibri" w:hAnsiTheme="majorHAnsi" w:cstheme="majorHAnsi"/>
                 <w:bCs/>
                 <w:color w:val="000000" w:themeColor="text1"/>
               </w:rPr>
@@ -10098,14 +9770,14 @@
           <w:p>
             <w:pPr>
               <w:rPr>
-                <w:rFonts w:eastAsia="Calibri" w:asciiTheme="majorHAnsi" w:hAnsiTheme="majorHAnsi" w:cstheme="majorHAnsi"/>
-                <w:bCs/>
-                <w:color w:val="000000" w:themeColor="text1"/>
-              </w:rPr>
-            </w:pPr>
-            <w:r>
-              <w:rPr>
-                <w:rFonts w:eastAsia="Calibri" w:asciiTheme="majorHAnsi" w:hAnsiTheme="majorHAnsi" w:cstheme="majorHAnsi"/>
+                <w:rFonts w:asciiTheme="majorHAnsi" w:eastAsia="Calibri" w:hAnsiTheme="majorHAnsi" w:cstheme="majorHAnsi"/>
+                <w:bCs/>
+                <w:color w:val="000000" w:themeColor="text1"/>
+              </w:rPr>
+            </w:pPr>
+            <w:r>
+              <w:rPr>
+                <w:rFonts w:asciiTheme="majorHAnsi" w:eastAsia="Calibri" w:hAnsiTheme="majorHAnsi" w:cstheme="majorHAnsi"/>
                 <w:bCs/>
                 <w:color w:val="000000" w:themeColor="text1"/>
               </w:rPr>
@@ -10127,19 +9799,20 @@
           <w:p>
             <w:pPr>
               <w:rPr>
-                <w:rFonts w:eastAsia="Calibri" w:asciiTheme="majorHAnsi" w:hAnsiTheme="majorHAnsi" w:cstheme="majorHAnsi"/>
-                <w:b/>
-                <w:bCs/>
-                <w:color w:val="000000" w:themeColor="text1"/>
-              </w:rPr>
-            </w:pPr>
-            <w:r>
-              <w:rPr>
-                <w:rFonts w:eastAsia="Calibri" w:asciiTheme="majorHAnsi" w:hAnsiTheme="majorHAnsi" w:cstheme="majorHAnsi"/>
-                <w:b/>
-                <w:bCs/>
-                <w:color w:val="000000" w:themeColor="text1"/>
-              </w:rPr>
+                <w:rFonts w:asciiTheme="majorHAnsi" w:eastAsia="Calibri" w:hAnsiTheme="majorHAnsi" w:cstheme="majorHAnsi"/>
+                <w:b/>
+                <w:bCs/>
+                <w:color w:val="000000" w:themeColor="text1"/>
+              </w:rPr>
+            </w:pPr>
+            <w:r>
+              <w:rPr>
+                <w:rFonts w:asciiTheme="majorHAnsi" w:eastAsia="Calibri" w:hAnsiTheme="majorHAnsi" w:cstheme="majorHAnsi"/>
+                <w:b/>
+                <w:bCs/>
+                <w:color w:val="000000" w:themeColor="text1"/>
+              </w:rPr>
+              <w:lastRenderedPageBreak/>
               <w:t>Pregunta 19</w:t>
             </w:r>
           </w:p>
@@ -10148,7 +9821,7 @@
           <w:tcPr>
             <w:tcW w:w="5245" w:type="dxa"/>
             <w:tcBorders>
-              <w:right w:val="single" w:color="auto" w:sz="4" w:space="0"/>
+              <w:right w:val="single" w:sz="4" w:space="0" w:color="auto"/>
             </w:tcBorders>
             <w:shd w:val="clear" w:color="auto" w:fill="FDE9D9" w:themeFill="accent6" w:themeFillTint="33"/>
           </w:tcPr>
@@ -10172,14 +9845,14 @@
           <w:tcPr>
             <w:tcW w:w="2693" w:type="dxa"/>
             <w:tcBorders>
-              <w:left w:val="single" w:color="auto" w:sz="4" w:space="0"/>
+              <w:left w:val="single" w:sz="4" w:space="0" w:color="auto"/>
             </w:tcBorders>
             <w:shd w:val="clear" w:color="auto" w:fill="FFFFFF" w:themeFill="background1"/>
           </w:tcPr>
           <w:p>
             <w:pPr>
               <w:rPr>
-                <w:rFonts w:eastAsia="Calibri" w:asciiTheme="majorHAnsi" w:hAnsiTheme="majorHAnsi" w:cstheme="majorHAnsi"/>
+                <w:rFonts w:asciiTheme="majorHAnsi" w:eastAsia="Calibri" w:hAnsiTheme="majorHAnsi" w:cstheme="majorHAnsi"/>
                 <w:bCs/>
                 <w:color w:val="000000" w:themeColor="text1"/>
               </w:rPr>
@@ -10199,15 +9872,15 @@
           <w:p>
             <w:pPr>
               <w:rPr>
-                <w:rFonts w:eastAsia="Calibri" w:asciiTheme="majorHAnsi" w:hAnsiTheme="majorHAnsi" w:cstheme="majorHAnsi"/>
-                <w:b/>
-                <w:bCs/>
-                <w:color w:val="000000" w:themeColor="text1"/>
-              </w:rPr>
-            </w:pPr>
-            <w:r>
-              <w:rPr>
-                <w:rFonts w:eastAsia="Calibri" w:asciiTheme="majorHAnsi" w:hAnsiTheme="majorHAnsi" w:cstheme="majorHAnsi"/>
+                <w:rFonts w:asciiTheme="majorHAnsi" w:eastAsia="Calibri" w:hAnsiTheme="majorHAnsi" w:cstheme="majorHAnsi"/>
+                <w:b/>
+                <w:bCs/>
+                <w:color w:val="000000" w:themeColor="text1"/>
+              </w:rPr>
+            </w:pPr>
+            <w:r>
+              <w:rPr>
+                <w:rFonts w:asciiTheme="majorHAnsi" w:eastAsia="Calibri" w:hAnsiTheme="majorHAnsi" w:cstheme="majorHAnsi"/>
                 <w:bCs/>
                 <w:color w:val="000000" w:themeColor="text1"/>
               </w:rPr>
@@ -10220,7 +9893,7 @@
             <w:tcW w:w="6379" w:type="dxa"/>
             <w:gridSpan w:val="3"/>
             <w:tcBorders>
-              <w:right w:val="single" w:color="auto" w:sz="4" w:space="0"/>
+              <w:right w:val="single" w:sz="4" w:space="0" w:color="auto"/>
             </w:tcBorders>
             <w:shd w:val="clear" w:color="auto" w:fill="FFFFFF"/>
           </w:tcPr>
@@ -10244,14 +9917,14 @@
           <w:tcPr>
             <w:tcW w:w="2693" w:type="dxa"/>
             <w:tcBorders>
-              <w:left w:val="single" w:color="auto" w:sz="4" w:space="0"/>
+              <w:left w:val="single" w:sz="4" w:space="0" w:color="auto"/>
             </w:tcBorders>
             <w:shd w:val="clear" w:color="auto" w:fill="FFFFFF"/>
           </w:tcPr>
           <w:p>
             <w:pPr>
               <w:rPr>
-                <w:rFonts w:eastAsia="Calibri" w:asciiTheme="majorHAnsi" w:hAnsiTheme="majorHAnsi" w:cstheme="majorHAnsi"/>
+                <w:rFonts w:asciiTheme="majorHAnsi" w:eastAsia="Calibri" w:hAnsiTheme="majorHAnsi" w:cstheme="majorHAnsi"/>
                 <w:bCs/>
                 <w:color w:val="000000" w:themeColor="text1"/>
               </w:rPr>
@@ -10271,15 +9944,15 @@
           <w:p>
             <w:pPr>
               <w:rPr>
-                <w:rFonts w:eastAsia="Calibri" w:asciiTheme="majorHAnsi" w:hAnsiTheme="majorHAnsi" w:cstheme="majorHAnsi"/>
-                <w:b/>
-                <w:bCs/>
-                <w:color w:val="000000" w:themeColor="text1"/>
-              </w:rPr>
-            </w:pPr>
-            <w:r>
-              <w:rPr>
-                <w:rFonts w:eastAsia="Calibri" w:asciiTheme="majorHAnsi" w:hAnsiTheme="majorHAnsi" w:cstheme="majorHAnsi"/>
+                <w:rFonts w:asciiTheme="majorHAnsi" w:eastAsia="Calibri" w:hAnsiTheme="majorHAnsi" w:cstheme="majorHAnsi"/>
+                <w:b/>
+                <w:bCs/>
+                <w:color w:val="000000" w:themeColor="text1"/>
+              </w:rPr>
+            </w:pPr>
+            <w:r>
+              <w:rPr>
+                <w:rFonts w:asciiTheme="majorHAnsi" w:eastAsia="Calibri" w:hAnsiTheme="majorHAnsi" w:cstheme="majorHAnsi"/>
                 <w:bCs/>
                 <w:color w:val="000000" w:themeColor="text1"/>
               </w:rPr>
@@ -10292,7 +9965,7 @@
             <w:tcW w:w="6379" w:type="dxa"/>
             <w:gridSpan w:val="3"/>
             <w:tcBorders>
-              <w:right w:val="single" w:color="auto" w:sz="4" w:space="0"/>
+              <w:right w:val="single" w:sz="4" w:space="0" w:color="auto"/>
             </w:tcBorders>
             <w:shd w:val="clear" w:color="auto" w:fill="FFFFFF"/>
           </w:tcPr>
@@ -10316,7 +9989,7 @@
           <w:tcPr>
             <w:tcW w:w="2693" w:type="dxa"/>
             <w:tcBorders>
-              <w:left w:val="single" w:color="auto" w:sz="4" w:space="0"/>
+              <w:left w:val="single" w:sz="4" w:space="0" w:color="auto"/>
             </w:tcBorders>
             <w:shd w:val="clear" w:color="auto" w:fill="FFFFFF"/>
           </w:tcPr>
@@ -10324,7 +9997,7 @@
             <w:pPr>
               <w:jc w:val="center"/>
               <w:rPr>
-                <w:rFonts w:eastAsia="Calibri" w:asciiTheme="majorHAnsi" w:hAnsiTheme="majorHAnsi" w:cstheme="majorHAnsi"/>
+                <w:rFonts w:asciiTheme="majorHAnsi" w:eastAsia="Calibri" w:hAnsiTheme="majorHAnsi" w:cstheme="majorHAnsi"/>
                 <w:b/>
                 <w:color w:val="000000" w:themeColor="text1"/>
               </w:rPr>
@@ -10344,15 +10017,15 @@
           <w:p>
             <w:pPr>
               <w:rPr>
-                <w:rFonts w:eastAsia="Calibri" w:asciiTheme="majorHAnsi" w:hAnsiTheme="majorHAnsi" w:cstheme="majorHAnsi"/>
-                <w:b/>
-                <w:bCs/>
-                <w:color w:val="000000" w:themeColor="text1"/>
-              </w:rPr>
-            </w:pPr>
-            <w:r>
-              <w:rPr>
-                <w:rFonts w:eastAsia="Calibri" w:asciiTheme="majorHAnsi" w:hAnsiTheme="majorHAnsi" w:cstheme="majorHAnsi"/>
+                <w:rFonts w:asciiTheme="majorHAnsi" w:eastAsia="Calibri" w:hAnsiTheme="majorHAnsi" w:cstheme="majorHAnsi"/>
+                <w:b/>
+                <w:bCs/>
+                <w:color w:val="000000" w:themeColor="text1"/>
+              </w:rPr>
+            </w:pPr>
+            <w:r>
+              <w:rPr>
+                <w:rFonts w:asciiTheme="majorHAnsi" w:eastAsia="Calibri" w:hAnsiTheme="majorHAnsi" w:cstheme="majorHAnsi"/>
                 <w:bCs/>
                 <w:color w:val="000000" w:themeColor="text1"/>
               </w:rPr>
@@ -10365,7 +10038,7 @@
             <w:tcW w:w="6379" w:type="dxa"/>
             <w:gridSpan w:val="3"/>
             <w:tcBorders>
-              <w:right w:val="single" w:color="auto" w:sz="4" w:space="0"/>
+              <w:right w:val="single" w:sz="4" w:space="0" w:color="auto"/>
             </w:tcBorders>
             <w:shd w:val="clear" w:color="auto" w:fill="FFFFFF"/>
           </w:tcPr>
@@ -10389,14 +10062,14 @@
           <w:tcPr>
             <w:tcW w:w="2693" w:type="dxa"/>
             <w:tcBorders>
-              <w:left w:val="single" w:color="auto" w:sz="4" w:space="0"/>
+              <w:left w:val="single" w:sz="4" w:space="0" w:color="auto"/>
             </w:tcBorders>
             <w:shd w:val="clear" w:color="auto" w:fill="FFFFFF"/>
           </w:tcPr>
           <w:p>
             <w:pPr>
               <w:rPr>
-                <w:rFonts w:eastAsia="Calibri" w:asciiTheme="majorHAnsi" w:hAnsiTheme="majorHAnsi" w:cstheme="majorHAnsi"/>
+                <w:rFonts w:asciiTheme="majorHAnsi" w:eastAsia="Calibri" w:hAnsiTheme="majorHAnsi" w:cstheme="majorHAnsi"/>
                 <w:bCs/>
                 <w:color w:val="000000" w:themeColor="text1"/>
               </w:rPr>
@@ -10416,15 +10089,15 @@
           <w:p>
             <w:pPr>
               <w:rPr>
-                <w:rFonts w:eastAsia="Calibri" w:asciiTheme="majorHAnsi" w:hAnsiTheme="majorHAnsi" w:cstheme="majorHAnsi"/>
-                <w:b/>
-                <w:bCs/>
-                <w:color w:val="000000" w:themeColor="text1"/>
-              </w:rPr>
-            </w:pPr>
-            <w:r>
-              <w:rPr>
-                <w:rFonts w:eastAsia="Calibri" w:asciiTheme="majorHAnsi" w:hAnsiTheme="majorHAnsi" w:cstheme="majorHAnsi"/>
+                <w:rFonts w:asciiTheme="majorHAnsi" w:eastAsia="Calibri" w:hAnsiTheme="majorHAnsi" w:cstheme="majorHAnsi"/>
+                <w:b/>
+                <w:bCs/>
+                <w:color w:val="000000" w:themeColor="text1"/>
+              </w:rPr>
+            </w:pPr>
+            <w:r>
+              <w:rPr>
+                <w:rFonts w:asciiTheme="majorHAnsi" w:eastAsia="Calibri" w:hAnsiTheme="majorHAnsi" w:cstheme="majorHAnsi"/>
                 <w:bCs/>
                 <w:color w:val="000000" w:themeColor="text1"/>
               </w:rPr>
@@ -10437,7 +10110,7 @@
             <w:tcW w:w="6379" w:type="dxa"/>
             <w:gridSpan w:val="3"/>
             <w:tcBorders>
-              <w:right w:val="single" w:color="auto" w:sz="4" w:space="0"/>
+              <w:right w:val="single" w:sz="4" w:space="0" w:color="auto"/>
             </w:tcBorders>
             <w:shd w:val="clear" w:color="auto" w:fill="FFFFFF"/>
           </w:tcPr>
@@ -10461,7 +10134,7 @@
           <w:tcPr>
             <w:tcW w:w="2693" w:type="dxa"/>
             <w:tcBorders>
-              <w:left w:val="single" w:color="auto" w:sz="4" w:space="0"/>
+              <w:left w:val="single" w:sz="4" w:space="0" w:color="auto"/>
             </w:tcBorders>
             <w:shd w:val="clear" w:color="auto" w:fill="FFFFFF"/>
           </w:tcPr>
@@ -10469,14 +10142,14 @@
             <w:pPr>
               <w:jc w:val="center"/>
               <w:rPr>
-                <w:rFonts w:eastAsia="Calibri" w:asciiTheme="majorHAnsi" w:hAnsiTheme="majorHAnsi" w:cstheme="majorHAnsi"/>
-                <w:b/>
-                <w:color w:val="000000" w:themeColor="text1"/>
-              </w:rPr>
-            </w:pPr>
-            <w:r>
-              <w:rPr>
-                <w:rFonts w:eastAsia="Calibri" w:asciiTheme="majorHAnsi" w:hAnsiTheme="majorHAnsi" w:cstheme="majorHAnsi"/>
+                <w:rFonts w:asciiTheme="majorHAnsi" w:eastAsia="Calibri" w:hAnsiTheme="majorHAnsi" w:cstheme="majorHAnsi"/>
+                <w:b/>
+                <w:color w:val="000000" w:themeColor="text1"/>
+              </w:rPr>
+            </w:pPr>
+            <w:r>
+              <w:rPr>
+                <w:rFonts w:asciiTheme="majorHAnsi" w:eastAsia="Calibri" w:hAnsiTheme="majorHAnsi" w:cstheme="majorHAnsi"/>
                 <w:b/>
                 <w:color w:val="000000" w:themeColor="text1"/>
               </w:rPr>
@@ -10498,15 +10171,15 @@
           <w:p>
             <w:pPr>
               <w:rPr>
-                <w:rFonts w:eastAsia="Calibri" w:asciiTheme="majorHAnsi" w:hAnsiTheme="majorHAnsi" w:cstheme="majorHAnsi"/>
-                <w:b/>
-                <w:bCs/>
-                <w:color w:val="000000" w:themeColor="text1"/>
-              </w:rPr>
-            </w:pPr>
-            <w:r>
-              <w:rPr>
-                <w:rFonts w:eastAsia="Calibri" w:asciiTheme="majorHAnsi" w:hAnsiTheme="majorHAnsi" w:cstheme="majorHAnsi"/>
+                <w:rFonts w:asciiTheme="majorHAnsi" w:eastAsia="Calibri" w:hAnsiTheme="majorHAnsi" w:cstheme="majorHAnsi"/>
+                <w:b/>
+                <w:bCs/>
+                <w:color w:val="000000" w:themeColor="text1"/>
+              </w:rPr>
+            </w:pPr>
+            <w:r>
+              <w:rPr>
+                <w:rFonts w:asciiTheme="majorHAnsi" w:eastAsia="Calibri" w:hAnsiTheme="majorHAnsi" w:cstheme="majorHAnsi"/>
                 <w:bCs/>
                 <w:color w:val="000000" w:themeColor="text1"/>
               </w:rPr>
@@ -10523,14 +10196,14 @@
           <w:p>
             <w:pPr>
               <w:rPr>
-                <w:rFonts w:eastAsia="Calibri" w:asciiTheme="majorHAnsi" w:hAnsiTheme="majorHAnsi" w:cstheme="majorHAnsi"/>
-                <w:bCs/>
-                <w:color w:val="000000" w:themeColor="text1"/>
-              </w:rPr>
-            </w:pPr>
-            <w:r>
-              <w:rPr>
-                <w:rFonts w:eastAsia="Calibri" w:asciiTheme="majorHAnsi" w:hAnsiTheme="majorHAnsi" w:cstheme="majorHAnsi"/>
+                <w:rFonts w:asciiTheme="majorHAnsi" w:eastAsia="Calibri" w:hAnsiTheme="majorHAnsi" w:cstheme="majorHAnsi"/>
+                <w:bCs/>
+                <w:color w:val="000000" w:themeColor="text1"/>
+              </w:rPr>
+            </w:pPr>
+            <w:r>
+              <w:rPr>
+                <w:rFonts w:asciiTheme="majorHAnsi" w:eastAsia="Calibri" w:hAnsiTheme="majorHAnsi" w:cstheme="majorHAnsi"/>
                 <w:bCs/>
                 <w:color w:val="000000" w:themeColor="text1"/>
               </w:rPr>
@@ -10538,11 +10211,11 @@
             </w:r>
             <w:r>
               <w:rPr>
-                <w:rFonts w:eastAsia="Calibri" w:asciiTheme="majorHAnsi" w:hAnsiTheme="majorHAnsi" w:cstheme="majorHAnsi"/>
-                <w:bCs/>
-                <w:color w:val="000000" w:themeColor="text1"/>
-              </w:rPr>
-              <w:t xml:space="preserve">  </w:t>
+                <w:rFonts w:asciiTheme="majorHAnsi" w:eastAsia="Calibri" w:hAnsiTheme="majorHAnsi" w:cstheme="majorHAnsi"/>
+                <w:bCs/>
+                <w:color w:val="000000" w:themeColor="text1"/>
+              </w:rPr>
+              <w:t xml:space="preserve"> </w:t>
             </w:r>
             <w:r>
               <w:rPr>
@@ -10567,15 +10240,15 @@
           <w:p>
             <w:pPr>
               <w:rPr>
-                <w:rFonts w:eastAsia="Calibri" w:asciiTheme="majorHAnsi" w:hAnsiTheme="majorHAnsi" w:cstheme="majorHAnsi"/>
-                <w:b/>
-                <w:bCs/>
-                <w:color w:val="000000" w:themeColor="text1"/>
-              </w:rPr>
-            </w:pPr>
-            <w:r>
-              <w:rPr>
-                <w:rFonts w:eastAsia="Calibri" w:asciiTheme="majorHAnsi" w:hAnsiTheme="majorHAnsi" w:cstheme="majorHAnsi"/>
+                <w:rFonts w:asciiTheme="majorHAnsi" w:eastAsia="Calibri" w:hAnsiTheme="majorHAnsi" w:cstheme="majorHAnsi"/>
+                <w:b/>
+                <w:bCs/>
+                <w:color w:val="000000" w:themeColor="text1"/>
+              </w:rPr>
+            </w:pPr>
+            <w:r>
+              <w:rPr>
+                <w:rFonts w:asciiTheme="majorHAnsi" w:eastAsia="Calibri" w:hAnsiTheme="majorHAnsi" w:cstheme="majorHAnsi"/>
                 <w:bCs/>
                 <w:color w:val="000000" w:themeColor="text1"/>
               </w:rPr>
@@ -10588,21 +10261,21 @@
             <w:tcW w:w="7938" w:type="dxa"/>
             <w:gridSpan w:val="2"/>
             <w:tcBorders>
-              <w:bottom w:val="single" w:color="auto" w:sz="4" w:space="0"/>
+              <w:bottom w:val="single" w:sz="4" w:space="0" w:color="auto"/>
             </w:tcBorders>
             <w:shd w:val="clear" w:color="auto" w:fill="FFFFFF"/>
           </w:tcPr>
           <w:p>
             <w:pPr>
               <w:rPr>
-                <w:rFonts w:eastAsia="Calibri" w:asciiTheme="majorHAnsi" w:hAnsiTheme="majorHAnsi" w:cstheme="majorHAnsi"/>
-                <w:bCs/>
-                <w:color w:val="000000" w:themeColor="text1"/>
-              </w:rPr>
-            </w:pPr>
-            <w:r>
-              <w:rPr>
-                <w:rFonts w:eastAsia="Calibri" w:asciiTheme="majorHAnsi" w:hAnsiTheme="majorHAnsi" w:cstheme="majorHAnsi"/>
+                <w:rFonts w:asciiTheme="majorHAnsi" w:eastAsia="Calibri" w:hAnsiTheme="majorHAnsi" w:cstheme="majorHAnsi"/>
+                <w:bCs/>
+                <w:color w:val="000000" w:themeColor="text1"/>
+              </w:rPr>
+            </w:pPr>
+            <w:r>
+              <w:rPr>
+                <w:rFonts w:asciiTheme="majorHAnsi" w:eastAsia="Calibri" w:hAnsiTheme="majorHAnsi" w:cstheme="majorHAnsi"/>
                 <w:bCs/>
                 <w:color w:val="000000" w:themeColor="text1"/>
               </w:rPr>
@@ -10624,15 +10297,15 @@
           <w:p>
             <w:pPr>
               <w:rPr>
-                <w:rFonts w:eastAsia="Calibri" w:asciiTheme="majorHAnsi" w:hAnsiTheme="majorHAnsi" w:cstheme="majorHAnsi"/>
-                <w:b/>
-                <w:bCs/>
-                <w:color w:val="000000" w:themeColor="text1"/>
-              </w:rPr>
-            </w:pPr>
-            <w:r>
-              <w:rPr>
-                <w:rFonts w:eastAsia="Calibri" w:asciiTheme="majorHAnsi" w:hAnsiTheme="majorHAnsi" w:cstheme="majorHAnsi"/>
+                <w:rFonts w:asciiTheme="majorHAnsi" w:eastAsia="Calibri" w:hAnsiTheme="majorHAnsi" w:cstheme="majorHAnsi"/>
+                <w:b/>
+                <w:bCs/>
+                <w:color w:val="000000" w:themeColor="text1"/>
+              </w:rPr>
+            </w:pPr>
+            <w:r>
+              <w:rPr>
+                <w:rFonts w:asciiTheme="majorHAnsi" w:eastAsia="Calibri" w:hAnsiTheme="majorHAnsi" w:cstheme="majorHAnsi"/>
                 <w:b/>
                 <w:bCs/>
                 <w:color w:val="000000" w:themeColor="text1"/>
@@ -10645,15 +10318,15 @@
           <w:tcPr>
             <w:tcW w:w="5245" w:type="dxa"/>
             <w:tcBorders>
-              <w:top w:val="single" w:color="auto" w:sz="4" w:space="0"/>
-              <w:right w:val="single" w:color="auto" w:sz="4" w:space="0"/>
+              <w:top w:val="single" w:sz="4" w:space="0" w:color="auto"/>
+              <w:right w:val="single" w:sz="4" w:space="0" w:color="auto"/>
             </w:tcBorders>
             <w:shd w:val="clear" w:color="auto" w:fill="FBE5D5"/>
           </w:tcPr>
           <w:p>
             <w:pPr>
               <w:rPr>
-                <w:rFonts w:eastAsia="Calibri" w:asciiTheme="majorHAnsi" w:hAnsiTheme="majorHAnsi" w:cstheme="majorHAnsi"/>
+                <w:rFonts w:asciiTheme="majorHAnsi" w:eastAsia="Calibri" w:hAnsiTheme="majorHAnsi" w:cstheme="majorHAnsi"/>
                 <w:b/>
                 <w:color w:val="000000" w:themeColor="text1"/>
               </w:rPr>
@@ -10671,15 +10344,15 @@
           <w:tcPr>
             <w:tcW w:w="2693" w:type="dxa"/>
             <w:tcBorders>
-              <w:top w:val="single" w:color="auto" w:sz="4" w:space="0"/>
-              <w:left w:val="single" w:color="auto" w:sz="4" w:space="0"/>
+              <w:top w:val="single" w:sz="4" w:space="0" w:color="auto"/>
+              <w:left w:val="single" w:sz="4" w:space="0" w:color="auto"/>
             </w:tcBorders>
             <w:shd w:val="clear" w:color="auto" w:fill="FFFFFF" w:themeFill="background1"/>
           </w:tcPr>
           <w:p>
             <w:pPr>
               <w:rPr>
-                <w:rFonts w:eastAsia="Calibri" w:asciiTheme="majorHAnsi" w:hAnsiTheme="majorHAnsi" w:cstheme="majorHAnsi"/>
+                <w:rFonts w:asciiTheme="majorHAnsi" w:eastAsia="Calibri" w:hAnsiTheme="majorHAnsi" w:cstheme="majorHAnsi"/>
                 <w:b/>
                 <w:i/>
                 <w:color w:val="000000" w:themeColor="text1"/>
@@ -10700,15 +10373,15 @@
           <w:p>
             <w:pPr>
               <w:rPr>
-                <w:rFonts w:eastAsia="Calibri" w:asciiTheme="majorHAnsi" w:hAnsiTheme="majorHAnsi" w:cstheme="majorHAnsi"/>
-                <w:b/>
-                <w:bCs/>
-                <w:color w:val="000000" w:themeColor="text1"/>
-              </w:rPr>
-            </w:pPr>
-            <w:r>
-              <w:rPr>
-                <w:rFonts w:eastAsia="Calibri" w:asciiTheme="majorHAnsi" w:hAnsiTheme="majorHAnsi" w:cstheme="majorHAnsi"/>
+                <w:rFonts w:asciiTheme="majorHAnsi" w:eastAsia="Calibri" w:hAnsiTheme="majorHAnsi" w:cstheme="majorHAnsi"/>
+                <w:b/>
+                <w:bCs/>
+                <w:color w:val="000000" w:themeColor="text1"/>
+              </w:rPr>
+            </w:pPr>
+            <w:r>
+              <w:rPr>
+                <w:rFonts w:asciiTheme="majorHAnsi" w:eastAsia="Calibri" w:hAnsiTheme="majorHAnsi" w:cstheme="majorHAnsi"/>
                 <w:bCs/>
                 <w:color w:val="000000" w:themeColor="text1"/>
               </w:rPr>
@@ -10721,7 +10394,7 @@
             <w:tcW w:w="6379" w:type="dxa"/>
             <w:gridSpan w:val="3"/>
             <w:tcBorders>
-              <w:right w:val="single" w:color="auto" w:sz="4" w:space="0"/>
+              <w:right w:val="single" w:sz="4" w:space="0" w:color="auto"/>
             </w:tcBorders>
             <w:shd w:val="clear" w:color="auto" w:fill="FFFFFF"/>
           </w:tcPr>
@@ -10745,7 +10418,7 @@
           <w:tcPr>
             <w:tcW w:w="2693" w:type="dxa"/>
             <w:tcBorders>
-              <w:left w:val="single" w:color="auto" w:sz="4" w:space="0"/>
+              <w:left w:val="single" w:sz="4" w:space="0" w:color="auto"/>
             </w:tcBorders>
             <w:shd w:val="clear" w:color="auto" w:fill="FFFFFF"/>
           </w:tcPr>
@@ -10753,7 +10426,7 @@
             <w:pPr>
               <w:jc w:val="center"/>
               <w:rPr>
-                <w:rFonts w:eastAsia="Calibri" w:asciiTheme="majorHAnsi" w:hAnsiTheme="majorHAnsi" w:cstheme="majorHAnsi"/>
+                <w:rFonts w:asciiTheme="majorHAnsi" w:eastAsia="Calibri" w:hAnsiTheme="majorHAnsi" w:cstheme="majorHAnsi"/>
                 <w:b/>
                 <w:iCs/>
                 <w:color w:val="000000" w:themeColor="text1"/>
@@ -10761,7 +10434,7 @@
             </w:pPr>
             <w:r>
               <w:rPr>
-                <w:rFonts w:eastAsia="Calibri" w:asciiTheme="majorHAnsi" w:hAnsiTheme="majorHAnsi" w:cstheme="majorHAnsi"/>
+                <w:rFonts w:asciiTheme="majorHAnsi" w:eastAsia="Calibri" w:hAnsiTheme="majorHAnsi" w:cstheme="majorHAnsi"/>
                 <w:b/>
                 <w:iCs/>
                 <w:color w:val="000000" w:themeColor="text1"/>
@@ -10783,15 +10456,15 @@
           <w:p>
             <w:pPr>
               <w:rPr>
-                <w:rFonts w:eastAsia="Calibri" w:asciiTheme="majorHAnsi" w:hAnsiTheme="majorHAnsi" w:cstheme="majorHAnsi"/>
-                <w:b/>
-                <w:bCs/>
-                <w:color w:val="000000" w:themeColor="text1"/>
-              </w:rPr>
-            </w:pPr>
-            <w:r>
-              <w:rPr>
-                <w:rFonts w:eastAsia="Calibri" w:asciiTheme="majorHAnsi" w:hAnsiTheme="majorHAnsi" w:cstheme="majorHAnsi"/>
+                <w:rFonts w:asciiTheme="majorHAnsi" w:eastAsia="Calibri" w:hAnsiTheme="majorHAnsi" w:cstheme="majorHAnsi"/>
+                <w:b/>
+                <w:bCs/>
+                <w:color w:val="000000" w:themeColor="text1"/>
+              </w:rPr>
+            </w:pPr>
+            <w:r>
+              <w:rPr>
+                <w:rFonts w:asciiTheme="majorHAnsi" w:eastAsia="Calibri" w:hAnsiTheme="majorHAnsi" w:cstheme="majorHAnsi"/>
                 <w:bCs/>
                 <w:color w:val="000000" w:themeColor="text1"/>
               </w:rPr>
@@ -10804,7 +10477,7 @@
             <w:tcW w:w="6379" w:type="dxa"/>
             <w:gridSpan w:val="3"/>
             <w:tcBorders>
-              <w:right w:val="single" w:color="auto" w:sz="4" w:space="0"/>
+              <w:right w:val="single" w:sz="4" w:space="0" w:color="auto"/>
             </w:tcBorders>
             <w:shd w:val="clear" w:color="auto" w:fill="FFFFFF"/>
           </w:tcPr>
@@ -10828,7 +10501,7 @@
           <w:tcPr>
             <w:tcW w:w="2693" w:type="dxa"/>
             <w:tcBorders>
-              <w:left w:val="single" w:color="auto" w:sz="4" w:space="0"/>
+              <w:left w:val="single" w:sz="4" w:space="0" w:color="auto"/>
             </w:tcBorders>
             <w:shd w:val="clear" w:color="auto" w:fill="FFFFFF"/>
           </w:tcPr>
@@ -10836,7 +10509,7 @@
             <w:pPr>
               <w:jc w:val="center"/>
               <w:rPr>
-                <w:rFonts w:eastAsia="Calibri" w:asciiTheme="majorHAnsi" w:hAnsiTheme="majorHAnsi" w:cstheme="majorHAnsi"/>
+                <w:rFonts w:asciiTheme="majorHAnsi" w:eastAsia="Calibri" w:hAnsiTheme="majorHAnsi" w:cstheme="majorHAnsi"/>
                 <w:b/>
                 <w:iCs/>
                 <w:color w:val="000000" w:themeColor="text1"/>
@@ -10857,15 +10530,15 @@
           <w:p>
             <w:pPr>
               <w:rPr>
-                <w:rFonts w:eastAsia="Calibri" w:asciiTheme="majorHAnsi" w:hAnsiTheme="majorHAnsi" w:cstheme="majorHAnsi"/>
-                <w:b/>
-                <w:bCs/>
-                <w:color w:val="000000" w:themeColor="text1"/>
-              </w:rPr>
-            </w:pPr>
-            <w:r>
-              <w:rPr>
-                <w:rFonts w:eastAsia="Calibri" w:asciiTheme="majorHAnsi" w:hAnsiTheme="majorHAnsi" w:cstheme="majorHAnsi"/>
+                <w:rFonts w:asciiTheme="majorHAnsi" w:eastAsia="Calibri" w:hAnsiTheme="majorHAnsi" w:cstheme="majorHAnsi"/>
+                <w:b/>
+                <w:bCs/>
+                <w:color w:val="000000" w:themeColor="text1"/>
+              </w:rPr>
+            </w:pPr>
+            <w:r>
+              <w:rPr>
+                <w:rFonts w:asciiTheme="majorHAnsi" w:eastAsia="Calibri" w:hAnsiTheme="majorHAnsi" w:cstheme="majorHAnsi"/>
                 <w:bCs/>
                 <w:color w:val="000000" w:themeColor="text1"/>
               </w:rPr>
@@ -10878,7 +10551,7 @@
             <w:tcW w:w="6379" w:type="dxa"/>
             <w:gridSpan w:val="3"/>
             <w:tcBorders>
-              <w:right w:val="single" w:color="auto" w:sz="4" w:space="0"/>
+              <w:right w:val="single" w:sz="4" w:space="0" w:color="auto"/>
             </w:tcBorders>
             <w:shd w:val="clear" w:color="auto" w:fill="FFFFFF"/>
           </w:tcPr>
@@ -10902,14 +10575,14 @@
           <w:tcPr>
             <w:tcW w:w="2693" w:type="dxa"/>
             <w:tcBorders>
-              <w:left w:val="single" w:color="auto" w:sz="4" w:space="0"/>
+              <w:left w:val="single" w:sz="4" w:space="0" w:color="auto"/>
             </w:tcBorders>
             <w:shd w:val="clear" w:color="auto" w:fill="FFFFFF"/>
           </w:tcPr>
           <w:p>
             <w:pPr>
               <w:rPr>
-                <w:rFonts w:eastAsia="Calibri" w:asciiTheme="majorHAnsi" w:hAnsiTheme="majorHAnsi" w:cstheme="majorHAnsi"/>
+                <w:rFonts w:asciiTheme="majorHAnsi" w:eastAsia="Calibri" w:hAnsiTheme="majorHAnsi" w:cstheme="majorHAnsi"/>
                 <w:b/>
                 <w:i/>
                 <w:color w:val="000000" w:themeColor="text1"/>
@@ -10930,15 +10603,15 @@
           <w:p>
             <w:pPr>
               <w:rPr>
-                <w:rFonts w:eastAsia="Calibri" w:asciiTheme="majorHAnsi" w:hAnsiTheme="majorHAnsi" w:cstheme="majorHAnsi"/>
-                <w:b/>
-                <w:bCs/>
-                <w:color w:val="000000" w:themeColor="text1"/>
-              </w:rPr>
-            </w:pPr>
-            <w:r>
-              <w:rPr>
-                <w:rFonts w:eastAsia="Calibri" w:asciiTheme="majorHAnsi" w:hAnsiTheme="majorHAnsi" w:cstheme="majorHAnsi"/>
+                <w:rFonts w:asciiTheme="majorHAnsi" w:eastAsia="Calibri" w:hAnsiTheme="majorHAnsi" w:cstheme="majorHAnsi"/>
+                <w:b/>
+                <w:bCs/>
+                <w:color w:val="000000" w:themeColor="text1"/>
+              </w:rPr>
+            </w:pPr>
+            <w:r>
+              <w:rPr>
+                <w:rFonts w:asciiTheme="majorHAnsi" w:eastAsia="Calibri" w:hAnsiTheme="majorHAnsi" w:cstheme="majorHAnsi"/>
                 <w:bCs/>
                 <w:color w:val="000000" w:themeColor="text1"/>
               </w:rPr>
@@ -10951,7 +10624,7 @@
             <w:tcW w:w="6379" w:type="dxa"/>
             <w:gridSpan w:val="3"/>
             <w:tcBorders>
-              <w:right w:val="single" w:color="auto" w:sz="4" w:space="0"/>
+              <w:right w:val="single" w:sz="4" w:space="0" w:color="auto"/>
             </w:tcBorders>
             <w:shd w:val="clear" w:color="auto" w:fill="FFFFFF"/>
           </w:tcPr>
@@ -10975,7 +10648,7 @@
           <w:tcPr>
             <w:tcW w:w="2693" w:type="dxa"/>
             <w:tcBorders>
-              <w:left w:val="single" w:color="auto" w:sz="4" w:space="0"/>
+              <w:left w:val="single" w:sz="4" w:space="0" w:color="auto"/>
             </w:tcBorders>
             <w:shd w:val="clear" w:color="auto" w:fill="FFFFFF"/>
           </w:tcPr>
@@ -10983,7 +10656,7 @@
             <w:pPr>
               <w:jc w:val="center"/>
               <w:rPr>
-                <w:rFonts w:eastAsia="Calibri" w:asciiTheme="majorHAnsi" w:hAnsiTheme="majorHAnsi" w:cstheme="majorHAnsi"/>
+                <w:rFonts w:asciiTheme="majorHAnsi" w:eastAsia="Calibri" w:hAnsiTheme="majorHAnsi" w:cstheme="majorHAnsi"/>
                 <w:b/>
                 <w:iCs/>
                 <w:color w:val="000000" w:themeColor="text1"/>
@@ -11005,15 +10678,15 @@
           <w:p>
             <w:pPr>
               <w:rPr>
-                <w:rFonts w:eastAsia="Calibri" w:asciiTheme="majorHAnsi" w:hAnsiTheme="majorHAnsi" w:cstheme="majorHAnsi"/>
-                <w:b/>
-                <w:bCs/>
-                <w:color w:val="000000" w:themeColor="text1"/>
-              </w:rPr>
-            </w:pPr>
-            <w:r>
-              <w:rPr>
-                <w:rFonts w:eastAsia="Calibri" w:asciiTheme="majorHAnsi" w:hAnsiTheme="majorHAnsi" w:cstheme="majorHAnsi"/>
+                <w:rFonts w:asciiTheme="majorHAnsi" w:eastAsia="Calibri" w:hAnsiTheme="majorHAnsi" w:cstheme="majorHAnsi"/>
+                <w:b/>
+                <w:bCs/>
+                <w:color w:val="000000" w:themeColor="text1"/>
+              </w:rPr>
+            </w:pPr>
+            <w:r>
+              <w:rPr>
+                <w:rFonts w:asciiTheme="majorHAnsi" w:eastAsia="Calibri" w:hAnsiTheme="majorHAnsi" w:cstheme="majorHAnsi"/>
                 <w:bCs/>
                 <w:color w:val="000000" w:themeColor="text1"/>
               </w:rPr>
@@ -11030,7 +10703,7 @@
           <w:p>
             <w:pPr>
               <w:rPr>
-                <w:rFonts w:eastAsia="Calibri" w:asciiTheme="majorHAnsi" w:hAnsiTheme="majorHAnsi" w:cstheme="majorHAnsi"/>
+                <w:rFonts w:asciiTheme="majorHAnsi" w:eastAsia="Calibri" w:hAnsiTheme="majorHAnsi" w:cstheme="majorHAnsi"/>
                 <w:b/>
                 <w:i/>
                 <w:color w:val="000000" w:themeColor="text1"/>
@@ -11038,7 +10711,7 @@
             </w:pPr>
             <w:r>
               <w:rPr>
-                <w:rFonts w:eastAsia="Calibri" w:asciiTheme="majorHAnsi" w:hAnsiTheme="majorHAnsi" w:cstheme="majorHAnsi"/>
+                <w:rFonts w:asciiTheme="majorHAnsi" w:eastAsia="Calibri" w:hAnsiTheme="majorHAnsi" w:cstheme="majorHAnsi"/>
                 <w:bCs/>
                 <w:iCs/>
                 <w:color w:val="000000" w:themeColor="text1"/>
@@ -11067,15 +10740,15 @@
           <w:p>
             <w:pPr>
               <w:rPr>
-                <w:rFonts w:eastAsia="Calibri" w:asciiTheme="majorHAnsi" w:hAnsiTheme="majorHAnsi" w:cstheme="majorHAnsi"/>
-                <w:b/>
-                <w:bCs/>
-                <w:color w:val="000000" w:themeColor="text1"/>
-              </w:rPr>
-            </w:pPr>
-            <w:r>
-              <w:rPr>
-                <w:rFonts w:eastAsia="Calibri" w:asciiTheme="majorHAnsi" w:hAnsiTheme="majorHAnsi" w:cstheme="majorHAnsi"/>
+                <w:rFonts w:asciiTheme="majorHAnsi" w:eastAsia="Calibri" w:hAnsiTheme="majorHAnsi" w:cstheme="majorHAnsi"/>
+                <w:b/>
+                <w:bCs/>
+                <w:color w:val="000000" w:themeColor="text1"/>
+              </w:rPr>
+            </w:pPr>
+            <w:r>
+              <w:rPr>
+                <w:rFonts w:asciiTheme="majorHAnsi" w:eastAsia="Calibri" w:hAnsiTheme="majorHAnsi" w:cstheme="majorHAnsi"/>
                 <w:bCs/>
                 <w:color w:val="000000" w:themeColor="text1"/>
               </w:rPr>
@@ -11092,7 +10765,7 @@
           <w:p>
             <w:pPr>
               <w:rPr>
-                <w:rFonts w:eastAsia="Calibri" w:asciiTheme="majorHAnsi" w:hAnsiTheme="majorHAnsi" w:cstheme="majorHAnsi"/>
+                <w:rFonts w:asciiTheme="majorHAnsi" w:eastAsia="Calibri" w:hAnsiTheme="majorHAnsi" w:cstheme="majorHAnsi"/>
                 <w:b/>
                 <w:i/>
                 <w:color w:val="000000" w:themeColor="text1"/>
@@ -11100,7 +10773,7 @@
             </w:pPr>
             <w:r>
               <w:rPr>
-                <w:rFonts w:eastAsia="Calibri" w:asciiTheme="majorHAnsi" w:hAnsiTheme="majorHAnsi" w:cstheme="majorHAnsi"/>
+                <w:rFonts w:asciiTheme="majorHAnsi" w:eastAsia="Calibri" w:hAnsiTheme="majorHAnsi" w:cstheme="majorHAnsi"/>
                 <w:bCs/>
                 <w:iCs/>
                 <w:color w:val="000000" w:themeColor="text1"/>
@@ -11117,12 +10790,12 @@
         <w:tblW w:w="10314" w:type="dxa"/>
         <w:tblInd w:w="-680" w:type="dxa"/>
         <w:tblBorders>
-          <w:top w:val="single" w:color="F4B083" w:sz="4" w:space="0"/>
-          <w:left w:val="single" w:color="F4B083" w:sz="4" w:space="0"/>
-          <w:bottom w:val="single" w:color="F4B083" w:sz="4" w:space="0"/>
-          <w:right w:val="single" w:color="F4B083" w:sz="4" w:space="0"/>
-          <w:insideH w:val="single" w:color="F4B083" w:sz="4" w:space="0"/>
-          <w:insideV w:val="single" w:color="F4B083" w:sz="4" w:space="0"/>
+          <w:top w:val="single" w:sz="4" w:space="0" w:color="F4B083"/>
+          <w:left w:val="single" w:sz="4" w:space="0" w:color="F4B083"/>
+          <w:bottom w:val="single" w:sz="4" w:space="0" w:color="F4B083"/>
+          <w:right w:val="single" w:sz="4" w:space="0" w:color="F4B083"/>
+          <w:insideH w:val="single" w:sz="4" w:space="0" w:color="F4B083"/>
+          <w:insideV w:val="single" w:sz="4" w:space="0" w:color="F4B083"/>
         </w:tblBorders>
         <w:tblLayout w:type="fixed"/>
         <w:tblLook w:val="04A0" w:firstRow="1" w:lastRow="0" w:firstColumn="1" w:lastColumn="0" w:noHBand="0" w:noVBand="1"/>
@@ -11148,13 +10821,13 @@
               <w:widowControl w:val="0"/>
               <w:jc w:val="center"/>
               <w:rPr>
-                <w:rFonts w:eastAsia="Calibri" w:asciiTheme="majorHAnsi" w:hAnsiTheme="majorHAnsi" w:cstheme="majorHAnsi"/>
-                <w:color w:val="000000" w:themeColor="text1"/>
-              </w:rPr>
-            </w:pPr>
-            <w:r>
-              <w:rPr>
-                <w:rFonts w:eastAsia="Calibri" w:asciiTheme="majorHAnsi" w:hAnsiTheme="majorHAnsi" w:cstheme="majorHAnsi"/>
+                <w:rFonts w:asciiTheme="majorHAnsi" w:eastAsia="Calibri" w:hAnsiTheme="majorHAnsi" w:cstheme="majorHAnsi"/>
+                <w:color w:val="000000" w:themeColor="text1"/>
+              </w:rPr>
+            </w:pPr>
+            <w:r>
+              <w:rPr>
+                <w:rFonts w:asciiTheme="majorHAnsi" w:eastAsia="Calibri" w:hAnsiTheme="majorHAnsi" w:cstheme="majorHAnsi"/>
                 <w:color w:val="000000" w:themeColor="text1"/>
               </w:rPr>
               <w:t>MENSAJE FINAL ACTIVIDAD</w:t>
@@ -11176,13 +10849,13 @@
             <w:pPr>
               <w:widowControl w:val="0"/>
               <w:rPr>
-                <w:rFonts w:eastAsia="Calibri" w:asciiTheme="majorHAnsi" w:hAnsiTheme="majorHAnsi" w:cstheme="majorHAnsi"/>
-                <w:color w:val="000000" w:themeColor="text1"/>
-              </w:rPr>
-            </w:pPr>
-            <w:r>
-              <w:rPr>
-                <w:rFonts w:eastAsia="Calibri" w:asciiTheme="majorHAnsi" w:hAnsiTheme="majorHAnsi" w:cstheme="majorHAnsi"/>
+                <w:rFonts w:asciiTheme="majorHAnsi" w:eastAsia="Calibri" w:hAnsiTheme="majorHAnsi" w:cstheme="majorHAnsi"/>
+                <w:color w:val="000000" w:themeColor="text1"/>
+              </w:rPr>
+            </w:pPr>
+            <w:r>
+              <w:rPr>
+                <w:rFonts w:asciiTheme="majorHAnsi" w:eastAsia="Calibri" w:hAnsiTheme="majorHAnsi" w:cstheme="majorHAnsi"/>
                 <w:color w:val="000000" w:themeColor="text1"/>
               </w:rPr>
               <w:t>Mensaje cuando supera el 70% de respuestas correctas</w:t>
@@ -11197,7 +10870,7 @@
             <w:pPr>
               <w:cnfStyle w:val="000000100000" w:firstRow="0" w:lastRow="0" w:firstColumn="0" w:lastColumn="0" w:oddVBand="0" w:evenVBand="0" w:oddHBand="1" w:evenHBand="0" w:firstRowFirstColumn="0" w:firstRowLastColumn="0" w:lastRowFirstColumn="0" w:lastRowLastColumn="0"/>
               <w:rPr>
-                <w:rFonts w:eastAsia="Calibri" w:asciiTheme="majorHAnsi" w:hAnsiTheme="majorHAnsi" w:cstheme="majorHAnsi"/>
+                <w:rFonts w:asciiTheme="majorHAnsi" w:eastAsia="Calibri" w:hAnsiTheme="majorHAnsi" w:cstheme="majorHAnsi"/>
                 <w:i/>
                 <w:color w:val="000000" w:themeColor="text1"/>
               </w:rPr>
@@ -11207,14 +10880,14 @@
             <w:pPr>
               <w:cnfStyle w:val="000000100000" w:firstRow="0" w:lastRow="0" w:firstColumn="0" w:lastColumn="0" w:oddVBand="0" w:evenVBand="0" w:oddHBand="1" w:evenHBand="0" w:firstRowFirstColumn="0" w:firstRowLastColumn="0" w:lastRowFirstColumn="0" w:lastRowLastColumn="0"/>
               <w:rPr>
-                <w:rFonts w:eastAsia="Calibri" w:asciiTheme="majorHAnsi" w:hAnsiTheme="majorHAnsi" w:cstheme="majorHAnsi"/>
+                <w:rFonts w:asciiTheme="majorHAnsi" w:eastAsia="Calibri" w:hAnsiTheme="majorHAnsi" w:cstheme="majorHAnsi"/>
                 <w:i/>
                 <w:color w:val="000000" w:themeColor="text1"/>
               </w:rPr>
             </w:pPr>
             <w:r>
               <w:rPr>
-                <w:rFonts w:eastAsia="Calibri" w:asciiTheme="majorHAnsi" w:hAnsiTheme="majorHAnsi" w:cstheme="majorHAnsi"/>
+                <w:rFonts w:asciiTheme="majorHAnsi" w:eastAsia="Calibri" w:hAnsiTheme="majorHAnsi" w:cstheme="majorHAnsi"/>
                 <w:i/>
                 <w:color w:val="000000" w:themeColor="text1"/>
               </w:rPr>
@@ -11226,7 +10899,7 @@
               <w:spacing w:line="276" w:lineRule="auto"/>
               <w:cnfStyle w:val="000000100000" w:firstRow="0" w:lastRow="0" w:firstColumn="0" w:lastColumn="0" w:oddVBand="0" w:evenVBand="0" w:oddHBand="1" w:evenHBand="0" w:firstRowFirstColumn="0" w:firstRowLastColumn="0" w:lastRowFirstColumn="0" w:lastRowLastColumn="0"/>
               <w:rPr>
-                <w:rFonts w:eastAsia="Calibri" w:asciiTheme="majorHAnsi" w:hAnsiTheme="majorHAnsi" w:cstheme="majorHAnsi"/>
+                <w:rFonts w:asciiTheme="majorHAnsi" w:eastAsia="Calibri" w:hAnsiTheme="majorHAnsi" w:cstheme="majorHAnsi"/>
                 <w:i/>
                 <w:color w:val="000000" w:themeColor="text1"/>
               </w:rPr>
@@ -11236,7 +10909,7 @@
             <w:pPr>
               <w:cnfStyle w:val="000000100000" w:firstRow="0" w:lastRow="0" w:firstColumn="0" w:lastColumn="0" w:oddVBand="0" w:evenVBand="0" w:oddHBand="1" w:evenHBand="0" w:firstRowFirstColumn="0" w:firstRowLastColumn="0" w:lastRowFirstColumn="0" w:lastRowLastColumn="0"/>
               <w:rPr>
-                <w:rFonts w:eastAsia="Calibri" w:asciiTheme="majorHAnsi" w:hAnsiTheme="majorHAnsi" w:cstheme="majorHAnsi"/>
+                <w:rFonts w:asciiTheme="majorHAnsi" w:eastAsia="Calibri" w:hAnsiTheme="majorHAnsi" w:cstheme="majorHAnsi"/>
                 <w:b/>
                 <w:i/>
                 <w:color w:val="000000" w:themeColor="text1"/>
@@ -11258,13 +10931,13 @@
             <w:pPr>
               <w:widowControl w:val="0"/>
               <w:rPr>
-                <w:rFonts w:eastAsia="Calibri" w:asciiTheme="majorHAnsi" w:hAnsiTheme="majorHAnsi" w:cstheme="majorHAnsi"/>
-                <w:color w:val="000000" w:themeColor="text1"/>
-              </w:rPr>
-            </w:pPr>
-            <w:r>
-              <w:rPr>
-                <w:rFonts w:eastAsia="Calibri" w:asciiTheme="majorHAnsi" w:hAnsiTheme="majorHAnsi" w:cstheme="majorHAnsi"/>
+                <w:rFonts w:asciiTheme="majorHAnsi" w:eastAsia="Calibri" w:hAnsiTheme="majorHAnsi" w:cstheme="majorHAnsi"/>
+                <w:color w:val="000000" w:themeColor="text1"/>
+              </w:rPr>
+            </w:pPr>
+            <w:r>
+              <w:rPr>
+                <w:rFonts w:asciiTheme="majorHAnsi" w:eastAsia="Calibri" w:hAnsiTheme="majorHAnsi" w:cstheme="majorHAnsi"/>
                 <w:color w:val="000000" w:themeColor="text1"/>
               </w:rPr>
               <w:t>Mensaje cuando el porcentaje de respuestas correctas es inferior al 70%</w:t>
@@ -11279,7 +10952,7 @@
             <w:pPr>
               <w:cnfStyle w:val="000000000000" w:firstRow="0" w:lastRow="0" w:firstColumn="0" w:lastColumn="0" w:oddVBand="0" w:evenVBand="0" w:oddHBand="0" w:evenHBand="0" w:firstRowFirstColumn="0" w:firstRowLastColumn="0" w:lastRowFirstColumn="0" w:lastRowLastColumn="0"/>
               <w:rPr>
-                <w:rFonts w:eastAsia="Calibri" w:asciiTheme="majorHAnsi" w:hAnsiTheme="majorHAnsi" w:cstheme="majorHAnsi"/>
+                <w:rFonts w:asciiTheme="majorHAnsi" w:eastAsia="Calibri" w:hAnsiTheme="majorHAnsi" w:cstheme="majorHAnsi"/>
                 <w:b/>
                 <w:i/>
                 <w:color w:val="000000" w:themeColor="text1"/>
@@ -11290,14 +10963,14 @@
             <w:pPr>
               <w:cnfStyle w:val="000000000000" w:firstRow="0" w:lastRow="0" w:firstColumn="0" w:lastColumn="0" w:oddVBand="0" w:evenVBand="0" w:oddHBand="0" w:evenHBand="0" w:firstRowFirstColumn="0" w:firstRowLastColumn="0" w:lastRowFirstColumn="0" w:lastRowLastColumn="0"/>
               <w:rPr>
-                <w:rFonts w:eastAsia="Calibri" w:asciiTheme="majorHAnsi" w:hAnsiTheme="majorHAnsi" w:cstheme="majorHAnsi"/>
+                <w:rFonts w:asciiTheme="majorHAnsi" w:eastAsia="Calibri" w:hAnsiTheme="majorHAnsi" w:cstheme="majorHAnsi"/>
                 <w:i/>
                 <w:color w:val="000000" w:themeColor="text1"/>
               </w:rPr>
             </w:pPr>
             <w:r>
               <w:rPr>
-                <w:rFonts w:eastAsia="Calibri" w:asciiTheme="majorHAnsi" w:hAnsiTheme="majorHAnsi" w:cstheme="majorHAnsi"/>
+                <w:rFonts w:asciiTheme="majorHAnsi" w:eastAsia="Calibri" w:hAnsiTheme="majorHAnsi" w:cstheme="majorHAnsi"/>
                 <w:i/>
                 <w:color w:val="000000" w:themeColor="text1"/>
               </w:rPr>
@@ -11308,7 +10981,7 @@
             <w:pPr>
               <w:cnfStyle w:val="000000000000" w:firstRow="0" w:lastRow="0" w:firstColumn="0" w:lastColumn="0" w:oddVBand="0" w:evenVBand="0" w:oddHBand="0" w:evenHBand="0" w:firstRowFirstColumn="0" w:firstRowLastColumn="0" w:lastRowFirstColumn="0" w:lastRowLastColumn="0"/>
               <w:rPr>
-                <w:rFonts w:eastAsia="Calibri" w:asciiTheme="majorHAnsi" w:hAnsiTheme="majorHAnsi" w:cstheme="majorHAnsi"/>
+                <w:rFonts w:asciiTheme="majorHAnsi" w:eastAsia="Calibri" w:hAnsiTheme="majorHAnsi" w:cstheme="majorHAnsi"/>
                 <w:i/>
                 <w:color w:val="000000" w:themeColor="text1"/>
               </w:rPr>
@@ -11321,7 +10994,7 @@
       <w:pPr>
         <w:spacing w:after="160" w:line="259" w:lineRule="auto"/>
         <w:rPr>
-          <w:rFonts w:eastAsia="Calibri" w:asciiTheme="majorHAnsi" w:hAnsiTheme="majorHAnsi" w:cstheme="majorHAnsi"/>
+          <w:rFonts w:asciiTheme="majorHAnsi" w:eastAsia="Calibri" w:hAnsiTheme="majorHAnsi" w:cstheme="majorHAnsi"/>
           <w:color w:val="000000" w:themeColor="text1"/>
         </w:rPr>
       </w:pPr>
@@ -11336,7 +11009,7 @@
     </w:p>
     <w:sectPr>
       <w:headerReference w:type="default" r:id="rId12"/>
-      <w:pgSz w:w="11909" w:h="16834" w:orient="portrait"/>
+      <w:pgSz w:w="11909" w:h="16834"/>
       <w:pgMar w:top="1440" w:right="1440" w:bottom="1440" w:left="1440" w:header="720" w:footer="720" w:gutter="0"/>
       <w:pgNumType w:start="1"/>
       <w:cols w:space="720"/>
@@ -11346,7 +11019,7 @@
 </file>
 
 <file path=word/endnotes.xml><?xml version="1.0" encoding="utf-8"?>
-<w:endnotes xmlns:wpc="http://schemas.microsoft.com/office/word/2010/wordprocessingCanvas" xmlns:cx="http://schemas.microsoft.com/office/drawing/2014/chartex" xmlns:cx1="http://schemas.microsoft.com/office/drawing/2015/9/8/chartex" xmlns:cx2="http://schemas.microsoft.com/office/drawing/2015/10/21/chartex" xmlns:cx3="http://schemas.microsoft.com/office/drawing/2016/5/9/chartex" xmlns:cx4="http://schemas.microsoft.com/office/drawing/2016/5/10/chartex" xmlns:cx5="http://schemas.microsoft.com/office/drawing/2016/5/11/chartex" xmlns:cx6="http://schemas.microsoft.com/office/drawing/2016/5/12/chartex" xmlns:cx7="http://schemas.microsoft.com/office/drawing/2016/5/13/chartex" xmlns:cx8="http://schemas.microsoft.com/office/drawing/2016/5/14/chartex" xmlns:mc="http://schemas.openxmlformats.org/markup-compatibility/2006" xmlns:aink="http://schemas.microsoft.com/office/drawing/2016/ink" xmlns:am3d="http://schemas.microsoft.com/office/drawing/2017/model3d" xmlns:o="urn:schemas-microsoft-com:office:office" xmlns:oel="http://schemas.microsoft.com/office/2019/extlst" xmlns:r="http://schemas.openxmlformats.org/officeDocument/2006/relationships" xmlns:m="http://schemas.openxmlformats.org/officeDocument/2006/math" xmlns:v="urn:schemas-microsoft-com:vml" xmlns:wp14="http://schemas.microsoft.com/office/word/2010/wordprocessingDrawing" xmlns:wp="http://schemas.openxmlformats.org/drawingml/2006/wordprocessingDrawing" xmlns:w10="urn:schemas-microsoft-com:office:word" xmlns:w="http://schemas.openxmlformats.org/wordprocessingml/2006/main" xmlns:w14="http://schemas.microsoft.com/office/word/2010/wordml" xmlns:w15="http://schemas.microsoft.com/office/word/2012/wordml" xmlns:w16cei="http://schemas.microsoft.com/office/word/2026/wordml/cei" xmlns:w16cex="http://schemas.microsoft.com/office/word/2018/wordml/cex" xmlns:w16cid="http://schemas.microsoft.com/office/word/2016/wordml/cid" xmlns:w16="http://schemas.microsoft.com/office/word/2018/wordml" xmlns:w16du="http://schemas.microsoft.com/office/word/2023/wordml/word16du" xmlns:w16sdtdh="http://schemas.microsoft.com/office/word/2020/wordml/sdtdatahash" xmlns:w16sdtfl="http://schemas.microsoft.com/office/word/2024/wordml/sdtformatlock" xmlns:w16se="http://schemas.microsoft.com/office/word/2015/wordml/symex" xmlns:wpg="http://schemas.microsoft.com/office/word/2010/wordprocessingGroup" xmlns:wpi="http://schemas.microsoft.com/office/word/2010/wordprocessingInk" xmlns:wne="http://schemas.microsoft.com/office/word/2006/wordml" xmlns:wps="http://schemas.microsoft.com/office/word/2010/wordprocessingShape" mc:Ignorable="w14 w15 w16se w16cid w16 w16cex w16sdtdh w16sdtfl w16du wp14">
+<w:endnotes xmlns:wpc="http://schemas.microsoft.com/office/word/2010/wordprocessingCanvas" xmlns:cx="http://schemas.microsoft.com/office/drawing/2014/chartex" xmlns:cx1="http://schemas.microsoft.com/office/drawing/2015/9/8/chartex" xmlns:cx2="http://schemas.microsoft.com/office/drawing/2015/10/21/chartex" xmlns:cx3="http://schemas.microsoft.com/office/drawing/2016/5/9/chartex" xmlns:cx4="http://schemas.microsoft.com/office/drawing/2016/5/10/chartex" xmlns:cx5="http://schemas.microsoft.com/office/drawing/2016/5/11/chartex" xmlns:cx6="http://schemas.microsoft.com/office/drawing/2016/5/12/chartex" xmlns:cx7="http://schemas.microsoft.com/office/drawing/2016/5/13/chartex" xmlns:cx8="http://schemas.microsoft.com/office/drawing/2016/5/14/chartex" xmlns:mc="http://schemas.openxmlformats.org/markup-compatibility/2006" xmlns:aink="http://schemas.microsoft.com/office/drawing/2016/ink" xmlns:am3d="http://schemas.microsoft.com/office/drawing/2017/model3d" xmlns:o="urn:schemas-microsoft-com:office:office" xmlns:r="http://schemas.openxmlformats.org/officeDocument/2006/relationships" xmlns:m="http://schemas.openxmlformats.org/officeDocument/2006/math" xmlns:v="urn:schemas-microsoft-com:vml" xmlns:wp14="http://schemas.microsoft.com/office/word/2010/wordprocessingDrawing" xmlns:wp="http://schemas.openxmlformats.org/drawingml/2006/wordprocessingDrawing" xmlns:w10="urn:schemas-microsoft-com:office:word" xmlns:w="http://schemas.openxmlformats.org/wordprocessingml/2006/main" xmlns:w14="http://schemas.microsoft.com/office/word/2010/wordml" xmlns:w15="http://schemas.microsoft.com/office/word/2012/wordml" xmlns:w16cex="http://schemas.microsoft.com/office/word/2018/wordml/cex" xmlns:w16cid="http://schemas.microsoft.com/office/word/2016/wordml/cid" xmlns:w16="http://schemas.microsoft.com/office/word/2018/wordml" xmlns:w16sdtdh="http://schemas.microsoft.com/office/word/2020/wordml/sdtdatahash" xmlns:w16se="http://schemas.microsoft.com/office/word/2015/wordml/symex" xmlns:wpg="http://schemas.microsoft.com/office/word/2010/wordprocessingGroup" xmlns:wpi="http://schemas.microsoft.com/office/word/2010/wordprocessingInk" xmlns:wne="http://schemas.microsoft.com/office/word/2006/wordml" xmlns:wps="http://schemas.microsoft.com/office/word/2010/wordprocessingShape" mc:Ignorable="w14 w15 w16se w16cid w16 w16cex w16sdtdh wp14">
   <w:endnote w:type="separator" w:id="-1">
     <w:p>
       <w:pPr>
@@ -11371,7 +11044,7 @@
 </file>
 
 <file path=word/footnotes.xml><?xml version="1.0" encoding="utf-8"?>
-<w:footnotes xmlns:wpc="http://schemas.microsoft.com/office/word/2010/wordprocessingCanvas" xmlns:cx="http://schemas.microsoft.com/office/drawing/2014/chartex" xmlns:cx1="http://schemas.microsoft.com/office/drawing/2015/9/8/chartex" xmlns:cx2="http://schemas.microsoft.com/office/drawing/2015/10/21/chartex" xmlns:cx3="http://schemas.microsoft.com/office/drawing/2016/5/9/chartex" xmlns:cx4="http://schemas.microsoft.com/office/drawing/2016/5/10/chartex" xmlns:cx5="http://schemas.microsoft.com/office/drawing/2016/5/11/chartex" xmlns:cx6="http://schemas.microsoft.com/office/drawing/2016/5/12/chartex" xmlns:cx7="http://schemas.microsoft.com/office/drawing/2016/5/13/chartex" xmlns:cx8="http://schemas.microsoft.com/office/drawing/2016/5/14/chartex" xmlns:mc="http://schemas.openxmlformats.org/markup-compatibility/2006" xmlns:aink="http://schemas.microsoft.com/office/drawing/2016/ink" xmlns:am3d="http://schemas.microsoft.com/office/drawing/2017/model3d" xmlns:o="urn:schemas-microsoft-com:office:office" xmlns:oel="http://schemas.microsoft.com/office/2019/extlst" xmlns:r="http://schemas.openxmlformats.org/officeDocument/2006/relationships" xmlns:m="http://schemas.openxmlformats.org/officeDocument/2006/math" xmlns:v="urn:schemas-microsoft-com:vml" xmlns:wp14="http://schemas.microsoft.com/office/word/2010/wordprocessingDrawing" xmlns:wp="http://schemas.openxmlformats.org/drawingml/2006/wordprocessingDrawing" xmlns:w10="urn:schemas-microsoft-com:office:word" xmlns:w="http://schemas.openxmlformats.org/wordprocessingml/2006/main" xmlns:w14="http://schemas.microsoft.com/office/word/2010/wordml" xmlns:w15="http://schemas.microsoft.com/office/word/2012/wordml" xmlns:w16cei="http://schemas.microsoft.com/office/word/2026/wordml/cei" xmlns:w16cex="http://schemas.microsoft.com/office/word/2018/wordml/cex" xmlns:w16cid="http://schemas.microsoft.com/office/word/2016/wordml/cid" xmlns:w16="http://schemas.microsoft.com/office/word/2018/wordml" xmlns:w16du="http://schemas.microsoft.com/office/word/2023/wordml/word16du" xmlns:w16sdtdh="http://schemas.microsoft.com/office/word/2020/wordml/sdtdatahash" xmlns:w16sdtfl="http://schemas.microsoft.com/office/word/2024/wordml/sdtformatlock" xmlns:w16se="http://schemas.microsoft.com/office/word/2015/wordml/symex" xmlns:wpg="http://schemas.microsoft.com/office/word/2010/wordprocessingGroup" xmlns:wpi="http://schemas.microsoft.com/office/word/2010/wordprocessingInk" xmlns:wne="http://schemas.microsoft.com/office/word/2006/wordml" xmlns:wps="http://schemas.microsoft.com/office/word/2010/wordprocessingShape" mc:Ignorable="w14 w15 w16se w16cid w16 w16cex w16sdtdh w16sdtfl w16du wp14">
+<w:footnotes xmlns:wpc="http://schemas.microsoft.com/office/word/2010/wordprocessingCanvas" xmlns:cx="http://schemas.microsoft.com/office/drawing/2014/chartex" xmlns:cx1="http://schemas.microsoft.com/office/drawing/2015/9/8/chartex" xmlns:cx2="http://schemas.microsoft.com/office/drawing/2015/10/21/chartex" xmlns:cx3="http://schemas.microsoft.com/office/drawing/2016/5/9/chartex" xmlns:cx4="http://schemas.microsoft.com/office/drawing/2016/5/10/chartex" xmlns:cx5="http://schemas.microsoft.com/office/drawing/2016/5/11/chartex" xmlns:cx6="http://schemas.microsoft.com/office/drawing/2016/5/12/chartex" xmlns:cx7="http://schemas.microsoft.com/office/drawing/2016/5/13/chartex" xmlns:cx8="http://schemas.microsoft.com/office/drawing/2016/5/14/chartex" xmlns:mc="http://schemas.openxmlformats.org/markup-compatibility/2006" xmlns:aink="http://schemas.microsoft.com/office/drawing/2016/ink" xmlns:am3d="http://schemas.microsoft.com/office/drawing/2017/model3d" xmlns:o="urn:schemas-microsoft-com:office:office" xmlns:r="http://schemas.openxmlformats.org/officeDocument/2006/relationships" xmlns:m="http://schemas.openxmlformats.org/officeDocument/2006/math" xmlns:v="urn:schemas-microsoft-com:vml" xmlns:wp14="http://schemas.microsoft.com/office/word/2010/wordprocessingDrawing" xmlns:wp="http://schemas.openxmlformats.org/drawingml/2006/wordprocessingDrawing" xmlns:w10="urn:schemas-microsoft-com:office:word" xmlns:w="http://schemas.openxmlformats.org/wordprocessingml/2006/main" xmlns:w14="http://schemas.microsoft.com/office/word/2010/wordml" xmlns:w15="http://schemas.microsoft.com/office/word/2012/wordml" xmlns:w16cex="http://schemas.microsoft.com/office/word/2018/wordml/cex" xmlns:w16cid="http://schemas.microsoft.com/office/word/2016/wordml/cid" xmlns:w16="http://schemas.microsoft.com/office/word/2018/wordml" xmlns:w16sdtdh="http://schemas.microsoft.com/office/word/2020/wordml/sdtdatahash" xmlns:w16se="http://schemas.microsoft.com/office/word/2015/wordml/symex" xmlns:wpg="http://schemas.microsoft.com/office/word/2010/wordprocessingGroup" xmlns:wpi="http://schemas.microsoft.com/office/word/2010/wordprocessingInk" xmlns:wne="http://schemas.microsoft.com/office/word/2006/wordml" xmlns:wps="http://schemas.microsoft.com/office/word/2010/wordprocessingShape" mc:Ignorable="w14 w15 w16se w16cid w16 w16cex w16sdtdh wp14">
   <w:footnote w:type="separator" w:id="-1">
     <w:p>
       <w:pPr>
@@ -11396,7 +11069,7 @@
 </file>
 
 <file path=word/header1.xml><?xml version="1.0" encoding="utf-8"?>
-<w:hdr xmlns:wpc="http://schemas.microsoft.com/office/word/2010/wordprocessingCanvas" xmlns:cx="http://schemas.microsoft.com/office/drawing/2014/chartex" xmlns:cx1="http://schemas.microsoft.com/office/drawing/2015/9/8/chartex" xmlns:cx2="http://schemas.microsoft.com/office/drawing/2015/10/21/chartex" xmlns:cx3="http://schemas.microsoft.com/office/drawing/2016/5/9/chartex" xmlns:cx4="http://schemas.microsoft.com/office/drawing/2016/5/10/chartex" xmlns:cx5="http://schemas.microsoft.com/office/drawing/2016/5/11/chartex" xmlns:cx6="http://schemas.microsoft.com/office/drawing/2016/5/12/chartex" xmlns:cx7="http://schemas.microsoft.com/office/drawing/2016/5/13/chartex" xmlns:cx8="http://schemas.microsoft.com/office/drawing/2016/5/14/chartex" xmlns:mc="http://schemas.openxmlformats.org/markup-compatibility/2006" xmlns:aink="http://schemas.microsoft.com/office/drawing/2016/ink" xmlns:am3d="http://schemas.microsoft.com/office/drawing/2017/model3d" xmlns:o="urn:schemas-microsoft-com:office:office" xmlns:oel="http://schemas.microsoft.com/office/2019/extlst" xmlns:r="http://schemas.openxmlformats.org/officeDocument/2006/relationships" xmlns:m="http://schemas.openxmlformats.org/officeDocument/2006/math" xmlns:v="urn:schemas-microsoft-com:vml" xmlns:wp14="http://schemas.microsoft.com/office/word/2010/wordprocessingDrawing" xmlns:wp="http://schemas.openxmlformats.org/drawingml/2006/wordprocessingDrawing" xmlns:w10="urn:schemas-microsoft-com:office:word" xmlns:w="http://schemas.openxmlformats.org/wordprocessingml/2006/main" xmlns:w14="http://schemas.microsoft.com/office/word/2010/wordml" xmlns:w15="http://schemas.microsoft.com/office/word/2012/wordml" xmlns:w16cei="http://schemas.microsoft.com/office/word/2026/wordml/cei" xmlns:w16cex="http://schemas.microsoft.com/office/word/2018/wordml/cex" xmlns:w16cid="http://schemas.microsoft.com/office/word/2016/wordml/cid" xmlns:w16="http://schemas.microsoft.com/office/word/2018/wordml" xmlns:w16du="http://schemas.microsoft.com/office/word/2023/wordml/word16du" xmlns:w16sdtdh="http://schemas.microsoft.com/office/word/2020/wordml/sdtdatahash" xmlns:w16sdtfl="http://schemas.microsoft.com/office/word/2024/wordml/sdtformatlock" xmlns:w16se="http://schemas.microsoft.com/office/word/2015/wordml/symex" xmlns:wpg="http://schemas.microsoft.com/office/word/2010/wordprocessingGroup" xmlns:wpi="http://schemas.microsoft.com/office/word/2010/wordprocessingInk" xmlns:wne="http://schemas.microsoft.com/office/word/2006/wordml" xmlns:wps="http://schemas.microsoft.com/office/word/2010/wordprocessingShape" xmlns:a="http://schemas.openxmlformats.org/drawingml/2006/main" xmlns:pic="http://schemas.openxmlformats.org/drawingml/2006/picture" mc:Ignorable="w14 w15 w16se w16cid w16 w16cex w16sdtdh w16sdtfl w16du wp14">
+<w:hdr xmlns:wpc="http://schemas.microsoft.com/office/word/2010/wordprocessingCanvas" xmlns:cx="http://schemas.microsoft.com/office/drawing/2014/chartex" xmlns:cx1="http://schemas.microsoft.com/office/drawing/2015/9/8/chartex" xmlns:cx2="http://schemas.microsoft.com/office/drawing/2015/10/21/chartex" xmlns:cx3="http://schemas.microsoft.com/office/drawing/2016/5/9/chartex" xmlns:cx4="http://schemas.microsoft.com/office/drawing/2016/5/10/chartex" xmlns:cx5="http://schemas.microsoft.com/office/drawing/2016/5/11/chartex" xmlns:cx6="http://schemas.microsoft.com/office/drawing/2016/5/12/chartex" xmlns:cx7="http://schemas.microsoft.com/office/drawing/2016/5/13/chartex" xmlns:cx8="http://schemas.microsoft.com/office/drawing/2016/5/14/chartex" xmlns:mc="http://schemas.openxmlformats.org/markup-compatibility/2006" xmlns:aink="http://schemas.microsoft.com/office/drawing/2016/ink" xmlns:am3d="http://schemas.microsoft.com/office/drawing/2017/model3d" xmlns:o="urn:schemas-microsoft-com:office:office" xmlns:r="http://schemas.openxmlformats.org/officeDocument/2006/relationships" xmlns:m="http://schemas.openxmlformats.org/officeDocument/2006/math" xmlns:v="urn:schemas-microsoft-com:vml" xmlns:wp14="http://schemas.microsoft.com/office/word/2010/wordprocessingDrawing" xmlns:wp="http://schemas.openxmlformats.org/drawingml/2006/wordprocessingDrawing" xmlns:w10="urn:schemas-microsoft-com:office:word" xmlns:w="http://schemas.openxmlformats.org/wordprocessingml/2006/main" xmlns:w14="http://schemas.microsoft.com/office/word/2010/wordml" xmlns:w15="http://schemas.microsoft.com/office/word/2012/wordml" xmlns:w16cex="http://schemas.microsoft.com/office/word/2018/wordml/cex" xmlns:w16cid="http://schemas.microsoft.com/office/word/2016/wordml/cid" xmlns:w16="http://schemas.microsoft.com/office/word/2018/wordml" xmlns:w16sdtdh="http://schemas.microsoft.com/office/word/2020/wordml/sdtdatahash" xmlns:w16se="http://schemas.microsoft.com/office/word/2015/wordml/symex" xmlns:wpg="http://schemas.microsoft.com/office/word/2010/wordprocessingGroup" xmlns:wpi="http://schemas.microsoft.com/office/word/2010/wordprocessingInk" xmlns:wne="http://schemas.microsoft.com/office/word/2006/wordml" xmlns:wps="http://schemas.microsoft.com/office/word/2010/wordprocessingShape" mc:Ignorable="w14 w15 w16se w16cid w16 w16cex w16sdtdh wp14">
   <w:p>
     <w:pPr>
       <w:pBdr>
@@ -11545,7 +11218,7 @@
             </wp:anchor>
           </w:drawing>
         </mc:Choice>
-        <mc:Fallback xmlns:pic="http://schemas.openxmlformats.org/drawingml/2006/picture" xmlns:a="http://schemas.openxmlformats.org/drawingml/2006/main">
+        <mc:Fallback xmlns:a="http://schemas.openxmlformats.org/drawingml/2006/main" xmlns:pic="http://schemas.openxmlformats.org/drawingml/2006/picture" xmlns:w16sdtfl="http://schemas.microsoft.com/office/word/2024/wordml/sdtformatlock" xmlns:w16du="http://schemas.microsoft.com/office/word/2023/wordml/word16du" xmlns:w16cei="http://schemas.microsoft.com/office/word/2026/wordml/cei" xmlns:oel="http://schemas.microsoft.com/office/2019/extlst">
           <w:pict>
             <v:rect id="Rectangle 1" style="position:absolute;margin-left:-54pt;margin-top:-14.4pt;width:460.5pt;height:112.3pt;z-index:251659264;visibility:visible;mso-wrap-style:square;mso-wrap-distance-left:9pt;mso-wrap-distance-top:3.6pt;mso-wrap-distance-right:9pt;mso-wrap-distance-bottom:3.6pt;mso-position-horizontal:absolute;mso-position-horizontal-relative:text;mso-position-vertical:absolute;mso-position-vertical-relative:text;v-text-anchor:top" o:spid="_x0000_s1026" filled="f" stroked="f" w14:anchorId="29C177D3" o:gfxdata="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">
               <v:textbox inset="2.53958mm,1.2694mm,2.53958mm,1.2694mm">
@@ -11595,7 +11268,7 @@
 </file>
 
 <file path=word/numbering.xml><?xml version="1.0" encoding="utf-8"?>
-<w:numbering xmlns:wpc="http://schemas.microsoft.com/office/word/2010/wordprocessingCanvas" xmlns:cx="http://schemas.microsoft.com/office/drawing/2014/chartex" xmlns:cx1="http://schemas.microsoft.com/office/drawing/2015/9/8/chartex" xmlns:cx2="http://schemas.microsoft.com/office/drawing/2015/10/21/chartex" xmlns:cx3="http://schemas.microsoft.com/office/drawing/2016/5/9/chartex" xmlns:cx4="http://schemas.microsoft.com/office/drawing/2016/5/10/chartex" xmlns:cx5="http://schemas.microsoft.com/office/drawing/2016/5/11/chartex" xmlns:cx6="http://schemas.microsoft.com/office/drawing/2016/5/12/chartex" xmlns:cx7="http://schemas.microsoft.com/office/drawing/2016/5/13/chartex" xmlns:cx8="http://schemas.microsoft.com/office/drawing/2016/5/14/chartex" xmlns:mc="http://schemas.openxmlformats.org/markup-compatibility/2006" xmlns:aink="http://schemas.microsoft.com/office/drawing/2016/ink" xmlns:am3d="http://schemas.microsoft.com/office/drawing/2017/model3d" xmlns:o="urn:schemas-microsoft-com:office:office" xmlns:oel="http://schemas.microsoft.com/office/2019/extlst" xmlns:r="http://schemas.openxmlformats.org/officeDocument/2006/relationships" xmlns:m="http://schemas.openxmlformats.org/officeDocument/2006/math" xmlns:v="urn:schemas-microsoft-com:vml" xmlns:wp14="http://schemas.microsoft.com/office/word/2010/wordprocessingDrawing" xmlns:wp="http://schemas.openxmlformats.org/drawingml/2006/wordprocessingDrawing" xmlns:w10="urn:schemas-microsoft-com:office:word" xmlns:w="http://schemas.openxmlformats.org/wordprocessingml/2006/main" xmlns:w14="http://schemas.microsoft.com/office/word/2010/wordml" xmlns:w15="http://schemas.microsoft.com/office/word/2012/wordml" xmlns:w16cei="http://schemas.microsoft.com/office/word/2026/wordml/cei" xmlns:w16cex="http://schemas.microsoft.com/office/word/2018/wordml/cex" xmlns:w16cid="http://schemas.microsoft.com/office/word/2016/wordml/cid" xmlns:w16="http://schemas.microsoft.com/office/word/2018/wordml" xmlns:w16du="http://schemas.microsoft.com/office/word/2023/wordml/word16du" xmlns:w16sdtdh="http://schemas.microsoft.com/office/word/2020/wordml/sdtdatahash" xmlns:w16sdtfl="http://schemas.microsoft.com/office/word/2024/wordml/sdtformatlock" xmlns:w16se="http://schemas.microsoft.com/office/word/2015/wordml/symex" xmlns:wpg="http://schemas.microsoft.com/office/word/2010/wordprocessingGroup" xmlns:wpi="http://schemas.microsoft.com/office/word/2010/wordprocessingInk" xmlns:wne="http://schemas.microsoft.com/office/word/2006/wordml" xmlns:wps="http://schemas.microsoft.com/office/word/2010/wordprocessingShape" mc:Ignorable="w14 w15 w16se w16cid w16 w16cex w16sdtdh w16sdtfl w16du wp14">
+<w:numbering xmlns:wpc="http://schemas.microsoft.com/office/word/2010/wordprocessingCanvas" xmlns:cx="http://schemas.microsoft.com/office/drawing/2014/chartex" xmlns:cx1="http://schemas.microsoft.com/office/drawing/2015/9/8/chartex" xmlns:cx2="http://schemas.microsoft.com/office/drawing/2015/10/21/chartex" xmlns:cx3="http://schemas.microsoft.com/office/drawing/2016/5/9/chartex" xmlns:cx4="http://schemas.microsoft.com/office/drawing/2016/5/10/chartex" xmlns:cx5="http://schemas.microsoft.com/office/drawing/2016/5/11/chartex" xmlns:cx6="http://schemas.microsoft.com/office/drawing/2016/5/12/chartex" xmlns:cx7="http://schemas.microsoft.com/office/drawing/2016/5/13/chartex" xmlns:cx8="http://schemas.microsoft.com/office/drawing/2016/5/14/chartex" xmlns:mc="http://schemas.openxmlformats.org/markup-compatibility/2006" xmlns:aink="http://schemas.microsoft.com/office/drawing/2016/ink" xmlns:am3d="http://schemas.microsoft.com/office/drawing/2017/model3d" xmlns:o="urn:schemas-microsoft-com:office:office" xmlns:r="http://schemas.openxmlformats.org/officeDocument/2006/relationships" xmlns:m="http://schemas.openxmlformats.org/officeDocument/2006/math" xmlns:v="urn:schemas-microsoft-com:vml" xmlns:wp14="http://schemas.microsoft.com/office/word/2010/wordprocessingDrawing" xmlns:wp="http://schemas.openxmlformats.org/drawingml/2006/wordprocessingDrawing" xmlns:w10="urn:schemas-microsoft-com:office:word" xmlns:w="http://schemas.openxmlformats.org/wordprocessingml/2006/main" xmlns:w14="http://schemas.microsoft.com/office/word/2010/wordml" xmlns:w15="http://schemas.microsoft.com/office/word/2012/wordml" xmlns:w16cex="http://schemas.microsoft.com/office/word/2018/wordml/cex" xmlns:w16cid="http://schemas.microsoft.com/office/word/2016/wordml/cid" xmlns:w16="http://schemas.microsoft.com/office/word/2018/wordml" xmlns:w16sdtdh="http://schemas.microsoft.com/office/word/2020/wordml/sdtdatahash" xmlns:w16se="http://schemas.microsoft.com/office/word/2015/wordml/symex" xmlns:wpg="http://schemas.microsoft.com/office/word/2010/wordprocessingGroup" xmlns:wpi="http://schemas.microsoft.com/office/word/2010/wordprocessingInk" xmlns:wne="http://schemas.microsoft.com/office/word/2006/wordml" xmlns:wps="http://schemas.microsoft.com/office/word/2010/wordprocessingShape" mc:Ignorable="w14 w15 w16se w16cid w16 w16cex w16sdtdh wp14">
   <w:abstractNum w:abstractNumId="0" w15:restartNumberingAfterBreak="0">
     <w:nsid w:val="00223CEF"/>
     <w:multiLevelType w:val="hybridMultilevel"/>
@@ -11695,7 +11368,7 @@
         <w:ind w:left="1080" w:hanging="360"/>
       </w:pPr>
       <w:rPr>
-        <w:rFonts w:ascii="Noto Sans Symbols" w:hAnsi="Noto Sans Symbols" w:eastAsia="Noto Sans Symbols" w:cs="Noto Sans Symbols"/>
+        <w:rFonts w:ascii="Noto Sans Symbols" w:eastAsia="Noto Sans Symbols" w:hAnsi="Noto Sans Symbols" w:cs="Noto Sans Symbols"/>
       </w:rPr>
     </w:lvl>
     <w:lvl w:ilvl="1">
@@ -11707,7 +11380,7 @@
         <w:ind w:left="1800" w:hanging="360"/>
       </w:pPr>
       <w:rPr>
-        <w:rFonts w:ascii="Courier New" w:hAnsi="Courier New" w:eastAsia="Courier New" w:cs="Courier New"/>
+        <w:rFonts w:ascii="Courier New" w:eastAsia="Courier New" w:hAnsi="Courier New" w:cs="Courier New"/>
       </w:rPr>
     </w:lvl>
     <w:lvl w:ilvl="2">
@@ -11719,7 +11392,7 @@
         <w:ind w:left="2520" w:hanging="360"/>
       </w:pPr>
       <w:rPr>
-        <w:rFonts w:ascii="Noto Sans Symbols" w:hAnsi="Noto Sans Symbols" w:eastAsia="Noto Sans Symbols" w:cs="Noto Sans Symbols"/>
+        <w:rFonts w:ascii="Noto Sans Symbols" w:eastAsia="Noto Sans Symbols" w:hAnsi="Noto Sans Symbols" w:cs="Noto Sans Symbols"/>
       </w:rPr>
     </w:lvl>
     <w:lvl w:ilvl="3">
@@ -11731,7 +11404,7 @@
         <w:ind w:left="3240" w:hanging="360"/>
       </w:pPr>
       <w:rPr>
-        <w:rFonts w:ascii="Noto Sans Symbols" w:hAnsi="Noto Sans Symbols" w:eastAsia="Noto Sans Symbols" w:cs="Noto Sans Symbols"/>
+        <w:rFonts w:ascii="Noto Sans Symbols" w:eastAsia="Noto Sans Symbols" w:hAnsi="Noto Sans Symbols" w:cs="Noto Sans Symbols"/>
       </w:rPr>
     </w:lvl>
     <w:lvl w:ilvl="4">
@@ -11743,7 +11416,7 @@
         <w:ind w:left="3960" w:hanging="360"/>
       </w:pPr>
       <w:rPr>
-        <w:rFonts w:ascii="Courier New" w:hAnsi="Courier New" w:eastAsia="Courier New" w:cs="Courier New"/>
+        <w:rFonts w:ascii="Courier New" w:eastAsia="Courier New" w:hAnsi="Courier New" w:cs="Courier New"/>
       </w:rPr>
     </w:lvl>
     <w:lvl w:ilvl="5">
@@ -11755,7 +11428,7 @@
         <w:ind w:left="4680" w:hanging="360"/>
       </w:pPr>
       <w:rPr>
-        <w:rFonts w:ascii="Noto Sans Symbols" w:hAnsi="Noto Sans Symbols" w:eastAsia="Noto Sans Symbols" w:cs="Noto Sans Symbols"/>
+        <w:rFonts w:ascii="Noto Sans Symbols" w:eastAsia="Noto Sans Symbols" w:hAnsi="Noto Sans Symbols" w:cs="Noto Sans Symbols"/>
       </w:rPr>
     </w:lvl>
     <w:lvl w:ilvl="6">
@@ -11767,7 +11440,7 @@
         <w:ind w:left="5400" w:hanging="360"/>
       </w:pPr>
       <w:rPr>
-        <w:rFonts w:ascii="Noto Sans Symbols" w:hAnsi="Noto Sans Symbols" w:eastAsia="Noto Sans Symbols" w:cs="Noto Sans Symbols"/>
+        <w:rFonts w:ascii="Noto Sans Symbols" w:eastAsia="Noto Sans Symbols" w:hAnsi="Noto Sans Symbols" w:cs="Noto Sans Symbols"/>
       </w:rPr>
     </w:lvl>
     <w:lvl w:ilvl="7">
@@ -11779,7 +11452,7 @@
         <w:ind w:left="6120" w:hanging="360"/>
       </w:pPr>
       <w:rPr>
-        <w:rFonts w:ascii="Courier New" w:hAnsi="Courier New" w:eastAsia="Courier New" w:cs="Courier New"/>
+        <w:rFonts w:ascii="Courier New" w:eastAsia="Courier New" w:hAnsi="Courier New" w:cs="Courier New"/>
       </w:rPr>
     </w:lvl>
     <w:lvl w:ilvl="8">
@@ -11791,7 +11464,7 @@
         <w:ind w:left="6840" w:hanging="360"/>
       </w:pPr>
       <w:rPr>
-        <w:rFonts w:ascii="Noto Sans Symbols" w:hAnsi="Noto Sans Symbols" w:eastAsia="Noto Sans Symbols" w:cs="Noto Sans Symbols"/>
+        <w:rFonts w:ascii="Noto Sans Symbols" w:eastAsia="Noto Sans Symbols" w:hAnsi="Noto Sans Symbols" w:cs="Noto Sans Symbols"/>
       </w:rPr>
     </w:lvl>
   </w:abstractNum>
@@ -12241,7 +11914,7 @@
         <w:ind w:left="720" w:hanging="360"/>
       </w:pPr>
       <w:rPr>
-        <w:rFonts w:hint="default" w:ascii="Symbol" w:hAnsi="Symbol"/>
+        <w:rFonts w:ascii="Symbol" w:hAnsi="Symbol" w:hint="default"/>
         <w:sz w:val="20"/>
       </w:rPr>
     </w:lvl>
@@ -12257,7 +11930,7 @@
         <w:ind w:left="1440" w:hanging="360"/>
       </w:pPr>
       <w:rPr>
-        <w:rFonts w:hint="default" w:ascii="Courier New" w:hAnsi="Courier New"/>
+        <w:rFonts w:ascii="Courier New" w:hAnsi="Courier New" w:hint="default"/>
         <w:sz w:val="20"/>
       </w:rPr>
     </w:lvl>
@@ -12273,7 +11946,7 @@
         <w:ind w:left="2160" w:hanging="360"/>
       </w:pPr>
       <w:rPr>
-        <w:rFonts w:hint="default" w:ascii="Wingdings" w:hAnsi="Wingdings"/>
+        <w:rFonts w:ascii="Wingdings" w:hAnsi="Wingdings" w:hint="default"/>
         <w:sz w:val="20"/>
       </w:rPr>
     </w:lvl>
@@ -12289,7 +11962,7 @@
         <w:ind w:left="2880" w:hanging="360"/>
       </w:pPr>
       <w:rPr>
-        <w:rFonts w:hint="default" w:ascii="Wingdings" w:hAnsi="Wingdings"/>
+        <w:rFonts w:ascii="Wingdings" w:hAnsi="Wingdings" w:hint="default"/>
         <w:sz w:val="20"/>
       </w:rPr>
     </w:lvl>
@@ -12305,7 +11978,7 @@
         <w:ind w:left="3600" w:hanging="360"/>
       </w:pPr>
       <w:rPr>
-        <w:rFonts w:hint="default" w:ascii="Wingdings" w:hAnsi="Wingdings"/>
+        <w:rFonts w:ascii="Wingdings" w:hAnsi="Wingdings" w:hint="default"/>
         <w:sz w:val="20"/>
       </w:rPr>
     </w:lvl>
@@ -12321,7 +11994,7 @@
         <w:ind w:left="4320" w:hanging="360"/>
       </w:pPr>
       <w:rPr>
-        <w:rFonts w:hint="default" w:ascii="Wingdings" w:hAnsi="Wingdings"/>
+        <w:rFonts w:ascii="Wingdings" w:hAnsi="Wingdings" w:hint="default"/>
         <w:sz w:val="20"/>
       </w:rPr>
     </w:lvl>
@@ -12337,7 +12010,7 @@
         <w:ind w:left="5040" w:hanging="360"/>
       </w:pPr>
       <w:rPr>
-        <w:rFonts w:hint="default" w:ascii="Wingdings" w:hAnsi="Wingdings"/>
+        <w:rFonts w:ascii="Wingdings" w:hAnsi="Wingdings" w:hint="default"/>
         <w:sz w:val="20"/>
       </w:rPr>
     </w:lvl>
@@ -12353,7 +12026,7 @@
         <w:ind w:left="5760" w:hanging="360"/>
       </w:pPr>
       <w:rPr>
-        <w:rFonts w:hint="default" w:ascii="Wingdings" w:hAnsi="Wingdings"/>
+        <w:rFonts w:ascii="Wingdings" w:hAnsi="Wingdings" w:hint="default"/>
         <w:sz w:val="20"/>
       </w:rPr>
     </w:lvl>
@@ -12369,44 +12042,44 @@
         <w:ind w:left="6480" w:hanging="360"/>
       </w:pPr>
       <w:rPr>
-        <w:rFonts w:hint="default" w:ascii="Wingdings" w:hAnsi="Wingdings"/>
+        <w:rFonts w:ascii="Wingdings" w:hAnsi="Wingdings" w:hint="default"/>
         <w:sz w:val="20"/>
       </w:rPr>
     </w:lvl>
   </w:abstractNum>
-  <w:num w:numId="1" w16cid:durableId="185411914">
+  <w:num w:numId="1">
     <w:abstractNumId w:val="1"/>
   </w:num>
-  <w:num w:numId="2" w16cid:durableId="792865653">
+  <w:num w:numId="2">
     <w:abstractNumId w:val="6"/>
   </w:num>
-  <w:num w:numId="3" w16cid:durableId="1516774213">
+  <w:num w:numId="3">
     <w:abstractNumId w:val="4"/>
   </w:num>
-  <w:num w:numId="4" w16cid:durableId="1069428017">
+  <w:num w:numId="4">
     <w:abstractNumId w:val="0"/>
   </w:num>
-  <w:num w:numId="5" w16cid:durableId="2123106513">
+  <w:num w:numId="5">
     <w:abstractNumId w:val="5"/>
   </w:num>
-  <w:num w:numId="6" w16cid:durableId="446586046">
+  <w:num w:numId="6">
     <w:abstractNumId w:val="2"/>
   </w:num>
-  <w:num w:numId="7" w16cid:durableId="245118441">
+  <w:num w:numId="7">
     <w:abstractNumId w:val="3"/>
   </w:num>
-  <w:num w:numId="8" w16cid:durableId="858471859">
+  <w:num w:numId="8">
     <w:abstractNumId w:val="7"/>
   </w:num>
 </w:numbering>
 </file>
 
 <file path=word/styles.xml><?xml version="1.0" encoding="utf-8"?>
-<w:styles xmlns:mc="http://schemas.openxmlformats.org/markup-compatibility/2006" xmlns:r="http://schemas.openxmlformats.org/officeDocument/2006/relationships" xmlns:w="http://schemas.openxmlformats.org/wordprocessingml/2006/main" xmlns:w14="http://schemas.microsoft.com/office/word/2010/wordml" xmlns:w15="http://schemas.microsoft.com/office/word/2012/wordml" xmlns:w16cex="http://schemas.microsoft.com/office/word/2018/wordml/cex" xmlns:w16cid="http://schemas.microsoft.com/office/word/2016/wordml/cid" xmlns:w16="http://schemas.microsoft.com/office/word/2018/wordml" xmlns:w16du="http://schemas.microsoft.com/office/word/2023/wordml/word16du" xmlns:w16sdtdh="http://schemas.microsoft.com/office/word/2020/wordml/sdtdatahash" xmlns:w16sdtfl="http://schemas.microsoft.com/office/word/2024/wordml/sdtformatlock" xmlns:w16se="http://schemas.microsoft.com/office/word/2015/wordml/symex" mc:Ignorable="w14 w15 w16se w16cid w16 w16cex w16sdtdh w16sdtfl w16du">
+<w:styles xmlns:mc="http://schemas.openxmlformats.org/markup-compatibility/2006" xmlns:r="http://schemas.openxmlformats.org/officeDocument/2006/relationships" xmlns:w="http://schemas.openxmlformats.org/wordprocessingml/2006/main" xmlns:w14="http://schemas.microsoft.com/office/word/2010/wordml" xmlns:w15="http://schemas.microsoft.com/office/word/2012/wordml" xmlns:w16cex="http://schemas.microsoft.com/office/word/2018/wordml/cex" xmlns:w16cid="http://schemas.microsoft.com/office/word/2016/wordml/cid" xmlns:w16="http://schemas.microsoft.com/office/word/2018/wordml" xmlns:w16sdtdh="http://schemas.microsoft.com/office/word/2020/wordml/sdtdatahash" xmlns:w16se="http://schemas.microsoft.com/office/word/2015/wordml/symex" mc:Ignorable="w14 w15 w16se w16cid w16 w16cex w16sdtdh">
   <w:docDefaults>
     <w:rPrDefault>
       <w:rPr>
-        <w:rFonts w:ascii="Arial" w:hAnsi="Arial" w:eastAsia="Arial" w:cs="Arial"/>
+        <w:rFonts w:ascii="Arial" w:eastAsia="Arial" w:hAnsi="Arial" w:cs="Arial"/>
         <w:sz w:val="22"/>
         <w:szCs w:val="22"/>
         <w:lang w:val="es-419" w:eastAsia="es-MX" w:bidi="ar-SA"/>
@@ -12421,14 +12094,14 @@
   <w:latentStyles w:defLockedState="0" w:defUIPriority="99" w:defSemiHidden="0" w:defUnhideWhenUsed="0" w:defQFormat="0" w:count="376">
     <w:lsdException w:name="Normal" w:uiPriority="0" w:qFormat="1"/>
     <w:lsdException w:name="heading 1" w:uiPriority="9" w:qFormat="1"/>
-    <w:lsdException w:name="heading 2" w:uiPriority="9" w:semiHidden="1" w:unhideWhenUsed="1" w:qFormat="1"/>
-    <w:lsdException w:name="heading 3" w:uiPriority="9" w:semiHidden="1" w:unhideWhenUsed="1" w:qFormat="1"/>
-    <w:lsdException w:name="heading 4" w:uiPriority="9" w:semiHidden="1" w:unhideWhenUsed="1" w:qFormat="1"/>
-    <w:lsdException w:name="heading 5" w:uiPriority="9" w:semiHidden="1" w:unhideWhenUsed="1" w:qFormat="1"/>
-    <w:lsdException w:name="heading 6" w:uiPriority="9" w:semiHidden="1" w:unhideWhenUsed="1" w:qFormat="1"/>
-    <w:lsdException w:name="heading 7" w:uiPriority="9" w:semiHidden="1" w:unhideWhenUsed="1" w:qFormat="1"/>
-    <w:lsdException w:name="heading 8" w:uiPriority="9" w:semiHidden="1" w:unhideWhenUsed="1" w:qFormat="1"/>
-    <w:lsdException w:name="heading 9" w:uiPriority="9" w:semiHidden="1" w:unhideWhenUsed="1" w:qFormat="1"/>
+    <w:lsdException w:name="heading 2" w:semiHidden="1" w:uiPriority="9" w:unhideWhenUsed="1" w:qFormat="1"/>
+    <w:lsdException w:name="heading 3" w:semiHidden="1" w:uiPriority="9" w:unhideWhenUsed="1" w:qFormat="1"/>
+    <w:lsdException w:name="heading 4" w:semiHidden="1" w:uiPriority="9" w:unhideWhenUsed="1" w:qFormat="1"/>
+    <w:lsdException w:name="heading 5" w:semiHidden="1" w:uiPriority="9" w:unhideWhenUsed="1" w:qFormat="1"/>
+    <w:lsdException w:name="heading 6" w:semiHidden="1" w:uiPriority="9" w:unhideWhenUsed="1" w:qFormat="1"/>
+    <w:lsdException w:name="heading 7" w:semiHidden="1" w:uiPriority="9" w:unhideWhenUsed="1" w:qFormat="1"/>
+    <w:lsdException w:name="heading 8" w:semiHidden="1" w:uiPriority="9" w:unhideWhenUsed="1" w:qFormat="1"/>
+    <w:lsdException w:name="heading 9" w:semiHidden="1" w:uiPriority="9" w:unhideWhenUsed="1" w:qFormat="1"/>
     <w:lsdException w:name="index 1" w:semiHidden="1" w:unhideWhenUsed="1"/>
     <w:lsdException w:name="index 2" w:semiHidden="1" w:unhideWhenUsed="1"/>
     <w:lsdException w:name="index 3" w:semiHidden="1" w:unhideWhenUsed="1"/>
@@ -12438,22 +12111,22 @@
     <w:lsdException w:name="index 7" w:semiHidden="1" w:unhideWhenUsed="1"/>
     <w:lsdException w:name="index 8" w:semiHidden="1" w:unhideWhenUsed="1"/>
     <w:lsdException w:name="index 9" w:semiHidden="1" w:unhideWhenUsed="1"/>
-    <w:lsdException w:name="toc 1" w:uiPriority="39" w:semiHidden="1" w:unhideWhenUsed="1"/>
-    <w:lsdException w:name="toc 2" w:uiPriority="39" w:semiHidden="1" w:unhideWhenUsed="1"/>
-    <w:lsdException w:name="toc 3" w:uiPriority="39" w:semiHidden="1" w:unhideWhenUsed="1"/>
-    <w:lsdException w:name="toc 4" w:uiPriority="39" w:semiHidden="1" w:unhideWhenUsed="1"/>
-    <w:lsdException w:name="toc 5" w:uiPriority="39" w:semiHidden="1" w:unhideWhenUsed="1"/>
-    <w:lsdException w:name="toc 6" w:uiPriority="39" w:semiHidden="1" w:unhideWhenUsed="1"/>
-    <w:lsdException w:name="toc 7" w:uiPriority="39" w:semiHidden="1" w:unhideWhenUsed="1"/>
-    <w:lsdException w:name="toc 8" w:uiPriority="39" w:semiHidden="1" w:unhideWhenUsed="1"/>
-    <w:lsdException w:name="toc 9" w:uiPriority="39" w:semiHidden="1" w:unhideWhenUsed="1"/>
+    <w:lsdException w:name="toc 1" w:semiHidden="1" w:uiPriority="39" w:unhideWhenUsed="1"/>
+    <w:lsdException w:name="toc 2" w:semiHidden="1" w:uiPriority="39" w:unhideWhenUsed="1"/>
+    <w:lsdException w:name="toc 3" w:semiHidden="1" w:uiPriority="39" w:unhideWhenUsed="1"/>
+    <w:lsdException w:name="toc 4" w:semiHidden="1" w:uiPriority="39" w:unhideWhenUsed="1"/>
+    <w:lsdException w:name="toc 5" w:semiHidden="1" w:uiPriority="39" w:unhideWhenUsed="1"/>
+    <w:lsdException w:name="toc 6" w:semiHidden="1" w:uiPriority="39" w:unhideWhenUsed="1"/>
+    <w:lsdException w:name="toc 7" w:semiHidden="1" w:uiPriority="39" w:unhideWhenUsed="1"/>
+    <w:lsdException w:name="toc 8" w:semiHidden="1" w:uiPriority="39" w:unhideWhenUsed="1"/>
+    <w:lsdException w:name="toc 9" w:semiHidden="1" w:uiPriority="39" w:unhideWhenUsed="1"/>
     <w:lsdException w:name="Normal Indent" w:semiHidden="1" w:unhideWhenUsed="1"/>
     <w:lsdException w:name="footnote text" w:semiHidden="1" w:unhideWhenUsed="1"/>
     <w:lsdException w:name="annotation text" w:semiHidden="1" w:unhideWhenUsed="1"/>
     <w:lsdException w:name="header" w:semiHidden="1" w:unhideWhenUsed="1"/>
     <w:lsdException w:name="footer" w:semiHidden="1" w:unhideWhenUsed="1"/>
     <w:lsdException w:name="index heading" w:semiHidden="1" w:unhideWhenUsed="1"/>
-    <w:lsdException w:name="caption" w:uiPriority="35" w:semiHidden="1" w:unhideWhenUsed="1" w:qFormat="1"/>
+    <w:lsdException w:name="caption" w:semiHidden="1" w:uiPriority="35" w:unhideWhenUsed="1" w:qFormat="1"/>
     <w:lsdException w:name="table of figures" w:semiHidden="1" w:unhideWhenUsed="1"/>
     <w:lsdException w:name="envelope address" w:semiHidden="1" w:unhideWhenUsed="1"/>
     <w:lsdException w:name="envelope return" w:semiHidden="1" w:unhideWhenUsed="1"/>
@@ -12484,7 +12157,7 @@
     <w:lsdException w:name="Title" w:uiPriority="10" w:qFormat="1"/>
     <w:lsdException w:name="Closing" w:semiHidden="1" w:unhideWhenUsed="1"/>
     <w:lsdException w:name="Signature" w:semiHidden="1" w:unhideWhenUsed="1"/>
-    <w:lsdException w:name="Default Paragraph Font" w:uiPriority="1" w:semiHidden="1" w:unhideWhenUsed="1"/>
+    <w:lsdException w:name="Default Paragraph Font" w:semiHidden="1" w:uiPriority="1" w:unhideWhenUsed="1"/>
     <w:lsdException w:name="Body Text" w:semiHidden="1" w:unhideWhenUsed="1"/>
     <w:lsdException w:name="Body Text Indent" w:semiHidden="1" w:unhideWhenUsed="1"/>
     <w:lsdException w:name="List Continue" w:semiHidden="1" w:unhideWhenUsed="1"/>
@@ -12684,8 +12357,8 @@
     <w:lsdException w:name="Subtle Reference" w:uiPriority="31" w:qFormat="1"/>
     <w:lsdException w:name="Intense Reference" w:uiPriority="32" w:qFormat="1"/>
     <w:lsdException w:name="Book Title" w:uiPriority="33" w:qFormat="1"/>
-    <w:lsdException w:name="Bibliography" w:uiPriority="37" w:semiHidden="1" w:unhideWhenUsed="1"/>
-    <w:lsdException w:name="TOC Heading" w:uiPriority="39" w:semiHidden="1" w:unhideWhenUsed="1" w:qFormat="1"/>
+    <w:lsdException w:name="Bibliography" w:semiHidden="1" w:uiPriority="37" w:unhideWhenUsed="1"/>
+    <w:lsdException w:name="TOC Heading" w:semiHidden="1" w:uiPriority="39" w:unhideWhenUsed="1" w:qFormat="1"/>
     <w:lsdException w:name="Plain Table 1" w:uiPriority="41"/>
     <w:lsdException w:name="Plain Table 2" w:uiPriority="42"/>
     <w:lsdException w:name="Plain Table 3" w:uiPriority="43"/>
@@ -12796,7 +12469,7 @@
     <w:lsdException w:name="Unresolved Mention" w:semiHidden="1" w:unhideWhenUsed="1"/>
     <w:lsdException w:name="Smart Link" w:semiHidden="1" w:unhideWhenUsed="1"/>
   </w:latentStyles>
-  <w:style w:type="paragraph" w:styleId="Normal" w:default="1">
+  <w:style w:type="paragraph" w:default="1" w:styleId="Normal">
     <w:name w:val="Normal"/>
     <w:qFormat/>
     <w:rsid w:val="0044239B"/>
@@ -12914,13 +12587,13 @@
       <w:color w:val="666666"/>
     </w:rPr>
   </w:style>
-  <w:style w:type="character" w:styleId="Fuentedeprrafopredeter" w:default="1">
+  <w:style w:type="character" w:default="1" w:styleId="Fuentedeprrafopredeter">
     <w:name w:val="Default Paragraph Font"/>
     <w:uiPriority w:val="1"/>
     <w:semiHidden/>
     <w:unhideWhenUsed/>
   </w:style>
-  <w:style w:type="table" w:styleId="Tablanormal" w:default="1">
+  <w:style w:type="table" w:default="1" w:styleId="Tablanormal">
     <w:name w:val="Normal Table"/>
     <w:uiPriority w:val="99"/>
     <w:semiHidden/>
@@ -12935,7 +12608,7 @@
       </w:tblCellMar>
     </w:tblPr>
   </w:style>
-  <w:style w:type="numbering" w:styleId="Sinlista" w:default="1">
+  <w:style w:type="numbering" w:default="1" w:styleId="Sinlista">
     <w:name w:val="No List"/>
     <w:uiPriority w:val="99"/>
     <w:semiHidden/>
@@ -12974,7 +12647,7 @@
       <w:szCs w:val="30"/>
     </w:rPr>
   </w:style>
-  <w:style w:type="table" w:styleId="a" w:customStyle="1">
+  <w:style w:type="table" w:customStyle="1" w:styleId="a">
     <w:basedOn w:val="Tablanormal"/>
     <w:pPr>
       <w:spacing w:line="240" w:lineRule="auto"/>
@@ -12993,7 +12666,7 @@
       <w:tblPr/>
       <w:tcPr>
         <w:tcBorders>
-          <w:bottom w:val="single" w:color="F4B083" w:sz="12" w:space="0"/>
+          <w:bottom w:val="single" w:sz="12" w:space="0" w:color="F4B083"/>
         </w:tcBorders>
       </w:tcPr>
     </w:tblStylePr>
@@ -13004,7 +12677,7 @@
       <w:tblPr/>
       <w:tcPr>
         <w:tcBorders>
-          <w:top w:val="single" w:color="F4B083" w:sz="4" w:space="0"/>
+          <w:top w:val="single" w:sz="4" w:space="0" w:color="F4B083"/>
         </w:tcBorders>
       </w:tcPr>
     </w:tblStylePr>
@@ -13031,7 +12704,7 @@
       </w:tcPr>
     </w:tblStylePr>
   </w:style>
-  <w:style w:type="table" w:styleId="a0" w:customStyle="1">
+  <w:style w:type="table" w:customStyle="1" w:styleId="a0">
     <w:basedOn w:val="Tablanormal"/>
     <w:tblPr>
       <w:tblStyleRowBandSize w:val="1"/>
@@ -13044,7 +12717,7 @@
       </w:tblCellMar>
     </w:tblPr>
   </w:style>
-  <w:style w:type="character" w:styleId="Fuerte">
+  <w:style w:type="character" w:styleId="Textoennegrita">
     <w:name w:val="Strong"/>
     <w:basedOn w:val="Fuentedeprrafopredeter"/>
     <w:uiPriority w:val="22"/>
@@ -13065,7 +12738,7 @@
       <w:spacing w:before="100" w:beforeAutospacing="1" w:after="100" w:afterAutospacing="1" w:line="240" w:lineRule="auto"/>
     </w:pPr>
     <w:rPr>
-      <w:rFonts w:ascii="Times New Roman" w:hAnsi="Times New Roman" w:eastAsia="Times New Roman" w:cs="Times New Roman"/>
+      <w:rFonts w:ascii="Times New Roman" w:eastAsia="Times New Roman" w:hAnsi="Times New Roman" w:cs="Times New Roman"/>
       <w:sz w:val="24"/>
       <w:szCs w:val="24"/>
       <w:lang w:val="es-CO" w:eastAsia="es-CO"/>
@@ -13083,41 +12756,41 @@
       <w:contextualSpacing/>
     </w:pPr>
     <w:rPr>
-      <w:rFonts w:asciiTheme="minorHAnsi" w:hAnsiTheme="minorHAnsi" w:eastAsiaTheme="minorHAnsi" w:cstheme="minorBidi"/>
+      <w:rFonts w:asciiTheme="minorHAnsi" w:eastAsiaTheme="minorHAnsi" w:hAnsiTheme="minorHAnsi" w:cstheme="minorBidi"/>
       <w:lang w:val="es-CO" w:eastAsia="en-US"/>
     </w:rPr>
   </w:style>
-  <w:style w:type="character" w:styleId="citation-263" w:customStyle="1">
+  <w:style w:type="character" w:customStyle="1" w:styleId="citation-263">
     <w:name w:val="citation-263"/>
     <w:basedOn w:val="Fuentedeprrafopredeter"/>
     <w:rsid w:val="00284F25"/>
   </w:style>
-  <w:style w:type="character" w:styleId="citation-217" w:customStyle="1">
+  <w:style w:type="character" w:customStyle="1" w:styleId="citation-217">
     <w:name w:val="citation-217"/>
     <w:basedOn w:val="Fuentedeprrafopredeter"/>
     <w:rsid w:val="00284F25"/>
   </w:style>
-  <w:style w:type="character" w:styleId="citation-298" w:customStyle="1">
+  <w:style w:type="character" w:customStyle="1" w:styleId="citation-298">
     <w:name w:val="citation-298"/>
     <w:basedOn w:val="Fuentedeprrafopredeter"/>
     <w:rsid w:val="00C24DC6"/>
   </w:style>
-  <w:style w:type="character" w:styleId="citation-297" w:customStyle="1">
+  <w:style w:type="character" w:customStyle="1" w:styleId="citation-297">
     <w:name w:val="citation-297"/>
     <w:basedOn w:val="Fuentedeprrafopredeter"/>
     <w:rsid w:val="00C24DC6"/>
   </w:style>
-  <w:style w:type="character" w:styleId="citation-296" w:customStyle="1">
+  <w:style w:type="character" w:customStyle="1" w:styleId="citation-296">
     <w:name w:val="citation-296"/>
     <w:basedOn w:val="Fuentedeprrafopredeter"/>
     <w:rsid w:val="00C24DC6"/>
   </w:style>
-  <w:style w:type="character" w:styleId="citation-295" w:customStyle="1">
+  <w:style w:type="character" w:customStyle="1" w:styleId="citation-295">
     <w:name w:val="citation-295"/>
     <w:basedOn w:val="Fuentedeprrafopredeter"/>
     <w:rsid w:val="00C24DC6"/>
   </w:style>
-  <w:style w:type="character" w:styleId="citation-290" w:customStyle="1">
+  <w:style w:type="character" w:customStyle="1" w:styleId="citation-290">
     <w:name w:val="citation-290"/>
     <w:basedOn w:val="Fuentedeprrafopredeter"/>
     <w:rsid w:val="00E15DD8"/>
@@ -13137,7 +12810,7 @@
       <w:spacing w:line="240" w:lineRule="auto"/>
     </w:pPr>
   </w:style>
-  <w:style w:type="character" w:styleId="EncabezadoCar" w:customStyle="1">
+  <w:style w:type="character" w:customStyle="1" w:styleId="EncabezadoCar">
     <w:name w:val="Encabezado Car"/>
     <w:basedOn w:val="Fuentedeprrafopredeter"/>
     <w:link w:val="Encabezado"/>
@@ -13159,134 +12832,134 @@
       <w:spacing w:line="240" w:lineRule="auto"/>
     </w:pPr>
   </w:style>
-  <w:style w:type="character" w:styleId="PiedepginaCar" w:customStyle="1">
+  <w:style w:type="character" w:customStyle="1" w:styleId="PiedepginaCar">
     <w:name w:val="Pie de página Car"/>
     <w:basedOn w:val="Fuentedeprrafopredeter"/>
     <w:link w:val="Piedepgina"/>
     <w:uiPriority w:val="99"/>
     <w:rsid w:val="008D6263"/>
   </w:style>
-  <w:style w:type="character" w:styleId="citation-406" w:customStyle="1">
+  <w:style w:type="character" w:customStyle="1" w:styleId="citation-406">
     <w:name w:val="citation-406"/>
     <w:basedOn w:val="Fuentedeprrafopredeter"/>
     <w:rsid w:val="0007493B"/>
   </w:style>
-  <w:style w:type="character" w:styleId="citation-405" w:customStyle="1">
+  <w:style w:type="character" w:customStyle="1" w:styleId="citation-405">
     <w:name w:val="citation-405"/>
     <w:basedOn w:val="Fuentedeprrafopredeter"/>
     <w:rsid w:val="0007493B"/>
   </w:style>
-  <w:style w:type="character" w:styleId="citation-404" w:customStyle="1">
+  <w:style w:type="character" w:customStyle="1" w:styleId="citation-404">
     <w:name w:val="citation-404"/>
     <w:basedOn w:val="Fuentedeprrafopredeter"/>
     <w:rsid w:val="0007493B"/>
   </w:style>
-  <w:style w:type="character" w:styleId="citation-403" w:customStyle="1">
+  <w:style w:type="character" w:customStyle="1" w:styleId="citation-403">
     <w:name w:val="citation-403"/>
     <w:basedOn w:val="Fuentedeprrafopredeter"/>
     <w:rsid w:val="0007493B"/>
   </w:style>
-  <w:style w:type="character" w:styleId="citation-402" w:customStyle="1">
+  <w:style w:type="character" w:customStyle="1" w:styleId="citation-402">
     <w:name w:val="citation-402"/>
     <w:basedOn w:val="Fuentedeprrafopredeter"/>
     <w:rsid w:val="0007493B"/>
   </w:style>
-  <w:style w:type="character" w:styleId="citation-87" w:customStyle="1">
+  <w:style w:type="character" w:customStyle="1" w:styleId="citation-87">
     <w:name w:val="citation-87"/>
     <w:basedOn w:val="Fuentedeprrafopredeter"/>
     <w:rsid w:val="00133D5A"/>
   </w:style>
-  <w:style w:type="character" w:styleId="citation-86" w:customStyle="1">
+  <w:style w:type="character" w:customStyle="1" w:styleId="citation-86">
     <w:name w:val="citation-86"/>
     <w:basedOn w:val="Fuentedeprrafopredeter"/>
     <w:rsid w:val="00133D5A"/>
   </w:style>
-  <w:style w:type="character" w:styleId="citation-85" w:customStyle="1">
+  <w:style w:type="character" w:customStyle="1" w:styleId="citation-85">
     <w:name w:val="citation-85"/>
     <w:basedOn w:val="Fuentedeprrafopredeter"/>
     <w:rsid w:val="00133D5A"/>
   </w:style>
-  <w:style w:type="character" w:styleId="citation-81" w:customStyle="1">
+  <w:style w:type="character" w:customStyle="1" w:styleId="citation-81">
     <w:name w:val="citation-81"/>
     <w:basedOn w:val="Fuentedeprrafopredeter"/>
     <w:rsid w:val="00042156"/>
   </w:style>
-  <w:style w:type="character" w:styleId="citation-80" w:customStyle="1">
+  <w:style w:type="character" w:customStyle="1" w:styleId="citation-80">
     <w:name w:val="citation-80"/>
     <w:basedOn w:val="Fuentedeprrafopredeter"/>
     <w:rsid w:val="00452347"/>
   </w:style>
-  <w:style w:type="character" w:styleId="citation-79" w:customStyle="1">
+  <w:style w:type="character" w:customStyle="1" w:styleId="citation-79">
     <w:name w:val="citation-79"/>
     <w:basedOn w:val="Fuentedeprrafopredeter"/>
     <w:rsid w:val="00452347"/>
   </w:style>
-  <w:style w:type="character" w:styleId="citation-78" w:customStyle="1">
+  <w:style w:type="character" w:customStyle="1" w:styleId="citation-78">
     <w:name w:val="citation-78"/>
     <w:basedOn w:val="Fuentedeprrafopredeter"/>
     <w:rsid w:val="00452347"/>
   </w:style>
-  <w:style w:type="character" w:styleId="citation-77" w:customStyle="1">
+  <w:style w:type="character" w:customStyle="1" w:styleId="citation-77">
     <w:name w:val="citation-77"/>
     <w:basedOn w:val="Fuentedeprrafopredeter"/>
     <w:rsid w:val="00452347"/>
   </w:style>
-  <w:style w:type="character" w:styleId="citation-76" w:customStyle="1">
+  <w:style w:type="character" w:customStyle="1" w:styleId="citation-76">
     <w:name w:val="citation-76"/>
     <w:basedOn w:val="Fuentedeprrafopredeter"/>
     <w:rsid w:val="00D53225"/>
   </w:style>
-  <w:style w:type="character" w:styleId="citation-75" w:customStyle="1">
+  <w:style w:type="character" w:customStyle="1" w:styleId="citation-75">
     <w:name w:val="citation-75"/>
     <w:basedOn w:val="Fuentedeprrafopredeter"/>
     <w:rsid w:val="00D53225"/>
   </w:style>
-  <w:style w:type="character" w:styleId="citation-74" w:customStyle="1">
+  <w:style w:type="character" w:customStyle="1" w:styleId="citation-74">
     <w:name w:val="citation-74"/>
     <w:basedOn w:val="Fuentedeprrafopredeter"/>
     <w:rsid w:val="001E3FC4"/>
   </w:style>
-  <w:style w:type="character" w:styleId="citation-72" w:customStyle="1">
+  <w:style w:type="character" w:customStyle="1" w:styleId="citation-72">
     <w:name w:val="citation-72"/>
     <w:basedOn w:val="Fuentedeprrafopredeter"/>
     <w:rsid w:val="001E3FC4"/>
   </w:style>
-  <w:style w:type="character" w:styleId="citation-71" w:customStyle="1">
+  <w:style w:type="character" w:customStyle="1" w:styleId="citation-71">
     <w:name w:val="citation-71"/>
     <w:basedOn w:val="Fuentedeprrafopredeter"/>
     <w:rsid w:val="001E3FC4"/>
   </w:style>
-  <w:style w:type="character" w:styleId="citation-70" w:customStyle="1">
+  <w:style w:type="character" w:customStyle="1" w:styleId="citation-70">
     <w:name w:val="citation-70"/>
     <w:basedOn w:val="Fuentedeprrafopredeter"/>
     <w:rsid w:val="001E3FC4"/>
   </w:style>
-  <w:style w:type="character" w:styleId="citation-69" w:customStyle="1">
+  <w:style w:type="character" w:customStyle="1" w:styleId="citation-69">
     <w:name w:val="citation-69"/>
     <w:basedOn w:val="Fuentedeprrafopredeter"/>
     <w:rsid w:val="001E3FC4"/>
   </w:style>
-  <w:style w:type="character" w:styleId="citation-67" w:customStyle="1">
+  <w:style w:type="character" w:customStyle="1" w:styleId="citation-67">
     <w:name w:val="citation-67"/>
     <w:basedOn w:val="Fuentedeprrafopredeter"/>
     <w:rsid w:val="001E3FC4"/>
   </w:style>
-  <w:style w:type="character" w:styleId="citation-66" w:customStyle="1">
+  <w:style w:type="character" w:customStyle="1" w:styleId="citation-66">
     <w:name w:val="citation-66"/>
     <w:basedOn w:val="Fuentedeprrafopredeter"/>
     <w:rsid w:val="001E3FC4"/>
   </w:style>
-  <w:style w:type="character" w:styleId="citation-63" w:customStyle="1">
+  <w:style w:type="character" w:customStyle="1" w:styleId="citation-63">
     <w:name w:val="citation-63"/>
     <w:basedOn w:val="Fuentedeprrafopredeter"/>
     <w:rsid w:val="009D00C6"/>
   </w:style>
-  <w:style w:type="character" w:styleId="citation-50" w:customStyle="1">
+  <w:style w:type="character" w:customStyle="1" w:styleId="citation-50">
     <w:name w:val="citation-50"/>
     <w:basedOn w:val="Fuentedeprrafopredeter"/>
     <w:rsid w:val="002B75C6"/>
   </w:style>
-  <w:style w:type="paragraph" w:styleId="pdq2pgselectionanchorcontainer" w:customStyle="1">
+  <w:style w:type="paragraph" w:customStyle="1" w:styleId="pdq2pgselectionanchorcontainer">
     <w:name w:val="pdq2pg_selectionanchorcontainer"/>
     <w:basedOn w:val="Normal"/>
     <w:rsid w:val="001312B6"/>
@@ -13294,7 +12967,7 @@
       <w:spacing w:before="100" w:beforeAutospacing="1" w:after="100" w:afterAutospacing="1" w:line="240" w:lineRule="auto"/>
     </w:pPr>
     <w:rPr>
-      <w:rFonts w:ascii="Times New Roman" w:hAnsi="Times New Roman" w:eastAsia="Times New Roman" w:cs="Times New Roman"/>
+      <w:rFonts w:ascii="Times New Roman" w:eastAsia="Times New Roman" w:hAnsi="Times New Roman" w:cs="Times New Roman"/>
       <w:sz w:val="24"/>
       <w:szCs w:val="24"/>
       <w:lang w:val="es-CO" w:eastAsia="es-CO"/>
@@ -13624,26 +13297,10 @@
 </file>
 
 <file path=customXml/item1.xml><?xml version="1.0" encoding="utf-8"?>
-<p:properties xmlns:p="http://schemas.microsoft.com/office/2006/metadata/properties" xmlns:xsi="http://www.w3.org/2001/XMLSchema-instance" xmlns:pc="http://schemas.microsoft.com/office/infopath/2007/PartnerControls">
-  <documentManagement>
-    <TaxCatchAll xmlns="13c90a0b-73bc-4dc0-be5f-28d77b615beb" xsi:nil="true"/>
-    <lcf76f155ced4ddcb4097134ff3c332f xmlns="13c93bba-48ce-428c-bfe5-88b42c19b028">
-      <Terms xmlns="http://schemas.microsoft.com/office/infopath/2007/PartnerControls"/>
-    </lcf76f155ced4ddcb4097134ff3c332f>
-  </documentManagement>
-</p:properties>
+<b:Sources xmlns:b="http://schemas.openxmlformats.org/officeDocument/2006/bibliography" xmlns="http://schemas.openxmlformats.org/officeDocument/2006/bibliography" SelectedStyle="\APASixthEditionOfficeOnline.xsl" StyleName="APA" Version="6"/>
 </file>
 
 <file path=customXml/item2.xml><?xml version="1.0" encoding="utf-8"?>
-<?mso-contentType ?>
-<FormTemplates xmlns="http://schemas.microsoft.com/sharepoint/v3/contenttype/forms">
-  <Display>DocumentLibraryForm</Display>
-  <Edit>DocumentLibraryForm</Edit>
-  <New>DocumentLibraryForm</New>
-</FormTemplates>
-</file>
-
-<file path=customXml/item3.xml><?xml version="1.0" encoding="utf-8"?>
 <ct:contentTypeSchema xmlns:ct="http://schemas.microsoft.com/office/2006/metadata/contentType" xmlns:ma="http://schemas.microsoft.com/office/2006/metadata/properties/metaAttributes" ct:_="" ma:_="" ma:contentTypeName="Documento" ma:contentTypeID="0x0101006A81D6BD42E8DF4C91013959704817E1" ma:contentTypeVersion="15" ma:contentTypeDescription="Crear nuevo documento." ma:contentTypeScope="" ma:versionID="bf4f72ffd194f0963ff564daca6869f7">
   <xsd:schema xmlns:xsd="http://www.w3.org/2001/XMLSchema" xmlns:xs="http://www.w3.org/2001/XMLSchema" xmlns:p="http://schemas.microsoft.com/office/2006/metadata/properties" xmlns:ns2="13c90a0b-73bc-4dc0-be5f-28d77b615beb" xmlns:ns3="13c93bba-48ce-428c-bfe5-88b42c19b028" targetNamespace="http://schemas.microsoft.com/office/2006/metadata/properties" ma:root="true" ma:fieldsID="8718d6f4873a5b1392a45044efa78385" ns2:_="" ns3:_="">
     <xsd:import namespace="13c90a0b-73bc-4dc0-be5f-28d77b615beb"/>
@@ -13878,30 +13535,35 @@
 </ct:contentTypeSchema>
 </file>
 
+<file path=customXml/item3.xml><?xml version="1.0" encoding="utf-8"?>
+<?mso-contentType ?>
+<FormTemplates xmlns="http://schemas.microsoft.com/sharepoint/v3/contenttype/forms">
+  <Display>DocumentLibraryForm</Display>
+  <Edit>DocumentLibraryForm</Edit>
+  <New>DocumentLibraryForm</New>
+</FormTemplates>
+</file>
+
 <file path=customXml/item4.xml><?xml version="1.0" encoding="utf-8"?>
-<b:Sources xmlns:b="http://schemas.openxmlformats.org/officeDocument/2006/bibliography" xmlns="http://schemas.openxmlformats.org/officeDocument/2006/bibliography" SelectedStyle="\APASixthEditionOfficeOnline.xsl" StyleName="APA" Version="6"/>
+<p:properties xmlns:p="http://schemas.microsoft.com/office/2006/metadata/properties" xmlns:xsi="http://www.w3.org/2001/XMLSchema-instance" xmlns:pc="http://schemas.microsoft.com/office/infopath/2007/PartnerControls">
+  <documentManagement>
+    <TaxCatchAll xmlns="13c90a0b-73bc-4dc0-be5f-28d77b615beb" xsi:nil="true"/>
+    <lcf76f155ced4ddcb4097134ff3c332f xmlns="13c93bba-48ce-428c-bfe5-88b42c19b028">
+      <Terms xmlns="http://schemas.microsoft.com/office/infopath/2007/PartnerControls"/>
+    </lcf76f155ced4ddcb4097134ff3c332f>
+  </documentManagement>
+</p:properties>
 </file>
 
 <file path=customXml/itemProps1.xml><?xml version="1.0" encoding="utf-8"?>
-<ds:datastoreItem xmlns:ds="http://schemas.openxmlformats.org/officeDocument/2006/customXml" ds:itemID="{39E69CA8-6827-4E09-9308-B9867CB2C1A6}">
+<ds:datastoreItem xmlns:ds="http://schemas.openxmlformats.org/officeDocument/2006/customXml" ds:itemID="{C9AD5A0E-005C-4C37-A3B9-663E74CD48C1}">
   <ds:schemaRefs>
-    <ds:schemaRef ds:uri="http://schemas.microsoft.com/office/2006/metadata/properties"/>
-    <ds:schemaRef ds:uri="http://schemas.microsoft.com/office/infopath/2007/PartnerControls"/>
-    <ds:schemaRef ds:uri="13c90a0b-73bc-4dc0-be5f-28d77b615beb"/>
-    <ds:schemaRef ds:uri="13c93bba-48ce-428c-bfe5-88b42c19b028"/>
+    <ds:schemaRef ds:uri="http://schemas.openxmlformats.org/officeDocument/2006/bibliography"/>
   </ds:schemaRefs>
 </ds:datastoreItem>
 </file>
 
 <file path=customXml/itemProps2.xml><?xml version="1.0" encoding="utf-8"?>
-<ds:datastoreItem xmlns:ds="http://schemas.openxmlformats.org/officeDocument/2006/customXml" ds:itemID="{97E6064B-C3D3-4F55-ACDE-D128C0318ADF}">
-  <ds:schemaRefs>
-    <ds:schemaRef ds:uri="http://schemas.microsoft.com/sharepoint/v3/contenttype/forms"/>
-  </ds:schemaRefs>
-</ds:datastoreItem>
-</file>
-
-<file path=customXml/itemProps3.xml><?xml version="1.0" encoding="utf-8"?>
 <ds:datastoreItem xmlns:ds="http://schemas.openxmlformats.org/officeDocument/2006/customXml" ds:itemID="{9F31F158-06C4-4830-A1ED-38FF2E3C520B}">
   <ds:schemaRefs>
     <ds:schemaRef ds:uri="http://schemas.microsoft.com/office/2006/metadata/contentType"/>
@@ -13920,10 +13582,21 @@
 </ds:datastoreItem>
 </file>
 
+<file path=customXml/itemProps3.xml><?xml version="1.0" encoding="utf-8"?>
+<ds:datastoreItem xmlns:ds="http://schemas.openxmlformats.org/officeDocument/2006/customXml" ds:itemID="{97E6064B-C3D3-4F55-ACDE-D128C0318ADF}">
+  <ds:schemaRefs>
+    <ds:schemaRef ds:uri="http://schemas.microsoft.com/sharepoint/v3/contenttype/forms"/>
+  </ds:schemaRefs>
+</ds:datastoreItem>
+</file>
+
 <file path=customXml/itemProps4.xml><?xml version="1.0" encoding="utf-8"?>
-<ds:datastoreItem xmlns:ds="http://schemas.openxmlformats.org/officeDocument/2006/customXml" ds:itemID="{C9AD5A0E-005C-4C37-A3B9-663E74CD48C1}">
+<ds:datastoreItem xmlns:ds="http://schemas.openxmlformats.org/officeDocument/2006/customXml" ds:itemID="{39E69CA8-6827-4E09-9308-B9867CB2C1A6}">
   <ds:schemaRefs>
-    <ds:schemaRef ds:uri="http://schemas.openxmlformats.org/officeDocument/2006/bibliography"/>
+    <ds:schemaRef ds:uri="http://schemas.microsoft.com/office/2006/metadata/properties"/>
+    <ds:schemaRef ds:uri="http://schemas.microsoft.com/office/infopath/2007/PartnerControls"/>
+    <ds:schemaRef ds:uri="13c90a0b-73bc-4dc0-be5f-28d77b615beb"/>
+    <ds:schemaRef ds:uri="13c93bba-48ce-428c-bfe5-88b42c19b028"/>
   </ds:schemaRefs>
 </ds:datastoreItem>
 </file>